--- a/AD,DHCP,DNS,BACKUP,IIS Windowson.docx
+++ b/AD,DHCP,DNS,BACKUP,IIS Windowson.docx
@@ -1310,6 +1310,7 @@
       <w:r>
         <w:rPr>
           <w:rFonts w:ascii="Times New Roman" w:hAnsi="Times New Roman" w:cs="Times New Roman"/>
+          <w:noProof/>
         </w:rPr>
         <w:drawing>
           <wp:inline distT="0" distB="0" distL="0" distR="0" wp14:anchorId="1C0506C3" wp14:editId="49C03F6A">
@@ -1368,6 +1369,7 @@
       <w:r>
         <w:rPr>
           <w:rFonts w:ascii="Times New Roman" w:hAnsi="Times New Roman" w:cs="Times New Roman"/>
+          <w:noProof/>
         </w:rPr>
         <w:lastRenderedPageBreak/>
         <w:drawing>
@@ -1417,6 +1419,7 @@
       <w:r>
         <w:rPr>
           <w:rFonts w:ascii="Times New Roman" w:hAnsi="Times New Roman" w:cs="Times New Roman"/>
+          <w:noProof/>
         </w:rPr>
         <w:drawing>
           <wp:inline distT="0" distB="0" distL="0" distR="0" wp14:anchorId="46DC2400" wp14:editId="543616DD">
@@ -1545,6 +1548,7 @@
       <w:r>
         <w:rPr>
           <w:rFonts w:ascii="Times New Roman" w:hAnsi="Times New Roman" w:cs="Times New Roman"/>
+          <w:noProof/>
         </w:rPr>
         <w:drawing>
           <wp:inline distT="0" distB="0" distL="0" distR="0" wp14:anchorId="1483AACF" wp14:editId="7386B6C9">
@@ -1603,6 +1607,7 @@
       <w:r>
         <w:rPr>
           <w:rFonts w:ascii="Times New Roman" w:hAnsi="Times New Roman" w:cs="Times New Roman"/>
+          <w:noProof/>
         </w:rPr>
         <w:drawing>
           <wp:inline distT="0" distB="0" distL="0" distR="0" wp14:anchorId="1B52FBF9" wp14:editId="0C6F1DF8">
@@ -1720,6 +1725,7 @@
       <w:r>
         <w:rPr>
           <w:rFonts w:ascii="Times New Roman" w:hAnsi="Times New Roman" w:cs="Times New Roman"/>
+          <w:noProof/>
         </w:rPr>
         <w:drawing>
           <wp:inline distT="0" distB="0" distL="0" distR="0" wp14:anchorId="00B12F58" wp14:editId="23843891">
@@ -1779,6 +1785,7 @@
       <w:r>
         <w:rPr>
           <w:rFonts w:ascii="Times New Roman" w:hAnsi="Times New Roman" w:cs="Times New Roman"/>
+          <w:noProof/>
         </w:rPr>
         <w:drawing>
           <wp:inline distT="0" distB="0" distL="0" distR="0" wp14:anchorId="4BE5B914" wp14:editId="465DEEBC">
@@ -1926,6 +1933,7 @@
       <w:r>
         <w:rPr>
           <w:rFonts w:ascii="Times New Roman" w:hAnsi="Times New Roman" w:cs="Times New Roman"/>
+          <w:noProof/>
         </w:rPr>
         <w:drawing>
           <wp:inline distT="0" distB="0" distL="0" distR="0" wp14:anchorId="01F2923D" wp14:editId="2939D286">
@@ -1984,6 +1992,7 @@
       <w:r>
         <w:rPr>
           <w:rFonts w:ascii="Times New Roman" w:hAnsi="Times New Roman" w:cs="Times New Roman"/>
+          <w:noProof/>
         </w:rPr>
         <w:drawing>
           <wp:inline distT="0" distB="0" distL="0" distR="0" wp14:anchorId="2B1CF433" wp14:editId="227F5E2D">
@@ -2042,6 +2051,7 @@
       <w:r>
         <w:rPr>
           <w:rFonts w:ascii="Times New Roman" w:hAnsi="Times New Roman" w:cs="Times New Roman"/>
+          <w:noProof/>
         </w:rPr>
         <w:lastRenderedPageBreak/>
         <w:drawing>
@@ -2121,6 +2131,7 @@
       <w:r>
         <w:rPr>
           <w:rFonts w:ascii="Times New Roman" w:hAnsi="Times New Roman" w:cs="Times New Roman"/>
+          <w:noProof/>
         </w:rPr>
         <w:drawing>
           <wp:inline distT="0" distB="0" distL="0" distR="0" wp14:anchorId="04954D8E" wp14:editId="76D182AE">
@@ -3183,6 +3194,12 @@
         </w:rPr>
         <w:t xml:space="preserve"> zónában. </w:t>
       </w:r>
+      <w:r>
+        <w:rPr>
+          <w:rFonts w:ascii="Times New Roman" w:hAnsi="Times New Roman" w:cs="Times New Roman"/>
+        </w:rPr>
+        <w:t>A többi egyelőre csak debreceni eszközt is hozzávettem a DNS-hez.</w:t>
+      </w:r>
     </w:p>
     <w:p>
       <w:pPr>
@@ -3300,7 +3317,58 @@
       <w:r>
         <w:rPr>
           <w:rFonts w:ascii="Times New Roman" w:hAnsi="Times New Roman" w:cs="Times New Roman"/>
-        </w:rPr>
+          <w:noProof/>
+        </w:rPr>
+        <w:drawing>
+          <wp:inline distT="0" distB="0" distL="0" distR="0" wp14:anchorId="4D1E3ED4" wp14:editId="3E5599E5">
+            <wp:extent cx="3816350" cy="2683691"/>
+            <wp:effectExtent l="0" t="0" r="0" b="2540"/>
+            <wp:docPr id="1948419094" name="Kép 1" descr="A képen szöveg, képernyőkép, szoftver, szám látható&#10;&#10;Előfordulhat, hogy az AI által létrehozott tartalom helytelen."/>
+            <wp:cNvGraphicFramePr>
+              <a:graphicFrameLocks xmlns:a="http://schemas.openxmlformats.org/drawingml/2006/main" noChangeAspect="1"/>
+            </wp:cNvGraphicFramePr>
+            <a:graphic xmlns:a="http://schemas.openxmlformats.org/drawingml/2006/main">
+              <a:graphicData uri="http://schemas.openxmlformats.org/drawingml/2006/picture">
+                <pic:pic xmlns:pic="http://schemas.openxmlformats.org/drawingml/2006/picture">
+                  <pic:nvPicPr>
+                    <pic:cNvPr id="1948419094" name="Kép 1" descr="A képen szöveg, képernyőkép, szoftver, szám látható&#10;&#10;Előfordulhat, hogy az AI által létrehozott tartalom helytelen."/>
+                    <pic:cNvPicPr/>
+                  </pic:nvPicPr>
+                  <pic:blipFill>
+                    <a:blip r:embed="rId20"/>
+                    <a:stretch>
+                      <a:fillRect/>
+                    </a:stretch>
+                  </pic:blipFill>
+                  <pic:spPr>
+                    <a:xfrm>
+                      <a:off x="0" y="0"/>
+                      <a:ext cx="3825935" cy="2690431"/>
+                    </a:xfrm>
+                    <a:prstGeom prst="rect">
+                      <a:avLst/>
+                    </a:prstGeom>
+                  </pic:spPr>
+                </pic:pic>
+              </a:graphicData>
+            </a:graphic>
+          </wp:inline>
+        </w:drawing>
+      </w:r>
+    </w:p>
+    <w:p>
+      <w:pPr>
+        <w:jc w:val="center"/>
+        <w:rPr>
+          <w:rFonts w:ascii="Times New Roman" w:hAnsi="Times New Roman" w:cs="Times New Roman"/>
+        </w:rPr>
+      </w:pPr>
+      <w:r>
+        <w:rPr>
+          <w:rFonts w:ascii="Times New Roman" w:hAnsi="Times New Roman" w:cs="Times New Roman"/>
+          <w:noProof/>
+        </w:rPr>
+        <w:lastRenderedPageBreak/>
         <w:drawing>
           <wp:inline distT="0" distB="0" distL="0" distR="0" wp14:anchorId="3978006B" wp14:editId="44EAB696">
             <wp:extent cx="3457630" cy="2467449"/>
@@ -3317,7 +3385,7 @@
                     <pic:cNvPicPr/>
                   </pic:nvPicPr>
                   <pic:blipFill>
-                    <a:blip r:embed="rId20"/>
+                    <a:blip r:embed="rId21"/>
                     <a:stretch>
                       <a:fillRect/>
                     </a:stretch>
@@ -3359,7 +3427,6 @@
           <w:rFonts w:ascii="Times New Roman" w:hAnsi="Times New Roman" w:cs="Times New Roman"/>
           <w:highlight w:val="red"/>
         </w:rPr>
-        <w:lastRenderedPageBreak/>
         <w:t>Ellenőrzés:</w:t>
       </w:r>
       <w:r>
@@ -3379,6 +3446,7 @@
       <w:r>
         <w:rPr>
           <w:rFonts w:ascii="Times New Roman" w:hAnsi="Times New Roman" w:cs="Times New Roman"/>
+          <w:noProof/>
         </w:rPr>
         <w:drawing>
           <wp:inline distT="0" distB="0" distL="0" distR="0" wp14:anchorId="6F153F18" wp14:editId="3D86CCA4">
@@ -3396,7 +3464,7 @@
                     <pic:cNvPicPr/>
                   </pic:nvPicPr>
                   <pic:blipFill>
-                    <a:blip r:embed="rId21"/>
+                    <a:blip r:embed="rId22"/>
                     <a:stretch>
                       <a:fillRect/>
                     </a:stretch>
@@ -3427,6 +3495,7 @@
       <w:r>
         <w:rPr>
           <w:rFonts w:ascii="Times New Roman" w:hAnsi="Times New Roman" w:cs="Times New Roman"/>
+          <w:noProof/>
         </w:rPr>
         <w:drawing>
           <wp:inline distT="0" distB="0" distL="0" distR="0" wp14:anchorId="13F42F5B" wp14:editId="2B6FE3D5">
@@ -3444,7 +3513,7 @@
                     <pic:cNvPicPr/>
                   </pic:nvPicPr>
                   <pic:blipFill>
-                    <a:blip r:embed="rId22"/>
+                    <a:blip r:embed="rId23"/>
                     <a:stretch>
                       <a:fillRect/>
                     </a:stretch>
@@ -3475,7 +3544,9 @@
       <w:r>
         <w:rPr>
           <w:rFonts w:ascii="Times New Roman" w:hAnsi="Times New Roman" w:cs="Times New Roman"/>
-        </w:rPr>
+          <w:noProof/>
+        </w:rPr>
+        <w:lastRenderedPageBreak/>
         <w:drawing>
           <wp:inline distT="0" distB="0" distL="0" distR="0" wp14:anchorId="14F5E4B1" wp14:editId="071F4F38">
             <wp:extent cx="4452246" cy="3139616"/>
@@ -3492,7 +3563,7 @@
                     <pic:cNvPicPr/>
                   </pic:nvPicPr>
                   <pic:blipFill>
-                    <a:blip r:embed="rId23"/>
+                    <a:blip r:embed="rId24"/>
                     <a:stretch>
                       <a:fillRect/>
                     </a:stretch>
@@ -3524,7 +3595,6 @@
         <w:rPr>
           <w:rFonts w:ascii="Times New Roman" w:hAnsi="Times New Roman" w:cs="Times New Roman"/>
         </w:rPr>
-        <w:lastRenderedPageBreak/>
         <w:t xml:space="preserve">Miért van erre szükség, mit is konfiguráltunk pontosan? </w:t>
       </w:r>
     </w:p>
@@ -4077,6 +4147,7 @@
         <w:rPr>
           <w:rFonts w:ascii="Times New Roman" w:hAnsi="Times New Roman" w:cs="Times New Roman"/>
         </w:rPr>
+        <w:lastRenderedPageBreak/>
         <w:t>Az AD DS működése során a tartományvezérlő szolgáltatásai (pl. hitelesítés, címtár-hozzáférés, GPO-k alkalmazása) a DNS-ben regisztrált SRV rekordokon keresztül válnak elérhetővé. A kliensek a DNS segítségével találják meg a megfelelő szolgáltatásokat, így a DNS és az AD DS közötti kapcsolat kulcsfontosságú a hálózat stabil működéséhez.</w:t>
       </w:r>
     </w:p>
@@ -4142,7 +4213,6 @@
           <w:rFonts w:ascii="Times New Roman" w:hAnsi="Times New Roman" w:cs="Times New Roman"/>
           <w:highlight w:val="red"/>
         </w:rPr>
-        <w:lastRenderedPageBreak/>
         <w:t>DHCP szerver konfiguráció:</w:t>
       </w:r>
     </w:p>
@@ -4240,7 +4310,7 @@
                     <pic:cNvPicPr/>
                   </pic:nvPicPr>
                   <pic:blipFill>
-                    <a:blip r:embed="rId24"/>
+                    <a:blip r:embed="rId25"/>
                     <a:stretch>
                       <a:fillRect/>
                     </a:stretch>
@@ -4471,7 +4541,9 @@
       <w:r>
         <w:rPr>
           <w:rFonts w:ascii="Times New Roman" w:hAnsi="Times New Roman" w:cs="Times New Roman"/>
-        </w:rPr>
+          <w:noProof/>
+        </w:rPr>
+        <w:lastRenderedPageBreak/>
         <w:drawing>
           <wp:inline distT="0" distB="0" distL="0" distR="0" wp14:anchorId="5D0BDA8F" wp14:editId="1CDD8761">
             <wp:extent cx="3097331" cy="2114729"/>
@@ -4488,7 +4560,7 @@
                     <pic:cNvPicPr/>
                   </pic:nvPicPr>
                   <pic:blipFill>
-                    <a:blip r:embed="rId25"/>
+                    <a:blip r:embed="rId26"/>
                     <a:stretch>
                       <a:fillRect/>
                     </a:stretch>
@@ -4519,6 +4591,7 @@
       <w:r>
         <w:rPr>
           <w:rFonts w:ascii="Times New Roman" w:hAnsi="Times New Roman" w:cs="Times New Roman"/>
+          <w:noProof/>
         </w:rPr>
         <w:drawing>
           <wp:inline distT="0" distB="0" distL="0" distR="0" wp14:anchorId="61AC3BB4" wp14:editId="26F80D47">
@@ -4536,7 +4609,7 @@
                     <pic:cNvPicPr/>
                   </pic:nvPicPr>
                   <pic:blipFill>
-                    <a:blip r:embed="rId26"/>
+                    <a:blip r:embed="rId27"/>
                     <a:stretch>
                       <a:fillRect/>
                     </a:stretch>
@@ -4568,7 +4641,6 @@
         <w:rPr>
           <w:rFonts w:ascii="Times New Roman" w:hAnsi="Times New Roman" w:cs="Times New Roman"/>
         </w:rPr>
-        <w:lastRenderedPageBreak/>
         <w:t xml:space="preserve">A bérlési idő, vagyis ameddig az adott címkiosztás érvényes az 23 óra, vagyis naponta más címeket oszt ki a klienseknek. </w:t>
       </w:r>
       <w:r>
@@ -4646,7 +4718,7 @@
                     <pic:cNvPicPr/>
                   </pic:nvPicPr>
                   <pic:blipFill>
-                    <a:blip r:embed="rId27"/>
+                    <a:blip r:embed="rId28"/>
                     <a:stretch>
                       <a:fillRect/>
                     </a:stretch>
@@ -4679,6 +4751,7 @@
           <w:rFonts w:ascii="Times New Roman" w:hAnsi="Times New Roman" w:cs="Times New Roman"/>
           <w:noProof/>
         </w:rPr>
+        <w:lastRenderedPageBreak/>
         <w:drawing>
           <wp:inline distT="0" distB="0" distL="0" distR="0" wp14:anchorId="343E4F79" wp14:editId="5AD73181">
             <wp:extent cx="2631025" cy="2991621"/>
@@ -4695,7 +4768,7 @@
                     <pic:cNvPicPr/>
                   </pic:nvPicPr>
                   <pic:blipFill>
-                    <a:blip r:embed="rId28"/>
+                    <a:blip r:embed="rId29"/>
                     <a:stretch>
                       <a:fillRect/>
                     </a:stretch>
@@ -4726,6 +4799,7 @@
       <w:r>
         <w:rPr>
           <w:rFonts w:ascii="Times New Roman" w:hAnsi="Times New Roman" w:cs="Times New Roman"/>
+          <w:noProof/>
         </w:rPr>
         <w:drawing>
           <wp:inline distT="0" distB="0" distL="0" distR="0" wp14:anchorId="1D1A81B6" wp14:editId="2E7F0041">
@@ -4743,7 +4817,7 @@
                     <pic:cNvPicPr/>
                   </pic:nvPicPr>
                   <pic:blipFill>
-                    <a:blip r:embed="rId29"/>
+                    <a:blip r:embed="rId30"/>
                     <a:stretch>
                       <a:fillRect/>
                     </a:stretch>
@@ -4775,62 +4849,246 @@
           <w:rFonts w:ascii="Times New Roman" w:hAnsi="Times New Roman" w:cs="Times New Roman"/>
           <w:highlight w:val="red"/>
         </w:rPr>
+        <w:t>Kliens tartományba léptetése</w:t>
+      </w:r>
+      <w:r>
+        <w:rPr>
+          <w:rFonts w:ascii="Times New Roman" w:hAnsi="Times New Roman" w:cs="Times New Roman"/>
+          <w:highlight w:val="red"/>
+        </w:rPr>
+        <w:t>:</w:t>
+      </w:r>
+    </w:p>
+    <w:p>
+      <w:pPr>
+        <w:rPr>
+          <w:rFonts w:ascii="Times New Roman" w:hAnsi="Times New Roman" w:cs="Times New Roman"/>
+        </w:rPr>
+      </w:pPr>
+      <w:r>
+        <w:rPr>
+          <w:rFonts w:ascii="Times New Roman" w:hAnsi="Times New Roman" w:cs="Times New Roman"/>
+        </w:rPr>
+        <w:t xml:space="preserve">Egy Windows 11 alapú </w:t>
+      </w:r>
+      <w:proofErr w:type="spellStart"/>
+      <w:r>
+        <w:rPr>
+          <w:rFonts w:ascii="Times New Roman" w:hAnsi="Times New Roman" w:cs="Times New Roman"/>
+        </w:rPr>
+        <w:t>klienset</w:t>
+      </w:r>
+      <w:proofErr w:type="spellEnd"/>
+      <w:r>
+        <w:rPr>
+          <w:rFonts w:ascii="Times New Roman" w:hAnsi="Times New Roman" w:cs="Times New Roman"/>
+        </w:rPr>
+        <w:t xml:space="preserve"> fogok használni, ami egy </w:t>
+      </w:r>
+      <w:proofErr w:type="spellStart"/>
+      <w:r>
+        <w:rPr>
+          <w:rFonts w:ascii="Times New Roman" w:hAnsi="Times New Roman" w:cs="Times New Roman"/>
+        </w:rPr>
+        <w:t>internal</w:t>
+      </w:r>
+      <w:proofErr w:type="spellEnd"/>
+      <w:r>
+        <w:rPr>
+          <w:rFonts w:ascii="Times New Roman" w:hAnsi="Times New Roman" w:cs="Times New Roman"/>
+        </w:rPr>
+        <w:t xml:space="preserve"> kártyával rendelkezik.</w:t>
+      </w:r>
+      <w:r>
+        <w:rPr>
+          <w:rFonts w:ascii="Times New Roman" w:hAnsi="Times New Roman" w:cs="Times New Roman"/>
+        </w:rPr>
+        <w:t xml:space="preserve"> Az imént beállított DHCP-vel fogja kapni az IP-címét. </w:t>
+      </w:r>
+    </w:p>
+    <w:p>
+      <w:pPr>
+        <w:jc w:val="center"/>
+        <w:rPr>
+          <w:rFonts w:ascii="Times New Roman" w:hAnsi="Times New Roman" w:cs="Times New Roman"/>
+        </w:rPr>
+      </w:pPr>
+      <w:r>
+        <w:rPr>
+          <w:rFonts w:ascii="Times New Roman" w:hAnsi="Times New Roman" w:cs="Times New Roman"/>
+          <w:noProof/>
+        </w:rPr>
+        <w:drawing>
+          <wp:inline distT="0" distB="0" distL="0" distR="0" wp14:anchorId="3BE32E55" wp14:editId="1F728B8A">
+            <wp:extent cx="5760720" cy="2393315"/>
+            <wp:effectExtent l="0" t="0" r="0" b="6985"/>
+            <wp:docPr id="2037217674" name="Kép 1" descr="A képen szöveg, Betűtípus, szoftver, Weblap látható&#10;&#10;Előfordulhat, hogy az AI által létrehozott tartalom helytelen."/>
+            <wp:cNvGraphicFramePr>
+              <a:graphicFrameLocks xmlns:a="http://schemas.openxmlformats.org/drawingml/2006/main" noChangeAspect="1"/>
+            </wp:cNvGraphicFramePr>
+            <a:graphic xmlns:a="http://schemas.openxmlformats.org/drawingml/2006/main">
+              <a:graphicData uri="http://schemas.openxmlformats.org/drawingml/2006/picture">
+                <pic:pic xmlns:pic="http://schemas.openxmlformats.org/drawingml/2006/picture">
+                  <pic:nvPicPr>
+                    <pic:cNvPr id="2037217674" name="Kép 1" descr="A képen szöveg, Betűtípus, szoftver, Weblap látható&#10;&#10;Előfordulhat, hogy az AI által létrehozott tartalom helytelen."/>
+                    <pic:cNvPicPr/>
+                  </pic:nvPicPr>
+                  <pic:blipFill>
+                    <a:blip r:embed="rId31"/>
+                    <a:stretch>
+                      <a:fillRect/>
+                    </a:stretch>
+                  </pic:blipFill>
+                  <pic:spPr>
+                    <a:xfrm>
+                      <a:off x="0" y="0"/>
+                      <a:ext cx="5760720" cy="2393315"/>
+                    </a:xfrm>
+                    <a:prstGeom prst="rect">
+                      <a:avLst/>
+                    </a:prstGeom>
+                  </pic:spPr>
+                </pic:pic>
+              </a:graphicData>
+            </a:graphic>
+          </wp:inline>
+        </w:drawing>
+      </w:r>
+    </w:p>
+    <w:p>
+      <w:pPr>
+        <w:jc w:val="center"/>
+        <w:rPr>
+          <w:rFonts w:ascii="Times New Roman" w:hAnsi="Times New Roman" w:cs="Times New Roman"/>
+        </w:rPr>
+      </w:pPr>
+      <w:r>
+        <w:rPr>
+          <w:rFonts w:ascii="Times New Roman" w:hAnsi="Times New Roman" w:cs="Times New Roman"/>
+          <w:noProof/>
+        </w:rPr>
         <w:lastRenderedPageBreak/>
-        <w:t>Kliens tartományba léptetése</w:t>
-      </w:r>
-      <w:r>
-        <w:rPr>
-          <w:rFonts w:ascii="Times New Roman" w:hAnsi="Times New Roman" w:cs="Times New Roman"/>
-          <w:highlight w:val="red"/>
-        </w:rPr>
-        <w:t>:</w:t>
-      </w:r>
-    </w:p>
-    <w:p>
-      <w:pPr>
-        <w:rPr>
-          <w:rFonts w:ascii="Times New Roman" w:hAnsi="Times New Roman" w:cs="Times New Roman"/>
-        </w:rPr>
-      </w:pPr>
-      <w:r>
-        <w:rPr>
-          <w:rFonts w:ascii="Times New Roman" w:hAnsi="Times New Roman" w:cs="Times New Roman"/>
-        </w:rPr>
-        <w:t xml:space="preserve">Egy Windows 11 alapú </w:t>
-      </w:r>
-      <w:proofErr w:type="spellStart"/>
-      <w:r>
-        <w:rPr>
-          <w:rFonts w:ascii="Times New Roman" w:hAnsi="Times New Roman" w:cs="Times New Roman"/>
-        </w:rPr>
-        <w:t>klienset</w:t>
-      </w:r>
-      <w:proofErr w:type="spellEnd"/>
-      <w:r>
-        <w:rPr>
-          <w:rFonts w:ascii="Times New Roman" w:hAnsi="Times New Roman" w:cs="Times New Roman"/>
-        </w:rPr>
-        <w:t xml:space="preserve"> fogok használni, ami egy </w:t>
-      </w:r>
-      <w:proofErr w:type="spellStart"/>
-      <w:r>
-        <w:rPr>
-          <w:rFonts w:ascii="Times New Roman" w:hAnsi="Times New Roman" w:cs="Times New Roman"/>
-        </w:rPr>
-        <w:t>internal</w:t>
-      </w:r>
-      <w:proofErr w:type="spellEnd"/>
-      <w:r>
-        <w:rPr>
-          <w:rFonts w:ascii="Times New Roman" w:hAnsi="Times New Roman" w:cs="Times New Roman"/>
-        </w:rPr>
-        <w:t xml:space="preserve"> kártyával rendelkezik.</w:t>
-      </w:r>
-      <w:r>
-        <w:rPr>
-          <w:rFonts w:ascii="Times New Roman" w:hAnsi="Times New Roman" w:cs="Times New Roman"/>
-        </w:rPr>
-        <w:t xml:space="preserve"> Az imént beállított DHCP-vel fogja kapni az IP-címét. </w:t>
+        <w:drawing>
+          <wp:inline distT="0" distB="0" distL="0" distR="0" wp14:anchorId="38C59126" wp14:editId="4E4B73A6">
+            <wp:extent cx="4064209" cy="3048157"/>
+            <wp:effectExtent l="0" t="0" r="0" b="0"/>
+            <wp:docPr id="829356242" name="Kép 1" descr="A képen szöveg, képernyőkép, Betűtípus látható&#10;&#10;Előfordulhat, hogy az AI által létrehozott tartalom helytelen."/>
+            <wp:cNvGraphicFramePr>
+              <a:graphicFrameLocks xmlns:a="http://schemas.openxmlformats.org/drawingml/2006/main" noChangeAspect="1"/>
+            </wp:cNvGraphicFramePr>
+            <a:graphic xmlns:a="http://schemas.openxmlformats.org/drawingml/2006/main">
+              <a:graphicData uri="http://schemas.openxmlformats.org/drawingml/2006/picture">
+                <pic:pic xmlns:pic="http://schemas.openxmlformats.org/drawingml/2006/picture">
+                  <pic:nvPicPr>
+                    <pic:cNvPr id="829356242" name="Kép 1" descr="A képen szöveg, képernyőkép, Betűtípus látható&#10;&#10;Előfordulhat, hogy az AI által létrehozott tartalom helytelen."/>
+                    <pic:cNvPicPr/>
+                  </pic:nvPicPr>
+                  <pic:blipFill>
+                    <a:blip r:embed="rId32"/>
+                    <a:stretch>
+                      <a:fillRect/>
+                    </a:stretch>
+                  </pic:blipFill>
+                  <pic:spPr>
+                    <a:xfrm>
+                      <a:off x="0" y="0"/>
+                      <a:ext cx="4064209" cy="3048157"/>
+                    </a:xfrm>
+                    <a:prstGeom prst="rect">
+                      <a:avLst/>
+                    </a:prstGeom>
+                  </pic:spPr>
+                </pic:pic>
+              </a:graphicData>
+            </a:graphic>
+          </wp:inline>
+        </w:drawing>
+      </w:r>
+    </w:p>
+    <w:p>
+      <w:pPr>
+        <w:jc w:val="both"/>
+        <w:rPr>
+          <w:rFonts w:ascii="Times New Roman" w:hAnsi="Times New Roman" w:cs="Times New Roman"/>
+        </w:rPr>
+      </w:pPr>
+      <w:r>
+        <w:rPr>
+          <w:rFonts w:ascii="Times New Roman" w:hAnsi="Times New Roman" w:cs="Times New Roman"/>
+        </w:rPr>
+        <w:t xml:space="preserve">Most pedig </w:t>
+      </w:r>
+      <w:proofErr w:type="spellStart"/>
+      <w:r>
+        <w:rPr>
+          <w:rFonts w:ascii="Times New Roman" w:hAnsi="Times New Roman" w:cs="Times New Roman"/>
+        </w:rPr>
+        <w:t>tarományba</w:t>
+      </w:r>
+      <w:proofErr w:type="spellEnd"/>
+      <w:r>
+        <w:rPr>
+          <w:rFonts w:ascii="Times New Roman" w:hAnsi="Times New Roman" w:cs="Times New Roman"/>
+        </w:rPr>
+        <w:t xml:space="preserve"> léptetem</w:t>
+      </w:r>
+      <w:r>
+        <w:rPr>
+          <w:rFonts w:ascii="Times New Roman" w:hAnsi="Times New Roman" w:cs="Times New Roman"/>
+        </w:rPr>
+        <w:t xml:space="preserve"> a haladó rendszerbeállításoknál. </w:t>
+      </w:r>
+      <w:r>
+        <w:rPr>
+          <w:rFonts w:ascii="Times New Roman" w:hAnsi="Times New Roman" w:cs="Times New Roman"/>
+        </w:rPr>
+        <w:t>Pistát tartományba léptetem</w:t>
+      </w:r>
+      <w:r>
+        <w:rPr>
+          <w:rFonts w:ascii="Times New Roman" w:hAnsi="Times New Roman" w:cs="Times New Roman"/>
+        </w:rPr>
+        <w:t xml:space="preserve">, utána pedig újraindítom a gépet. </w:t>
+      </w:r>
+      <w:r>
+        <w:rPr>
+          <w:rFonts w:ascii="Times New Roman" w:hAnsi="Times New Roman" w:cs="Times New Roman"/>
+        </w:rPr>
+        <w:t xml:space="preserve">Utána </w:t>
+      </w:r>
+      <w:r>
+        <w:rPr>
+          <w:rFonts w:ascii="Times New Roman" w:hAnsi="Times New Roman" w:cs="Times New Roman"/>
+        </w:rPr>
+        <w:t xml:space="preserve">a TELEKOM </w:t>
+      </w:r>
+      <w:proofErr w:type="spellStart"/>
+      <w:r>
+        <w:rPr>
+          <w:rFonts w:ascii="Times New Roman" w:hAnsi="Times New Roman" w:cs="Times New Roman"/>
+        </w:rPr>
+        <w:t>domainhez</w:t>
+      </w:r>
+      <w:proofErr w:type="spellEnd"/>
+      <w:r>
+        <w:rPr>
+          <w:rFonts w:ascii="Times New Roman" w:hAnsi="Times New Roman" w:cs="Times New Roman"/>
+        </w:rPr>
+        <w:t xml:space="preserve"> adom, amit a tartomány fülben adok meg, újraindítom és bejelentkezek – másik felhasználó, TELEKOM\</w:t>
+      </w:r>
+      <w:proofErr w:type="spellStart"/>
+      <w:r>
+        <w:rPr>
+          <w:rFonts w:ascii="Times New Roman" w:hAnsi="Times New Roman" w:cs="Times New Roman"/>
+        </w:rPr>
+        <w:t>Administrator</w:t>
+      </w:r>
+      <w:proofErr w:type="spellEnd"/>
+      <w:r>
+        <w:rPr>
+          <w:rFonts w:ascii="Times New Roman" w:hAnsi="Times New Roman" w:cs="Times New Roman"/>
+        </w:rPr>
+        <w:t xml:space="preserve"> – Nincs1. </w:t>
       </w:r>
     </w:p>
     <w:p>
@@ -4840,13 +5098,47 @@
           <w:rFonts w:ascii="Times New Roman" w:hAnsi="Times New Roman" w:cs="Times New Roman"/>
         </w:rPr>
       </w:pPr>
-    </w:p>
-    <w:p>
-      <w:pPr>
-        <w:rPr>
-          <w:rFonts w:ascii="Times New Roman" w:hAnsi="Times New Roman" w:cs="Times New Roman"/>
-        </w:rPr>
-      </w:pPr>
+      <w:r>
+        <w:rPr>
+          <w:rFonts w:ascii="Times New Roman" w:hAnsi="Times New Roman" w:cs="Times New Roman"/>
+          <w:noProof/>
+        </w:rPr>
+        <w:drawing>
+          <wp:inline distT="0" distB="0" distL="0" distR="0" wp14:anchorId="4C0F7760" wp14:editId="6A1FC2B8">
+            <wp:extent cx="2324219" cy="2914800"/>
+            <wp:effectExtent l="0" t="0" r="0" b="0"/>
+            <wp:docPr id="66298218" name="Kép 1" descr="A képen szöveg, képernyőkép, képernyő, szoftver látható&#10;&#10;Előfordulhat, hogy az AI által létrehozott tartalom helytelen."/>
+            <wp:cNvGraphicFramePr>
+              <a:graphicFrameLocks xmlns:a="http://schemas.openxmlformats.org/drawingml/2006/main" noChangeAspect="1"/>
+            </wp:cNvGraphicFramePr>
+            <a:graphic xmlns:a="http://schemas.openxmlformats.org/drawingml/2006/main">
+              <a:graphicData uri="http://schemas.openxmlformats.org/drawingml/2006/picture">
+                <pic:pic xmlns:pic="http://schemas.openxmlformats.org/drawingml/2006/picture">
+                  <pic:nvPicPr>
+                    <pic:cNvPr id="66298218" name="Kép 1" descr="A képen szöveg, képernyőkép, képernyő, szoftver látható&#10;&#10;Előfordulhat, hogy az AI által létrehozott tartalom helytelen."/>
+                    <pic:cNvPicPr/>
+                  </pic:nvPicPr>
+                  <pic:blipFill>
+                    <a:blip r:embed="rId33"/>
+                    <a:stretch>
+                      <a:fillRect/>
+                    </a:stretch>
+                  </pic:blipFill>
+                  <pic:spPr>
+                    <a:xfrm>
+                      <a:off x="0" y="0"/>
+                      <a:ext cx="2324219" cy="2914800"/>
+                    </a:xfrm>
+                    <a:prstGeom prst="rect">
+                      <a:avLst/>
+                    </a:prstGeom>
+                  </pic:spPr>
+                </pic:pic>
+              </a:graphicData>
+            </a:graphic>
+          </wp:inline>
+        </w:drawing>
+      </w:r>
     </w:p>
     <w:p>
       <w:pPr>
@@ -4855,6 +5147,165 @@
           <w:rFonts w:ascii="Times New Roman" w:hAnsi="Times New Roman" w:cs="Times New Roman"/>
         </w:rPr>
       </w:pPr>
+      <w:r>
+        <w:rPr>
+          <w:rFonts w:ascii="Times New Roman" w:hAnsi="Times New Roman" w:cs="Times New Roman"/>
+          <w:noProof/>
+        </w:rPr>
+        <w:drawing>
+          <wp:inline distT="0" distB="0" distL="0" distR="0" wp14:anchorId="28D146AD" wp14:editId="00E132A4">
+            <wp:extent cx="2902099" cy="1568531"/>
+            <wp:effectExtent l="0" t="0" r="0" b="0"/>
+            <wp:docPr id="424154238" name="Kép 1" descr="A képen szöveg, képernyőkép, Betűtípus, névjegykártya látható&#10;&#10;Előfordulhat, hogy az AI által létrehozott tartalom helytelen."/>
+            <wp:cNvGraphicFramePr>
+              <a:graphicFrameLocks xmlns:a="http://schemas.openxmlformats.org/drawingml/2006/main" noChangeAspect="1"/>
+            </wp:cNvGraphicFramePr>
+            <a:graphic xmlns:a="http://schemas.openxmlformats.org/drawingml/2006/main">
+              <a:graphicData uri="http://schemas.openxmlformats.org/drawingml/2006/picture">
+                <pic:pic xmlns:pic="http://schemas.openxmlformats.org/drawingml/2006/picture">
+                  <pic:nvPicPr>
+                    <pic:cNvPr id="424154238" name="Kép 1" descr="A képen szöveg, képernyőkép, Betűtípus, névjegykártya látható&#10;&#10;Előfordulhat, hogy az AI által létrehozott tartalom helytelen."/>
+                    <pic:cNvPicPr/>
+                  </pic:nvPicPr>
+                  <pic:blipFill>
+                    <a:blip r:embed="rId34"/>
+                    <a:stretch>
+                      <a:fillRect/>
+                    </a:stretch>
+                  </pic:blipFill>
+                  <pic:spPr>
+                    <a:xfrm>
+                      <a:off x="0" y="0"/>
+                      <a:ext cx="2902099" cy="1568531"/>
+                    </a:xfrm>
+                    <a:prstGeom prst="rect">
+                      <a:avLst/>
+                    </a:prstGeom>
+                  </pic:spPr>
+                </pic:pic>
+              </a:graphicData>
+            </a:graphic>
+          </wp:inline>
+        </w:drawing>
+      </w:r>
+    </w:p>
+    <w:p>
+      <w:pPr>
+        <w:rPr>
+          <w:rFonts w:ascii="Times New Roman" w:hAnsi="Times New Roman" w:cs="Times New Roman"/>
+        </w:rPr>
+      </w:pPr>
+      <w:r>
+        <w:rPr>
+          <w:rFonts w:ascii="Times New Roman" w:hAnsi="Times New Roman" w:cs="Times New Roman"/>
+        </w:rPr>
+        <w:lastRenderedPageBreak/>
+        <w:t xml:space="preserve">Létrehozok a Windows szerveren egy </w:t>
+      </w:r>
+      <w:proofErr w:type="spellStart"/>
+      <w:r>
+        <w:rPr>
+          <w:rFonts w:ascii="Times New Roman" w:hAnsi="Times New Roman" w:cs="Times New Roman"/>
+        </w:rPr>
+        <w:t>organization</w:t>
+      </w:r>
+      <w:proofErr w:type="spellEnd"/>
+      <w:r>
+        <w:rPr>
+          <w:rFonts w:ascii="Times New Roman" w:hAnsi="Times New Roman" w:cs="Times New Roman"/>
+        </w:rPr>
+        <w:t xml:space="preserve"> unitot, amit elnevezek </w:t>
+      </w:r>
+      <w:proofErr w:type="spellStart"/>
+      <w:r>
+        <w:rPr>
+          <w:rFonts w:ascii="Times New Roman" w:hAnsi="Times New Roman" w:cs="Times New Roman"/>
+        </w:rPr>
+        <w:t>Administratorsnek</w:t>
+      </w:r>
+      <w:proofErr w:type="spellEnd"/>
+      <w:r>
+        <w:rPr>
+          <w:rFonts w:ascii="Times New Roman" w:hAnsi="Times New Roman" w:cs="Times New Roman"/>
+        </w:rPr>
+        <w:t xml:space="preserve"> és </w:t>
+      </w:r>
+      <w:proofErr w:type="spellStart"/>
+      <w:r>
+        <w:rPr>
+          <w:rFonts w:ascii="Times New Roman" w:hAnsi="Times New Roman" w:cs="Times New Roman"/>
+        </w:rPr>
+        <w:t>létrehzok</w:t>
+      </w:r>
+      <w:proofErr w:type="spellEnd"/>
+      <w:r>
+        <w:rPr>
+          <w:rFonts w:ascii="Times New Roman" w:hAnsi="Times New Roman" w:cs="Times New Roman"/>
+        </w:rPr>
+        <w:t xml:space="preserve"> egy csoportot, ahol a legnagyobb jogosultsággal rendelkező </w:t>
+      </w:r>
+      <w:proofErr w:type="spellStart"/>
+      <w:r>
+        <w:rPr>
+          <w:rFonts w:ascii="Times New Roman" w:hAnsi="Times New Roman" w:cs="Times New Roman"/>
+        </w:rPr>
+        <w:t>adminok</w:t>
+      </w:r>
+      <w:proofErr w:type="spellEnd"/>
+      <w:r>
+        <w:rPr>
+          <w:rFonts w:ascii="Times New Roman" w:hAnsi="Times New Roman" w:cs="Times New Roman"/>
+        </w:rPr>
+        <w:t xml:space="preserve"> vannak: „</w:t>
+      </w:r>
+      <w:proofErr w:type="spellStart"/>
+      <w:r>
+        <w:rPr>
+          <w:rFonts w:ascii="Times New Roman" w:hAnsi="Times New Roman" w:cs="Times New Roman"/>
+        </w:rPr>
+        <w:t>GodModeAdmin</w:t>
+      </w:r>
+      <w:proofErr w:type="spellEnd"/>
+      <w:r>
+        <w:rPr>
+          <w:rFonts w:ascii="Times New Roman" w:hAnsi="Times New Roman" w:cs="Times New Roman"/>
+        </w:rPr>
+        <w:t xml:space="preserve">”, amihez </w:t>
+      </w:r>
+      <w:r>
+        <w:rPr>
+          <w:rFonts w:ascii="Times New Roman" w:hAnsi="Times New Roman" w:cs="Times New Roman"/>
+        </w:rPr>
+        <w:t xml:space="preserve">hozzáadok </w:t>
+      </w:r>
+      <w:proofErr w:type="spellStart"/>
+      <w:r>
+        <w:rPr>
+          <w:rFonts w:ascii="Times New Roman" w:hAnsi="Times New Roman" w:cs="Times New Roman"/>
+        </w:rPr>
+        <w:t>Usereket</w:t>
+      </w:r>
+      <w:proofErr w:type="spellEnd"/>
+      <w:r>
+        <w:rPr>
+          <w:rFonts w:ascii="Times New Roman" w:hAnsi="Times New Roman" w:cs="Times New Roman"/>
+        </w:rPr>
+        <w:t xml:space="preserve">, minket a csapat tagjait, mint </w:t>
+      </w:r>
+      <w:proofErr w:type="spellStart"/>
+      <w:r>
+        <w:rPr>
+          <w:rFonts w:ascii="Times New Roman" w:hAnsi="Times New Roman" w:cs="Times New Roman"/>
+        </w:rPr>
+        <w:t>adminokat</w:t>
+      </w:r>
+      <w:proofErr w:type="spellEnd"/>
+      <w:r>
+        <w:rPr>
+          <w:rFonts w:ascii="Times New Roman" w:hAnsi="Times New Roman" w:cs="Times New Roman"/>
+        </w:rPr>
+        <w:t xml:space="preserve">: Márk, Barnabás, Dénes. </w:t>
+      </w:r>
     </w:p>
     <w:p>
       <w:pPr>
@@ -4863,70 +5314,47 @@
           <w:rFonts w:ascii="Times New Roman" w:hAnsi="Times New Roman" w:cs="Times New Roman"/>
         </w:rPr>
       </w:pPr>
-    </w:p>
-    <w:p>
-      <w:pPr>
-        <w:jc w:val="both"/>
-        <w:rPr>
-          <w:rFonts w:ascii="Times New Roman" w:hAnsi="Times New Roman" w:cs="Times New Roman"/>
-        </w:rPr>
-      </w:pPr>
-    </w:p>
-    <w:p>
-      <w:pPr>
-        <w:jc w:val="both"/>
-        <w:rPr>
-          <w:rFonts w:ascii="Times New Roman" w:hAnsi="Times New Roman" w:cs="Times New Roman"/>
-        </w:rPr>
-      </w:pPr>
-    </w:p>
-    <w:p>
-      <w:pPr>
-        <w:jc w:val="both"/>
-        <w:rPr>
-          <w:rFonts w:ascii="Times New Roman" w:hAnsi="Times New Roman" w:cs="Times New Roman"/>
-        </w:rPr>
-      </w:pPr>
-    </w:p>
-    <w:p>
-      <w:pPr>
-        <w:jc w:val="both"/>
-        <w:rPr>
-          <w:rFonts w:ascii="Times New Roman" w:hAnsi="Times New Roman" w:cs="Times New Roman"/>
-        </w:rPr>
-      </w:pPr>
-    </w:p>
-    <w:p>
-      <w:pPr>
-        <w:jc w:val="both"/>
-        <w:rPr>
-          <w:rFonts w:ascii="Times New Roman" w:hAnsi="Times New Roman" w:cs="Times New Roman"/>
-        </w:rPr>
-      </w:pPr>
-    </w:p>
-    <w:p>
-      <w:pPr>
-        <w:jc w:val="both"/>
-        <w:rPr>
-          <w:rFonts w:ascii="Times New Roman" w:hAnsi="Times New Roman" w:cs="Times New Roman"/>
-        </w:rPr>
-      </w:pPr>
-    </w:p>
-    <w:p>
-      <w:pPr>
-        <w:jc w:val="both"/>
-        <w:rPr>
-          <w:rFonts w:ascii="Times New Roman" w:hAnsi="Times New Roman" w:cs="Times New Roman"/>
-        </w:rPr>
-      </w:pPr>
-    </w:p>
-    <w:p>
-      <w:pPr>
-        <w:jc w:val="both"/>
-        <w:rPr>
-          <w:rFonts w:ascii="Times New Roman" w:hAnsi="Times New Roman" w:cs="Times New Roman"/>
-        </w:rPr>
-      </w:pPr>
+      <w:r>
+        <w:rPr>
+          <w:rFonts w:ascii="Times New Roman" w:hAnsi="Times New Roman" w:cs="Times New Roman"/>
+          <w:noProof/>
+        </w:rPr>
+        <w:drawing>
+          <wp:inline distT="0" distB="0" distL="0" distR="0" wp14:anchorId="7F8D5365" wp14:editId="709A0679">
+            <wp:extent cx="5760720" cy="3624580"/>
+            <wp:effectExtent l="0" t="0" r="0" b="0"/>
+            <wp:docPr id="1757976535" name="Kép 1" descr="A képen szöveg, szoftver, Számítógépes ikon, Weblap látható&#10;&#10;Előfordulhat, hogy az AI által létrehozott tartalom helytelen."/>
+            <wp:cNvGraphicFramePr>
+              <a:graphicFrameLocks xmlns:a="http://schemas.openxmlformats.org/drawingml/2006/main" noChangeAspect="1"/>
+            </wp:cNvGraphicFramePr>
+            <a:graphic xmlns:a="http://schemas.openxmlformats.org/drawingml/2006/main">
+              <a:graphicData uri="http://schemas.openxmlformats.org/drawingml/2006/picture">
+                <pic:pic xmlns:pic="http://schemas.openxmlformats.org/drawingml/2006/picture">
+                  <pic:nvPicPr>
+                    <pic:cNvPr id="1757976535" name="Kép 1" descr="A képen szöveg, szoftver, Számítógépes ikon, Weblap látható&#10;&#10;Előfordulhat, hogy az AI által létrehozott tartalom helytelen."/>
+                    <pic:cNvPicPr/>
+                  </pic:nvPicPr>
+                  <pic:blipFill>
+                    <a:blip r:embed="rId35"/>
+                    <a:stretch>
+                      <a:fillRect/>
+                    </a:stretch>
+                  </pic:blipFill>
+                  <pic:spPr>
+                    <a:xfrm>
+                      <a:off x="0" y="0"/>
+                      <a:ext cx="5760720" cy="3624580"/>
+                    </a:xfrm>
+                    <a:prstGeom prst="rect">
+                      <a:avLst/>
+                    </a:prstGeom>
+                  </pic:spPr>
+                </pic:pic>
+              </a:graphicData>
+            </a:graphic>
+          </wp:inline>
+        </w:drawing>
+      </w:r>
     </w:p>
     <w:p>
       <w:pPr>
@@ -4946,6 +5374,22 @@
     </w:p>
     <w:p>
       <w:pPr>
+        <w:jc w:val="both"/>
+        <w:rPr>
+          <w:rFonts w:ascii="Times New Roman" w:hAnsi="Times New Roman" w:cs="Times New Roman"/>
+        </w:rPr>
+      </w:pPr>
+    </w:p>
+    <w:p>
+      <w:pPr>
+        <w:jc w:val="both"/>
+        <w:rPr>
+          <w:rFonts w:ascii="Times New Roman" w:hAnsi="Times New Roman" w:cs="Times New Roman"/>
+        </w:rPr>
+      </w:pPr>
+    </w:p>
+    <w:p>
+      <w:pPr>
         <w:jc w:val="center"/>
         <w:rPr>
           <w:rFonts w:ascii="Times New Roman" w:hAnsi="Times New Roman" w:cs="Times New Roman"/>
@@ -4954,14 +5398,6 @@
     </w:p>
     <w:p>
       <w:pPr>
-        <w:jc w:val="both"/>
-        <w:rPr>
-          <w:rFonts w:ascii="Times New Roman" w:hAnsi="Times New Roman" w:cs="Times New Roman"/>
-        </w:rPr>
-      </w:pPr>
-    </w:p>
-    <w:p>
-      <w:pPr>
         <w:jc w:val="center"/>
         <w:rPr>
           <w:rFonts w:ascii="Times New Roman" w:hAnsi="Times New Roman" w:cs="Times New Roman"/>
@@ -4970,6 +5406,13 @@
     </w:p>
     <w:p>
       <w:pPr>
+        <w:rPr>
+          <w:rFonts w:ascii="Times New Roman" w:hAnsi="Times New Roman" w:cs="Times New Roman"/>
+        </w:rPr>
+      </w:pPr>
+    </w:p>
+    <w:p>
+      <w:pPr>
         <w:jc w:val="center"/>
         <w:rPr>
           <w:rFonts w:ascii="Times New Roman" w:hAnsi="Times New Roman" w:cs="Times New Roman"/>
@@ -4986,6 +5429,78 @@
     </w:p>
     <w:p>
       <w:pPr>
+        <w:jc w:val="both"/>
+        <w:rPr>
+          <w:rFonts w:ascii="Times New Roman" w:hAnsi="Times New Roman" w:cs="Times New Roman"/>
+        </w:rPr>
+      </w:pPr>
+    </w:p>
+    <w:p>
+      <w:pPr>
+        <w:jc w:val="both"/>
+        <w:rPr>
+          <w:rFonts w:ascii="Times New Roman" w:hAnsi="Times New Roman" w:cs="Times New Roman"/>
+        </w:rPr>
+      </w:pPr>
+    </w:p>
+    <w:p>
+      <w:pPr>
+        <w:jc w:val="both"/>
+        <w:rPr>
+          <w:rFonts w:ascii="Times New Roman" w:hAnsi="Times New Roman" w:cs="Times New Roman"/>
+        </w:rPr>
+      </w:pPr>
+    </w:p>
+    <w:p>
+      <w:pPr>
+        <w:jc w:val="both"/>
+        <w:rPr>
+          <w:rFonts w:ascii="Times New Roman" w:hAnsi="Times New Roman" w:cs="Times New Roman"/>
+        </w:rPr>
+      </w:pPr>
+    </w:p>
+    <w:p>
+      <w:pPr>
+        <w:jc w:val="both"/>
+        <w:rPr>
+          <w:rFonts w:ascii="Times New Roman" w:hAnsi="Times New Roman" w:cs="Times New Roman"/>
+        </w:rPr>
+      </w:pPr>
+    </w:p>
+    <w:p>
+      <w:pPr>
+        <w:jc w:val="both"/>
+        <w:rPr>
+          <w:rFonts w:ascii="Times New Roman" w:hAnsi="Times New Roman" w:cs="Times New Roman"/>
+        </w:rPr>
+      </w:pPr>
+    </w:p>
+    <w:p>
+      <w:pPr>
+        <w:jc w:val="both"/>
+        <w:rPr>
+          <w:rFonts w:ascii="Times New Roman" w:hAnsi="Times New Roman" w:cs="Times New Roman"/>
+        </w:rPr>
+      </w:pPr>
+    </w:p>
+    <w:p>
+      <w:pPr>
+        <w:jc w:val="both"/>
+        <w:rPr>
+          <w:rFonts w:ascii="Times New Roman" w:hAnsi="Times New Roman" w:cs="Times New Roman"/>
+        </w:rPr>
+      </w:pPr>
+    </w:p>
+    <w:p>
+      <w:pPr>
+        <w:jc w:val="both"/>
+        <w:rPr>
+          <w:rFonts w:ascii="Times New Roman" w:hAnsi="Times New Roman" w:cs="Times New Roman"/>
+        </w:rPr>
+      </w:pPr>
+    </w:p>
+    <w:p>
+      <w:pPr>
         <w:jc w:val="center"/>
         <w:rPr>
           <w:rFonts w:ascii="Times New Roman" w:hAnsi="Times New Roman" w:cs="Times New Roman"/>
@@ -4994,6 +5509,54 @@
     </w:p>
     <w:p>
       <w:pPr>
+        <w:jc w:val="center"/>
+        <w:rPr>
+          <w:rFonts w:ascii="Times New Roman" w:hAnsi="Times New Roman" w:cs="Times New Roman"/>
+        </w:rPr>
+      </w:pPr>
+    </w:p>
+    <w:p>
+      <w:pPr>
+        <w:jc w:val="both"/>
+        <w:rPr>
+          <w:rFonts w:ascii="Times New Roman" w:hAnsi="Times New Roman" w:cs="Times New Roman"/>
+        </w:rPr>
+      </w:pPr>
+    </w:p>
+    <w:p>
+      <w:pPr>
+        <w:jc w:val="center"/>
+        <w:rPr>
+          <w:rFonts w:ascii="Times New Roman" w:hAnsi="Times New Roman" w:cs="Times New Roman"/>
+        </w:rPr>
+      </w:pPr>
+    </w:p>
+    <w:p>
+      <w:pPr>
+        <w:jc w:val="center"/>
+        <w:rPr>
+          <w:rFonts w:ascii="Times New Roman" w:hAnsi="Times New Roman" w:cs="Times New Roman"/>
+        </w:rPr>
+      </w:pPr>
+    </w:p>
+    <w:p>
+      <w:pPr>
+        <w:jc w:val="center"/>
+        <w:rPr>
+          <w:rFonts w:ascii="Times New Roman" w:hAnsi="Times New Roman" w:cs="Times New Roman"/>
+        </w:rPr>
+      </w:pPr>
+    </w:p>
+    <w:p>
+      <w:pPr>
+        <w:jc w:val="center"/>
+        <w:rPr>
+          <w:rFonts w:ascii="Times New Roman" w:hAnsi="Times New Roman" w:cs="Times New Roman"/>
+        </w:rPr>
+      </w:pPr>
+    </w:p>
+    <w:p>
+      <w:pPr>
         <w:rPr>
           <w:rFonts w:ascii="Times New Roman" w:hAnsi="Times New Roman" w:cs="Times New Roman"/>
         </w:rPr>
@@ -5016,7 +5579,7 @@
       </w:pPr>
     </w:p>
     <w:sectPr>
-      <w:headerReference w:type="default" r:id="rId30"/>
+      <w:headerReference w:type="default" r:id="rId36"/>
       <w:pgSz w:w="11906" w:h="16838"/>
       <w:pgMar w:top="1417" w:right="1417" w:bottom="1417" w:left="1417" w:header="708" w:footer="708" w:gutter="0"/>
       <w:cols w:space="708"/>
@@ -6753,6 +7316,7 @@
   <w:style w:type="character" w:default="1" w:styleId="Bekezdsalapbettpusa">
     <w:name w:val="Default Paragraph Font"/>
     <w:uiPriority w:val="1"/>
+    <w:semiHidden/>
     <w:unhideWhenUsed/>
   </w:style>
   <w:style w:type="table" w:default="1" w:styleId="Normltblzat">

--- a/AD,DHCP,DNS,BACKUP,IIS Windowson.docx
+++ b/AD,DHCP,DNS,BACKUP,IIS Windowson.docx
@@ -30,39 +30,7 @@
           <w:rFonts w:ascii="Times New Roman" w:hAnsi="Times New Roman" w:cs="Times New Roman"/>
           <w:highlight w:val="yellow"/>
         </w:rPr>
-        <w:t>Mi az a címtárszolgáltatás (</w:t>
-      </w:r>
-      <w:proofErr w:type="spellStart"/>
-      <w:r>
-        <w:rPr>
-          <w:rFonts w:ascii="Times New Roman" w:hAnsi="Times New Roman" w:cs="Times New Roman"/>
-          <w:highlight w:val="yellow"/>
-        </w:rPr>
-        <w:t>Active</w:t>
-      </w:r>
-      <w:proofErr w:type="spellEnd"/>
-      <w:r>
-        <w:rPr>
-          <w:rFonts w:ascii="Times New Roman" w:hAnsi="Times New Roman" w:cs="Times New Roman"/>
-          <w:highlight w:val="yellow"/>
-        </w:rPr>
-        <w:t xml:space="preserve"> </w:t>
-      </w:r>
-      <w:proofErr w:type="spellStart"/>
-      <w:r>
-        <w:rPr>
-          <w:rFonts w:ascii="Times New Roman" w:hAnsi="Times New Roman" w:cs="Times New Roman"/>
-          <w:highlight w:val="yellow"/>
-        </w:rPr>
-        <w:t>Directory</w:t>
-      </w:r>
-      <w:proofErr w:type="spellEnd"/>
-      <w:r>
-        <w:rPr>
-          <w:rFonts w:ascii="Times New Roman" w:hAnsi="Times New Roman" w:cs="Times New Roman"/>
-          <w:highlight w:val="yellow"/>
-        </w:rPr>
-        <w:t>)?</w:t>
+        <w:t>Mi az a címtárszolgáltatás (Active Directory)?</w:t>
       </w:r>
     </w:p>
     <w:p>
@@ -130,69 +98,12 @@
         </w:rPr>
         <w:t xml:space="preserve">A Microsoft megoldása erre az </w:t>
       </w:r>
-      <w:proofErr w:type="spellStart"/>
       <w:r>
         <w:rPr>
           <w:rFonts w:ascii="Times New Roman" w:hAnsi="Times New Roman" w:cs="Times New Roman"/>
           <w:color w:val="EE0000"/>
         </w:rPr>
-        <w:t>Active</w:t>
-      </w:r>
-      <w:proofErr w:type="spellEnd"/>
-      <w:r>
-        <w:rPr>
-          <w:rFonts w:ascii="Times New Roman" w:hAnsi="Times New Roman" w:cs="Times New Roman"/>
-          <w:color w:val="EE0000"/>
-        </w:rPr>
-        <w:t xml:space="preserve"> </w:t>
-      </w:r>
-      <w:proofErr w:type="spellStart"/>
-      <w:r>
-        <w:rPr>
-          <w:rFonts w:ascii="Times New Roman" w:hAnsi="Times New Roman" w:cs="Times New Roman"/>
-          <w:color w:val="EE0000"/>
-        </w:rPr>
-        <w:t>Directory</w:t>
-      </w:r>
-      <w:proofErr w:type="spellEnd"/>
-      <w:r>
-        <w:rPr>
-          <w:rFonts w:ascii="Times New Roman" w:hAnsi="Times New Roman" w:cs="Times New Roman"/>
-          <w:color w:val="EE0000"/>
-        </w:rPr>
-        <w:t xml:space="preserve"> </w:t>
-      </w:r>
-      <w:proofErr w:type="spellStart"/>
-      <w:r>
-        <w:rPr>
-          <w:rFonts w:ascii="Times New Roman" w:hAnsi="Times New Roman" w:cs="Times New Roman"/>
-          <w:color w:val="EE0000"/>
-        </w:rPr>
-        <w:t>Domain</w:t>
-      </w:r>
-      <w:proofErr w:type="spellEnd"/>
-      <w:r>
-        <w:rPr>
-          <w:rFonts w:ascii="Times New Roman" w:hAnsi="Times New Roman" w:cs="Times New Roman"/>
-          <w:color w:val="EE0000"/>
-        </w:rPr>
-        <w:t xml:space="preserve"> </w:t>
-      </w:r>
-      <w:proofErr w:type="spellStart"/>
-      <w:r>
-        <w:rPr>
-          <w:rFonts w:ascii="Times New Roman" w:hAnsi="Times New Roman" w:cs="Times New Roman"/>
-          <w:color w:val="EE0000"/>
-        </w:rPr>
-        <w:t>Services</w:t>
-      </w:r>
-      <w:proofErr w:type="spellEnd"/>
-      <w:r>
-        <w:rPr>
-          <w:rFonts w:ascii="Times New Roman" w:hAnsi="Times New Roman" w:cs="Times New Roman"/>
-          <w:color w:val="EE0000"/>
-        </w:rPr>
-        <w:t xml:space="preserve"> (AD DS)</w:t>
+        <w:t>Active Directory Domain Services (AD DS)</w:t>
       </w:r>
     </w:p>
     <w:p>
@@ -225,21 +136,7 @@
         <w:rPr>
           <w:rFonts w:ascii="Times New Roman" w:hAnsi="Times New Roman" w:cs="Times New Roman"/>
         </w:rPr>
-        <w:t>Van egy tartomány (</w:t>
-      </w:r>
-      <w:proofErr w:type="spellStart"/>
-      <w:r>
-        <w:rPr>
-          <w:rFonts w:ascii="Times New Roman" w:hAnsi="Times New Roman" w:cs="Times New Roman"/>
-        </w:rPr>
-        <w:t>domain</w:t>
-      </w:r>
-      <w:proofErr w:type="spellEnd"/>
-      <w:r>
-        <w:rPr>
-          <w:rFonts w:ascii="Times New Roman" w:hAnsi="Times New Roman" w:cs="Times New Roman"/>
-        </w:rPr>
-        <w:t xml:space="preserve">), amiben van több ezer felhasználó saját fiókkal </w:t>
+        <w:t xml:space="preserve">Van egy tartomány (domain), amiben van több ezer felhasználó saját fiókkal </w:t>
       </w:r>
     </w:p>
     <w:p>
@@ -295,7 +192,6 @@
           <w:bCs/>
         </w:rPr>
       </w:pPr>
-      <w:proofErr w:type="spellStart"/>
       <w:r>
         <w:rPr>
           <w:rFonts w:ascii="Times New Roman" w:hAnsi="Times New Roman" w:cs="Times New Roman"/>
@@ -303,17 +199,7 @@
           <w:bCs/>
           <w:highlight w:val="yellow"/>
         </w:rPr>
-        <w:t>Milrt</w:t>
-      </w:r>
-      <w:proofErr w:type="spellEnd"/>
-      <w:r>
-        <w:rPr>
-          <w:rFonts w:ascii="Times New Roman" w:hAnsi="Times New Roman" w:cs="Times New Roman"/>
-          <w:b/>
-          <w:bCs/>
-          <w:highlight w:val="yellow"/>
-        </w:rPr>
-        <w:t xml:space="preserve"> fontos?</w:t>
+        <w:t>Milrt fontos?</w:t>
       </w:r>
       <w:r>
         <w:rPr>
@@ -339,21 +225,7 @@
         <w:rPr>
           <w:rFonts w:ascii="Times New Roman" w:hAnsi="Times New Roman" w:cs="Times New Roman"/>
         </w:rPr>
-        <w:t xml:space="preserve">Egy helyen kezelhető minden dolgozó fiókja, </w:t>
-      </w:r>
-      <w:proofErr w:type="spellStart"/>
-      <w:r>
-        <w:rPr>
-          <w:rFonts w:ascii="Times New Roman" w:hAnsi="Times New Roman" w:cs="Times New Roman"/>
-        </w:rPr>
-        <w:t>jelszava</w:t>
-      </w:r>
-      <w:proofErr w:type="spellEnd"/>
-      <w:r>
-        <w:rPr>
-          <w:rFonts w:ascii="Times New Roman" w:hAnsi="Times New Roman" w:cs="Times New Roman"/>
-        </w:rPr>
-        <w:t>, jogosultsága</w:t>
+        <w:t>Egy helyen kezelhető minden dolgozó fiókja, jelszava, jogosultsága</w:t>
       </w:r>
     </w:p>
     <w:p>
@@ -389,21 +261,7 @@
         <w:rPr>
           <w:rFonts w:ascii="Times New Roman" w:hAnsi="Times New Roman" w:cs="Times New Roman"/>
         </w:rPr>
-        <w:t>GPO-</w:t>
-      </w:r>
-      <w:proofErr w:type="spellStart"/>
-      <w:r>
-        <w:rPr>
-          <w:rFonts w:ascii="Times New Roman" w:hAnsi="Times New Roman" w:cs="Times New Roman"/>
-        </w:rPr>
-        <w:t>kon</w:t>
-      </w:r>
-      <w:proofErr w:type="spellEnd"/>
-      <w:r>
-        <w:rPr>
-          <w:rFonts w:ascii="Times New Roman" w:hAnsi="Times New Roman" w:cs="Times New Roman"/>
-        </w:rPr>
-        <w:t xml:space="preserve"> keresztül szabályozható, hogy ki mit csinálhat a gépén</w:t>
+        <w:t>GPO-kon keresztül szabályozható, hogy ki mit csinálhat a gépén</w:t>
       </w:r>
     </w:p>
     <w:p>
@@ -457,21 +315,7 @@
         <w:rPr>
           <w:rFonts w:ascii="Times New Roman" w:hAnsi="Times New Roman" w:cs="Times New Roman"/>
         </w:rPr>
-        <w:t xml:space="preserve">Egyszerűbb jelszókezelés, kevesebb </w:t>
-      </w:r>
-      <w:proofErr w:type="spellStart"/>
-      <w:r>
-        <w:rPr>
-          <w:rFonts w:ascii="Times New Roman" w:hAnsi="Times New Roman" w:cs="Times New Roman"/>
-        </w:rPr>
-        <w:t>helpdesk</w:t>
-      </w:r>
-      <w:proofErr w:type="spellEnd"/>
-      <w:r>
-        <w:rPr>
-          <w:rFonts w:ascii="Times New Roman" w:hAnsi="Times New Roman" w:cs="Times New Roman"/>
-        </w:rPr>
-        <w:t>-hívás</w:t>
+        <w:t>Egyszerűbb jelszókezelés, kevesebb helpdesk-hívás</w:t>
       </w:r>
     </w:p>
     <w:p>
@@ -489,21 +333,7 @@
         <w:rPr>
           <w:rFonts w:ascii="Times New Roman" w:hAnsi="Times New Roman" w:cs="Times New Roman"/>
         </w:rPr>
-        <w:t xml:space="preserve">AD integrálható: Office 365, VPN, belső portálok, HR </w:t>
-      </w:r>
-      <w:proofErr w:type="gramStart"/>
-      <w:r>
-        <w:rPr>
-          <w:rFonts w:ascii="Times New Roman" w:hAnsi="Times New Roman" w:cs="Times New Roman"/>
-        </w:rPr>
-        <w:t>rendszerek,</w:t>
-      </w:r>
-      <w:proofErr w:type="gramEnd"/>
-      <w:r>
-        <w:rPr>
-          <w:rFonts w:ascii="Times New Roman" w:hAnsi="Times New Roman" w:cs="Times New Roman"/>
-        </w:rPr>
-        <w:t xml:space="preserve"> stb.</w:t>
+        <w:t>AD integrálható: Office 365, VPN, belső portálok, HR rendszerek, stb.</w:t>
       </w:r>
     </w:p>
     <w:p>
@@ -552,7 +382,6 @@
         </w:rPr>
         <w:t xml:space="preserve">A DNS, vagyis a </w:t>
       </w:r>
-      <w:proofErr w:type="spellStart"/>
       <w:r>
         <w:rPr>
           <w:rFonts w:ascii="Times New Roman" w:hAnsi="Times New Roman" w:cs="Times New Roman"/>
@@ -560,9 +389,106 @@
           <w:iCs/>
           <w:color w:val="EE0000"/>
         </w:rPr>
-        <w:t>Domain</w:t>
-      </w:r>
-      <w:proofErr w:type="spellEnd"/>
+        <w:t>Domain Name System</w:t>
+      </w:r>
+      <w:r>
+        <w:rPr>
+          <w:rFonts w:ascii="Times New Roman" w:hAnsi="Times New Roman" w:cs="Times New Roman"/>
+          <w:color w:val="EE0000"/>
+        </w:rPr>
+        <w:t xml:space="preserve"> </w:t>
+      </w:r>
+      <w:r>
+        <w:rPr>
+          <w:rFonts w:ascii="Times New Roman" w:hAnsi="Times New Roman" w:cs="Times New Roman"/>
+        </w:rPr>
+        <w:t xml:space="preserve">a modern hálózatok egyik legalapvetőbb szolgáltatása, amely nélkül az internet gyakorlatilag használhatatlan lenne. A DNS feladata, hogy a számunkra könnyen megjegyezhető domainneveket – például </w:t>
+      </w:r>
+      <w:r>
+        <w:rPr>
+          <w:rFonts w:ascii="Times New Roman" w:hAnsi="Times New Roman" w:cs="Times New Roman"/>
+          <w:i/>
+          <w:iCs/>
+        </w:rPr>
+        <w:t>google.com</w:t>
+      </w:r>
+      <w:r>
+        <w:rPr>
+          <w:rFonts w:ascii="Times New Roman" w:hAnsi="Times New Roman" w:cs="Times New Roman"/>
+        </w:rPr>
+        <w:t xml:space="preserve">, </w:t>
+      </w:r>
+      <w:r>
+        <w:rPr>
+          <w:rFonts w:ascii="Times New Roman" w:hAnsi="Times New Roman" w:cs="Times New Roman"/>
+          <w:i/>
+          <w:iCs/>
+        </w:rPr>
+        <w:t>cisco.com</w:t>
+      </w:r>
+      <w:r>
+        <w:rPr>
+          <w:rFonts w:ascii="Times New Roman" w:hAnsi="Times New Roman" w:cs="Times New Roman"/>
+        </w:rPr>
+        <w:t xml:space="preserve">, </w:t>
+      </w:r>
+      <w:r>
+        <w:rPr>
+          <w:rFonts w:ascii="Times New Roman" w:hAnsi="Times New Roman" w:cs="Times New Roman"/>
+          <w:i/>
+          <w:iCs/>
+        </w:rPr>
+        <w:t>youtube.com</w:t>
+      </w:r>
+      <w:r>
+        <w:rPr>
+          <w:rFonts w:ascii="Times New Roman" w:hAnsi="Times New Roman" w:cs="Times New Roman"/>
+        </w:rPr>
+        <w:t xml:space="preserve"> – átalakítsa olyan IP</w:t>
+      </w:r>
+      <w:r>
+        <w:rPr>
+          <w:rFonts w:ascii="Times New Roman" w:hAnsi="Times New Roman" w:cs="Times New Roman"/>
+        </w:rPr>
+        <w:noBreakHyphen/>
+        <w:t>címekké, amelyeket a számítógépek valóban értenek és használni tudnak a kommunikációhoz. A DNS tehát egyfajta „fordító” vagy „telefonkönyv” a felhasználók és a hálózati infrastruktúra között.</w:t>
+      </w:r>
+    </w:p>
+    <w:p>
+      <w:pPr>
+        <w:jc w:val="both"/>
+        <w:rPr>
+          <w:rFonts w:ascii="Times New Roman" w:hAnsi="Times New Roman" w:cs="Times New Roman"/>
+        </w:rPr>
+      </w:pPr>
+      <w:r>
+        <w:rPr>
+          <w:rFonts w:ascii="Times New Roman" w:hAnsi="Times New Roman" w:cs="Times New Roman"/>
+          <w:highlight w:val="yellow"/>
+        </w:rPr>
+        <w:t>Windows-Backup</w:t>
+      </w:r>
+    </w:p>
+    <w:p>
+      <w:pPr>
+        <w:jc w:val="both"/>
+        <w:rPr>
+          <w:rFonts w:ascii="Times New Roman" w:hAnsi="Times New Roman" w:cs="Times New Roman"/>
+        </w:rPr>
+      </w:pPr>
+      <w:r>
+        <w:rPr>
+          <w:rFonts w:ascii="Times New Roman" w:hAnsi="Times New Roman" w:cs="Times New Roman"/>
+        </w:rPr>
+        <w:t xml:space="preserve">A </w:t>
+      </w:r>
+      <w:r>
+        <w:rPr>
+          <w:rFonts w:ascii="Times New Roman" w:hAnsi="Times New Roman" w:cs="Times New Roman"/>
+          <w:color w:val="EE0000"/>
+        </w:rPr>
+        <w:t xml:space="preserve">Windows Backup (magyarul: </w:t>
+      </w:r>
       <w:r>
         <w:rPr>
           <w:rFonts w:ascii="Times New Roman" w:hAnsi="Times New Roman" w:cs="Times New Roman"/>
@@ -570,147 +496,6 @@
           <w:iCs/>
           <w:color w:val="EE0000"/>
         </w:rPr>
-        <w:t xml:space="preserve"> </w:t>
-      </w:r>
-      <w:proofErr w:type="spellStart"/>
-      <w:r>
-        <w:rPr>
-          <w:rFonts w:ascii="Times New Roman" w:hAnsi="Times New Roman" w:cs="Times New Roman"/>
-          <w:i/>
-          <w:iCs/>
-          <w:color w:val="EE0000"/>
-        </w:rPr>
-        <w:t>Name</w:t>
-      </w:r>
-      <w:proofErr w:type="spellEnd"/>
-      <w:r>
-        <w:rPr>
-          <w:rFonts w:ascii="Times New Roman" w:hAnsi="Times New Roman" w:cs="Times New Roman"/>
-          <w:i/>
-          <w:iCs/>
-          <w:color w:val="EE0000"/>
-        </w:rPr>
-        <w:t xml:space="preserve"> System</w:t>
-      </w:r>
-      <w:r>
-        <w:rPr>
-          <w:rFonts w:ascii="Times New Roman" w:hAnsi="Times New Roman" w:cs="Times New Roman"/>
-          <w:color w:val="EE0000"/>
-        </w:rPr>
-        <w:t xml:space="preserve"> </w:t>
-      </w:r>
-      <w:r>
-        <w:rPr>
-          <w:rFonts w:ascii="Times New Roman" w:hAnsi="Times New Roman" w:cs="Times New Roman"/>
-        </w:rPr>
-        <w:t xml:space="preserve">a modern hálózatok egyik legalapvetőbb szolgáltatása, amely nélkül az internet gyakorlatilag használhatatlan lenne. A DNS feladata, hogy a számunkra könnyen megjegyezhető </w:t>
-      </w:r>
-      <w:proofErr w:type="spellStart"/>
-      <w:r>
-        <w:rPr>
-          <w:rFonts w:ascii="Times New Roman" w:hAnsi="Times New Roman" w:cs="Times New Roman"/>
-        </w:rPr>
-        <w:t>domainneveket</w:t>
-      </w:r>
-      <w:proofErr w:type="spellEnd"/>
-      <w:r>
-        <w:rPr>
-          <w:rFonts w:ascii="Times New Roman" w:hAnsi="Times New Roman" w:cs="Times New Roman"/>
-        </w:rPr>
-        <w:t xml:space="preserve"> – például </w:t>
-      </w:r>
-      <w:r>
-        <w:rPr>
-          <w:rFonts w:ascii="Times New Roman" w:hAnsi="Times New Roman" w:cs="Times New Roman"/>
-          <w:i/>
-          <w:iCs/>
-        </w:rPr>
-        <w:t>google.com</w:t>
-      </w:r>
-      <w:r>
-        <w:rPr>
-          <w:rFonts w:ascii="Times New Roman" w:hAnsi="Times New Roman" w:cs="Times New Roman"/>
-        </w:rPr>
-        <w:t xml:space="preserve">, </w:t>
-      </w:r>
-      <w:r>
-        <w:rPr>
-          <w:rFonts w:ascii="Times New Roman" w:hAnsi="Times New Roman" w:cs="Times New Roman"/>
-          <w:i/>
-          <w:iCs/>
-        </w:rPr>
-        <w:t>cisco.com</w:t>
-      </w:r>
-      <w:r>
-        <w:rPr>
-          <w:rFonts w:ascii="Times New Roman" w:hAnsi="Times New Roman" w:cs="Times New Roman"/>
-        </w:rPr>
-        <w:t xml:space="preserve">, </w:t>
-      </w:r>
-      <w:r>
-        <w:rPr>
-          <w:rFonts w:ascii="Times New Roman" w:hAnsi="Times New Roman" w:cs="Times New Roman"/>
-          <w:i/>
-          <w:iCs/>
-        </w:rPr>
-        <w:t>youtube.com</w:t>
-      </w:r>
-      <w:r>
-        <w:rPr>
-          <w:rFonts w:ascii="Times New Roman" w:hAnsi="Times New Roman" w:cs="Times New Roman"/>
-        </w:rPr>
-        <w:t xml:space="preserve"> – átalakítsa olyan IP</w:t>
-      </w:r>
-      <w:r>
-        <w:rPr>
-          <w:rFonts w:ascii="Times New Roman" w:hAnsi="Times New Roman" w:cs="Times New Roman"/>
-        </w:rPr>
-        <w:noBreakHyphen/>
-        <w:t>címekké, amelyeket a számítógépek valóban értenek és használni tudnak a kommunikációhoz. A DNS tehát egyfajta „fordító” vagy „telefonkönyv” a felhasználók és a hálózati infrastruktúra között.</w:t>
-      </w:r>
-    </w:p>
-    <w:p>
-      <w:pPr>
-        <w:jc w:val="both"/>
-        <w:rPr>
-          <w:rFonts w:ascii="Times New Roman" w:hAnsi="Times New Roman" w:cs="Times New Roman"/>
-        </w:rPr>
-      </w:pPr>
-      <w:r>
-        <w:rPr>
-          <w:rFonts w:ascii="Times New Roman" w:hAnsi="Times New Roman" w:cs="Times New Roman"/>
-          <w:highlight w:val="yellow"/>
-        </w:rPr>
-        <w:t>Windows-Backup</w:t>
-      </w:r>
-    </w:p>
-    <w:p>
-      <w:pPr>
-        <w:jc w:val="both"/>
-        <w:rPr>
-          <w:rFonts w:ascii="Times New Roman" w:hAnsi="Times New Roman" w:cs="Times New Roman"/>
-        </w:rPr>
-      </w:pPr>
-      <w:r>
-        <w:rPr>
-          <w:rFonts w:ascii="Times New Roman" w:hAnsi="Times New Roman" w:cs="Times New Roman"/>
-        </w:rPr>
-        <w:t xml:space="preserve">A </w:t>
-      </w:r>
-      <w:r>
-        <w:rPr>
-          <w:rFonts w:ascii="Times New Roman" w:hAnsi="Times New Roman" w:cs="Times New Roman"/>
-          <w:color w:val="EE0000"/>
-        </w:rPr>
-        <w:t xml:space="preserve">Windows Backup (magyarul: </w:t>
-      </w:r>
-      <w:r>
-        <w:rPr>
-          <w:rFonts w:ascii="Times New Roman" w:hAnsi="Times New Roman" w:cs="Times New Roman"/>
-          <w:i/>
-          <w:iCs/>
-          <w:color w:val="EE0000"/>
-        </w:rPr>
         <w:t>Windows biztonsági mentés</w:t>
       </w:r>
       <w:r>
@@ -762,39 +547,7 @@
           <w:rFonts w:ascii="Times New Roman" w:hAnsi="Times New Roman" w:cs="Times New Roman"/>
           <w:color w:val="EE0000"/>
         </w:rPr>
-        <w:t xml:space="preserve">IIS (Internet </w:t>
-      </w:r>
-      <w:proofErr w:type="spellStart"/>
-      <w:r>
-        <w:rPr>
-          <w:rFonts w:ascii="Times New Roman" w:hAnsi="Times New Roman" w:cs="Times New Roman"/>
-          <w:color w:val="EE0000"/>
-        </w:rPr>
-        <w:t>Information</w:t>
-      </w:r>
-      <w:proofErr w:type="spellEnd"/>
-      <w:r>
-        <w:rPr>
-          <w:rFonts w:ascii="Times New Roman" w:hAnsi="Times New Roman" w:cs="Times New Roman"/>
-          <w:color w:val="EE0000"/>
-        </w:rPr>
-        <w:t xml:space="preserve"> </w:t>
-      </w:r>
-      <w:proofErr w:type="spellStart"/>
-      <w:r>
-        <w:rPr>
-          <w:rFonts w:ascii="Times New Roman" w:hAnsi="Times New Roman" w:cs="Times New Roman"/>
-          <w:color w:val="EE0000"/>
-        </w:rPr>
-        <w:t>Services</w:t>
-      </w:r>
-      <w:proofErr w:type="spellEnd"/>
-      <w:r>
-        <w:rPr>
-          <w:rFonts w:ascii="Times New Roman" w:hAnsi="Times New Roman" w:cs="Times New Roman"/>
-          <w:color w:val="EE0000"/>
-        </w:rPr>
-        <w:t xml:space="preserve">) </w:t>
+        <w:t xml:space="preserve">IIS (Internet Information Services) </w:t>
       </w:r>
       <w:r>
         <w:rPr>
@@ -814,69 +567,14 @@
           <w:rFonts w:ascii="Times New Roman" w:hAnsi="Times New Roman" w:cs="Times New Roman"/>
         </w:rPr>
         <w:noBreakHyphen/>
-      </w:r>
-      <w:proofErr w:type="spellStart"/>
-      <w:r>
-        <w:rPr>
-          <w:rFonts w:ascii="Times New Roman" w:hAnsi="Times New Roman" w:cs="Times New Roman"/>
-        </w:rPr>
-        <w:t>kat</w:t>
-      </w:r>
-      <w:proofErr w:type="spellEnd"/>
-      <w:r>
-        <w:rPr>
-          <w:rFonts w:ascii="Times New Roman" w:hAnsi="Times New Roman" w:cs="Times New Roman"/>
-        </w:rPr>
-        <w:t xml:space="preserve"> vagy akár FTP</w:t>
+        <w:t>kat vagy akár FTP</w:t>
       </w:r>
       <w:r>
         <w:rPr>
           <w:rFonts w:ascii="Times New Roman" w:hAnsi="Times New Roman" w:cs="Times New Roman"/>
         </w:rPr>
         <w:noBreakHyphen/>
-        <w:t xml:space="preserve">szolgáltatásokat nyújtson a hálózat felé. Az IIS gyakorlatilag a Microsoft saját webkiszolgáló platformja, amely funkcióiban a </w:t>
-      </w:r>
-      <w:proofErr w:type="spellStart"/>
-      <w:r>
-        <w:rPr>
-          <w:rFonts w:ascii="Times New Roman" w:hAnsi="Times New Roman" w:cs="Times New Roman"/>
-        </w:rPr>
-        <w:t>Linuxos</w:t>
-      </w:r>
-      <w:proofErr w:type="spellEnd"/>
-      <w:r>
-        <w:rPr>
-          <w:rFonts w:ascii="Times New Roman" w:hAnsi="Times New Roman" w:cs="Times New Roman"/>
-        </w:rPr>
-        <w:t xml:space="preserve"> </w:t>
-      </w:r>
-      <w:proofErr w:type="spellStart"/>
-      <w:r>
-        <w:rPr>
-          <w:rFonts w:ascii="Times New Roman" w:hAnsi="Times New Roman" w:cs="Times New Roman"/>
-        </w:rPr>
-        <w:t>Apache</w:t>
-      </w:r>
-      <w:proofErr w:type="spellEnd"/>
-      <w:r>
-        <w:rPr>
-          <w:rFonts w:ascii="Times New Roman" w:hAnsi="Times New Roman" w:cs="Times New Roman"/>
-        </w:rPr>
-        <w:t xml:space="preserve"> vagy </w:t>
-      </w:r>
-      <w:proofErr w:type="spellStart"/>
-      <w:r>
-        <w:rPr>
-          <w:rFonts w:ascii="Times New Roman" w:hAnsi="Times New Roman" w:cs="Times New Roman"/>
-        </w:rPr>
-        <w:t>Nginx</w:t>
-      </w:r>
-      <w:proofErr w:type="spellEnd"/>
-      <w:r>
-        <w:rPr>
-          <w:rFonts w:ascii="Times New Roman" w:hAnsi="Times New Roman" w:cs="Times New Roman"/>
-        </w:rPr>
-        <w:t xml:space="preserve"> megfelelője.</w:t>
+        <w:t>szolgáltatásokat nyújtson a hálózat felé. Az IIS gyakorlatilag a Microsoft saját webkiszolgáló platformja, amely funkcióiban a Linuxos Apache vagy Nginx megfelelője.</w:t>
       </w:r>
     </w:p>
     <w:p>
@@ -912,179 +610,62 @@
           <w:rFonts w:ascii="Times New Roman" w:hAnsi="Times New Roman" w:cs="Times New Roman"/>
           <w:color w:val="EE0000"/>
         </w:rPr>
-        <w:t>DHCP (</w:t>
-      </w:r>
-      <w:proofErr w:type="spellStart"/>
+        <w:t xml:space="preserve">DHCP (Dynamic Host Configuration Protocol) </w:t>
+      </w:r>
+      <w:r>
+        <w:rPr>
+          <w:rFonts w:ascii="Times New Roman" w:hAnsi="Times New Roman" w:cs="Times New Roman"/>
+        </w:rPr>
+        <w:t>azért fontos, mert automatikusan oszt IP-címeket és más hálózati beállításokat a hálózatra csatlakozó eszközöknek. Ez jelentősen leegyszerűsíti a hálózatkezelést, csökkenti a hibák esélyét, és elengedhetetlen a modern, dinamikus hálózatok működéséhez – különösen egy nagyvállalatnál, mint a Telekom.</w:t>
+      </w:r>
+    </w:p>
+    <w:p>
+      <w:pPr>
+        <w:jc w:val="both"/>
+        <w:rPr>
+          <w:rFonts w:ascii="Times New Roman" w:hAnsi="Times New Roman" w:cs="Times New Roman"/>
+        </w:rPr>
+      </w:pPr>
+      <w:r>
+        <w:rPr>
+          <w:rFonts w:ascii="Times New Roman" w:hAnsi="Times New Roman" w:cs="Times New Roman"/>
+          <w:highlight w:val="yellow"/>
+        </w:rPr>
+        <w:t>Mikrotik</w:t>
+      </w:r>
+    </w:p>
+    <w:p>
+      <w:pPr>
+        <w:jc w:val="both"/>
+        <w:rPr>
+          <w:rFonts w:ascii="Times New Roman" w:hAnsi="Times New Roman" w:cs="Times New Roman"/>
+        </w:rPr>
+      </w:pPr>
+      <w:r>
+        <w:rPr>
+          <w:rFonts w:ascii="Times New Roman" w:hAnsi="Times New Roman" w:cs="Times New Roman"/>
+        </w:rPr>
+        <w:t xml:space="preserve">A </w:t>
+      </w:r>
       <w:r>
         <w:rPr>
           <w:rFonts w:ascii="Times New Roman" w:hAnsi="Times New Roman" w:cs="Times New Roman"/>
           <w:color w:val="EE0000"/>
         </w:rPr>
-        <w:t>Dynamic</w:t>
-      </w:r>
-      <w:proofErr w:type="spellEnd"/>
-      <w:r>
-        <w:rPr>
-          <w:rFonts w:ascii="Times New Roman" w:hAnsi="Times New Roman" w:cs="Times New Roman"/>
-          <w:color w:val="EE0000"/>
-        </w:rPr>
-        <w:t xml:space="preserve"> </w:t>
-      </w:r>
-      <w:proofErr w:type="spellStart"/>
-      <w:r>
-        <w:rPr>
-          <w:rFonts w:ascii="Times New Roman" w:hAnsi="Times New Roman" w:cs="Times New Roman"/>
-          <w:color w:val="EE0000"/>
-        </w:rPr>
-        <w:t>Host</w:t>
-      </w:r>
-      <w:proofErr w:type="spellEnd"/>
-      <w:r>
-        <w:rPr>
-          <w:rFonts w:ascii="Times New Roman" w:hAnsi="Times New Roman" w:cs="Times New Roman"/>
-          <w:color w:val="EE0000"/>
-        </w:rPr>
-        <w:t xml:space="preserve"> </w:t>
-      </w:r>
-      <w:proofErr w:type="spellStart"/>
-      <w:r>
-        <w:rPr>
-          <w:rFonts w:ascii="Times New Roman" w:hAnsi="Times New Roman" w:cs="Times New Roman"/>
-          <w:color w:val="EE0000"/>
-        </w:rPr>
-        <w:t>Configuration</w:t>
-      </w:r>
-      <w:proofErr w:type="spellEnd"/>
-      <w:r>
-        <w:rPr>
-          <w:rFonts w:ascii="Times New Roman" w:hAnsi="Times New Roman" w:cs="Times New Roman"/>
-          <w:color w:val="EE0000"/>
-        </w:rPr>
-        <w:t xml:space="preserve"> </w:t>
-      </w:r>
-      <w:proofErr w:type="spellStart"/>
-      <w:r>
-        <w:rPr>
-          <w:rFonts w:ascii="Times New Roman" w:hAnsi="Times New Roman" w:cs="Times New Roman"/>
-          <w:color w:val="EE0000"/>
-        </w:rPr>
-        <w:t>Protocol</w:t>
-      </w:r>
-      <w:proofErr w:type="spellEnd"/>
-      <w:r>
-        <w:rPr>
-          <w:rFonts w:ascii="Times New Roman" w:hAnsi="Times New Roman" w:cs="Times New Roman"/>
-          <w:color w:val="EE0000"/>
-        </w:rPr>
-        <w:t xml:space="preserve">) </w:t>
-      </w:r>
-      <w:r>
-        <w:rPr>
-          <w:rFonts w:ascii="Times New Roman" w:hAnsi="Times New Roman" w:cs="Times New Roman"/>
-        </w:rPr>
-        <w:t>azért fontos, mert automatikusan oszt IP-címeket és más hálózati beállításokat a hálózatra csatlakozó eszközöknek. Ez jelentősen leegyszerűsíti a hálózatkezelést, csökkenti a hibák esélyét, és elengedhetetlen a modern, dinamikus hálózatok működéséhez – különösen egy nagyvállalatnál, mint a Telekom.</w:t>
-      </w:r>
-    </w:p>
-    <w:p>
-      <w:pPr>
-        <w:jc w:val="both"/>
-        <w:rPr>
-          <w:rFonts w:ascii="Times New Roman" w:hAnsi="Times New Roman" w:cs="Times New Roman"/>
-        </w:rPr>
-      </w:pPr>
-      <w:proofErr w:type="spellStart"/>
-      <w:r>
-        <w:rPr>
-          <w:rFonts w:ascii="Times New Roman" w:hAnsi="Times New Roman" w:cs="Times New Roman"/>
-          <w:highlight w:val="yellow"/>
-        </w:rPr>
-        <w:t>Mikrotik</w:t>
-      </w:r>
-      <w:proofErr w:type="spellEnd"/>
-    </w:p>
-    <w:p>
-      <w:pPr>
-        <w:jc w:val="both"/>
-        <w:rPr>
-          <w:rFonts w:ascii="Times New Roman" w:hAnsi="Times New Roman" w:cs="Times New Roman"/>
-        </w:rPr>
-      </w:pPr>
-      <w:r>
-        <w:rPr>
-          <w:rFonts w:ascii="Times New Roman" w:hAnsi="Times New Roman" w:cs="Times New Roman"/>
-        </w:rPr>
-        <w:t xml:space="preserve">A </w:t>
-      </w:r>
-      <w:proofErr w:type="spellStart"/>
-      <w:r>
-        <w:rPr>
-          <w:rFonts w:ascii="Times New Roman" w:hAnsi="Times New Roman" w:cs="Times New Roman"/>
-          <w:color w:val="EE0000"/>
-        </w:rPr>
-        <w:t>MikroTik</w:t>
-      </w:r>
-      <w:proofErr w:type="spellEnd"/>
-      <w:r>
-        <w:rPr>
-          <w:rFonts w:ascii="Times New Roman" w:hAnsi="Times New Roman" w:cs="Times New Roman"/>
-          <w:color w:val="EE0000"/>
-        </w:rPr>
-        <w:t xml:space="preserve"> router</w:t>
-      </w:r>
-      <w:r>
-        <w:rPr>
-          <w:rFonts w:ascii="Times New Roman" w:hAnsi="Times New Roman" w:cs="Times New Roman"/>
-        </w:rPr>
-        <w:t xml:space="preserve"> egy olyan hálózati eszköz, amelyet arra terveztek, hogy irányítsa, védje és menedzselje a hálózati forgalmat. A </w:t>
-      </w:r>
-      <w:proofErr w:type="spellStart"/>
-      <w:r>
-        <w:rPr>
-          <w:rFonts w:ascii="Times New Roman" w:hAnsi="Times New Roman" w:cs="Times New Roman"/>
-        </w:rPr>
-        <w:t>MikroTik</w:t>
-      </w:r>
-      <w:proofErr w:type="spellEnd"/>
-      <w:r>
-        <w:rPr>
-          <w:rFonts w:ascii="Times New Roman" w:hAnsi="Times New Roman" w:cs="Times New Roman"/>
-        </w:rPr>
-        <w:t xml:space="preserve"> különlegessége, hogy a rajta futó </w:t>
-      </w:r>
-      <w:proofErr w:type="spellStart"/>
-      <w:r>
-        <w:rPr>
-          <w:rFonts w:ascii="Times New Roman" w:hAnsi="Times New Roman" w:cs="Times New Roman"/>
-        </w:rPr>
-        <w:t>RouterOS</w:t>
-      </w:r>
-      <w:proofErr w:type="spellEnd"/>
-      <w:r>
-        <w:rPr>
-          <w:rFonts w:ascii="Times New Roman" w:hAnsi="Times New Roman" w:cs="Times New Roman"/>
-        </w:rPr>
-        <w:t xml:space="preserve"> operációs rendszer rendkívül sok funkciót kínál, így egyetlen eszköz képes ellátni mindazokat a feladatokat, amelyeket más gyártóknál külön tűzfalak, VPN</w:t>
+        <w:t>MikroTik router</w:t>
+      </w:r>
+      <w:r>
+        <w:rPr>
+          <w:rFonts w:ascii="Times New Roman" w:hAnsi="Times New Roman" w:cs="Times New Roman"/>
+        </w:rPr>
+        <w:t xml:space="preserve"> egy olyan hálózati eszköz, amelyet arra terveztek, hogy irányítsa, védje és menedzselje a hálózati forgalmat. A MikroTik különlegessége, hogy a rajta futó RouterOS operációs rendszer rendkívül sok funkciót kínál, így egyetlen eszköz képes ellátni mindazokat a feladatokat, amelyeket más gyártóknál külön tűzfalak, VPN</w:t>
       </w:r>
       <w:r>
         <w:rPr>
           <w:rFonts w:ascii="Times New Roman" w:hAnsi="Times New Roman" w:cs="Times New Roman"/>
         </w:rPr>
         <w:noBreakHyphen/>
-        <w:t xml:space="preserve">szerverek, menedzselt </w:t>
-      </w:r>
-      <w:proofErr w:type="spellStart"/>
-      <w:r>
-        <w:rPr>
-          <w:rFonts w:ascii="Times New Roman" w:hAnsi="Times New Roman" w:cs="Times New Roman"/>
-        </w:rPr>
-        <w:t>switchek</w:t>
-      </w:r>
-      <w:proofErr w:type="spellEnd"/>
-      <w:r>
-        <w:rPr>
-          <w:rFonts w:ascii="Times New Roman" w:hAnsi="Times New Roman" w:cs="Times New Roman"/>
-        </w:rPr>
-        <w:t xml:space="preserve"> vagy drága vállalati routerek végeznek.</w:t>
+        <w:t>szerverek, menedzselt switchek vagy drága vállalati routerek végeznek.</w:t>
       </w:r>
     </w:p>
     <w:p>
@@ -1123,61 +704,27 @@
           <w:rFonts w:ascii="Times New Roman" w:hAnsi="Times New Roman" w:cs="Times New Roman"/>
         </w:rPr>
       </w:pPr>
-      <w:proofErr w:type="spellStart"/>
       <w:r>
         <w:rPr>
           <w:rFonts w:ascii="Times New Roman" w:hAnsi="Times New Roman" w:cs="Times New Roman"/>
           <w:highlight w:val="red"/>
         </w:rPr>
-        <w:t>Mikrotik</w:t>
-      </w:r>
-      <w:proofErr w:type="spellEnd"/>
-      <w:r>
-        <w:rPr>
-          <w:rFonts w:ascii="Times New Roman" w:hAnsi="Times New Roman" w:cs="Times New Roman"/>
-          <w:highlight w:val="red"/>
-        </w:rPr>
-        <w:t xml:space="preserve"> </w:t>
-      </w:r>
-      <w:proofErr w:type="spellStart"/>
-      <w:r>
-        <w:rPr>
-          <w:rFonts w:ascii="Times New Roman" w:hAnsi="Times New Roman" w:cs="Times New Roman"/>
-          <w:highlight w:val="red"/>
-        </w:rPr>
-        <w:t>config</w:t>
-      </w:r>
-      <w:proofErr w:type="spellEnd"/>
-      <w:r>
-        <w:rPr>
-          <w:rFonts w:ascii="Times New Roman" w:hAnsi="Times New Roman" w:cs="Times New Roman"/>
-          <w:highlight w:val="red"/>
-        </w:rPr>
-        <w:t>:</w:t>
-      </w:r>
-    </w:p>
-    <w:p>
-      <w:pPr>
-        <w:jc w:val="both"/>
-        <w:rPr>
-          <w:rFonts w:ascii="Times New Roman" w:hAnsi="Times New Roman" w:cs="Times New Roman"/>
-        </w:rPr>
-      </w:pPr>
-      <w:proofErr w:type="spellStart"/>
-      <w:r>
-        <w:rPr>
-          <w:rFonts w:ascii="Times New Roman" w:hAnsi="Times New Roman" w:cs="Times New Roman"/>
-        </w:rPr>
-        <w:t>Interfacek</w:t>
-      </w:r>
-      <w:proofErr w:type="spellEnd"/>
-      <w:r>
-        <w:rPr>
-          <w:rFonts w:ascii="Times New Roman" w:hAnsi="Times New Roman" w:cs="Times New Roman"/>
-        </w:rPr>
-        <w:t xml:space="preserve"> beállítása következik. Van egy </w:t>
-      </w:r>
-      <w:proofErr w:type="spellStart"/>
+        <w:t>Mikrotik config:</w:t>
+      </w:r>
+    </w:p>
+    <w:p>
+      <w:pPr>
+        <w:jc w:val="both"/>
+        <w:rPr>
+          <w:rFonts w:ascii="Times New Roman" w:hAnsi="Times New Roman" w:cs="Times New Roman"/>
+        </w:rPr>
+      </w:pPr>
+      <w:r>
+        <w:rPr>
+          <w:rFonts w:ascii="Times New Roman" w:hAnsi="Times New Roman" w:cs="Times New Roman"/>
+        </w:rPr>
+        <w:t xml:space="preserve">Interfacek beállítása következik. Van egy </w:t>
+      </w:r>
       <w:r>
         <w:rPr>
           <w:rFonts w:ascii="Times New Roman" w:hAnsi="Times New Roman" w:cs="Times New Roman"/>
@@ -1186,7 +733,6 @@
         </w:rPr>
         <w:t>Host-Only</w:t>
       </w:r>
-      <w:proofErr w:type="spellEnd"/>
       <w:r>
         <w:rPr>
           <w:rFonts w:ascii="Times New Roman" w:hAnsi="Times New Roman" w:cs="Times New Roman"/>
@@ -1211,7 +757,6 @@
         </w:rPr>
         <w:t xml:space="preserve">szempontjából. Van egy </w:t>
       </w:r>
-      <w:proofErr w:type="spellStart"/>
       <w:r>
         <w:rPr>
           <w:rFonts w:ascii="Times New Roman" w:hAnsi="Times New Roman" w:cs="Times New Roman"/>
@@ -1220,7 +765,6 @@
         </w:rPr>
         <w:t>internal</w:t>
       </w:r>
-      <w:proofErr w:type="spellEnd"/>
       <w:r>
         <w:rPr>
           <w:rFonts w:ascii="Times New Roman" w:hAnsi="Times New Roman" w:cs="Times New Roman"/>
@@ -1233,34 +777,14 @@
         </w:rPr>
         <w:t xml:space="preserve">n fut a szerver és kliensgép. Illetve egy </w:t>
       </w:r>
-      <w:proofErr w:type="spellStart"/>
       <w:r>
         <w:rPr>
           <w:rFonts w:ascii="Times New Roman" w:hAnsi="Times New Roman" w:cs="Times New Roman"/>
           <w:b/>
           <w:bCs/>
         </w:rPr>
-        <w:t>natolt</w:t>
-      </w:r>
-      <w:proofErr w:type="spellEnd"/>
-      <w:r>
-        <w:rPr>
-          <w:rFonts w:ascii="Times New Roman" w:hAnsi="Times New Roman" w:cs="Times New Roman"/>
-          <w:b/>
-          <w:bCs/>
-        </w:rPr>
-        <w:t xml:space="preserve"> </w:t>
-      </w:r>
-      <w:proofErr w:type="spellStart"/>
-      <w:r>
-        <w:rPr>
-          <w:rFonts w:ascii="Times New Roman" w:hAnsi="Times New Roman" w:cs="Times New Roman"/>
-          <w:b/>
-          <w:bCs/>
-        </w:rPr>
-        <w:t>interface</w:t>
-      </w:r>
-      <w:proofErr w:type="spellEnd"/>
+        <w:t>natolt interface</w:t>
+      </w:r>
       <w:r>
         <w:rPr>
           <w:rFonts w:ascii="Times New Roman" w:hAnsi="Times New Roman" w:cs="Times New Roman"/>
@@ -1271,21 +795,7 @@
         <w:rPr>
           <w:rFonts w:ascii="Times New Roman" w:hAnsi="Times New Roman" w:cs="Times New Roman"/>
         </w:rPr>
-        <w:t xml:space="preserve">z </w:t>
-      </w:r>
-      <w:proofErr w:type="spellStart"/>
-      <w:r>
-        <w:rPr>
-          <w:rFonts w:ascii="Times New Roman" w:hAnsi="Times New Roman" w:cs="Times New Roman"/>
-        </w:rPr>
-        <w:t>isp</w:t>
-      </w:r>
-      <w:proofErr w:type="spellEnd"/>
-      <w:r>
-        <w:rPr>
-          <w:rFonts w:ascii="Times New Roman" w:hAnsi="Times New Roman" w:cs="Times New Roman"/>
-        </w:rPr>
-        <w:t xml:space="preserve"> fele, innen lesz internetelérés</w:t>
+        <w:t>z isp fele, innen lesz internetelérés</w:t>
       </w:r>
       <w:r>
         <w:rPr>
@@ -1509,16 +1019,8 @@
         <w:rPr>
           <w:rFonts w:ascii="Times New Roman" w:hAnsi="Times New Roman" w:cs="Times New Roman"/>
         </w:rPr>
-        <w:t xml:space="preserve">az Ethernet </w:t>
-      </w:r>
-      <w:proofErr w:type="spellStart"/>
-      <w:r>
-        <w:rPr>
-          <w:rFonts w:ascii="Times New Roman" w:hAnsi="Times New Roman" w:cs="Times New Roman"/>
-        </w:rPr>
-        <w:t>interfacen</w:t>
-      </w:r>
-      <w:proofErr w:type="spellEnd"/>
+        <w:t>az Ethernet interfacen</w:t>
+      </w:r>
       <w:r>
         <w:rPr>
           <w:rFonts w:ascii="Times New Roman" w:hAnsi="Times New Roman" w:cs="Times New Roman"/>
@@ -1683,35 +1185,7 @@
         <w:rPr>
           <w:rFonts w:ascii="Times New Roman" w:hAnsi="Times New Roman" w:cs="Times New Roman"/>
         </w:rPr>
-        <w:t xml:space="preserve">Add </w:t>
-      </w:r>
-      <w:proofErr w:type="spellStart"/>
-      <w:r>
-        <w:rPr>
-          <w:rFonts w:ascii="Times New Roman" w:hAnsi="Times New Roman" w:cs="Times New Roman"/>
-        </w:rPr>
-        <w:t>Roles</w:t>
-      </w:r>
-      <w:proofErr w:type="spellEnd"/>
-      <w:r>
-        <w:rPr>
-          <w:rFonts w:ascii="Times New Roman" w:hAnsi="Times New Roman" w:cs="Times New Roman"/>
-        </w:rPr>
-        <w:t xml:space="preserve"> and </w:t>
-      </w:r>
-      <w:proofErr w:type="spellStart"/>
-      <w:r>
-        <w:rPr>
-          <w:rFonts w:ascii="Times New Roman" w:hAnsi="Times New Roman" w:cs="Times New Roman"/>
-        </w:rPr>
-        <w:t>Featuresben</w:t>
-      </w:r>
-      <w:proofErr w:type="spellEnd"/>
-      <w:r>
-        <w:rPr>
-          <w:rFonts w:ascii="Times New Roman" w:hAnsi="Times New Roman" w:cs="Times New Roman"/>
-        </w:rPr>
-        <w:t xml:space="preserve"> hozzáadom a következő szolgáltatásokat: </w:t>
+        <w:t xml:space="preserve">Add Roles and Featuresben hozzáadom a következő szolgáltatásokat: </w:t>
       </w:r>
     </w:p>
     <w:p>
@@ -1878,49 +1352,7 @@
         <w:rPr>
           <w:rFonts w:ascii="Times New Roman" w:hAnsi="Times New Roman" w:cs="Times New Roman"/>
         </w:rPr>
-        <w:t xml:space="preserve"> rekordot a </w:t>
-      </w:r>
-      <w:proofErr w:type="spellStart"/>
-      <w:r>
-        <w:rPr>
-          <w:rFonts w:ascii="Times New Roman" w:hAnsi="Times New Roman" w:cs="Times New Roman"/>
-        </w:rPr>
-        <w:t>forward</w:t>
-      </w:r>
-      <w:proofErr w:type="spellEnd"/>
-      <w:r>
-        <w:rPr>
-          <w:rFonts w:ascii="Times New Roman" w:hAnsi="Times New Roman" w:cs="Times New Roman"/>
-        </w:rPr>
-        <w:t xml:space="preserve"> </w:t>
-      </w:r>
-      <w:proofErr w:type="spellStart"/>
-      <w:r>
-        <w:rPr>
-          <w:rFonts w:ascii="Times New Roman" w:hAnsi="Times New Roman" w:cs="Times New Roman"/>
-        </w:rPr>
-        <w:t>lookup</w:t>
-      </w:r>
-      <w:proofErr w:type="spellEnd"/>
-      <w:r>
-        <w:rPr>
-          <w:rFonts w:ascii="Times New Roman" w:hAnsi="Times New Roman" w:cs="Times New Roman"/>
-        </w:rPr>
-        <w:t xml:space="preserve"> </w:t>
-      </w:r>
-      <w:proofErr w:type="spellStart"/>
-      <w:r>
-        <w:rPr>
-          <w:rFonts w:ascii="Times New Roman" w:hAnsi="Times New Roman" w:cs="Times New Roman"/>
-        </w:rPr>
-        <w:t>zoneba</w:t>
-      </w:r>
-      <w:proofErr w:type="spellEnd"/>
-      <w:r>
-        <w:rPr>
-          <w:rFonts w:ascii="Times New Roman" w:hAnsi="Times New Roman" w:cs="Times New Roman"/>
-        </w:rPr>
-        <w:t>.</w:t>
+        <w:t xml:space="preserve"> rekordot a forward lookup zoneba.</w:t>
       </w:r>
     </w:p>
     <w:p>
@@ -2221,229 +1653,39 @@
         </w:rPr>
         <w:t xml:space="preserve">A leggyakrabban használt zónatípus a </w:t>
       </w:r>
-      <w:proofErr w:type="spellStart"/>
       <w:r>
         <w:rPr>
           <w:rFonts w:ascii="Times New Roman" w:hAnsi="Times New Roman" w:cs="Times New Roman"/>
           <w:color w:val="EE0000"/>
         </w:rPr>
-        <w:t>Forward</w:t>
-      </w:r>
-      <w:proofErr w:type="spellEnd"/>
-      <w:r>
-        <w:rPr>
-          <w:rFonts w:ascii="Times New Roman" w:hAnsi="Times New Roman" w:cs="Times New Roman"/>
-          <w:color w:val="EE0000"/>
-        </w:rPr>
-        <w:t xml:space="preserve"> </w:t>
-      </w:r>
-      <w:proofErr w:type="spellStart"/>
-      <w:r>
-        <w:rPr>
-          <w:rFonts w:ascii="Times New Roman" w:hAnsi="Times New Roman" w:cs="Times New Roman"/>
-          <w:color w:val="EE0000"/>
-        </w:rPr>
-        <w:t>Lookup</w:t>
-      </w:r>
-      <w:proofErr w:type="spellEnd"/>
-      <w:r>
-        <w:rPr>
-          <w:rFonts w:ascii="Times New Roman" w:hAnsi="Times New Roman" w:cs="Times New Roman"/>
-          <w:color w:val="EE0000"/>
-        </w:rPr>
-        <w:t xml:space="preserve"> </w:t>
-      </w:r>
-      <w:proofErr w:type="spellStart"/>
-      <w:r>
-        <w:rPr>
-          <w:rFonts w:ascii="Times New Roman" w:hAnsi="Times New Roman" w:cs="Times New Roman"/>
-          <w:color w:val="EE0000"/>
-        </w:rPr>
-        <w:t>Zone</w:t>
-      </w:r>
-      <w:proofErr w:type="spellEnd"/>
-      <w:r>
-        <w:rPr>
-          <w:rFonts w:ascii="Times New Roman" w:hAnsi="Times New Roman" w:cs="Times New Roman"/>
-        </w:rPr>
-        <w:t xml:space="preserve">, amely a gépneveket IP-címekké alakítja. Például, ha egy kliens azt kérdezi, hogy „mi a </w:t>
-      </w:r>
-      <w:proofErr w:type="spellStart"/>
-      <w:r>
-        <w:rPr>
-          <w:rFonts w:ascii="Times New Roman" w:hAnsi="Times New Roman" w:cs="Times New Roman"/>
-        </w:rPr>
-        <w:t>win-</w:t>
-      </w:r>
-      <w:proofErr w:type="gramStart"/>
-      <w:r>
-        <w:rPr>
-          <w:rFonts w:ascii="Times New Roman" w:hAnsi="Times New Roman" w:cs="Times New Roman"/>
-        </w:rPr>
-        <w:t>szerver.telekom</w:t>
-      </w:r>
-      <w:proofErr w:type="gramEnd"/>
-      <w:r>
-        <w:rPr>
-          <w:rFonts w:ascii="Times New Roman" w:hAnsi="Times New Roman" w:cs="Times New Roman"/>
-        </w:rPr>
-        <w:t>.local</w:t>
-      </w:r>
-      <w:proofErr w:type="spellEnd"/>
-      <w:r>
-        <w:rPr>
-          <w:rFonts w:ascii="Times New Roman" w:hAnsi="Times New Roman" w:cs="Times New Roman"/>
-        </w:rPr>
-        <w:t xml:space="preserve"> IP-címe?”, akkor a DNS a </w:t>
-      </w:r>
-      <w:proofErr w:type="spellStart"/>
-      <w:proofErr w:type="gramStart"/>
-      <w:r>
-        <w:rPr>
-          <w:rFonts w:ascii="Times New Roman" w:hAnsi="Times New Roman" w:cs="Times New Roman"/>
-        </w:rPr>
-        <w:t>telekom.local</w:t>
-      </w:r>
-      <w:proofErr w:type="spellEnd"/>
-      <w:proofErr w:type="gramEnd"/>
-      <w:r>
-        <w:rPr>
-          <w:rFonts w:ascii="Times New Roman" w:hAnsi="Times New Roman" w:cs="Times New Roman"/>
-        </w:rPr>
-        <w:t xml:space="preserve"> nevű zónában megkeresi a „</w:t>
-      </w:r>
-      <w:proofErr w:type="spellStart"/>
-      <w:r>
-        <w:rPr>
-          <w:rFonts w:ascii="Times New Roman" w:hAnsi="Times New Roman" w:cs="Times New Roman"/>
-        </w:rPr>
-        <w:t>win</w:t>
-      </w:r>
-      <w:proofErr w:type="spellEnd"/>
-      <w:r>
-        <w:rPr>
-          <w:rFonts w:ascii="Times New Roman" w:hAnsi="Times New Roman" w:cs="Times New Roman"/>
-        </w:rPr>
-        <w:t xml:space="preserve">-szerver” nevű A rekordot, és visszaadja a hozzárendelt IP-címet, például 192.168.20.11. Ez a fajta névfeloldás elengedhetetlen az </w:t>
-      </w:r>
-      <w:proofErr w:type="spellStart"/>
-      <w:r>
-        <w:rPr>
-          <w:rFonts w:ascii="Times New Roman" w:hAnsi="Times New Roman" w:cs="Times New Roman"/>
-        </w:rPr>
-        <w:t>Active</w:t>
-      </w:r>
-      <w:proofErr w:type="spellEnd"/>
-      <w:r>
-        <w:rPr>
-          <w:rFonts w:ascii="Times New Roman" w:hAnsi="Times New Roman" w:cs="Times New Roman"/>
-        </w:rPr>
-        <w:t xml:space="preserve"> </w:t>
-      </w:r>
-      <w:proofErr w:type="spellStart"/>
-      <w:r>
-        <w:rPr>
-          <w:rFonts w:ascii="Times New Roman" w:hAnsi="Times New Roman" w:cs="Times New Roman"/>
-        </w:rPr>
-        <w:t>Directory</w:t>
-      </w:r>
-      <w:proofErr w:type="spellEnd"/>
-      <w:r>
-        <w:rPr>
-          <w:rFonts w:ascii="Times New Roman" w:hAnsi="Times New Roman" w:cs="Times New Roman"/>
-        </w:rPr>
-        <w:t xml:space="preserve"> működéséhez, mivel a tartományi bejelentkezés, a GPO-k alkalmazása vagy a replikáció is DNS-re épül.</w:t>
-      </w:r>
-    </w:p>
-    <w:p>
-      <w:pPr>
-        <w:jc w:val="both"/>
-        <w:rPr>
-          <w:rFonts w:ascii="Times New Roman" w:hAnsi="Times New Roman" w:cs="Times New Roman"/>
-        </w:rPr>
-      </w:pPr>
-      <w:r>
-        <w:rPr>
-          <w:rFonts w:ascii="Times New Roman" w:hAnsi="Times New Roman" w:cs="Times New Roman"/>
-        </w:rPr>
-        <w:t xml:space="preserve">A másik fontos zónatípus a </w:t>
-      </w:r>
-      <w:proofErr w:type="spellStart"/>
-      <w:r>
-        <w:rPr>
-          <w:rFonts w:ascii="Times New Roman" w:hAnsi="Times New Roman" w:cs="Times New Roman"/>
-        </w:rPr>
-        <w:t>Reverse</w:t>
-      </w:r>
-      <w:proofErr w:type="spellEnd"/>
-      <w:r>
-        <w:rPr>
-          <w:rFonts w:ascii="Times New Roman" w:hAnsi="Times New Roman" w:cs="Times New Roman"/>
-        </w:rPr>
-        <w:t xml:space="preserve"> </w:t>
-      </w:r>
-      <w:proofErr w:type="spellStart"/>
-      <w:r>
-        <w:rPr>
-          <w:rFonts w:ascii="Times New Roman" w:hAnsi="Times New Roman" w:cs="Times New Roman"/>
-        </w:rPr>
-        <w:t>Lookup</w:t>
-      </w:r>
-      <w:proofErr w:type="spellEnd"/>
-      <w:r>
-        <w:rPr>
-          <w:rFonts w:ascii="Times New Roman" w:hAnsi="Times New Roman" w:cs="Times New Roman"/>
-        </w:rPr>
-        <w:t xml:space="preserve"> </w:t>
-      </w:r>
-      <w:proofErr w:type="spellStart"/>
-      <w:r>
-        <w:rPr>
-          <w:rFonts w:ascii="Times New Roman" w:hAnsi="Times New Roman" w:cs="Times New Roman"/>
-        </w:rPr>
-        <w:t>Zone</w:t>
-      </w:r>
-      <w:proofErr w:type="spellEnd"/>
-      <w:r>
-        <w:rPr>
-          <w:rFonts w:ascii="Times New Roman" w:hAnsi="Times New Roman" w:cs="Times New Roman"/>
-        </w:rPr>
-        <w:t xml:space="preserve">, amely az IP-címekhez tartozó gépneveket adja vissza. Ez akkor hasznos, ha például egy naplófájlban csak IP-cím szerepel, és szeretnénk tudni, hogy az melyik géphez tartozik. A </w:t>
-      </w:r>
-      <w:proofErr w:type="spellStart"/>
-      <w:r>
-        <w:rPr>
-          <w:rFonts w:ascii="Times New Roman" w:hAnsi="Times New Roman" w:cs="Times New Roman"/>
-        </w:rPr>
-        <w:t>reverse</w:t>
-      </w:r>
-      <w:proofErr w:type="spellEnd"/>
-      <w:r>
-        <w:rPr>
-          <w:rFonts w:ascii="Times New Roman" w:hAnsi="Times New Roman" w:cs="Times New Roman"/>
-        </w:rPr>
-        <w:t xml:space="preserve"> zóna neve a hálózati cím fordított alakja, </w:t>
+        <w:t>Forward Lookup Zone</w:t>
+      </w:r>
+      <w:r>
+        <w:rPr>
+          <w:rFonts w:ascii="Times New Roman" w:hAnsi="Times New Roman" w:cs="Times New Roman"/>
+        </w:rPr>
+        <w:t>, amely a gépneveket IP-címekké alakítja. Például, ha egy kliens azt kérdezi, hogy „mi a win-szerver.telekom.local IP-címe?”, akkor a DNS a telekom.local nevű zónában megkeresi a „win-szerver” nevű A rekordot, és visszaadja a hozzárendelt IP-címet, például 192.168.20.11. Ez a fajta névfeloldás elengedhetetlen az Active Directory működéséhez, mivel a tartományi bejelentkezés, a GPO-k alkalmazása vagy a replikáció is DNS-re épül.</w:t>
+      </w:r>
+    </w:p>
+    <w:p>
+      <w:pPr>
+        <w:jc w:val="both"/>
+        <w:rPr>
+          <w:rFonts w:ascii="Times New Roman" w:hAnsi="Times New Roman" w:cs="Times New Roman"/>
+        </w:rPr>
+      </w:pPr>
+      <w:r>
+        <w:rPr>
+          <w:rFonts w:ascii="Times New Roman" w:hAnsi="Times New Roman" w:cs="Times New Roman"/>
+        </w:rPr>
+        <w:t xml:space="preserve">A másik fontos zónatípus a Reverse Lookup Zone, amely az IP-címekhez tartozó gépneveket adja vissza. Ez akkor hasznos, ha például egy naplófájlban csak IP-cím szerepel, és szeretnénk tudni, hogy az melyik géphez tartozik. A reverse zóna neve a hálózati cím fordított alakja, </w:t>
       </w:r>
       <w:r>
         <w:rPr>
           <w:rFonts w:ascii="Times New Roman" w:hAnsi="Times New Roman" w:cs="Times New Roman"/>
         </w:rPr>
         <w:lastRenderedPageBreak/>
-        <w:t>például a 192.168.20.0/24 hálózathoz a 20.168.192.in-</w:t>
-      </w:r>
-      <w:proofErr w:type="gramStart"/>
-      <w:r>
-        <w:rPr>
-          <w:rFonts w:ascii="Times New Roman" w:hAnsi="Times New Roman" w:cs="Times New Roman"/>
-        </w:rPr>
-        <w:t>addr.arpa</w:t>
-      </w:r>
-      <w:proofErr w:type="gramEnd"/>
-      <w:r>
-        <w:rPr>
-          <w:rFonts w:ascii="Times New Roman" w:hAnsi="Times New Roman" w:cs="Times New Roman"/>
-        </w:rPr>
-        <w:t xml:space="preserve"> zóna tartozik. Ebben a zónában PTR rekordok találhatók, amelyek az IP-címeket gépnevekre fordítják vissza.</w:t>
+        <w:t>például a 192.168.20.0/24 hálózathoz a 20.168.192.in-addr.arpa zóna tartozik. Ebben a zónában PTR rekordok találhatók, amelyek az IP-címeket gépnevekre fordítják vissza.</w:t>
       </w:r>
     </w:p>
     <w:p>
@@ -2469,14 +1711,7 @@
         <w:rPr>
           <w:rFonts w:ascii="Times New Roman" w:hAnsi="Times New Roman" w:cs="Times New Roman"/>
         </w:rPr>
-        <w:t xml:space="preserve">a </w:t>
-      </w:r>
-      <w:proofErr w:type="spellStart"/>
-      <w:r>
-        <w:rPr>
-          <w:rFonts w:ascii="Times New Roman" w:hAnsi="Times New Roman" w:cs="Times New Roman"/>
-        </w:rPr>
-        <w:t>telekom.l</w:t>
+        <w:t>a telekom.l</w:t>
       </w:r>
       <w:r>
         <w:rPr>
@@ -2484,91 +1719,25 @@
         </w:rPr>
         <w:t>an</w:t>
       </w:r>
-      <w:proofErr w:type="spellEnd"/>
-      <w:r>
-        <w:rPr>
-          <w:rFonts w:ascii="Times New Roman" w:hAnsi="Times New Roman" w:cs="Times New Roman"/>
-        </w:rPr>
-        <w:t xml:space="preserve"> tartománynak, egy másik zónád egy tesztkörnyezethez (pl. </w:t>
-      </w:r>
-      <w:proofErr w:type="spellStart"/>
-      <w:proofErr w:type="gramStart"/>
-      <w:r>
-        <w:rPr>
-          <w:rFonts w:ascii="Times New Roman" w:hAnsi="Times New Roman" w:cs="Times New Roman"/>
-        </w:rPr>
-        <w:t>teszt.local</w:t>
-      </w:r>
-      <w:proofErr w:type="spellEnd"/>
-      <w:proofErr w:type="gramEnd"/>
-      <w:r>
-        <w:rPr>
-          <w:rFonts w:ascii="Times New Roman" w:hAnsi="Times New Roman" w:cs="Times New Roman"/>
-        </w:rPr>
-        <w:t xml:space="preserve">), és akár egy harmadik zónád egy publikus </w:t>
-      </w:r>
-      <w:proofErr w:type="spellStart"/>
-      <w:r>
-        <w:rPr>
-          <w:rFonts w:ascii="Times New Roman" w:hAnsi="Times New Roman" w:cs="Times New Roman"/>
-        </w:rPr>
-        <w:t>domainhez</w:t>
-      </w:r>
-      <w:proofErr w:type="spellEnd"/>
-      <w:r>
-        <w:rPr>
-          <w:rFonts w:ascii="Times New Roman" w:hAnsi="Times New Roman" w:cs="Times New Roman"/>
-        </w:rPr>
-        <w:t xml:space="preserve"> (pl. example.com). A DNS-kiszolgáló minden beérkező lekérdezésnél megnézi, hogy melyik zóna felelős az adott névért vagy IP-címért, és ott próbálja megkeresni a választ. Ha nem találja, akkor a lekérdezést </w:t>
-      </w:r>
-      <w:proofErr w:type="spellStart"/>
-      <w:r>
-        <w:rPr>
-          <w:rFonts w:ascii="Times New Roman" w:hAnsi="Times New Roman" w:cs="Times New Roman"/>
-        </w:rPr>
-        <w:t>továbbküldheti</w:t>
-      </w:r>
-      <w:proofErr w:type="spellEnd"/>
-      <w:r>
-        <w:rPr>
-          <w:rFonts w:ascii="Times New Roman" w:hAnsi="Times New Roman" w:cs="Times New Roman"/>
-        </w:rPr>
-        <w:t xml:space="preserve"> egy másik DNS-kiszolgálónak, ha van beállítva úgynevezett </w:t>
-      </w:r>
-      <w:proofErr w:type="spellStart"/>
-      <w:r>
-        <w:rPr>
-          <w:rFonts w:ascii="Times New Roman" w:hAnsi="Times New Roman" w:cs="Times New Roman"/>
-        </w:rPr>
-        <w:t>forwarder</w:t>
-      </w:r>
-      <w:proofErr w:type="spellEnd"/>
-      <w:r>
-        <w:rPr>
-          <w:rFonts w:ascii="Times New Roman" w:hAnsi="Times New Roman" w:cs="Times New Roman"/>
-        </w:rPr>
-        <w:t>.</w:t>
-      </w:r>
-    </w:p>
-    <w:p>
-      <w:pPr>
-        <w:jc w:val="both"/>
-        <w:rPr>
-          <w:rFonts w:ascii="Times New Roman" w:hAnsi="Times New Roman" w:cs="Times New Roman"/>
-        </w:rPr>
-      </w:pPr>
-      <w:r>
-        <w:rPr>
-          <w:rFonts w:ascii="Times New Roman" w:hAnsi="Times New Roman" w:cs="Times New Roman"/>
-        </w:rPr>
-        <w:t xml:space="preserve">A zónák tehát a DNS működésének alapját képezik. Nélkülük a DNS-kiszolgáló nem tudja, milyen neveket vagy IP-címeket kezel, így nem tud válaszolni a lekérdezésekre. Ezért volt kulcsfontosságú, hogy a DNS telepítése után létrehozzuk legalább a </w:t>
-      </w:r>
-      <w:proofErr w:type="spellStart"/>
-      <w:r>
-        <w:rPr>
-          <w:rFonts w:ascii="Times New Roman" w:hAnsi="Times New Roman" w:cs="Times New Roman"/>
-        </w:rPr>
-        <w:t>telekom.l</w:t>
+      <w:r>
+        <w:rPr>
+          <w:rFonts w:ascii="Times New Roman" w:hAnsi="Times New Roman" w:cs="Times New Roman"/>
+        </w:rPr>
+        <w:t xml:space="preserve"> tartománynak, egy másik zónád egy tesztkörnyezethez (pl. teszt.local), és akár egy harmadik zónád egy publikus domainhez (pl. example.com). A DNS-kiszolgáló minden beérkező lekérdezésnél megnézi, hogy melyik zóna felelős az adott névért vagy IP-címért, és ott próbálja megkeresni a választ. Ha nem találja, akkor a lekérdezést továbbküldheti egy másik DNS-kiszolgálónak, ha van beállítva úgynevezett forwarder.</w:t>
+      </w:r>
+    </w:p>
+    <w:p>
+      <w:pPr>
+        <w:jc w:val="both"/>
+        <w:rPr>
+          <w:rFonts w:ascii="Times New Roman" w:hAnsi="Times New Roman" w:cs="Times New Roman"/>
+        </w:rPr>
+      </w:pPr>
+      <w:r>
+        <w:rPr>
+          <w:rFonts w:ascii="Times New Roman" w:hAnsi="Times New Roman" w:cs="Times New Roman"/>
+        </w:rPr>
+        <w:t>A zónák tehát a DNS működésének alapját képezik. Nélkülük a DNS-kiszolgáló nem tudja, milyen neveket vagy IP-címeket kezel, így nem tud válaszolni a lekérdezésekre. Ezért volt kulcsfontosságú, hogy a DNS telepítése után létrehozzuk legalább a telekom.l</w:t>
       </w:r>
       <w:r>
         <w:rPr>
@@ -2576,54 +1745,11 @@
         </w:rPr>
         <w:t>an</w:t>
       </w:r>
-      <w:proofErr w:type="spellEnd"/>
-      <w:r>
-        <w:rPr>
-          <w:rFonts w:ascii="Times New Roman" w:hAnsi="Times New Roman" w:cs="Times New Roman"/>
-        </w:rPr>
-        <w:t xml:space="preserve"> </w:t>
-      </w:r>
-      <w:proofErr w:type="spellStart"/>
-      <w:r>
-        <w:rPr>
-          <w:rFonts w:ascii="Times New Roman" w:hAnsi="Times New Roman" w:cs="Times New Roman"/>
-        </w:rPr>
-        <w:t>forward</w:t>
-      </w:r>
-      <w:proofErr w:type="spellEnd"/>
-      <w:r>
-        <w:rPr>
-          <w:rFonts w:ascii="Times New Roman" w:hAnsi="Times New Roman" w:cs="Times New Roman"/>
-        </w:rPr>
-        <w:t xml:space="preserve"> zónát, és benne egy A rekordot a szerver nevével és IP-címével. Ez tette lehetővé, hogy a szerver saját magát is fel tudja oldani, ami elengedhetetlen az </w:t>
-      </w:r>
-      <w:proofErr w:type="spellStart"/>
-      <w:r>
-        <w:rPr>
-          <w:rFonts w:ascii="Times New Roman" w:hAnsi="Times New Roman" w:cs="Times New Roman"/>
-        </w:rPr>
-        <w:t>Active</w:t>
-      </w:r>
-      <w:proofErr w:type="spellEnd"/>
-      <w:r>
-        <w:rPr>
-          <w:rFonts w:ascii="Times New Roman" w:hAnsi="Times New Roman" w:cs="Times New Roman"/>
-        </w:rPr>
-        <w:t xml:space="preserve"> </w:t>
-      </w:r>
-      <w:proofErr w:type="spellStart"/>
-      <w:r>
-        <w:rPr>
-          <w:rFonts w:ascii="Times New Roman" w:hAnsi="Times New Roman" w:cs="Times New Roman"/>
-        </w:rPr>
-        <w:t>Directory</w:t>
-      </w:r>
-      <w:proofErr w:type="spellEnd"/>
-      <w:r>
-        <w:rPr>
-          <w:rFonts w:ascii="Times New Roman" w:hAnsi="Times New Roman" w:cs="Times New Roman"/>
-        </w:rPr>
-        <w:t xml:space="preserve"> telepítéséhez és működéséhez.</w:t>
+      <w:r>
+        <w:rPr>
+          <w:rFonts w:ascii="Times New Roman" w:hAnsi="Times New Roman" w:cs="Times New Roman"/>
+        </w:rPr>
+        <w:t xml:space="preserve"> forward zónát, és benne egy A rekordot a szerver nevével és IP-címével. Ez tette lehetővé, hogy a szerver saját magát is fel tudja oldani, ami elengedhetetlen az Active Directory telepítéséhez és működéséhez.</w:t>
       </w:r>
     </w:p>
     <w:p>
@@ -2661,23 +1787,7 @@
         <w:rPr>
           <w:rFonts w:ascii="Times New Roman" w:hAnsi="Times New Roman" w:cs="Times New Roman"/>
         </w:rPr>
-        <w:t xml:space="preserve">A DNS csak akkor tud neveket feloldani, ha van zónája, amiben kereshet. A </w:t>
-      </w:r>
-      <w:proofErr w:type="spellStart"/>
-      <w:proofErr w:type="gramStart"/>
-      <w:r>
-        <w:rPr>
-          <w:rFonts w:ascii="Times New Roman" w:hAnsi="Times New Roman" w:cs="Times New Roman"/>
-        </w:rPr>
-        <w:t>telekom.local</w:t>
-      </w:r>
-      <w:proofErr w:type="spellEnd"/>
-      <w:proofErr w:type="gramEnd"/>
-      <w:r>
-        <w:rPr>
-          <w:rFonts w:ascii="Times New Roman" w:hAnsi="Times New Roman" w:cs="Times New Roman"/>
-        </w:rPr>
-        <w:t xml:space="preserve"> zóna például az AD tartományhoz kell.</w:t>
+        <w:t>A DNS csak akkor tud neveket feloldani, ha van zónája, amiben kereshet. A telekom.local zóna például az AD tartományhoz kell.</w:t>
       </w:r>
     </w:p>
     <w:p>
@@ -2909,57 +2019,27 @@
         <w:rPr>
           <w:rFonts w:ascii="Times New Roman" w:hAnsi="Times New Roman" w:cs="Times New Roman"/>
         </w:rPr>
-        <w:t xml:space="preserve">Az erdő </w:t>
-      </w:r>
-      <w:proofErr w:type="spellStart"/>
-      <w:r>
-        <w:rPr>
-          <w:rFonts w:ascii="Times New Roman" w:hAnsi="Times New Roman" w:cs="Times New Roman"/>
-        </w:rPr>
-        <w:t>domain</w:t>
-      </w:r>
-      <w:proofErr w:type="spellEnd"/>
-      <w:r>
-        <w:rPr>
-          <w:rFonts w:ascii="Times New Roman" w:hAnsi="Times New Roman" w:cs="Times New Roman"/>
-        </w:rPr>
-        <w:t xml:space="preserve">-ja: </w:t>
+        <w:t xml:space="preserve">Az erdő domain-ja: </w:t>
       </w:r>
       <w:r>
         <w:rPr>
           <w:rFonts w:ascii="Times New Roman" w:hAnsi="Times New Roman" w:cs="Times New Roman"/>
           <w:color w:val="EE0000"/>
         </w:rPr>
-        <w:t>„</w:t>
-      </w:r>
-      <w:proofErr w:type="spellStart"/>
+        <w:t>„telekom.lan”</w:t>
+      </w:r>
       <w:r>
         <w:rPr>
           <w:rFonts w:ascii="Times New Roman" w:hAnsi="Times New Roman" w:cs="Times New Roman"/>
           <w:color w:val="EE0000"/>
         </w:rPr>
-        <w:t>telekom.lan</w:t>
-      </w:r>
-      <w:proofErr w:type="spellEnd"/>
+        <w:t>.</w:t>
+      </w:r>
       <w:r>
         <w:rPr>
           <w:rFonts w:ascii="Times New Roman" w:hAnsi="Times New Roman" w:cs="Times New Roman"/>
           <w:color w:val="EE0000"/>
         </w:rPr>
-        <w:t>”</w:t>
-      </w:r>
-      <w:r>
-        <w:rPr>
-          <w:rFonts w:ascii="Times New Roman" w:hAnsi="Times New Roman" w:cs="Times New Roman"/>
-          <w:color w:val="EE0000"/>
-        </w:rPr>
-        <w:t>.</w:t>
-      </w:r>
-      <w:r>
-        <w:rPr>
-          <w:rFonts w:ascii="Times New Roman" w:hAnsi="Times New Roman" w:cs="Times New Roman"/>
-          <w:color w:val="EE0000"/>
-        </w:rPr>
         <w:t xml:space="preserve"> </w:t>
       </w:r>
       <w:r>
@@ -2972,71 +2052,13 @@
         <w:rPr>
           <w:rFonts w:ascii="Times New Roman" w:hAnsi="Times New Roman" w:cs="Times New Roman"/>
         </w:rPr>
-        <w:t xml:space="preserve"> és </w:t>
-      </w:r>
-      <w:proofErr w:type="spellStart"/>
-      <w:r>
-        <w:rPr>
-          <w:rFonts w:ascii="Times New Roman" w:hAnsi="Times New Roman" w:cs="Times New Roman"/>
-        </w:rPr>
-        <w:t>NetBIOS</w:t>
-      </w:r>
-      <w:proofErr w:type="spellEnd"/>
-      <w:r>
-        <w:rPr>
-          <w:rFonts w:ascii="Times New Roman" w:hAnsi="Times New Roman" w:cs="Times New Roman"/>
-        </w:rPr>
-        <w:t xml:space="preserve"> nevet.</w:t>
-      </w:r>
-      <w:r>
-        <w:rPr>
-          <w:rFonts w:ascii="Times New Roman" w:hAnsi="Times New Roman" w:cs="Times New Roman"/>
-        </w:rPr>
-        <w:t xml:space="preserve"> Amikor ezek megvannak és megadtam az elérési útvonalakat fileoknak, akkor lefut az </w:t>
-      </w:r>
-      <w:proofErr w:type="spellStart"/>
-      <w:r>
-        <w:rPr>
-          <w:rFonts w:ascii="Times New Roman" w:hAnsi="Times New Roman" w:cs="Times New Roman"/>
-        </w:rPr>
-        <w:t>autómatikus</w:t>
-      </w:r>
-      <w:proofErr w:type="spellEnd"/>
-      <w:r>
-        <w:rPr>
-          <w:rFonts w:ascii="Times New Roman" w:hAnsi="Times New Roman" w:cs="Times New Roman"/>
-        </w:rPr>
-        <w:t xml:space="preserve"> </w:t>
-      </w:r>
-      <w:proofErr w:type="spellStart"/>
-      <w:r>
-        <w:rPr>
-          <w:rFonts w:ascii="Times New Roman" w:hAnsi="Times New Roman" w:cs="Times New Roman"/>
-        </w:rPr>
-        <w:t>system</w:t>
-      </w:r>
-      <w:proofErr w:type="spellEnd"/>
-      <w:r>
-        <w:rPr>
-          <w:rFonts w:ascii="Times New Roman" w:hAnsi="Times New Roman" w:cs="Times New Roman"/>
-        </w:rPr>
-        <w:t xml:space="preserve"> </w:t>
-      </w:r>
-      <w:proofErr w:type="spellStart"/>
-      <w:proofErr w:type="gramStart"/>
-      <w:r>
-        <w:rPr>
-          <w:rFonts w:ascii="Times New Roman" w:hAnsi="Times New Roman" w:cs="Times New Roman"/>
-        </w:rPr>
-        <w:t>check</w:t>
-      </w:r>
-      <w:proofErr w:type="spellEnd"/>
-      <w:proofErr w:type="gramEnd"/>
-      <w:r>
-        <w:rPr>
-          <w:rFonts w:ascii="Times New Roman" w:hAnsi="Times New Roman" w:cs="Times New Roman"/>
-        </w:rPr>
-        <w:t xml:space="preserve"> ami eldönti, hogy minden jól van-e beállítva és települ a </w:t>
+        <w:t xml:space="preserve"> és NetBIOS nevet.</w:t>
+      </w:r>
+      <w:r>
+        <w:rPr>
+          <w:rFonts w:ascii="Times New Roman" w:hAnsi="Times New Roman" w:cs="Times New Roman"/>
+        </w:rPr>
+        <w:t xml:space="preserve"> Amikor ezek megvannak és megadtam az elérési útvonalakat fileoknak, akkor lefut az autómatikus system check ami eldönti, hogy minden jól van-e beállítva és települ a </w:t>
       </w:r>
       <w:r>
         <w:rPr>
@@ -3074,47 +2096,43 @@
         </w:rPr>
         <w:t>Hogyha ezeket mind beállítottuk és elsütöttük ezt a két parancsot: „</w:t>
       </w:r>
-      <w:proofErr w:type="spellStart"/>
       <w:r>
         <w:rPr>
           <w:rFonts w:ascii="Times New Roman" w:hAnsi="Times New Roman" w:cs="Times New Roman"/>
           <w:i/>
           <w:iCs/>
         </w:rPr>
-        <w:t>ipconfig</w:t>
-      </w:r>
-      <w:proofErr w:type="spellEnd"/>
+        <w:t>ipconfig /registerdns</w:t>
+      </w:r>
       <w:r>
         <w:rPr>
           <w:rFonts w:ascii="Times New Roman" w:hAnsi="Times New Roman" w:cs="Times New Roman"/>
           <w:i/>
           <w:iCs/>
         </w:rPr>
-        <w:t xml:space="preserve"> /</w:t>
-      </w:r>
-      <w:proofErr w:type="spellStart"/>
+        <w:t>”</w:t>
+      </w:r>
+      <w:r>
+        <w:rPr>
+          <w:rFonts w:ascii="Times New Roman" w:hAnsi="Times New Roman" w:cs="Times New Roman"/>
+        </w:rPr>
+        <w:t xml:space="preserve"> </w:t>
+      </w:r>
       <w:r>
         <w:rPr>
           <w:rFonts w:ascii="Times New Roman" w:hAnsi="Times New Roman" w:cs="Times New Roman"/>
           <w:i/>
           <w:iCs/>
         </w:rPr>
-        <w:t>registerdns</w:t>
-      </w:r>
-      <w:proofErr w:type="spellEnd"/>
+        <w:t>„</w:t>
+      </w:r>
       <w:r>
         <w:rPr>
           <w:rFonts w:ascii="Times New Roman" w:hAnsi="Times New Roman" w:cs="Times New Roman"/>
           <w:i/>
           <w:iCs/>
         </w:rPr>
-        <w:t>”</w:t>
-      </w:r>
-      <w:r>
-        <w:rPr>
-          <w:rFonts w:ascii="Times New Roman" w:hAnsi="Times New Roman" w:cs="Times New Roman"/>
-        </w:rPr>
-        <w:t xml:space="preserve"> </w:t>
+        <w:t>Restart-Service netlogon</w:t>
       </w:r>
       <w:r>
         <w:rPr>
@@ -3122,64 +2140,13 @@
           <w:i/>
           <w:iCs/>
         </w:rPr>
-        <w:t>„</w:t>
-      </w:r>
-      <w:r>
-        <w:rPr>
-          <w:rFonts w:ascii="Times New Roman" w:hAnsi="Times New Roman" w:cs="Times New Roman"/>
-          <w:i/>
-          <w:iCs/>
-        </w:rPr>
-        <w:t>Restart-Service netlogon</w:t>
-      </w:r>
-      <w:r>
-        <w:rPr>
-          <w:rFonts w:ascii="Times New Roman" w:hAnsi="Times New Roman" w:cs="Times New Roman"/>
-          <w:i/>
-          <w:iCs/>
-        </w:rPr>
         <w:t xml:space="preserve">”, </w:t>
       </w:r>
       <w:r>
         <w:rPr>
           <w:rFonts w:ascii="Times New Roman" w:hAnsi="Times New Roman" w:cs="Times New Roman"/>
         </w:rPr>
-        <w:t xml:space="preserve">akkor </w:t>
-      </w:r>
-      <w:proofErr w:type="spellStart"/>
-      <w:r>
-        <w:rPr>
-          <w:rFonts w:ascii="Times New Roman" w:hAnsi="Times New Roman" w:cs="Times New Roman"/>
-        </w:rPr>
-        <w:t>mostmár</w:t>
-      </w:r>
-      <w:proofErr w:type="spellEnd"/>
-      <w:r>
-        <w:rPr>
-          <w:rFonts w:ascii="Times New Roman" w:hAnsi="Times New Roman" w:cs="Times New Roman"/>
-        </w:rPr>
-        <w:t xml:space="preserve"> megjelennek az SRV </w:t>
-      </w:r>
-      <w:proofErr w:type="spellStart"/>
-      <w:r>
-        <w:rPr>
-          <w:rFonts w:ascii="Times New Roman" w:hAnsi="Times New Roman" w:cs="Times New Roman"/>
-        </w:rPr>
-        <w:t>recordok</w:t>
-      </w:r>
-      <w:proofErr w:type="spellEnd"/>
-      <w:r>
-        <w:rPr>
-          <w:rFonts w:ascii="Times New Roman" w:hAnsi="Times New Roman" w:cs="Times New Roman"/>
-        </w:rPr>
-        <w:t xml:space="preserve"> a </w:t>
-      </w:r>
-      <w:proofErr w:type="spellStart"/>
-      <w:r>
-        <w:rPr>
-          <w:rFonts w:ascii="Times New Roman" w:hAnsi="Times New Roman" w:cs="Times New Roman"/>
-        </w:rPr>
-        <w:t>telekom.</w:t>
+        <w:t>akkor mostmár megjelennek az SRV recordok a telekom.</w:t>
       </w:r>
       <w:r>
         <w:rPr>
@@ -3187,7 +2154,6 @@
         </w:rPr>
         <w:t>lan</w:t>
       </w:r>
-      <w:proofErr w:type="spellEnd"/>
       <w:r>
         <w:rPr>
           <w:rFonts w:ascii="Times New Roman" w:hAnsi="Times New Roman" w:cs="Times New Roman"/>
@@ -3607,533 +2573,107 @@
           <w:bCs/>
         </w:rPr>
       </w:pPr>
-      <w:proofErr w:type="spellStart"/>
       <w:r>
         <w:rPr>
           <w:rFonts w:ascii="Times New Roman" w:hAnsi="Times New Roman" w:cs="Times New Roman"/>
           <w:b/>
           <w:bCs/>
         </w:rPr>
-        <w:t>Active</w:t>
-      </w:r>
-      <w:proofErr w:type="spellEnd"/>
+        <w:t>Active Directory Domain Services (AD DS) és DNS konfiguráció célja és működése</w:t>
+      </w:r>
+    </w:p>
+    <w:p>
+      <w:pPr>
+        <w:jc w:val="both"/>
+        <w:rPr>
+          <w:rFonts w:ascii="Times New Roman" w:hAnsi="Times New Roman" w:cs="Times New Roman"/>
+        </w:rPr>
+      </w:pPr>
+      <w:r>
+        <w:rPr>
+          <w:rFonts w:ascii="Times New Roman" w:hAnsi="Times New Roman" w:cs="Times New Roman"/>
+        </w:rPr>
+        <w:t>Az Active Directory Domain Services (AD DS) egy központi identitás- és erőforráskezelő szolgáltatás, amely lehetővé teszi a felhasználók, számítógépek, csoportok és házirendek központi kezelését egy Windows-alapú hálózatban. Az AD DS működéséhez elengedhetetlen a megfelelően konfigurált DNS-kiszolgáló, mivel az Active Directory szorosan integrálódik a DNS-sel, és a névfeloldásra építi működését.</w:t>
+      </w:r>
+    </w:p>
+    <w:p>
+      <w:pPr>
+        <w:jc w:val="both"/>
+        <w:rPr>
+          <w:rFonts w:ascii="Times New Roman" w:hAnsi="Times New Roman" w:cs="Times New Roman"/>
+        </w:rPr>
+      </w:pPr>
+      <w:r>
+        <w:rPr>
+          <w:rFonts w:ascii="Times New Roman" w:hAnsi="Times New Roman" w:cs="Times New Roman"/>
+        </w:rPr>
+        <w:t>A rendszer beállítása során először statikus IP-címet kellett rendelnünk a szerverhez, hogy a tartományvezérlő (domain controller) címe állandó maradjon, és a kliensek mindig elérjék azt. Ezután telepítettük a DNS-szerepkört, amely lehetővé teszi, hogy a szerver névfeloldási szolgáltatásokat nyújtson a hálózat többi eszköze számára. A DNS-ben létrehoztuk a telekom.local nevű forward lookup zónát, amely a tartományhoz tartozó gépnevek és IP-címek közötti kapcsolatot tárolja. Ezen kívül létrehoztunk egy reverse lookup zónát is, amely az IP-címek alapján képes visszakeresni a gépneveket.</w:t>
+      </w:r>
+    </w:p>
+    <w:p>
+      <w:pPr>
+        <w:jc w:val="both"/>
+        <w:rPr>
+          <w:rFonts w:ascii="Times New Roman" w:hAnsi="Times New Roman" w:cs="Times New Roman"/>
+        </w:rPr>
+      </w:pPr>
+      <w:r>
+        <w:rPr>
+          <w:rFonts w:ascii="Times New Roman" w:hAnsi="Times New Roman" w:cs="Times New Roman"/>
+        </w:rPr>
+        <w:t>Miután a DNS működött, telepítettük az AD DS szerepkört, majd promótáltuk a szervert tartományvezérlővé, létrehozva a telekom.l</w:t>
+      </w:r>
+      <w:r>
+        <w:rPr>
+          <w:rFonts w:ascii="Times New Roman" w:hAnsi="Times New Roman" w:cs="Times New Roman"/>
+        </w:rPr>
+        <w:t>an</w:t>
+      </w:r>
+      <w:r>
+        <w:rPr>
+          <w:rFonts w:ascii="Times New Roman" w:hAnsi="Times New Roman" w:cs="Times New Roman"/>
+        </w:rPr>
+        <w:t xml:space="preserve"> tartományt. A promóció során az AD DS automatikusan regisztrálta magát a DNS-ben, és létrehozta a szükséges szolgáltatásrekordokat (SRV rekordokat) a telekom.l</w:t>
+      </w:r>
+      <w:r>
+        <w:rPr>
+          <w:rFonts w:ascii="Times New Roman" w:hAnsi="Times New Roman" w:cs="Times New Roman"/>
+        </w:rPr>
+        <w:t>an</w:t>
+      </w:r>
+      <w:r>
+        <w:rPr>
+          <w:rFonts w:ascii="Times New Roman" w:hAnsi="Times New Roman" w:cs="Times New Roman"/>
+        </w:rPr>
+        <w:t xml:space="preserve"> zónában.</w:t>
+      </w:r>
+    </w:p>
+    <w:p>
+      <w:pPr>
+        <w:jc w:val="both"/>
+        <w:rPr>
+          <w:rFonts w:ascii="Times New Roman" w:hAnsi="Times New Roman" w:cs="Times New Roman"/>
+        </w:rPr>
+      </w:pPr>
+      <w:r>
+        <w:rPr>
+          <w:rFonts w:ascii="Times New Roman" w:hAnsi="Times New Roman" w:cs="Times New Roman"/>
+        </w:rPr>
+        <w:t xml:space="preserve">Az </w:t>
+      </w:r>
       <w:r>
         <w:rPr>
           <w:rFonts w:ascii="Times New Roman" w:hAnsi="Times New Roman" w:cs="Times New Roman"/>
           <w:b/>
           <w:bCs/>
         </w:rPr>
-        <w:t xml:space="preserve"> </w:t>
-      </w:r>
-      <w:proofErr w:type="spellStart"/>
-      <w:r>
-        <w:rPr>
-          <w:rFonts w:ascii="Times New Roman" w:hAnsi="Times New Roman" w:cs="Times New Roman"/>
-          <w:b/>
-          <w:bCs/>
-        </w:rPr>
-        <w:t>Directory</w:t>
-      </w:r>
-      <w:proofErr w:type="spellEnd"/>
-      <w:r>
-        <w:rPr>
-          <w:rFonts w:ascii="Times New Roman" w:hAnsi="Times New Roman" w:cs="Times New Roman"/>
-          <w:b/>
-          <w:bCs/>
-        </w:rPr>
-        <w:t xml:space="preserve"> </w:t>
-      </w:r>
-      <w:proofErr w:type="spellStart"/>
-      <w:r>
-        <w:rPr>
-          <w:rFonts w:ascii="Times New Roman" w:hAnsi="Times New Roman" w:cs="Times New Roman"/>
-          <w:b/>
-          <w:bCs/>
-        </w:rPr>
-        <w:t>Domain</w:t>
-      </w:r>
-      <w:proofErr w:type="spellEnd"/>
-      <w:r>
-        <w:rPr>
-          <w:rFonts w:ascii="Times New Roman" w:hAnsi="Times New Roman" w:cs="Times New Roman"/>
-          <w:b/>
-          <w:bCs/>
-        </w:rPr>
-        <w:t xml:space="preserve"> </w:t>
-      </w:r>
-      <w:proofErr w:type="spellStart"/>
-      <w:r>
-        <w:rPr>
-          <w:rFonts w:ascii="Times New Roman" w:hAnsi="Times New Roman" w:cs="Times New Roman"/>
-          <w:b/>
-          <w:bCs/>
-        </w:rPr>
-        <w:t>Services</w:t>
-      </w:r>
-      <w:proofErr w:type="spellEnd"/>
-      <w:r>
-        <w:rPr>
-          <w:rFonts w:ascii="Times New Roman" w:hAnsi="Times New Roman" w:cs="Times New Roman"/>
-          <w:b/>
-          <w:bCs/>
-        </w:rPr>
-        <w:t xml:space="preserve"> (AD DS) és DNS konfiguráció célja és működése</w:t>
-      </w:r>
-    </w:p>
-    <w:p>
-      <w:pPr>
-        <w:jc w:val="both"/>
-        <w:rPr>
-          <w:rFonts w:ascii="Times New Roman" w:hAnsi="Times New Roman" w:cs="Times New Roman"/>
-        </w:rPr>
-      </w:pPr>
-      <w:r>
-        <w:rPr>
-          <w:rFonts w:ascii="Times New Roman" w:hAnsi="Times New Roman" w:cs="Times New Roman"/>
-        </w:rPr>
-        <w:t xml:space="preserve">Az </w:t>
-      </w:r>
-      <w:proofErr w:type="spellStart"/>
-      <w:r>
-        <w:rPr>
-          <w:rFonts w:ascii="Times New Roman" w:hAnsi="Times New Roman" w:cs="Times New Roman"/>
-        </w:rPr>
-        <w:t>Active</w:t>
-      </w:r>
-      <w:proofErr w:type="spellEnd"/>
-      <w:r>
-        <w:rPr>
-          <w:rFonts w:ascii="Times New Roman" w:hAnsi="Times New Roman" w:cs="Times New Roman"/>
-        </w:rPr>
-        <w:t xml:space="preserve"> </w:t>
-      </w:r>
-      <w:proofErr w:type="spellStart"/>
-      <w:r>
-        <w:rPr>
-          <w:rFonts w:ascii="Times New Roman" w:hAnsi="Times New Roman" w:cs="Times New Roman"/>
-        </w:rPr>
-        <w:t>Directory</w:t>
-      </w:r>
-      <w:proofErr w:type="spellEnd"/>
-      <w:r>
-        <w:rPr>
-          <w:rFonts w:ascii="Times New Roman" w:hAnsi="Times New Roman" w:cs="Times New Roman"/>
-        </w:rPr>
-        <w:t xml:space="preserve"> </w:t>
-      </w:r>
-      <w:proofErr w:type="spellStart"/>
-      <w:r>
-        <w:rPr>
-          <w:rFonts w:ascii="Times New Roman" w:hAnsi="Times New Roman" w:cs="Times New Roman"/>
-        </w:rPr>
-        <w:t>Domain</w:t>
-      </w:r>
-      <w:proofErr w:type="spellEnd"/>
-      <w:r>
-        <w:rPr>
-          <w:rFonts w:ascii="Times New Roman" w:hAnsi="Times New Roman" w:cs="Times New Roman"/>
-        </w:rPr>
-        <w:t xml:space="preserve"> </w:t>
-      </w:r>
-      <w:proofErr w:type="spellStart"/>
-      <w:r>
-        <w:rPr>
-          <w:rFonts w:ascii="Times New Roman" w:hAnsi="Times New Roman" w:cs="Times New Roman"/>
-        </w:rPr>
-        <w:t>Services</w:t>
-      </w:r>
-      <w:proofErr w:type="spellEnd"/>
-      <w:r>
-        <w:rPr>
-          <w:rFonts w:ascii="Times New Roman" w:hAnsi="Times New Roman" w:cs="Times New Roman"/>
-        </w:rPr>
-        <w:t xml:space="preserve"> (AD DS) egy központi identitás- és erőforráskezelő szolgáltatás, amely lehetővé teszi a felhasználók, számítógépek, csoportok és házirendek központi kezelését egy Windows-alapú hálózatban. Az AD DS működéséhez elengedhetetlen a megfelelően konfigurált DNS-kiszolgáló, mivel az </w:t>
-      </w:r>
-      <w:proofErr w:type="spellStart"/>
-      <w:r>
-        <w:rPr>
-          <w:rFonts w:ascii="Times New Roman" w:hAnsi="Times New Roman" w:cs="Times New Roman"/>
-        </w:rPr>
-        <w:t>Active</w:t>
-      </w:r>
-      <w:proofErr w:type="spellEnd"/>
-      <w:r>
-        <w:rPr>
-          <w:rFonts w:ascii="Times New Roman" w:hAnsi="Times New Roman" w:cs="Times New Roman"/>
-        </w:rPr>
-        <w:t xml:space="preserve"> </w:t>
-      </w:r>
-      <w:proofErr w:type="spellStart"/>
-      <w:r>
-        <w:rPr>
-          <w:rFonts w:ascii="Times New Roman" w:hAnsi="Times New Roman" w:cs="Times New Roman"/>
-        </w:rPr>
-        <w:t>Directory</w:t>
-      </w:r>
-      <w:proofErr w:type="spellEnd"/>
-      <w:r>
-        <w:rPr>
-          <w:rFonts w:ascii="Times New Roman" w:hAnsi="Times New Roman" w:cs="Times New Roman"/>
-        </w:rPr>
-        <w:t xml:space="preserve"> szorosan integrálódik a DNS-</w:t>
-      </w:r>
-      <w:proofErr w:type="spellStart"/>
-      <w:r>
-        <w:rPr>
-          <w:rFonts w:ascii="Times New Roman" w:hAnsi="Times New Roman" w:cs="Times New Roman"/>
-        </w:rPr>
-        <w:t>sel</w:t>
-      </w:r>
-      <w:proofErr w:type="spellEnd"/>
-      <w:r>
-        <w:rPr>
-          <w:rFonts w:ascii="Times New Roman" w:hAnsi="Times New Roman" w:cs="Times New Roman"/>
-        </w:rPr>
-        <w:t>, és a névfeloldásra építi működését.</w:t>
-      </w:r>
-    </w:p>
-    <w:p>
-      <w:pPr>
-        <w:jc w:val="both"/>
-        <w:rPr>
-          <w:rFonts w:ascii="Times New Roman" w:hAnsi="Times New Roman" w:cs="Times New Roman"/>
-        </w:rPr>
-      </w:pPr>
-      <w:r>
-        <w:rPr>
-          <w:rFonts w:ascii="Times New Roman" w:hAnsi="Times New Roman" w:cs="Times New Roman"/>
-        </w:rPr>
-        <w:t>A rendszer beállítása során először statikus IP-címet kellett rendelnünk a szerverhez, hogy a tartományvezérlő (</w:t>
-      </w:r>
-      <w:proofErr w:type="spellStart"/>
-      <w:r>
-        <w:rPr>
-          <w:rFonts w:ascii="Times New Roman" w:hAnsi="Times New Roman" w:cs="Times New Roman"/>
-        </w:rPr>
-        <w:t>domain</w:t>
-      </w:r>
-      <w:proofErr w:type="spellEnd"/>
-      <w:r>
-        <w:rPr>
-          <w:rFonts w:ascii="Times New Roman" w:hAnsi="Times New Roman" w:cs="Times New Roman"/>
-        </w:rPr>
-        <w:t xml:space="preserve"> </w:t>
-      </w:r>
-      <w:proofErr w:type="spellStart"/>
-      <w:r>
-        <w:rPr>
-          <w:rFonts w:ascii="Times New Roman" w:hAnsi="Times New Roman" w:cs="Times New Roman"/>
-        </w:rPr>
-        <w:t>controller</w:t>
-      </w:r>
-      <w:proofErr w:type="spellEnd"/>
-      <w:r>
-        <w:rPr>
-          <w:rFonts w:ascii="Times New Roman" w:hAnsi="Times New Roman" w:cs="Times New Roman"/>
-        </w:rPr>
-        <w:t xml:space="preserve">) címe állandó maradjon, és a kliensek mindig elérjék azt. Ezután telepítettük a DNS-szerepkört, amely lehetővé teszi, hogy a szerver névfeloldási szolgáltatásokat nyújtson a hálózat többi eszköze számára. A DNS-ben létrehoztuk a </w:t>
-      </w:r>
-      <w:proofErr w:type="spellStart"/>
-      <w:proofErr w:type="gramStart"/>
-      <w:r>
-        <w:rPr>
-          <w:rFonts w:ascii="Times New Roman" w:hAnsi="Times New Roman" w:cs="Times New Roman"/>
-        </w:rPr>
-        <w:t>telekom.local</w:t>
-      </w:r>
-      <w:proofErr w:type="spellEnd"/>
-      <w:proofErr w:type="gramEnd"/>
-      <w:r>
-        <w:rPr>
-          <w:rFonts w:ascii="Times New Roman" w:hAnsi="Times New Roman" w:cs="Times New Roman"/>
-        </w:rPr>
-        <w:t xml:space="preserve"> nevű </w:t>
-      </w:r>
-      <w:proofErr w:type="spellStart"/>
-      <w:r>
-        <w:rPr>
-          <w:rFonts w:ascii="Times New Roman" w:hAnsi="Times New Roman" w:cs="Times New Roman"/>
-        </w:rPr>
-        <w:t>forward</w:t>
-      </w:r>
-      <w:proofErr w:type="spellEnd"/>
-      <w:r>
-        <w:rPr>
-          <w:rFonts w:ascii="Times New Roman" w:hAnsi="Times New Roman" w:cs="Times New Roman"/>
-        </w:rPr>
-        <w:t xml:space="preserve"> </w:t>
-      </w:r>
-      <w:proofErr w:type="spellStart"/>
-      <w:r>
-        <w:rPr>
-          <w:rFonts w:ascii="Times New Roman" w:hAnsi="Times New Roman" w:cs="Times New Roman"/>
-        </w:rPr>
-        <w:t>lookup</w:t>
-      </w:r>
-      <w:proofErr w:type="spellEnd"/>
-      <w:r>
-        <w:rPr>
-          <w:rFonts w:ascii="Times New Roman" w:hAnsi="Times New Roman" w:cs="Times New Roman"/>
-        </w:rPr>
-        <w:t xml:space="preserve"> zónát, amely a tartományhoz tartozó gépnevek és IP-címek közötti kapcsolatot tárolja. Ezen kívül létrehoztunk egy </w:t>
-      </w:r>
-      <w:proofErr w:type="spellStart"/>
-      <w:r>
-        <w:rPr>
-          <w:rFonts w:ascii="Times New Roman" w:hAnsi="Times New Roman" w:cs="Times New Roman"/>
-        </w:rPr>
-        <w:t>reverse</w:t>
-      </w:r>
-      <w:proofErr w:type="spellEnd"/>
-      <w:r>
-        <w:rPr>
-          <w:rFonts w:ascii="Times New Roman" w:hAnsi="Times New Roman" w:cs="Times New Roman"/>
-        </w:rPr>
-        <w:t xml:space="preserve"> </w:t>
-      </w:r>
-      <w:proofErr w:type="spellStart"/>
-      <w:r>
-        <w:rPr>
-          <w:rFonts w:ascii="Times New Roman" w:hAnsi="Times New Roman" w:cs="Times New Roman"/>
-        </w:rPr>
-        <w:t>lookup</w:t>
-      </w:r>
-      <w:proofErr w:type="spellEnd"/>
-      <w:r>
-        <w:rPr>
-          <w:rFonts w:ascii="Times New Roman" w:hAnsi="Times New Roman" w:cs="Times New Roman"/>
-        </w:rPr>
-        <w:t xml:space="preserve"> zónát is, amely az IP-címek alapján képes visszakeresni a gépneveket.</w:t>
-      </w:r>
-    </w:p>
-    <w:p>
-      <w:pPr>
-        <w:jc w:val="both"/>
-        <w:rPr>
-          <w:rFonts w:ascii="Times New Roman" w:hAnsi="Times New Roman" w:cs="Times New Roman"/>
-        </w:rPr>
-      </w:pPr>
-      <w:r>
-        <w:rPr>
-          <w:rFonts w:ascii="Times New Roman" w:hAnsi="Times New Roman" w:cs="Times New Roman"/>
-        </w:rPr>
-        <w:t xml:space="preserve">Miután a DNS működött, telepítettük az AD DS szerepkört, majd </w:t>
-      </w:r>
-      <w:proofErr w:type="spellStart"/>
-      <w:r>
-        <w:rPr>
-          <w:rFonts w:ascii="Times New Roman" w:hAnsi="Times New Roman" w:cs="Times New Roman"/>
-        </w:rPr>
-        <w:t>promótáltuk</w:t>
-      </w:r>
-      <w:proofErr w:type="spellEnd"/>
-      <w:r>
-        <w:rPr>
-          <w:rFonts w:ascii="Times New Roman" w:hAnsi="Times New Roman" w:cs="Times New Roman"/>
-        </w:rPr>
-        <w:t xml:space="preserve"> a szervert tartományvezérlővé, létrehozva a </w:t>
-      </w:r>
-      <w:proofErr w:type="spellStart"/>
-      <w:r>
-        <w:rPr>
-          <w:rFonts w:ascii="Times New Roman" w:hAnsi="Times New Roman" w:cs="Times New Roman"/>
-        </w:rPr>
-        <w:t>telekom.l</w:t>
-      </w:r>
-      <w:r>
-        <w:rPr>
-          <w:rFonts w:ascii="Times New Roman" w:hAnsi="Times New Roman" w:cs="Times New Roman"/>
-        </w:rPr>
-        <w:t>an</w:t>
-      </w:r>
-      <w:proofErr w:type="spellEnd"/>
-      <w:r>
-        <w:rPr>
-          <w:rFonts w:ascii="Times New Roman" w:hAnsi="Times New Roman" w:cs="Times New Roman"/>
-        </w:rPr>
-        <w:t xml:space="preserve"> tartományt. A promóció során az AD DS automatikusan regisztrálta magát a DNS-ben, és létrehozta a szükséges szolgáltatásrekordokat (SRV rekordokat) a </w:t>
-      </w:r>
-      <w:proofErr w:type="spellStart"/>
-      <w:r>
-        <w:rPr>
-          <w:rFonts w:ascii="Times New Roman" w:hAnsi="Times New Roman" w:cs="Times New Roman"/>
-        </w:rPr>
-        <w:t>telekom.l</w:t>
-      </w:r>
-      <w:r>
-        <w:rPr>
-          <w:rFonts w:ascii="Times New Roman" w:hAnsi="Times New Roman" w:cs="Times New Roman"/>
-        </w:rPr>
-        <w:t>an</w:t>
-      </w:r>
-      <w:proofErr w:type="spellEnd"/>
-      <w:r>
-        <w:rPr>
-          <w:rFonts w:ascii="Times New Roman" w:hAnsi="Times New Roman" w:cs="Times New Roman"/>
-        </w:rPr>
-        <w:t xml:space="preserve"> zónában.</w:t>
-      </w:r>
-    </w:p>
-    <w:p>
-      <w:pPr>
-        <w:jc w:val="both"/>
-        <w:rPr>
-          <w:rFonts w:ascii="Times New Roman" w:hAnsi="Times New Roman" w:cs="Times New Roman"/>
-        </w:rPr>
-      </w:pPr>
-      <w:r>
-        <w:rPr>
-          <w:rFonts w:ascii="Times New Roman" w:hAnsi="Times New Roman" w:cs="Times New Roman"/>
-        </w:rPr>
-        <w:t xml:space="preserve">Az </w:t>
-      </w:r>
-      <w:r>
-        <w:rPr>
-          <w:rFonts w:ascii="Times New Roman" w:hAnsi="Times New Roman" w:cs="Times New Roman"/>
-          <w:b/>
-          <w:bCs/>
-        </w:rPr>
         <w:t>SRV rekordok (Service Records)</w:t>
       </w:r>
       <w:r>
         <w:rPr>
           <w:rFonts w:ascii="Times New Roman" w:hAnsi="Times New Roman" w:cs="Times New Roman"/>
         </w:rPr>
-        <w:t xml:space="preserve"> speciális DNS-rekordok, amelyek megmondják a klienseknek, hogy hol találják meg az </w:t>
-      </w:r>
-      <w:proofErr w:type="spellStart"/>
-      <w:r>
-        <w:rPr>
-          <w:rFonts w:ascii="Times New Roman" w:hAnsi="Times New Roman" w:cs="Times New Roman"/>
-        </w:rPr>
-        <w:t>Active</w:t>
-      </w:r>
-      <w:proofErr w:type="spellEnd"/>
-      <w:r>
-        <w:rPr>
-          <w:rFonts w:ascii="Times New Roman" w:hAnsi="Times New Roman" w:cs="Times New Roman"/>
-        </w:rPr>
-        <w:t xml:space="preserve"> </w:t>
-      </w:r>
-      <w:proofErr w:type="spellStart"/>
-      <w:r>
-        <w:rPr>
-          <w:rFonts w:ascii="Times New Roman" w:hAnsi="Times New Roman" w:cs="Times New Roman"/>
-        </w:rPr>
-        <w:t>Directory</w:t>
-      </w:r>
-      <w:proofErr w:type="spellEnd"/>
-      <w:r>
-        <w:rPr>
-          <w:rFonts w:ascii="Times New Roman" w:hAnsi="Times New Roman" w:cs="Times New Roman"/>
-        </w:rPr>
-        <w:t xml:space="preserve"> szolgáltatásait, például az LDAP (</w:t>
-      </w:r>
-      <w:proofErr w:type="spellStart"/>
-      <w:r>
-        <w:rPr>
-          <w:rFonts w:ascii="Times New Roman" w:hAnsi="Times New Roman" w:cs="Times New Roman"/>
-        </w:rPr>
-        <w:t>Lightweight</w:t>
-      </w:r>
-      <w:proofErr w:type="spellEnd"/>
-      <w:r>
-        <w:rPr>
-          <w:rFonts w:ascii="Times New Roman" w:hAnsi="Times New Roman" w:cs="Times New Roman"/>
-        </w:rPr>
-        <w:t xml:space="preserve"> </w:t>
-      </w:r>
-      <w:proofErr w:type="spellStart"/>
-      <w:r>
-        <w:rPr>
-          <w:rFonts w:ascii="Times New Roman" w:hAnsi="Times New Roman" w:cs="Times New Roman"/>
-        </w:rPr>
-        <w:t>Directory</w:t>
-      </w:r>
-      <w:proofErr w:type="spellEnd"/>
-      <w:r>
-        <w:rPr>
-          <w:rFonts w:ascii="Times New Roman" w:hAnsi="Times New Roman" w:cs="Times New Roman"/>
-        </w:rPr>
-        <w:t xml:space="preserve"> Access </w:t>
-      </w:r>
-      <w:proofErr w:type="spellStart"/>
-      <w:r>
-        <w:rPr>
-          <w:rFonts w:ascii="Times New Roman" w:hAnsi="Times New Roman" w:cs="Times New Roman"/>
-        </w:rPr>
-        <w:t>Protocol</w:t>
-      </w:r>
-      <w:proofErr w:type="spellEnd"/>
-      <w:r>
-        <w:rPr>
-          <w:rFonts w:ascii="Times New Roman" w:hAnsi="Times New Roman" w:cs="Times New Roman"/>
-        </w:rPr>
-        <w:t xml:space="preserve">) és </w:t>
-      </w:r>
-      <w:proofErr w:type="spellStart"/>
-      <w:r>
-        <w:rPr>
-          <w:rFonts w:ascii="Times New Roman" w:hAnsi="Times New Roman" w:cs="Times New Roman"/>
-        </w:rPr>
-        <w:t>Kerberos</w:t>
-      </w:r>
-      <w:proofErr w:type="spellEnd"/>
-      <w:r>
-        <w:rPr>
-          <w:rFonts w:ascii="Times New Roman" w:hAnsi="Times New Roman" w:cs="Times New Roman"/>
-        </w:rPr>
-        <w:t xml:space="preserve"> szolgáltatásokat. Ezek a rekordok olyan formátumban jelennek meg, mint például _</w:t>
-      </w:r>
-      <w:proofErr w:type="spellStart"/>
-      <w:proofErr w:type="gramStart"/>
-      <w:r>
-        <w:rPr>
-          <w:rFonts w:ascii="Times New Roman" w:hAnsi="Times New Roman" w:cs="Times New Roman"/>
-        </w:rPr>
-        <w:t>ldap</w:t>
-      </w:r>
-      <w:proofErr w:type="spellEnd"/>
-      <w:r>
-        <w:rPr>
-          <w:rFonts w:ascii="Times New Roman" w:hAnsi="Times New Roman" w:cs="Times New Roman"/>
-        </w:rPr>
-        <w:t>._</w:t>
-      </w:r>
-      <w:proofErr w:type="gramEnd"/>
-      <w:r>
-        <w:rPr>
-          <w:rFonts w:ascii="Times New Roman" w:hAnsi="Times New Roman" w:cs="Times New Roman"/>
-        </w:rPr>
-        <w:t>tcp.</w:t>
-      </w:r>
-      <w:proofErr w:type="gramStart"/>
-      <w:r>
-        <w:rPr>
-          <w:rFonts w:ascii="Times New Roman" w:hAnsi="Times New Roman" w:cs="Times New Roman"/>
-        </w:rPr>
-        <w:t>dc._</w:t>
-      </w:r>
-      <w:proofErr w:type="spellStart"/>
-      <w:r>
-        <w:rPr>
-          <w:rFonts w:ascii="Times New Roman" w:hAnsi="Times New Roman" w:cs="Times New Roman"/>
-        </w:rPr>
-        <w:t>msdcs.telekom</w:t>
-      </w:r>
-      <w:proofErr w:type="gramEnd"/>
-      <w:r>
-        <w:rPr>
-          <w:rFonts w:ascii="Times New Roman" w:hAnsi="Times New Roman" w:cs="Times New Roman"/>
-        </w:rPr>
-        <w:t>.local</w:t>
-      </w:r>
-      <w:proofErr w:type="spellEnd"/>
-      <w:r>
-        <w:rPr>
-          <w:rFonts w:ascii="Times New Roman" w:hAnsi="Times New Roman" w:cs="Times New Roman"/>
-        </w:rPr>
-        <w:t>, és tartalmazzák a tartományvezérlő nevét és IP-címét. Ezek nélkül a kliensek nem tudnák, hová küldjék a bejelentkezési kérelmeket, nem működne a tartományba való beléptetés, a csoportházirendek alkalmazása vagy a replikáció.</w:t>
+        <w:t xml:space="preserve"> speciális DNS-rekordok, amelyek megmondják a klienseknek, hogy hol találják meg az Active Directory szolgáltatásait, például az LDAP (Lightweight Directory Access Protocol) és Kerberos szolgáltatásokat. Ezek a rekordok olyan formátumban jelennek meg, mint például _ldap._tcp.dc._msdcs.telekom.local, és tartalmazzák a tartományvezérlő nevét és IP-címét. Ezek nélkül a kliensek nem tudnák, hová küldjék a bejelentkezési kérelmeket, nem működne a tartományba való beléptetés, a csoportházirendek alkalmazása vagy a replikáció.</w:t>
       </w:r>
     </w:p>
     <w:p>
@@ -4245,35 +2785,7 @@
         <w:rPr>
           <w:rFonts w:ascii="Times New Roman" w:hAnsi="Times New Roman" w:cs="Times New Roman"/>
         </w:rPr>
-        <w:t xml:space="preserve">ahol eddig is a Server Managerben </w:t>
-      </w:r>
-      <w:proofErr w:type="spellStart"/>
-      <w:r>
-        <w:rPr>
-          <w:rFonts w:ascii="Times New Roman" w:hAnsi="Times New Roman" w:cs="Times New Roman"/>
-        </w:rPr>
-        <w:t>Role-based</w:t>
-      </w:r>
-      <w:proofErr w:type="spellEnd"/>
-      <w:r>
-        <w:rPr>
-          <w:rFonts w:ascii="Times New Roman" w:hAnsi="Times New Roman" w:cs="Times New Roman"/>
-        </w:rPr>
-        <w:t xml:space="preserve"> </w:t>
-      </w:r>
-      <w:proofErr w:type="spellStart"/>
-      <w:r>
-        <w:rPr>
-          <w:rFonts w:ascii="Times New Roman" w:hAnsi="Times New Roman" w:cs="Times New Roman"/>
-        </w:rPr>
-        <w:t>installation</w:t>
-      </w:r>
-      <w:proofErr w:type="spellEnd"/>
-      <w:r>
-        <w:rPr>
-          <w:rFonts w:ascii="Times New Roman" w:hAnsi="Times New Roman" w:cs="Times New Roman"/>
-        </w:rPr>
-        <w:t xml:space="preserve"> formájában kiválasztom a DHCP szolgáltatást és telepítem</w:t>
+        <w:t>ahol eddig is a Server Managerben Role-based installation formájában kiválasztom a DHCP szolgáltatást és telepítem</w:t>
       </w:r>
       <w:r>
         <w:rPr>
@@ -4348,21 +2860,7 @@
         <w:rPr>
           <w:rFonts w:ascii="Times New Roman" w:hAnsi="Times New Roman" w:cs="Times New Roman"/>
         </w:rPr>
-        <w:t xml:space="preserve"> hogy ezek megvannak létrehozok egy </w:t>
-      </w:r>
-      <w:proofErr w:type="spellStart"/>
-      <w:r>
-        <w:rPr>
-          <w:rFonts w:ascii="Times New Roman" w:hAnsi="Times New Roman" w:cs="Times New Roman"/>
-        </w:rPr>
-        <w:t>scope</w:t>
-      </w:r>
-      <w:proofErr w:type="spellEnd"/>
-      <w:r>
-        <w:rPr>
-          <w:rFonts w:ascii="Times New Roman" w:hAnsi="Times New Roman" w:cs="Times New Roman"/>
-        </w:rPr>
-        <w:t xml:space="preserve">-ot, a </w:t>
+        <w:t xml:space="preserve"> hogy ezek megvannak létrehozok egy scope-ot, a </w:t>
       </w:r>
       <w:r>
         <w:rPr>
@@ -4404,125 +2902,13 @@
         <w:rPr>
           <w:rFonts w:ascii="Times New Roman" w:hAnsi="Times New Roman" w:cs="Times New Roman"/>
         </w:rPr>
-        <w:t xml:space="preserve">8 címet fogunk tudni kiosztani, ez a lokális </w:t>
-      </w:r>
-      <w:proofErr w:type="spellStart"/>
-      <w:r>
-        <w:rPr>
-          <w:rFonts w:ascii="Times New Roman" w:hAnsi="Times New Roman" w:cs="Times New Roman"/>
-        </w:rPr>
-        <w:t>lan</w:t>
-      </w:r>
-      <w:proofErr w:type="spellEnd"/>
-      <w:r>
-        <w:rPr>
-          <w:rFonts w:ascii="Times New Roman" w:hAnsi="Times New Roman" w:cs="Times New Roman"/>
-        </w:rPr>
-        <w:t xml:space="preserve"> </w:t>
-      </w:r>
-      <w:proofErr w:type="spellStart"/>
-      <w:r>
-        <w:rPr>
-          <w:rFonts w:ascii="Times New Roman" w:hAnsi="Times New Roman" w:cs="Times New Roman"/>
-        </w:rPr>
-        <w:t>scopeja</w:t>
-      </w:r>
-      <w:proofErr w:type="spellEnd"/>
-      <w:r>
-        <w:rPr>
-          <w:rFonts w:ascii="Times New Roman" w:hAnsi="Times New Roman" w:cs="Times New Roman"/>
-        </w:rPr>
-        <w:t xml:space="preserve">. </w:t>
-      </w:r>
-      <w:proofErr w:type="spellStart"/>
-      <w:r>
-        <w:rPr>
-          <w:rFonts w:ascii="Times New Roman" w:hAnsi="Times New Roman" w:cs="Times New Roman"/>
-        </w:rPr>
-        <w:t>Internal</w:t>
-      </w:r>
-      <w:proofErr w:type="spellEnd"/>
-      <w:r>
-        <w:rPr>
-          <w:rFonts w:ascii="Times New Roman" w:hAnsi="Times New Roman" w:cs="Times New Roman"/>
-        </w:rPr>
-        <w:t xml:space="preserve"> hálókártyával fogunk csatlakozni egy klienseszközzel és megnézzük kap-e címet.</w:t>
-      </w:r>
-      <w:r>
-        <w:rPr>
-          <w:rFonts w:ascii="Times New Roman" w:hAnsi="Times New Roman" w:cs="Times New Roman"/>
-        </w:rPr>
-        <w:t xml:space="preserve"> </w:t>
-      </w:r>
-      <w:proofErr w:type="spellStart"/>
-      <w:r>
-        <w:rPr>
-          <w:rFonts w:ascii="Times New Roman" w:hAnsi="Times New Roman" w:cs="Times New Roman"/>
-        </w:rPr>
-        <w:t>Excluded</w:t>
-      </w:r>
-      <w:proofErr w:type="spellEnd"/>
-      <w:r>
-        <w:rPr>
-          <w:rFonts w:ascii="Times New Roman" w:hAnsi="Times New Roman" w:cs="Times New Roman"/>
-        </w:rPr>
-        <w:t xml:space="preserve"> </w:t>
-      </w:r>
-      <w:proofErr w:type="spellStart"/>
-      <w:r>
-        <w:rPr>
-          <w:rFonts w:ascii="Times New Roman" w:hAnsi="Times New Roman" w:cs="Times New Roman"/>
-        </w:rPr>
-        <w:t>addresses</w:t>
-      </w:r>
-      <w:proofErr w:type="spellEnd"/>
-      <w:r>
-        <w:rPr>
-          <w:rFonts w:ascii="Times New Roman" w:hAnsi="Times New Roman" w:cs="Times New Roman"/>
-        </w:rPr>
-        <w:t xml:space="preserve">: amiket nem oszthat ki a DHCP szolgáltatás a </w:t>
-      </w:r>
-      <w:proofErr w:type="spellStart"/>
-      <w:r>
-        <w:rPr>
-          <w:rFonts w:ascii="Times New Roman" w:hAnsi="Times New Roman" w:cs="Times New Roman"/>
-        </w:rPr>
-        <w:t>scope-ból</w:t>
-      </w:r>
-      <w:proofErr w:type="spellEnd"/>
-      <w:r>
-        <w:rPr>
-          <w:rFonts w:ascii="Times New Roman" w:hAnsi="Times New Roman" w:cs="Times New Roman"/>
-        </w:rPr>
-        <w:t xml:space="preserve"> az a </w:t>
-      </w:r>
-      <w:proofErr w:type="spellStart"/>
-      <w:r>
-        <w:rPr>
-          <w:rFonts w:ascii="Times New Roman" w:hAnsi="Times New Roman" w:cs="Times New Roman"/>
-        </w:rPr>
-        <w:t>default</w:t>
-      </w:r>
-      <w:proofErr w:type="spellEnd"/>
-      <w:r>
-        <w:rPr>
-          <w:rFonts w:ascii="Times New Roman" w:hAnsi="Times New Roman" w:cs="Times New Roman"/>
-        </w:rPr>
-        <w:t xml:space="preserve"> </w:t>
-      </w:r>
-      <w:proofErr w:type="spellStart"/>
-      <w:r>
-        <w:rPr>
-          <w:rFonts w:ascii="Times New Roman" w:hAnsi="Times New Roman" w:cs="Times New Roman"/>
-        </w:rPr>
-        <w:t>gateway</w:t>
-      </w:r>
-      <w:proofErr w:type="spellEnd"/>
-      <w:r>
-        <w:rPr>
-          <w:rFonts w:ascii="Times New Roman" w:hAnsi="Times New Roman" w:cs="Times New Roman"/>
-        </w:rPr>
-        <w:t xml:space="preserve"> és a </w:t>
+        <w:t>8 címet fogunk tudni kiosztani, ez a lokális lan scopeja. Internal hálókártyával fogunk csatlakozni egy klienseszközzel és megnézzük kap-e címet.</w:t>
+      </w:r>
+      <w:r>
+        <w:rPr>
+          <w:rFonts w:ascii="Times New Roman" w:hAnsi="Times New Roman" w:cs="Times New Roman"/>
+        </w:rPr>
+        <w:t xml:space="preserve"> Excluded addresses: amiket nem oszthat ki a DHCP szolgáltatás a scope-ból az a default gateway és a </w:t>
       </w:r>
       <w:r>
         <w:rPr>
@@ -4647,41 +3033,13 @@
         <w:rPr>
           <w:rFonts w:ascii="Times New Roman" w:hAnsi="Times New Roman" w:cs="Times New Roman"/>
         </w:rPr>
-        <w:t xml:space="preserve">Beállítom a DNS szerver a </w:t>
-      </w:r>
-      <w:proofErr w:type="spellStart"/>
-      <w:r>
-        <w:rPr>
-          <w:rFonts w:ascii="Times New Roman" w:hAnsi="Times New Roman" w:cs="Times New Roman"/>
-        </w:rPr>
-        <w:t>scope</w:t>
-      </w:r>
-      <w:proofErr w:type="spellEnd"/>
-      <w:r>
-        <w:rPr>
-          <w:rFonts w:ascii="Times New Roman" w:hAnsi="Times New Roman" w:cs="Times New Roman"/>
-        </w:rPr>
-        <w:t xml:space="preserve">-ban </w:t>
-      </w:r>
-      <w:r>
-        <w:rPr>
-          <w:rFonts w:ascii="Times New Roman" w:hAnsi="Times New Roman" w:cs="Times New Roman"/>
-        </w:rPr>
-        <w:t xml:space="preserve">és létrehozok egy DHCP </w:t>
-      </w:r>
-      <w:proofErr w:type="spellStart"/>
-      <w:r>
-        <w:rPr>
-          <w:rFonts w:ascii="Times New Roman" w:hAnsi="Times New Roman" w:cs="Times New Roman"/>
-        </w:rPr>
-        <w:t>reservationt</w:t>
-      </w:r>
-      <w:proofErr w:type="spellEnd"/>
-      <w:r>
-        <w:rPr>
-          <w:rFonts w:ascii="Times New Roman" w:hAnsi="Times New Roman" w:cs="Times New Roman"/>
-        </w:rPr>
-        <w:t xml:space="preserve"> a webszervernek, ami Linux alapú és ugyanebben a hálózatban </w:t>
+        <w:t xml:space="preserve">Beállítom a DNS szerver a scope-ban </w:t>
+      </w:r>
+      <w:r>
+        <w:rPr>
+          <w:rFonts w:ascii="Times New Roman" w:hAnsi="Times New Roman" w:cs="Times New Roman"/>
+        </w:rPr>
+        <w:t xml:space="preserve">és létrehozok egy DHCP reservationt a webszervernek, ami Linux alapú és ugyanebben a hálózatban </w:t>
       </w:r>
       <w:r>
         <w:rPr>
@@ -4869,35 +3227,7 @@
         <w:rPr>
           <w:rFonts w:ascii="Times New Roman" w:hAnsi="Times New Roman" w:cs="Times New Roman"/>
         </w:rPr>
-        <w:t xml:space="preserve">Egy Windows 11 alapú </w:t>
-      </w:r>
-      <w:proofErr w:type="spellStart"/>
-      <w:r>
-        <w:rPr>
-          <w:rFonts w:ascii="Times New Roman" w:hAnsi="Times New Roman" w:cs="Times New Roman"/>
-        </w:rPr>
-        <w:t>klienset</w:t>
-      </w:r>
-      <w:proofErr w:type="spellEnd"/>
-      <w:r>
-        <w:rPr>
-          <w:rFonts w:ascii="Times New Roman" w:hAnsi="Times New Roman" w:cs="Times New Roman"/>
-        </w:rPr>
-        <w:t xml:space="preserve"> fogok használni, ami egy </w:t>
-      </w:r>
-      <w:proofErr w:type="spellStart"/>
-      <w:r>
-        <w:rPr>
-          <w:rFonts w:ascii="Times New Roman" w:hAnsi="Times New Roman" w:cs="Times New Roman"/>
-        </w:rPr>
-        <w:t>internal</w:t>
-      </w:r>
-      <w:proofErr w:type="spellEnd"/>
-      <w:r>
-        <w:rPr>
-          <w:rFonts w:ascii="Times New Roman" w:hAnsi="Times New Roman" w:cs="Times New Roman"/>
-        </w:rPr>
-        <w:t xml:space="preserve"> kártyával rendelkezik.</w:t>
+        <w:t>Egy Windows 11 alapú klienset fogok használni, ami egy internal kártyával rendelkezik.</w:t>
       </w:r>
       <w:r>
         <w:rPr>
@@ -5016,21 +3346,7 @@
         <w:rPr>
           <w:rFonts w:ascii="Times New Roman" w:hAnsi="Times New Roman" w:cs="Times New Roman"/>
         </w:rPr>
-        <w:t xml:space="preserve">Most pedig </w:t>
-      </w:r>
-      <w:proofErr w:type="spellStart"/>
-      <w:r>
-        <w:rPr>
-          <w:rFonts w:ascii="Times New Roman" w:hAnsi="Times New Roman" w:cs="Times New Roman"/>
-        </w:rPr>
-        <w:t>tarományba</w:t>
-      </w:r>
-      <w:proofErr w:type="spellEnd"/>
-      <w:r>
-        <w:rPr>
-          <w:rFonts w:ascii="Times New Roman" w:hAnsi="Times New Roman" w:cs="Times New Roman"/>
-        </w:rPr>
-        <w:t xml:space="preserve"> léptetem</w:t>
+        <w:t>Most pedig tarományba léptetem</w:t>
       </w:r>
       <w:r>
         <w:rPr>
@@ -5060,35 +3376,7 @@
         <w:rPr>
           <w:rFonts w:ascii="Times New Roman" w:hAnsi="Times New Roman" w:cs="Times New Roman"/>
         </w:rPr>
-        <w:t xml:space="preserve">a TELEKOM </w:t>
-      </w:r>
-      <w:proofErr w:type="spellStart"/>
-      <w:r>
-        <w:rPr>
-          <w:rFonts w:ascii="Times New Roman" w:hAnsi="Times New Roman" w:cs="Times New Roman"/>
-        </w:rPr>
-        <w:t>domainhez</w:t>
-      </w:r>
-      <w:proofErr w:type="spellEnd"/>
-      <w:r>
-        <w:rPr>
-          <w:rFonts w:ascii="Times New Roman" w:hAnsi="Times New Roman" w:cs="Times New Roman"/>
-        </w:rPr>
-        <w:t xml:space="preserve"> adom, amit a tartomány fülben adok meg, újraindítom és bejelentkezek – másik felhasználó, TELEKOM\</w:t>
-      </w:r>
-      <w:proofErr w:type="spellStart"/>
-      <w:r>
-        <w:rPr>
-          <w:rFonts w:ascii="Times New Roman" w:hAnsi="Times New Roman" w:cs="Times New Roman"/>
-        </w:rPr>
-        <w:t>Administrator</w:t>
-      </w:r>
-      <w:proofErr w:type="spellEnd"/>
-      <w:r>
-        <w:rPr>
-          <w:rFonts w:ascii="Times New Roman" w:hAnsi="Times New Roman" w:cs="Times New Roman"/>
-        </w:rPr>
-        <w:t xml:space="preserve"> – Nincs1. </w:t>
+        <w:t xml:space="preserve">a TELEKOM domainhez adom, amit a tartomány fülben adok meg, újraindítom és bejelentkezek – másik felhasználó, TELEKOM\Administrator – Nincs1. </w:t>
       </w:r>
     </w:p>
     <w:p>
@@ -5200,111 +3488,19 @@
           <w:rFonts w:ascii="Times New Roman" w:hAnsi="Times New Roman" w:cs="Times New Roman"/>
         </w:rPr>
         <w:lastRenderedPageBreak/>
-        <w:t xml:space="preserve">Létrehozok a Windows szerveren egy </w:t>
-      </w:r>
-      <w:proofErr w:type="spellStart"/>
-      <w:r>
-        <w:rPr>
-          <w:rFonts w:ascii="Times New Roman" w:hAnsi="Times New Roman" w:cs="Times New Roman"/>
-        </w:rPr>
-        <w:t>organization</w:t>
-      </w:r>
-      <w:proofErr w:type="spellEnd"/>
-      <w:r>
-        <w:rPr>
-          <w:rFonts w:ascii="Times New Roman" w:hAnsi="Times New Roman" w:cs="Times New Roman"/>
-        </w:rPr>
-        <w:t xml:space="preserve"> unitot, amit elnevezek </w:t>
-      </w:r>
-      <w:proofErr w:type="spellStart"/>
-      <w:r>
-        <w:rPr>
-          <w:rFonts w:ascii="Times New Roman" w:hAnsi="Times New Roman" w:cs="Times New Roman"/>
-        </w:rPr>
-        <w:t>Administratorsnek</w:t>
-      </w:r>
-      <w:proofErr w:type="spellEnd"/>
-      <w:r>
-        <w:rPr>
-          <w:rFonts w:ascii="Times New Roman" w:hAnsi="Times New Roman" w:cs="Times New Roman"/>
-        </w:rPr>
-        <w:t xml:space="preserve"> és </w:t>
-      </w:r>
-      <w:proofErr w:type="spellStart"/>
-      <w:r>
-        <w:rPr>
-          <w:rFonts w:ascii="Times New Roman" w:hAnsi="Times New Roman" w:cs="Times New Roman"/>
-        </w:rPr>
-        <w:t>létrehzok</w:t>
-      </w:r>
-      <w:proofErr w:type="spellEnd"/>
-      <w:r>
-        <w:rPr>
-          <w:rFonts w:ascii="Times New Roman" w:hAnsi="Times New Roman" w:cs="Times New Roman"/>
-        </w:rPr>
-        <w:t xml:space="preserve"> egy csoportot, ahol a legnagyobb jogosultsággal rendelkező </w:t>
-      </w:r>
-      <w:proofErr w:type="spellStart"/>
-      <w:r>
-        <w:rPr>
-          <w:rFonts w:ascii="Times New Roman" w:hAnsi="Times New Roman" w:cs="Times New Roman"/>
-        </w:rPr>
-        <w:t>adminok</w:t>
-      </w:r>
-      <w:proofErr w:type="spellEnd"/>
-      <w:r>
-        <w:rPr>
-          <w:rFonts w:ascii="Times New Roman" w:hAnsi="Times New Roman" w:cs="Times New Roman"/>
-        </w:rPr>
-        <w:t xml:space="preserve"> vannak: „</w:t>
-      </w:r>
-      <w:proofErr w:type="spellStart"/>
-      <w:r>
-        <w:rPr>
-          <w:rFonts w:ascii="Times New Roman" w:hAnsi="Times New Roman" w:cs="Times New Roman"/>
-        </w:rPr>
-        <w:t>GodModeAdmin</w:t>
-      </w:r>
-      <w:proofErr w:type="spellEnd"/>
-      <w:r>
-        <w:rPr>
-          <w:rFonts w:ascii="Times New Roman" w:hAnsi="Times New Roman" w:cs="Times New Roman"/>
-        </w:rPr>
-        <w:t xml:space="preserve">”, amihez </w:t>
-      </w:r>
-      <w:r>
-        <w:rPr>
-          <w:rFonts w:ascii="Times New Roman" w:hAnsi="Times New Roman" w:cs="Times New Roman"/>
-        </w:rPr>
-        <w:t xml:space="preserve">hozzáadok </w:t>
-      </w:r>
-      <w:proofErr w:type="spellStart"/>
-      <w:r>
-        <w:rPr>
-          <w:rFonts w:ascii="Times New Roman" w:hAnsi="Times New Roman" w:cs="Times New Roman"/>
-        </w:rPr>
-        <w:t>Usereket</w:t>
-      </w:r>
-      <w:proofErr w:type="spellEnd"/>
-      <w:r>
-        <w:rPr>
-          <w:rFonts w:ascii="Times New Roman" w:hAnsi="Times New Roman" w:cs="Times New Roman"/>
-        </w:rPr>
-        <w:t xml:space="preserve">, minket a csapat tagjait, mint </w:t>
-      </w:r>
-      <w:proofErr w:type="spellStart"/>
-      <w:r>
-        <w:rPr>
-          <w:rFonts w:ascii="Times New Roman" w:hAnsi="Times New Roman" w:cs="Times New Roman"/>
-        </w:rPr>
-        <w:t>adminokat</w:t>
-      </w:r>
-      <w:proofErr w:type="spellEnd"/>
-      <w:r>
-        <w:rPr>
-          <w:rFonts w:ascii="Times New Roman" w:hAnsi="Times New Roman" w:cs="Times New Roman"/>
-        </w:rPr>
-        <w:t xml:space="preserve">: Márk, Barnabás, Dénes. </w:t>
+        <w:t xml:space="preserve">Létrehozok a Windows szerveren egy organization unitot, amit elnevezek Administratorsnek és </w:t>
+      </w:r>
+      <w:r>
+        <w:rPr>
+          <w:rFonts w:ascii="Times New Roman" w:hAnsi="Times New Roman" w:cs="Times New Roman"/>
+        </w:rPr>
+        <w:t xml:space="preserve">létrehzok egy csoportot, ahol a legnagyobb jogosultsággal rendelkező adminok vannak: „GodModeAdmin”, amihez </w:t>
+      </w:r>
+      <w:r>
+        <w:rPr>
+          <w:rFonts w:ascii="Times New Roman" w:hAnsi="Times New Roman" w:cs="Times New Roman"/>
+        </w:rPr>
+        <w:t xml:space="preserve">hozzáadok Usereket, minket a csapat tagjait, mint adminokat: Márk, Barnabás, Dénes. </w:t>
       </w:r>
     </w:p>
     <w:p>

--- a/AD,DHCP,DNS,BACKUP,IIS Windowson.docx
+++ b/AD,DHCP,DNS,BACKUP,IIS Windowson.docx
@@ -670,78 +670,51 @@
     </w:p>
     <w:p>
       <w:pPr>
-        <w:jc w:val="center"/>
-        <w:rPr>
-          <w:rFonts w:ascii="Times New Roman" w:hAnsi="Times New Roman" w:cs="Times New Roman"/>
-        </w:rPr>
-      </w:pPr>
-      <w:r>
-        <w:rPr>
-          <w:rFonts w:ascii="Times New Roman" w:hAnsi="Times New Roman" w:cs="Times New Roman"/>
-        </w:rPr>
-        <w:t xml:space="preserve">FONTOS INFORMÁCIÓ: TELEKOM/ADMIN JELSZÓ: </w:t>
-      </w:r>
-      <w:r>
-        <w:rPr>
-          <w:rFonts w:ascii="Times New Roman" w:hAnsi="Times New Roman" w:cs="Times New Roman"/>
-          <w:highlight w:val="red"/>
-        </w:rPr>
-        <w:t>Nincs1</w:t>
-      </w:r>
-    </w:p>
-    <w:p>
-      <w:pPr>
-        <w:jc w:val="both"/>
-        <w:rPr>
-          <w:rFonts w:ascii="Times New Roman" w:hAnsi="Times New Roman" w:cs="Times New Roman"/>
-        </w:rPr>
-      </w:pPr>
-    </w:p>
-    <w:p>
-      <w:pPr>
-        <w:jc w:val="both"/>
-        <w:rPr>
-          <w:rFonts w:ascii="Times New Roman" w:hAnsi="Times New Roman" w:cs="Times New Roman"/>
-        </w:rPr>
-      </w:pPr>
-      <w:r>
-        <w:rPr>
-          <w:rFonts w:ascii="Times New Roman" w:hAnsi="Times New Roman" w:cs="Times New Roman"/>
-          <w:highlight w:val="red"/>
-        </w:rPr>
-        <w:t>Mikrotik config:</w:t>
-      </w:r>
-    </w:p>
-    <w:p>
-      <w:pPr>
-        <w:jc w:val="both"/>
-        <w:rPr>
-          <w:rFonts w:ascii="Times New Roman" w:hAnsi="Times New Roman" w:cs="Times New Roman"/>
-        </w:rPr>
-      </w:pPr>
-      <w:r>
-        <w:rPr>
-          <w:rFonts w:ascii="Times New Roman" w:hAnsi="Times New Roman" w:cs="Times New Roman"/>
-        </w:rPr>
-        <w:t xml:space="preserve">Interfacek beállítása következik. Van egy </w:t>
+        <w:jc w:val="both"/>
+        <w:rPr>
+          <w:rFonts w:ascii="Times New Roman" w:hAnsi="Times New Roman" w:cs="Times New Roman"/>
+        </w:rPr>
+      </w:pPr>
+      <w:r>
+        <w:rPr>
+          <w:rFonts w:ascii="Times New Roman" w:hAnsi="Times New Roman" w:cs="Times New Roman"/>
+          <w:highlight w:val="yellow"/>
+        </w:rPr>
+        <w:t>Automatizált szoftver telepítése:</w:t>
+      </w:r>
+      <w:r>
+        <w:rPr>
+          <w:rFonts w:ascii="Times New Roman" w:hAnsi="Times New Roman" w:cs="Times New Roman"/>
+        </w:rPr>
+        <w:t xml:space="preserve"> </w:t>
+      </w:r>
+    </w:p>
+    <w:p>
+      <w:pPr>
+        <w:jc w:val="both"/>
+        <w:rPr>
+          <w:rFonts w:ascii="Times New Roman" w:hAnsi="Times New Roman" w:cs="Times New Roman"/>
+        </w:rPr>
+      </w:pPr>
+      <w:r>
+        <w:rPr>
+          <w:rFonts w:ascii="Times New Roman" w:hAnsi="Times New Roman" w:cs="Times New Roman"/>
+        </w:rPr>
+        <w:t xml:space="preserve">Az </w:t>
       </w:r>
       <w:r>
         <w:rPr>
           <w:rFonts w:ascii="Times New Roman" w:hAnsi="Times New Roman" w:cs="Times New Roman"/>
           <w:b/>
           <w:bCs/>
-        </w:rPr>
-        <w:t>Host-Only</w:t>
-      </w:r>
-      <w:r>
-        <w:rPr>
-          <w:rFonts w:ascii="Times New Roman" w:hAnsi="Times New Roman" w:cs="Times New Roman"/>
-        </w:rPr>
-        <w:t xml:space="preserve"> hálózatunk</w:t>
-      </w:r>
-      <w:r>
-        <w:rPr>
-          <w:rFonts w:ascii="Times New Roman" w:hAnsi="Times New Roman" w:cs="Times New Roman"/>
+          <w:color w:val="EE0000"/>
+        </w:rPr>
+        <w:t>automatizált szoftvertelepítés</w:t>
+      </w:r>
+      <w:r>
+        <w:rPr>
+          <w:rFonts w:ascii="Times New Roman" w:hAnsi="Times New Roman" w:cs="Times New Roman"/>
+          <w:color w:val="EE0000"/>
         </w:rPr>
         <w:t xml:space="preserve"> </w:t>
       </w:r>
@@ -749,13 +722,65 @@
         <w:rPr>
           <w:rFonts w:ascii="Times New Roman" w:hAnsi="Times New Roman" w:cs="Times New Roman"/>
         </w:rPr>
-        <w:t xml:space="preserve">elkülönítve management </w:t>
-      </w:r>
-      <w:r>
-        <w:rPr>
-          <w:rFonts w:ascii="Times New Roman" w:hAnsi="Times New Roman" w:cs="Times New Roman"/>
-        </w:rPr>
-        <w:t xml:space="preserve">szempontjából. Van egy </w:t>
+        <w:t>Windows környezetben azt jelenti, hogy a programok nem kézzel, egyenként kerülnek fel a gépekre, hanem egy előre elkészített folyamat vagy eszköz automatikusan telepíti őket több gépre, felhasználói beavatkozás nélkül. Ez a vállalati, iskolai és labor környezetek egyik alapvető működési eleme, mert egyszerre old meg időigényes, hibalehetőségekkel teli feladatokat.</w:t>
+      </w:r>
+    </w:p>
+    <w:p>
+      <w:pPr>
+        <w:jc w:val="center"/>
+        <w:rPr>
+          <w:rFonts w:ascii="Times New Roman" w:hAnsi="Times New Roman" w:cs="Times New Roman"/>
+        </w:rPr>
+      </w:pPr>
+      <w:r>
+        <w:rPr>
+          <w:rFonts w:ascii="Times New Roman" w:hAnsi="Times New Roman" w:cs="Times New Roman"/>
+        </w:rPr>
+        <w:t xml:space="preserve">FONTOS INFORMÁCIÓ: TELEKOM/ADMIN JELSZÓ: </w:t>
+      </w:r>
+      <w:r>
+        <w:rPr>
+          <w:rFonts w:ascii="Times New Roman" w:hAnsi="Times New Roman" w:cs="Times New Roman"/>
+          <w:highlight w:val="red"/>
+        </w:rPr>
+        <w:t>Nincs1</w:t>
+      </w:r>
+    </w:p>
+    <w:p>
+      <w:pPr>
+        <w:jc w:val="both"/>
+        <w:rPr>
+          <w:rFonts w:ascii="Times New Roman" w:hAnsi="Times New Roman" w:cs="Times New Roman"/>
+        </w:rPr>
+      </w:pPr>
+    </w:p>
+    <w:p>
+      <w:pPr>
+        <w:jc w:val="both"/>
+        <w:rPr>
+          <w:rFonts w:ascii="Times New Roman" w:hAnsi="Times New Roman" w:cs="Times New Roman"/>
+        </w:rPr>
+      </w:pPr>
+      <w:r>
+        <w:rPr>
+          <w:rFonts w:ascii="Times New Roman" w:hAnsi="Times New Roman" w:cs="Times New Roman"/>
+          <w:highlight w:val="red"/>
+        </w:rPr>
+        <w:t>Mikrotik config:</w:t>
+      </w:r>
+    </w:p>
+    <w:p>
+      <w:pPr>
+        <w:jc w:val="both"/>
+        <w:rPr>
+          <w:rFonts w:ascii="Times New Roman" w:hAnsi="Times New Roman" w:cs="Times New Roman"/>
+        </w:rPr>
+      </w:pPr>
+      <w:r>
+        <w:rPr>
+          <w:rFonts w:ascii="Times New Roman" w:hAnsi="Times New Roman" w:cs="Times New Roman"/>
+        </w:rPr>
+        <w:t xml:space="preserve">Interfacek beállítása következik. Van egy </w:t>
       </w:r>
       <w:r>
         <w:rPr>
@@ -763,19 +788,31 @@
           <w:b/>
           <w:bCs/>
         </w:rPr>
-        <w:t>internal</w:t>
-      </w:r>
-      <w:r>
-        <w:rPr>
-          <w:rFonts w:ascii="Times New Roman" w:hAnsi="Times New Roman" w:cs="Times New Roman"/>
-        </w:rPr>
-        <w:t xml:space="preserve"> hálónk, ami</w:t>
-      </w:r>
-      <w:r>
-        <w:rPr>
-          <w:rFonts w:ascii="Times New Roman" w:hAnsi="Times New Roman" w:cs="Times New Roman"/>
-        </w:rPr>
-        <w:t xml:space="preserve">n fut a szerver és kliensgép. Illetve egy </w:t>
+        <w:t>Host-Only</w:t>
+      </w:r>
+      <w:r>
+        <w:rPr>
+          <w:rFonts w:ascii="Times New Roman" w:hAnsi="Times New Roman" w:cs="Times New Roman"/>
+        </w:rPr>
+        <w:t xml:space="preserve"> hálózatunk</w:t>
+      </w:r>
+      <w:r>
+        <w:rPr>
+          <w:rFonts w:ascii="Times New Roman" w:hAnsi="Times New Roman" w:cs="Times New Roman"/>
+        </w:rPr>
+        <w:t xml:space="preserve"> </w:t>
+      </w:r>
+      <w:r>
+        <w:rPr>
+          <w:rFonts w:ascii="Times New Roman" w:hAnsi="Times New Roman" w:cs="Times New Roman"/>
+        </w:rPr>
+        <w:t xml:space="preserve">elkülönítve management </w:t>
+      </w:r>
+      <w:r>
+        <w:rPr>
+          <w:rFonts w:ascii="Times New Roman" w:hAnsi="Times New Roman" w:cs="Times New Roman"/>
+        </w:rPr>
+        <w:t xml:space="preserve">szempontjából. Van egy </w:t>
       </w:r>
       <w:r>
         <w:rPr>
@@ -783,6 +820,26 @@
           <w:b/>
           <w:bCs/>
         </w:rPr>
+        <w:t>internal</w:t>
+      </w:r>
+      <w:r>
+        <w:rPr>
+          <w:rFonts w:ascii="Times New Roman" w:hAnsi="Times New Roman" w:cs="Times New Roman"/>
+        </w:rPr>
+        <w:t xml:space="preserve"> hálónk, ami</w:t>
+      </w:r>
+      <w:r>
+        <w:rPr>
+          <w:rFonts w:ascii="Times New Roman" w:hAnsi="Times New Roman" w:cs="Times New Roman"/>
+        </w:rPr>
+        <w:t xml:space="preserve">n fut a szerver és kliensgép. Illetve egy </w:t>
+      </w:r>
+      <w:r>
+        <w:rPr>
+          <w:rFonts w:ascii="Times New Roman" w:hAnsi="Times New Roman" w:cs="Times New Roman"/>
+          <w:b/>
+          <w:bCs/>
+        </w:rPr>
         <w:t>natolt interface</w:t>
       </w:r>
       <w:r>
@@ -822,6 +879,7 @@
           <w:rFonts w:ascii="Times New Roman" w:hAnsi="Times New Roman" w:cs="Times New Roman"/>
           <w:noProof/>
         </w:rPr>
+        <w:lastRenderedPageBreak/>
         <w:drawing>
           <wp:inline distT="0" distB="0" distL="0" distR="0" wp14:anchorId="1C0506C3" wp14:editId="49C03F6A">
             <wp:extent cx="4635738" cy="2571882"/>
@@ -881,7 +939,6 @@
           <w:rFonts w:ascii="Times New Roman" w:hAnsi="Times New Roman" w:cs="Times New Roman"/>
           <w:noProof/>
         </w:rPr>
-        <w:lastRenderedPageBreak/>
         <w:drawing>
           <wp:inline distT="0" distB="0" distL="0" distR="0" wp14:anchorId="7315F7F2" wp14:editId="004F9AC1">
             <wp:extent cx="4553184" cy="2559182"/>
@@ -1052,6 +1109,7 @@
           <w:rFonts w:ascii="Times New Roman" w:hAnsi="Times New Roman" w:cs="Times New Roman"/>
           <w:noProof/>
         </w:rPr>
+        <w:lastRenderedPageBreak/>
         <w:drawing>
           <wp:inline distT="0" distB="0" distL="0" distR="0" wp14:anchorId="1483AACF" wp14:editId="7386B6C9">
             <wp:extent cx="3468201" cy="2164334"/>
@@ -1170,37 +1228,37 @@
           <w:rFonts w:ascii="Times New Roman" w:hAnsi="Times New Roman" w:cs="Times New Roman"/>
           <w:highlight w:val="red"/>
         </w:rPr>
+        <w:t xml:space="preserve">Szolgáltatások: </w:t>
+      </w:r>
+    </w:p>
+    <w:p>
+      <w:pPr>
+        <w:jc w:val="both"/>
+        <w:rPr>
+          <w:rFonts w:ascii="Times New Roman" w:hAnsi="Times New Roman" w:cs="Times New Roman"/>
+        </w:rPr>
+      </w:pPr>
+      <w:r>
+        <w:rPr>
+          <w:rFonts w:ascii="Times New Roman" w:hAnsi="Times New Roman" w:cs="Times New Roman"/>
+        </w:rPr>
+        <w:t xml:space="preserve">Add Roles and Featuresben hozzáadom a következő szolgáltatásokat: </w:t>
+      </w:r>
+    </w:p>
+    <w:p>
+      <w:pPr>
+        <w:jc w:val="center"/>
+        <w:rPr>
+          <w:rFonts w:ascii="Times New Roman" w:hAnsi="Times New Roman" w:cs="Times New Roman"/>
+          <w:highlight w:val="red"/>
+        </w:rPr>
+      </w:pPr>
+      <w:r>
+        <w:rPr>
+          <w:rFonts w:ascii="Times New Roman" w:hAnsi="Times New Roman" w:cs="Times New Roman"/>
+          <w:noProof/>
+        </w:rPr>
         <w:lastRenderedPageBreak/>
-        <w:t xml:space="preserve">Szolgáltatások: </w:t>
-      </w:r>
-    </w:p>
-    <w:p>
-      <w:pPr>
-        <w:jc w:val="both"/>
-        <w:rPr>
-          <w:rFonts w:ascii="Times New Roman" w:hAnsi="Times New Roman" w:cs="Times New Roman"/>
-        </w:rPr>
-      </w:pPr>
-      <w:r>
-        <w:rPr>
-          <w:rFonts w:ascii="Times New Roman" w:hAnsi="Times New Roman" w:cs="Times New Roman"/>
-        </w:rPr>
-        <w:t xml:space="preserve">Add Roles and Featuresben hozzáadom a következő szolgáltatásokat: </w:t>
-      </w:r>
-    </w:p>
-    <w:p>
-      <w:pPr>
-        <w:jc w:val="center"/>
-        <w:rPr>
-          <w:rFonts w:ascii="Times New Roman" w:hAnsi="Times New Roman" w:cs="Times New Roman"/>
-          <w:highlight w:val="red"/>
-        </w:rPr>
-      </w:pPr>
-      <w:r>
-        <w:rPr>
-          <w:rFonts w:ascii="Times New Roman" w:hAnsi="Times New Roman" w:cs="Times New Roman"/>
-          <w:noProof/>
-        </w:rPr>
         <w:drawing>
           <wp:inline distT="0" distB="0" distL="0" distR="0" wp14:anchorId="00B12F58" wp14:editId="23843891">
             <wp:extent cx="5011754" cy="3557174"/>
@@ -1319,21 +1377,21 @@
           <w:rFonts w:ascii="Times New Roman" w:hAnsi="Times New Roman" w:cs="Times New Roman"/>
           <w:highlight w:val="red"/>
         </w:rPr>
+        <w:t>DNS beállítások:</w:t>
+      </w:r>
+    </w:p>
+    <w:p>
+      <w:pPr>
+        <w:jc w:val="both"/>
+        <w:rPr>
+          <w:rFonts w:ascii="Times New Roman" w:hAnsi="Times New Roman" w:cs="Times New Roman"/>
+        </w:rPr>
+      </w:pPr>
+      <w:r>
+        <w:rPr>
+          <w:rFonts w:ascii="Times New Roman" w:hAnsi="Times New Roman" w:cs="Times New Roman"/>
+        </w:rPr>
         <w:lastRenderedPageBreak/>
-        <w:t>DNS beállítások:</w:t>
-      </w:r>
-    </w:p>
-    <w:p>
-      <w:pPr>
-        <w:jc w:val="both"/>
-        <w:rPr>
-          <w:rFonts w:ascii="Times New Roman" w:hAnsi="Times New Roman" w:cs="Times New Roman"/>
-        </w:rPr>
-      </w:pPr>
-      <w:r>
-        <w:rPr>
-          <w:rFonts w:ascii="Times New Roman" w:hAnsi="Times New Roman" w:cs="Times New Roman"/>
-        </w:rPr>
         <w:t>Telepítem a DNS szolgáltatást, majd l</w:t>
       </w:r>
       <w:r>
@@ -2710,42 +2768,6 @@
         <w:jc w:val="both"/>
         <w:rPr>
           <w:rFonts w:ascii="Times New Roman" w:hAnsi="Times New Roman" w:cs="Times New Roman"/>
-          <w:highlight w:val="red"/>
-        </w:rPr>
-      </w:pPr>
-    </w:p>
-    <w:p>
-      <w:pPr>
-        <w:jc w:val="both"/>
-        <w:rPr>
-          <w:rFonts w:ascii="Times New Roman" w:hAnsi="Times New Roman" w:cs="Times New Roman"/>
-          <w:highlight w:val="red"/>
-        </w:rPr>
-      </w:pPr>
-    </w:p>
-    <w:p>
-      <w:pPr>
-        <w:jc w:val="both"/>
-        <w:rPr>
-          <w:rFonts w:ascii="Times New Roman" w:hAnsi="Times New Roman" w:cs="Times New Roman"/>
-          <w:highlight w:val="red"/>
-        </w:rPr>
-      </w:pPr>
-    </w:p>
-    <w:p>
-      <w:pPr>
-        <w:jc w:val="both"/>
-        <w:rPr>
-          <w:rFonts w:ascii="Times New Roman" w:hAnsi="Times New Roman" w:cs="Times New Roman"/>
-          <w:highlight w:val="red"/>
-        </w:rPr>
-      </w:pPr>
-    </w:p>
-    <w:p>
-      <w:pPr>
-        <w:jc w:val="both"/>
-        <w:rPr>
-          <w:rFonts w:ascii="Times New Roman" w:hAnsi="Times New Roman" w:cs="Times New Roman"/>
         </w:rPr>
       </w:pPr>
       <w:r>
@@ -2929,7 +2951,6 @@
           <w:rFonts w:ascii="Times New Roman" w:hAnsi="Times New Roman" w:cs="Times New Roman"/>
           <w:noProof/>
         </w:rPr>
-        <w:lastRenderedPageBreak/>
         <w:drawing>
           <wp:inline distT="0" distB="0" distL="0" distR="0" wp14:anchorId="5D0BDA8F" wp14:editId="1CDD8761">
             <wp:extent cx="3097331" cy="2114729"/>
@@ -2979,6 +3000,7 @@
           <w:rFonts w:ascii="Times New Roman" w:hAnsi="Times New Roman" w:cs="Times New Roman"/>
           <w:noProof/>
         </w:rPr>
+        <w:lastRenderedPageBreak/>
         <w:drawing>
           <wp:inline distT="0" distB="0" distL="0" distR="0" wp14:anchorId="61AC3BB4" wp14:editId="26F80D47">
             <wp:extent cx="2098363" cy="1714213"/>
@@ -3109,7 +3131,6 @@
           <w:rFonts w:ascii="Times New Roman" w:hAnsi="Times New Roman" w:cs="Times New Roman"/>
           <w:noProof/>
         </w:rPr>
-        <w:lastRenderedPageBreak/>
         <w:drawing>
           <wp:inline distT="0" distB="0" distL="0" distR="0" wp14:anchorId="343E4F79" wp14:editId="5AD73181">
             <wp:extent cx="2631025" cy="2991621"/>
@@ -3159,6 +3180,7 @@
           <w:rFonts w:ascii="Times New Roman" w:hAnsi="Times New Roman" w:cs="Times New Roman"/>
           <w:noProof/>
         </w:rPr>
+        <w:lastRenderedPageBreak/>
         <w:drawing>
           <wp:inline distT="0" distB="0" distL="0" distR="0" wp14:anchorId="1D1A81B6" wp14:editId="2E7F0041">
             <wp:extent cx="5053373" cy="1569808"/>
@@ -3297,7 +3319,6 @@
           <w:rFonts w:ascii="Times New Roman" w:hAnsi="Times New Roman" w:cs="Times New Roman"/>
           <w:noProof/>
         </w:rPr>
-        <w:lastRenderedPageBreak/>
         <w:drawing>
           <wp:inline distT="0" distB="0" distL="0" distR="0" wp14:anchorId="38C59126" wp14:editId="4E4B73A6">
             <wp:extent cx="4064209" cy="3048157"/>
@@ -3376,7 +3397,14 @@
         <w:rPr>
           <w:rFonts w:ascii="Times New Roman" w:hAnsi="Times New Roman" w:cs="Times New Roman"/>
         </w:rPr>
-        <w:t xml:space="preserve">a TELEKOM domainhez adom, amit a tartomány fülben adok meg, újraindítom és bejelentkezek – másik felhasználó, TELEKOM\Administrator – Nincs1. </w:t>
+        <w:t xml:space="preserve">a TELEKOM domainhez adom, amit a tartomány fülben </w:t>
+      </w:r>
+      <w:r>
+        <w:rPr>
+          <w:rFonts w:ascii="Times New Roman" w:hAnsi="Times New Roman" w:cs="Times New Roman"/>
+        </w:rPr>
+        <w:lastRenderedPageBreak/>
+        <w:t xml:space="preserve">adok meg, újraindítom és bejelentkezek – másik felhasználó, TELEKOM\Administrator – Nincs1. </w:t>
       </w:r>
     </w:p>
     <w:p>
@@ -3487,7 +3515,6 @@
         <w:rPr>
           <w:rFonts w:ascii="Times New Roman" w:hAnsi="Times New Roman" w:cs="Times New Roman"/>
         </w:rPr>
-        <w:lastRenderedPageBreak/>
         <w:t xml:space="preserve">Létrehozok a Windows szerveren egy organization unitot, amit elnevezek Administratorsnek és </w:t>
       </w:r>
       <w:r>
@@ -3516,9 +3543,9 @@
           <w:noProof/>
         </w:rPr>
         <w:drawing>
-          <wp:inline distT="0" distB="0" distL="0" distR="0" wp14:anchorId="7F8D5365" wp14:editId="709A0679">
-            <wp:extent cx="5760720" cy="3624580"/>
-            <wp:effectExtent l="0" t="0" r="0" b="0"/>
+          <wp:inline distT="0" distB="0" distL="0" distR="0" wp14:anchorId="7F8D5365" wp14:editId="570F16EA">
+            <wp:extent cx="4203700" cy="2644921"/>
+            <wp:effectExtent l="0" t="0" r="6350" b="3175"/>
             <wp:docPr id="1757976535" name="Kép 1" descr="A képen szöveg, szoftver, Számítógépes ikon, Weblap látható&#10;&#10;Előfordulhat, hogy az AI által létrehozott tartalom helytelen."/>
             <wp:cNvGraphicFramePr>
               <a:graphicFrameLocks xmlns:a="http://schemas.openxmlformats.org/drawingml/2006/main" noChangeAspect="1"/>
@@ -3539,7 +3566,7 @@
                   <pic:spPr>
                     <a:xfrm>
                       <a:off x="0" y="0"/>
-                      <a:ext cx="5760720" cy="3624580"/>
+                      <a:ext cx="4219817" cy="2655062"/>
                     </a:xfrm>
                     <a:prstGeom prst="rect">
                       <a:avLst/>
@@ -3559,6 +3586,25 @@
           <w:rFonts w:ascii="Times New Roman" w:hAnsi="Times New Roman" w:cs="Times New Roman"/>
         </w:rPr>
       </w:pPr>
+      <w:r>
+        <w:rPr>
+          <w:rFonts w:ascii="Times New Roman" w:hAnsi="Times New Roman" w:cs="Times New Roman"/>
+        </w:rPr>
+        <w:lastRenderedPageBreak/>
+        <w:t xml:space="preserve">Hozzáadtam két darab 100GB-s </w:t>
+      </w:r>
+      <w:r>
+        <w:rPr>
+          <w:rFonts w:ascii="Times New Roman" w:hAnsi="Times New Roman" w:cs="Times New Roman"/>
+        </w:rPr>
+        <w:t xml:space="preserve">disket, amin létrehoztam partíciós táblákat. </w:t>
+      </w:r>
+      <w:r>
+        <w:rPr>
+          <w:rFonts w:ascii="Times New Roman" w:hAnsi="Times New Roman" w:cs="Times New Roman"/>
+        </w:rPr>
+        <w:t xml:space="preserve">Létrehozok két volumeot, egyik felhasználói adatok, a másik drives. </w:t>
+      </w:r>
     </w:p>
     <w:p>
       <w:pPr>
@@ -3567,22 +3613,47 @@
           <w:rFonts w:ascii="Times New Roman" w:hAnsi="Times New Roman" w:cs="Times New Roman"/>
         </w:rPr>
       </w:pPr>
-    </w:p>
-    <w:p>
-      <w:pPr>
-        <w:jc w:val="both"/>
-        <w:rPr>
-          <w:rFonts w:ascii="Times New Roman" w:hAnsi="Times New Roman" w:cs="Times New Roman"/>
-        </w:rPr>
-      </w:pPr>
-    </w:p>
-    <w:p>
-      <w:pPr>
-        <w:jc w:val="both"/>
-        <w:rPr>
-          <w:rFonts w:ascii="Times New Roman" w:hAnsi="Times New Roman" w:cs="Times New Roman"/>
-        </w:rPr>
-      </w:pPr>
+      <w:r>
+        <w:rPr>
+          <w:rFonts w:ascii="Times New Roman" w:hAnsi="Times New Roman" w:cs="Times New Roman"/>
+          <w:noProof/>
+        </w:rPr>
+        <w:drawing>
+          <wp:inline distT="0" distB="0" distL="0" distR="0" wp14:anchorId="76FDB80E" wp14:editId="4794D954">
+            <wp:extent cx="5705535" cy="3562185"/>
+            <wp:effectExtent l="0" t="0" r="0" b="635"/>
+            <wp:docPr id="687017560" name="Kép 1" descr="A képen szöveg, képernyőkép, szoftver, Multimédiás szoftver látható&#10;&#10;Előfordulhat, hogy az AI által létrehozott tartalom helytelen."/>
+            <wp:cNvGraphicFramePr>
+              <a:graphicFrameLocks xmlns:a="http://schemas.openxmlformats.org/drawingml/2006/main" noChangeAspect="1"/>
+            </wp:cNvGraphicFramePr>
+            <a:graphic xmlns:a="http://schemas.openxmlformats.org/drawingml/2006/main">
+              <a:graphicData uri="http://schemas.openxmlformats.org/drawingml/2006/picture">
+                <pic:pic xmlns:pic="http://schemas.openxmlformats.org/drawingml/2006/picture">
+                  <pic:nvPicPr>
+                    <pic:cNvPr id="687017560" name="Kép 1" descr="A képen szöveg, képernyőkép, szoftver, Multimédiás szoftver látható&#10;&#10;Előfordulhat, hogy az AI által létrehozott tartalom helytelen."/>
+                    <pic:cNvPicPr/>
+                  </pic:nvPicPr>
+                  <pic:blipFill>
+                    <a:blip r:embed="rId36"/>
+                    <a:stretch>
+                      <a:fillRect/>
+                    </a:stretch>
+                  </pic:blipFill>
+                  <pic:spPr>
+                    <a:xfrm>
+                      <a:off x="0" y="0"/>
+                      <a:ext cx="5733046" cy="3579361"/>
+                    </a:xfrm>
+                    <a:prstGeom prst="rect">
+                      <a:avLst/>
+                    </a:prstGeom>
+                  </pic:spPr>
+                </pic:pic>
+              </a:graphicData>
+            </a:graphic>
+          </wp:inline>
+        </w:drawing>
+      </w:r>
     </w:p>
     <w:p>
       <w:pPr>
@@ -3591,6 +3662,47 @@
           <w:rFonts w:ascii="Times New Roman" w:hAnsi="Times New Roman" w:cs="Times New Roman"/>
         </w:rPr>
       </w:pPr>
+      <w:r>
+        <w:rPr>
+          <w:rFonts w:ascii="Times New Roman" w:hAnsi="Times New Roman" w:cs="Times New Roman"/>
+          <w:noProof/>
+        </w:rPr>
+        <w:drawing>
+          <wp:inline distT="0" distB="0" distL="0" distR="0" wp14:anchorId="6BB1C6FB" wp14:editId="410E47E1">
+            <wp:extent cx="5754103" cy="1319916"/>
+            <wp:effectExtent l="0" t="0" r="0" b="0"/>
+            <wp:docPr id="1682189394" name="Kép 1" descr="A képen szöveg, képernyőkép, Betűtípus, sor látható&#10;&#10;Előfordulhat, hogy az AI által létrehozott tartalom helytelen."/>
+            <wp:cNvGraphicFramePr>
+              <a:graphicFrameLocks xmlns:a="http://schemas.openxmlformats.org/drawingml/2006/main" noChangeAspect="1"/>
+            </wp:cNvGraphicFramePr>
+            <a:graphic xmlns:a="http://schemas.openxmlformats.org/drawingml/2006/main">
+              <a:graphicData uri="http://schemas.openxmlformats.org/drawingml/2006/picture">
+                <pic:pic xmlns:pic="http://schemas.openxmlformats.org/drawingml/2006/picture">
+                  <pic:nvPicPr>
+                    <pic:cNvPr id="1682189394" name="Kép 1" descr="A képen szöveg, képernyőkép, Betűtípus, sor látható&#10;&#10;Előfordulhat, hogy az AI által létrehozott tartalom helytelen."/>
+                    <pic:cNvPicPr/>
+                  </pic:nvPicPr>
+                  <pic:blipFill>
+                    <a:blip r:embed="rId37"/>
+                    <a:stretch>
+                      <a:fillRect/>
+                    </a:stretch>
+                  </pic:blipFill>
+                  <pic:spPr>
+                    <a:xfrm>
+                      <a:off x="0" y="0"/>
+                      <a:ext cx="5823408" cy="1335814"/>
+                    </a:xfrm>
+                    <a:prstGeom prst="rect">
+                      <a:avLst/>
+                    </a:prstGeom>
+                  </pic:spPr>
+                </pic:pic>
+              </a:graphicData>
+            </a:graphic>
+          </wp:inline>
+        </w:drawing>
+      </w:r>
     </w:p>
     <w:p>
       <w:pPr>
@@ -3599,13 +3711,106 @@
           <w:rFonts w:ascii="Times New Roman" w:hAnsi="Times New Roman" w:cs="Times New Roman"/>
         </w:rPr>
       </w:pPr>
-    </w:p>
-    <w:p>
-      <w:pPr>
-        <w:rPr>
-          <w:rFonts w:ascii="Times New Roman" w:hAnsi="Times New Roman" w:cs="Times New Roman"/>
-        </w:rPr>
-      </w:pPr>
+      <w:r>
+        <w:rPr>
+          <w:rFonts w:ascii="Times New Roman" w:hAnsi="Times New Roman" w:cs="Times New Roman"/>
+          <w:noProof/>
+        </w:rPr>
+        <w:drawing>
+          <wp:inline distT="0" distB="0" distL="0" distR="0" wp14:anchorId="288C7B55" wp14:editId="1DBC2596">
+            <wp:extent cx="5760720" cy="2698750"/>
+            <wp:effectExtent l="0" t="0" r="0" b="6350"/>
+            <wp:docPr id="1730937076" name="Kép 1" descr="A képen szöveg, képernyőkép, szoftver, szám látható&#10;&#10;Előfordulhat, hogy az AI által létrehozott tartalom helytelen."/>
+            <wp:cNvGraphicFramePr>
+              <a:graphicFrameLocks xmlns:a="http://schemas.openxmlformats.org/drawingml/2006/main" noChangeAspect="1"/>
+            </wp:cNvGraphicFramePr>
+            <a:graphic xmlns:a="http://schemas.openxmlformats.org/drawingml/2006/main">
+              <a:graphicData uri="http://schemas.openxmlformats.org/drawingml/2006/picture">
+                <pic:pic xmlns:pic="http://schemas.openxmlformats.org/drawingml/2006/picture">
+                  <pic:nvPicPr>
+                    <pic:cNvPr id="1730937076" name="Kép 1" descr="A képen szöveg, képernyőkép, szoftver, szám látható&#10;&#10;Előfordulhat, hogy az AI által létrehozott tartalom helytelen."/>
+                    <pic:cNvPicPr/>
+                  </pic:nvPicPr>
+                  <pic:blipFill>
+                    <a:blip r:embed="rId38"/>
+                    <a:stretch>
+                      <a:fillRect/>
+                    </a:stretch>
+                  </pic:blipFill>
+                  <pic:spPr>
+                    <a:xfrm>
+                      <a:off x="0" y="0"/>
+                      <a:ext cx="5772618" cy="2704324"/>
+                    </a:xfrm>
+                    <a:prstGeom prst="rect">
+                      <a:avLst/>
+                    </a:prstGeom>
+                  </pic:spPr>
+                </pic:pic>
+              </a:graphicData>
+            </a:graphic>
+          </wp:inline>
+        </w:drawing>
+      </w:r>
+    </w:p>
+    <w:p>
+      <w:pPr>
+        <w:jc w:val="both"/>
+        <w:rPr>
+          <w:rFonts w:ascii="Times New Roman" w:hAnsi="Times New Roman" w:cs="Times New Roman"/>
+        </w:rPr>
+      </w:pPr>
+    </w:p>
+    <w:p>
+      <w:pPr>
+        <w:jc w:val="both"/>
+        <w:rPr>
+          <w:rFonts w:ascii="Times New Roman" w:hAnsi="Times New Roman" w:cs="Times New Roman"/>
+        </w:rPr>
+      </w:pPr>
+      <w:r>
+        <w:rPr>
+          <w:rFonts w:ascii="Times New Roman" w:hAnsi="Times New Roman" w:cs="Times New Roman"/>
+        </w:rPr>
+        <w:lastRenderedPageBreak/>
+        <w:t xml:space="preserve">Létrehoztam a volumeon belül a profilok mappát, itt lesz eltárolva az összes eltárolandó profil adat. </w:t>
+      </w:r>
+      <w:r>
+        <w:rPr>
+          <w:rFonts w:ascii="Times New Roman" w:hAnsi="Times New Roman" w:cs="Times New Roman"/>
+        </w:rPr>
+        <w:t>Így véglegesen létrehoztuk a diskeket, megformáztuk azokat és létrehoztuk a megosztásokat</w:t>
+      </w:r>
+      <w:r>
+        <w:rPr>
+          <w:rFonts w:ascii="Times New Roman" w:hAnsi="Times New Roman" w:cs="Times New Roman"/>
+        </w:rPr>
+        <w:t xml:space="preserve">. Most a userek Profilejánál hozzáadom a megfelelő beállításokat. Ezzel azt érjük el, hogy minden usernek lesz lokálisan egy </w:t>
+      </w:r>
+      <w:r>
+        <w:rPr>
+          <w:rFonts w:ascii="Times New Roman" w:hAnsi="Times New Roman" w:cs="Times New Roman"/>
+        </w:rPr>
+        <w:t>Z</w:t>
+      </w:r>
+      <w:r>
+        <w:rPr>
+          <w:rFonts w:ascii="Times New Roman" w:hAnsi="Times New Roman" w:cs="Times New Roman"/>
+        </w:rPr>
+        <w:t xml:space="preserve">: meghajtója, ahol azt csinál, amit akar. </w:t>
+      </w:r>
+      <w:r>
+        <w:rPr>
+          <w:rFonts w:ascii="Times New Roman" w:hAnsi="Times New Roman" w:cs="Times New Roman"/>
+        </w:rPr>
+        <w:t>Illetve a</w:t>
+      </w:r>
+      <w:r>
+        <w:rPr>
+          <w:rFonts w:ascii="Times New Roman" w:hAnsi="Times New Roman" w:cs="Times New Roman"/>
+        </w:rPr>
+        <w:t xml:space="preserve"> user elérési útvonalát állítjuk még be. Ezeket most a csapattagora, adminokra állítottam be. Ezekkel a userekker már be is tudok jelentkezni, hiszen a taromány részei. </w:t>
+      </w:r>
     </w:p>
     <w:p>
       <w:pPr>
@@ -3614,6 +3819,47 @@
           <w:rFonts w:ascii="Times New Roman" w:hAnsi="Times New Roman" w:cs="Times New Roman"/>
         </w:rPr>
       </w:pPr>
+      <w:r>
+        <w:rPr>
+          <w:rFonts w:ascii="Times New Roman" w:hAnsi="Times New Roman" w:cs="Times New Roman"/>
+          <w:noProof/>
+        </w:rPr>
+        <w:drawing>
+          <wp:inline distT="0" distB="0" distL="0" distR="0" wp14:anchorId="4CB28882" wp14:editId="210F38DC">
+            <wp:extent cx="4166484" cy="3074803"/>
+            <wp:effectExtent l="0" t="0" r="5715" b="0"/>
+            <wp:docPr id="1820644128" name="Kép 1" descr="A képen szöveg, képernyőkép, szoftver, Weblap látható&#10;&#10;Előfordulhat, hogy az AI által létrehozott tartalom helytelen."/>
+            <wp:cNvGraphicFramePr>
+              <a:graphicFrameLocks xmlns:a="http://schemas.openxmlformats.org/drawingml/2006/main" noChangeAspect="1"/>
+            </wp:cNvGraphicFramePr>
+            <a:graphic xmlns:a="http://schemas.openxmlformats.org/drawingml/2006/main">
+              <a:graphicData uri="http://schemas.openxmlformats.org/drawingml/2006/picture">
+                <pic:pic xmlns:pic="http://schemas.openxmlformats.org/drawingml/2006/picture">
+                  <pic:nvPicPr>
+                    <pic:cNvPr id="1820644128" name="Kép 1" descr="A képen szöveg, képernyőkép, szoftver, Weblap látható&#10;&#10;Előfordulhat, hogy az AI által létrehozott tartalom helytelen."/>
+                    <pic:cNvPicPr/>
+                  </pic:nvPicPr>
+                  <pic:blipFill>
+                    <a:blip r:embed="rId39"/>
+                    <a:stretch>
+                      <a:fillRect/>
+                    </a:stretch>
+                  </pic:blipFill>
+                  <pic:spPr>
+                    <a:xfrm>
+                      <a:off x="0" y="0"/>
+                      <a:ext cx="4177892" cy="3083222"/>
+                    </a:xfrm>
+                    <a:prstGeom prst="rect">
+                      <a:avLst/>
+                    </a:prstGeom>
+                  </pic:spPr>
+                </pic:pic>
+              </a:graphicData>
+            </a:graphic>
+          </wp:inline>
+        </w:drawing>
+      </w:r>
     </w:p>
     <w:p>
       <w:pPr>
@@ -3622,78 +3868,47 @@
           <w:rFonts w:ascii="Times New Roman" w:hAnsi="Times New Roman" w:cs="Times New Roman"/>
         </w:rPr>
       </w:pPr>
-    </w:p>
-    <w:p>
-      <w:pPr>
-        <w:jc w:val="both"/>
-        <w:rPr>
-          <w:rFonts w:ascii="Times New Roman" w:hAnsi="Times New Roman" w:cs="Times New Roman"/>
-        </w:rPr>
-      </w:pPr>
-    </w:p>
-    <w:p>
-      <w:pPr>
-        <w:jc w:val="both"/>
-        <w:rPr>
-          <w:rFonts w:ascii="Times New Roman" w:hAnsi="Times New Roman" w:cs="Times New Roman"/>
-        </w:rPr>
-      </w:pPr>
-    </w:p>
-    <w:p>
-      <w:pPr>
-        <w:jc w:val="both"/>
-        <w:rPr>
-          <w:rFonts w:ascii="Times New Roman" w:hAnsi="Times New Roman" w:cs="Times New Roman"/>
-        </w:rPr>
-      </w:pPr>
-    </w:p>
-    <w:p>
-      <w:pPr>
-        <w:jc w:val="both"/>
-        <w:rPr>
-          <w:rFonts w:ascii="Times New Roman" w:hAnsi="Times New Roman" w:cs="Times New Roman"/>
-        </w:rPr>
-      </w:pPr>
-    </w:p>
-    <w:p>
-      <w:pPr>
-        <w:jc w:val="both"/>
-        <w:rPr>
-          <w:rFonts w:ascii="Times New Roman" w:hAnsi="Times New Roman" w:cs="Times New Roman"/>
-        </w:rPr>
-      </w:pPr>
-    </w:p>
-    <w:p>
-      <w:pPr>
-        <w:jc w:val="both"/>
-        <w:rPr>
-          <w:rFonts w:ascii="Times New Roman" w:hAnsi="Times New Roman" w:cs="Times New Roman"/>
-        </w:rPr>
-      </w:pPr>
-    </w:p>
-    <w:p>
-      <w:pPr>
-        <w:jc w:val="both"/>
-        <w:rPr>
-          <w:rFonts w:ascii="Times New Roman" w:hAnsi="Times New Roman" w:cs="Times New Roman"/>
-        </w:rPr>
-      </w:pPr>
-    </w:p>
-    <w:p>
-      <w:pPr>
-        <w:jc w:val="both"/>
-        <w:rPr>
-          <w:rFonts w:ascii="Times New Roman" w:hAnsi="Times New Roman" w:cs="Times New Roman"/>
-        </w:rPr>
-      </w:pPr>
-    </w:p>
-    <w:p>
-      <w:pPr>
-        <w:jc w:val="both"/>
-        <w:rPr>
-          <w:rFonts w:ascii="Times New Roman" w:hAnsi="Times New Roman" w:cs="Times New Roman"/>
-        </w:rPr>
-      </w:pPr>
+      <w:r>
+        <w:rPr>
+          <w:rFonts w:ascii="Times New Roman" w:hAnsi="Times New Roman" w:cs="Times New Roman"/>
+          <w:noProof/>
+        </w:rPr>
+        <w:drawing>
+          <wp:inline distT="0" distB="0" distL="0" distR="0" wp14:anchorId="3017D5BD" wp14:editId="2447A986">
+            <wp:extent cx="5760720" cy="3335655"/>
+            <wp:effectExtent l="0" t="0" r="0" b="0"/>
+            <wp:docPr id="1447647199" name="Kép 1" descr="A képen szöveg, képernyőkép, szám, Betűtípus látható&#10;&#10;Előfordulhat, hogy az AI által létrehozott tartalom helytelen."/>
+            <wp:cNvGraphicFramePr>
+              <a:graphicFrameLocks xmlns:a="http://schemas.openxmlformats.org/drawingml/2006/main" noChangeAspect="1"/>
+            </wp:cNvGraphicFramePr>
+            <a:graphic xmlns:a="http://schemas.openxmlformats.org/drawingml/2006/main">
+              <a:graphicData uri="http://schemas.openxmlformats.org/drawingml/2006/picture">
+                <pic:pic xmlns:pic="http://schemas.openxmlformats.org/drawingml/2006/picture">
+                  <pic:nvPicPr>
+                    <pic:cNvPr id="1447647199" name="Kép 1" descr="A képen szöveg, képernyőkép, szám, Betűtípus látható&#10;&#10;Előfordulhat, hogy az AI által létrehozott tartalom helytelen."/>
+                    <pic:cNvPicPr/>
+                  </pic:nvPicPr>
+                  <pic:blipFill>
+                    <a:blip r:embed="rId40"/>
+                    <a:stretch>
+                      <a:fillRect/>
+                    </a:stretch>
+                  </pic:blipFill>
+                  <pic:spPr>
+                    <a:xfrm>
+                      <a:off x="0" y="0"/>
+                      <a:ext cx="5760720" cy="3335655"/>
+                    </a:xfrm>
+                    <a:prstGeom prst="rect">
+                      <a:avLst/>
+                    </a:prstGeom>
+                  </pic:spPr>
+                </pic:pic>
+              </a:graphicData>
+            </a:graphic>
+          </wp:inline>
+        </w:drawing>
+      </w:r>
     </w:p>
     <w:p>
       <w:pPr>
@@ -3705,6 +3920,14 @@
     </w:p>
     <w:p>
       <w:pPr>
+        <w:jc w:val="both"/>
+        <w:rPr>
+          <w:rFonts w:ascii="Times New Roman" w:hAnsi="Times New Roman" w:cs="Times New Roman"/>
+        </w:rPr>
+      </w:pPr>
+    </w:p>
+    <w:p>
+      <w:pPr>
         <w:jc w:val="center"/>
         <w:rPr>
           <w:rFonts w:ascii="Times New Roman" w:hAnsi="Times New Roman" w:cs="Times New Roman"/>
@@ -3718,6 +3941,31 @@
           <w:rFonts w:ascii="Times New Roman" w:hAnsi="Times New Roman" w:cs="Times New Roman"/>
         </w:rPr>
       </w:pPr>
+      <w:r>
+        <w:rPr>
+          <w:rFonts w:ascii="Times New Roman" w:hAnsi="Times New Roman" w:cs="Times New Roman"/>
+        </w:rPr>
+        <w:lastRenderedPageBreak/>
+        <w:t xml:space="preserve">Beléptem Dönci fiókjával. Az új jelszava: Cisco1234. </w:t>
+      </w:r>
+      <w:r>
+        <w:rPr>
+          <w:rFonts w:ascii="Times New Roman" w:hAnsi="Times New Roman" w:cs="Times New Roman"/>
+        </w:rPr>
+        <w:t>Ezt megteszem a többi fiókkal is, miután a többivel is bejelentkeztem, felhasználói adatok</w:t>
+      </w:r>
+      <w:r>
+        <w:rPr>
+          <w:rFonts w:ascii="Times New Roman" w:hAnsi="Times New Roman" w:cs="Times New Roman"/>
+        </w:rPr>
+        <w:t xml:space="preserve"> letárolódnak az F: meghajtóba, amit pont ezért hoztam létre. Ha már itt vannak adatok akkor el lehet kezdeni a Backup mentést</w:t>
+      </w:r>
+      <w:r>
+        <w:rPr>
+          <w:rFonts w:ascii="Times New Roman" w:hAnsi="Times New Roman" w:cs="Times New Roman"/>
+        </w:rPr>
+        <w:t xml:space="preserve">. </w:t>
+      </w:r>
     </w:p>
     <w:p>
       <w:pPr>
@@ -3726,6 +3974,47 @@
           <w:rFonts w:ascii="Times New Roman" w:hAnsi="Times New Roman" w:cs="Times New Roman"/>
         </w:rPr>
       </w:pPr>
+      <w:r>
+        <w:rPr>
+          <w:rFonts w:ascii="Times New Roman" w:hAnsi="Times New Roman" w:cs="Times New Roman"/>
+          <w:noProof/>
+        </w:rPr>
+        <w:drawing>
+          <wp:inline distT="0" distB="0" distL="0" distR="0" wp14:anchorId="40789FBC" wp14:editId="59C799FC">
+            <wp:extent cx="3721291" cy="1530429"/>
+            <wp:effectExtent l="0" t="0" r="0" b="0"/>
+            <wp:docPr id="493199079" name="Kép 1" descr="A képen szöveg, képernyőkép, Betűtípus, fehér látható&#10;&#10;Előfordulhat, hogy az AI által létrehozott tartalom helytelen."/>
+            <wp:cNvGraphicFramePr>
+              <a:graphicFrameLocks xmlns:a="http://schemas.openxmlformats.org/drawingml/2006/main" noChangeAspect="1"/>
+            </wp:cNvGraphicFramePr>
+            <a:graphic xmlns:a="http://schemas.openxmlformats.org/drawingml/2006/main">
+              <a:graphicData uri="http://schemas.openxmlformats.org/drawingml/2006/picture">
+                <pic:pic xmlns:pic="http://schemas.openxmlformats.org/drawingml/2006/picture">
+                  <pic:nvPicPr>
+                    <pic:cNvPr id="493199079" name="Kép 1" descr="A képen szöveg, képernyőkép, Betűtípus, fehér látható&#10;&#10;Előfordulhat, hogy az AI által létrehozott tartalom helytelen."/>
+                    <pic:cNvPicPr/>
+                  </pic:nvPicPr>
+                  <pic:blipFill>
+                    <a:blip r:embed="rId41"/>
+                    <a:stretch>
+                      <a:fillRect/>
+                    </a:stretch>
+                  </pic:blipFill>
+                  <pic:spPr>
+                    <a:xfrm>
+                      <a:off x="0" y="0"/>
+                      <a:ext cx="3721291" cy="1530429"/>
+                    </a:xfrm>
+                    <a:prstGeom prst="rect">
+                      <a:avLst/>
+                    </a:prstGeom>
+                  </pic:spPr>
+                </pic:pic>
+              </a:graphicData>
+            </a:graphic>
+          </wp:inline>
+        </w:drawing>
+      </w:r>
     </w:p>
     <w:p>
       <w:pPr>
@@ -3734,6 +4023,109 @@
           <w:rFonts w:ascii="Times New Roman" w:hAnsi="Times New Roman" w:cs="Times New Roman"/>
         </w:rPr>
       </w:pPr>
+      <w:r>
+        <w:rPr>
+          <w:rFonts w:ascii="Times New Roman" w:hAnsi="Times New Roman" w:cs="Times New Roman"/>
+          <w:noProof/>
+        </w:rPr>
+        <w:drawing>
+          <wp:inline distT="0" distB="0" distL="0" distR="0" wp14:anchorId="4A429839" wp14:editId="6A8E305D">
+            <wp:extent cx="3805311" cy="1455934"/>
+            <wp:effectExtent l="0" t="0" r="5080" b="0"/>
+            <wp:docPr id="1505849734" name="Kép 1" descr="A képen szöveg, szoftver, szám, Betűtípus látható&#10;&#10;Előfordulhat, hogy az AI által létrehozott tartalom helytelen."/>
+            <wp:cNvGraphicFramePr>
+              <a:graphicFrameLocks xmlns:a="http://schemas.openxmlformats.org/drawingml/2006/main" noChangeAspect="1"/>
+            </wp:cNvGraphicFramePr>
+            <a:graphic xmlns:a="http://schemas.openxmlformats.org/drawingml/2006/main">
+              <a:graphicData uri="http://schemas.openxmlformats.org/drawingml/2006/picture">
+                <pic:pic xmlns:pic="http://schemas.openxmlformats.org/drawingml/2006/picture">
+                  <pic:nvPicPr>
+                    <pic:cNvPr id="1505849734" name="Kép 1" descr="A képen szöveg, szoftver, szám, Betűtípus látható&#10;&#10;Előfordulhat, hogy az AI által létrehozott tartalom helytelen."/>
+                    <pic:cNvPicPr/>
+                  </pic:nvPicPr>
+                  <pic:blipFill>
+                    <a:blip r:embed="rId42"/>
+                    <a:stretch>
+                      <a:fillRect/>
+                    </a:stretch>
+                  </pic:blipFill>
+                  <pic:spPr>
+                    <a:xfrm>
+                      <a:off x="0" y="0"/>
+                      <a:ext cx="3855176" cy="1475013"/>
+                    </a:xfrm>
+                    <a:prstGeom prst="rect">
+                      <a:avLst/>
+                    </a:prstGeom>
+                  </pic:spPr>
+                </pic:pic>
+              </a:graphicData>
+            </a:graphic>
+          </wp:inline>
+        </w:drawing>
+      </w:r>
+    </w:p>
+    <w:p>
+      <w:pPr>
+        <w:jc w:val="both"/>
+        <w:rPr>
+          <w:rFonts w:ascii="Times New Roman" w:hAnsi="Times New Roman" w:cs="Times New Roman"/>
+        </w:rPr>
+      </w:pPr>
+      <w:r>
+        <w:rPr>
+          <w:rFonts w:ascii="Times New Roman" w:hAnsi="Times New Roman" w:cs="Times New Roman"/>
+        </w:rPr>
+        <w:t xml:space="preserve">Csinálok egy ütemezett biztonsági mentést a profil adatokról és a driver adatokról, ami lefut minden </w:t>
+      </w:r>
+      <w:r>
+        <w:rPr>
+          <w:rFonts w:ascii="Times New Roman" w:hAnsi="Times New Roman" w:cs="Times New Roman"/>
+        </w:rPr>
+        <w:t>nap hajnali</w:t>
+      </w:r>
+      <w:r>
+        <w:rPr>
+          <w:rFonts w:ascii="Times New Roman" w:hAnsi="Times New Roman" w:cs="Times New Roman"/>
+        </w:rPr>
+        <w:t xml:space="preserve"> </w:t>
+      </w:r>
+      <w:r>
+        <w:rPr>
+          <w:rFonts w:ascii="Times New Roman" w:hAnsi="Times New Roman" w:cs="Times New Roman"/>
+        </w:rPr>
+        <w:t>3</w:t>
+      </w:r>
+      <w:r>
+        <w:rPr>
+          <w:rFonts w:ascii="Times New Roman" w:hAnsi="Times New Roman" w:cs="Times New Roman"/>
+        </w:rPr>
+        <w:t xml:space="preserve">-kor. </w:t>
+      </w:r>
+      <w:r>
+        <w:rPr>
+          <w:rFonts w:ascii="Times New Roman" w:hAnsi="Times New Roman" w:cs="Times New Roman"/>
+        </w:rPr>
+        <w:t>A másik</w:t>
+      </w:r>
+      <w:r>
+        <w:rPr>
+          <w:rFonts w:ascii="Times New Roman" w:hAnsi="Times New Roman" w:cs="Times New Roman"/>
+        </w:rPr>
+        <w:t>, még nem használt</w:t>
+      </w:r>
+      <w:r>
+        <w:rPr>
+          <w:rFonts w:ascii="Times New Roman" w:hAnsi="Times New Roman" w:cs="Times New Roman"/>
+        </w:rPr>
+        <w:t xml:space="preserve"> 100GB-s merevlemezre menti az adatokat</w:t>
+      </w:r>
+      <w:r>
+        <w:rPr>
+          <w:rFonts w:ascii="Times New Roman" w:hAnsi="Times New Roman" w:cs="Times New Roman"/>
+        </w:rPr>
+        <w:t>.</w:t>
+      </w:r>
     </w:p>
     <w:p>
       <w:pPr>
@@ -3742,6 +4134,80 @@
           <w:rFonts w:ascii="Times New Roman" w:hAnsi="Times New Roman" w:cs="Times New Roman"/>
         </w:rPr>
       </w:pPr>
+      <w:r>
+        <w:rPr>
+          <w:rFonts w:ascii="Times New Roman" w:hAnsi="Times New Roman" w:cs="Times New Roman"/>
+          <w:noProof/>
+        </w:rPr>
+        <w:drawing>
+          <wp:inline distT="0" distB="0" distL="0" distR="0" wp14:anchorId="1DB8AE6B" wp14:editId="125E2AB4">
+            <wp:extent cx="4757690" cy="4058530"/>
+            <wp:effectExtent l="0" t="0" r="5080" b="0"/>
+            <wp:docPr id="776234179" name="Kép 1" descr="A képen szöveg, képernyőkép, szoftver, Weblap látható&#10;&#10;Előfordulhat, hogy az AI által létrehozott tartalom helytelen."/>
+            <wp:cNvGraphicFramePr>
+              <a:graphicFrameLocks xmlns:a="http://schemas.openxmlformats.org/drawingml/2006/main" noChangeAspect="1"/>
+            </wp:cNvGraphicFramePr>
+            <a:graphic xmlns:a="http://schemas.openxmlformats.org/drawingml/2006/main">
+              <a:graphicData uri="http://schemas.openxmlformats.org/drawingml/2006/picture">
+                <pic:pic xmlns:pic="http://schemas.openxmlformats.org/drawingml/2006/picture">
+                  <pic:nvPicPr>
+                    <pic:cNvPr id="776234179" name="Kép 1" descr="A képen szöveg, képernyőkép, szoftver, Weblap látható&#10;&#10;Előfordulhat, hogy az AI által létrehozott tartalom helytelen."/>
+                    <pic:cNvPicPr/>
+                  </pic:nvPicPr>
+                  <pic:blipFill>
+                    <a:blip r:embed="rId43"/>
+                    <a:stretch>
+                      <a:fillRect/>
+                    </a:stretch>
+                  </pic:blipFill>
+                  <pic:spPr>
+                    <a:xfrm>
+                      <a:off x="0" y="0"/>
+                      <a:ext cx="4782127" cy="4079376"/>
+                    </a:xfrm>
+                    <a:prstGeom prst="rect">
+                      <a:avLst/>
+                    </a:prstGeom>
+                  </pic:spPr>
+                </pic:pic>
+              </a:graphicData>
+            </a:graphic>
+          </wp:inline>
+        </w:drawing>
+      </w:r>
+    </w:p>
+    <w:p>
+      <w:pPr>
+        <w:jc w:val="both"/>
+        <w:rPr>
+          <w:rFonts w:ascii="Times New Roman" w:hAnsi="Times New Roman" w:cs="Times New Roman"/>
+        </w:rPr>
+      </w:pPr>
+      <w:r>
+        <w:rPr>
+          <w:rFonts w:ascii="Times New Roman" w:hAnsi="Times New Roman" w:cs="Times New Roman"/>
+        </w:rPr>
+        <w:lastRenderedPageBreak/>
+        <w:t>Az automatizált szoftvertelepítéshez létrehozok egy sharet és ott hozzáad</w:t>
+      </w:r>
+      <w:r>
+        <w:rPr>
+          <w:rFonts w:ascii="Times New Roman" w:hAnsi="Times New Roman" w:cs="Times New Roman"/>
+        </w:rPr>
+        <w:t>om a domain users-t, adminokat és domain computers-t. Áll</w:t>
+      </w:r>
+      <w:r>
+        <w:rPr>
+          <w:rFonts w:ascii="Times New Roman" w:hAnsi="Times New Roman" w:cs="Times New Roman"/>
+        </w:rPr>
+        <w:t>í</w:t>
+      </w:r>
+      <w:r>
+        <w:rPr>
+          <w:rFonts w:ascii="Times New Roman" w:hAnsi="Times New Roman" w:cs="Times New Roman"/>
+        </w:rPr>
+        <w:t xml:space="preserve">tok jogosultségokat és mentem. </w:t>
+      </w:r>
     </w:p>
     <w:p>
       <w:pPr>
@@ -3750,6 +4216,206 @@
           <w:rFonts w:ascii="Times New Roman" w:hAnsi="Times New Roman" w:cs="Times New Roman"/>
         </w:rPr>
       </w:pPr>
+      <w:r>
+        <w:rPr>
+          <w:rFonts w:ascii="Times New Roman" w:hAnsi="Times New Roman" w:cs="Times New Roman"/>
+          <w:noProof/>
+        </w:rPr>
+        <w:drawing>
+          <wp:inline distT="0" distB="0" distL="0" distR="0" wp14:anchorId="3FD5654D" wp14:editId="48297FB0">
+            <wp:extent cx="5760720" cy="2743200"/>
+            <wp:effectExtent l="0" t="0" r="0" b="0"/>
+            <wp:docPr id="1759154955" name="Kép 1" descr="A képen szöveg, képernyőkép, szoftver, szám látható&#10;&#10;Előfordulhat, hogy az AI által létrehozott tartalom helytelen."/>
+            <wp:cNvGraphicFramePr>
+              <a:graphicFrameLocks xmlns:a="http://schemas.openxmlformats.org/drawingml/2006/main" noChangeAspect="1"/>
+            </wp:cNvGraphicFramePr>
+            <a:graphic xmlns:a="http://schemas.openxmlformats.org/drawingml/2006/main">
+              <a:graphicData uri="http://schemas.openxmlformats.org/drawingml/2006/picture">
+                <pic:pic xmlns:pic="http://schemas.openxmlformats.org/drawingml/2006/picture">
+                  <pic:nvPicPr>
+                    <pic:cNvPr id="1759154955" name="Kép 1" descr="A képen szöveg, képernyőkép, szoftver, szám látható&#10;&#10;Előfordulhat, hogy az AI által létrehozott tartalom helytelen."/>
+                    <pic:cNvPicPr/>
+                  </pic:nvPicPr>
+                  <pic:blipFill>
+                    <a:blip r:embed="rId44"/>
+                    <a:stretch>
+                      <a:fillRect/>
+                    </a:stretch>
+                  </pic:blipFill>
+                  <pic:spPr>
+                    <a:xfrm>
+                      <a:off x="0" y="0"/>
+                      <a:ext cx="5760720" cy="2743200"/>
+                    </a:xfrm>
+                    <a:prstGeom prst="rect">
+                      <a:avLst/>
+                    </a:prstGeom>
+                  </pic:spPr>
+                </pic:pic>
+              </a:graphicData>
+            </a:graphic>
+          </wp:inline>
+        </w:drawing>
+      </w:r>
+    </w:p>
+    <w:p>
+      <w:pPr>
+        <w:jc w:val="both"/>
+        <w:rPr>
+          <w:rFonts w:ascii="Times New Roman" w:hAnsi="Times New Roman" w:cs="Times New Roman"/>
+        </w:rPr>
+      </w:pPr>
+    </w:p>
+    <w:p>
+      <w:pPr>
+        <w:rPr>
+          <w:rFonts w:ascii="Times New Roman" w:hAnsi="Times New Roman" w:cs="Times New Roman"/>
+        </w:rPr>
+      </w:pPr>
+    </w:p>
+    <w:p>
+      <w:pPr>
+        <w:jc w:val="center"/>
+        <w:rPr>
+          <w:rFonts w:ascii="Times New Roman" w:hAnsi="Times New Roman" w:cs="Times New Roman"/>
+        </w:rPr>
+      </w:pPr>
+    </w:p>
+    <w:p>
+      <w:pPr>
+        <w:jc w:val="center"/>
+        <w:rPr>
+          <w:rFonts w:ascii="Times New Roman" w:hAnsi="Times New Roman" w:cs="Times New Roman"/>
+        </w:rPr>
+      </w:pPr>
+    </w:p>
+    <w:p>
+      <w:pPr>
+        <w:jc w:val="both"/>
+        <w:rPr>
+          <w:rFonts w:ascii="Times New Roman" w:hAnsi="Times New Roman" w:cs="Times New Roman"/>
+        </w:rPr>
+      </w:pPr>
+    </w:p>
+    <w:p>
+      <w:pPr>
+        <w:jc w:val="both"/>
+        <w:rPr>
+          <w:rFonts w:ascii="Times New Roman" w:hAnsi="Times New Roman" w:cs="Times New Roman"/>
+        </w:rPr>
+      </w:pPr>
+    </w:p>
+    <w:p>
+      <w:pPr>
+        <w:jc w:val="both"/>
+        <w:rPr>
+          <w:rFonts w:ascii="Times New Roman" w:hAnsi="Times New Roman" w:cs="Times New Roman"/>
+        </w:rPr>
+      </w:pPr>
+    </w:p>
+    <w:p>
+      <w:pPr>
+        <w:jc w:val="both"/>
+        <w:rPr>
+          <w:rFonts w:ascii="Times New Roman" w:hAnsi="Times New Roman" w:cs="Times New Roman"/>
+        </w:rPr>
+      </w:pPr>
+    </w:p>
+    <w:p>
+      <w:pPr>
+        <w:jc w:val="both"/>
+        <w:rPr>
+          <w:rFonts w:ascii="Times New Roman" w:hAnsi="Times New Roman" w:cs="Times New Roman"/>
+        </w:rPr>
+      </w:pPr>
+    </w:p>
+    <w:p>
+      <w:pPr>
+        <w:jc w:val="both"/>
+        <w:rPr>
+          <w:rFonts w:ascii="Times New Roman" w:hAnsi="Times New Roman" w:cs="Times New Roman"/>
+        </w:rPr>
+      </w:pPr>
+    </w:p>
+    <w:p>
+      <w:pPr>
+        <w:jc w:val="both"/>
+        <w:rPr>
+          <w:rFonts w:ascii="Times New Roman" w:hAnsi="Times New Roman" w:cs="Times New Roman"/>
+        </w:rPr>
+      </w:pPr>
+    </w:p>
+    <w:p>
+      <w:pPr>
+        <w:jc w:val="both"/>
+        <w:rPr>
+          <w:rFonts w:ascii="Times New Roman" w:hAnsi="Times New Roman" w:cs="Times New Roman"/>
+        </w:rPr>
+      </w:pPr>
+    </w:p>
+    <w:p>
+      <w:pPr>
+        <w:jc w:val="both"/>
+        <w:rPr>
+          <w:rFonts w:ascii="Times New Roman" w:hAnsi="Times New Roman" w:cs="Times New Roman"/>
+        </w:rPr>
+      </w:pPr>
+    </w:p>
+    <w:p>
+      <w:pPr>
+        <w:jc w:val="center"/>
+        <w:rPr>
+          <w:rFonts w:ascii="Times New Roman" w:hAnsi="Times New Roman" w:cs="Times New Roman"/>
+        </w:rPr>
+      </w:pPr>
+    </w:p>
+    <w:p>
+      <w:pPr>
+        <w:jc w:val="center"/>
+        <w:rPr>
+          <w:rFonts w:ascii="Times New Roman" w:hAnsi="Times New Roman" w:cs="Times New Roman"/>
+        </w:rPr>
+      </w:pPr>
+    </w:p>
+    <w:p>
+      <w:pPr>
+        <w:jc w:val="both"/>
+        <w:rPr>
+          <w:rFonts w:ascii="Times New Roman" w:hAnsi="Times New Roman" w:cs="Times New Roman"/>
+        </w:rPr>
+      </w:pPr>
+    </w:p>
+    <w:p>
+      <w:pPr>
+        <w:jc w:val="center"/>
+        <w:rPr>
+          <w:rFonts w:ascii="Times New Roman" w:hAnsi="Times New Roman" w:cs="Times New Roman"/>
+        </w:rPr>
+      </w:pPr>
+    </w:p>
+    <w:p>
+      <w:pPr>
+        <w:jc w:val="center"/>
+        <w:rPr>
+          <w:rFonts w:ascii="Times New Roman" w:hAnsi="Times New Roman" w:cs="Times New Roman"/>
+        </w:rPr>
+      </w:pPr>
+    </w:p>
+    <w:p>
+      <w:pPr>
+        <w:jc w:val="center"/>
+        <w:rPr>
+          <w:rFonts w:ascii="Times New Roman" w:hAnsi="Times New Roman" w:cs="Times New Roman"/>
+        </w:rPr>
+      </w:pPr>
+    </w:p>
+    <w:p>
+      <w:pPr>
+        <w:jc w:val="center"/>
+        <w:rPr>
+          <w:rFonts w:ascii="Times New Roman" w:hAnsi="Times New Roman" w:cs="Times New Roman"/>
+        </w:rPr>
+      </w:pPr>
     </w:p>
     <w:p>
       <w:pPr>
@@ -3775,7 +4441,7 @@
       </w:pPr>
     </w:p>
     <w:sectPr>
-      <w:headerReference w:type="default" r:id="rId36"/>
+      <w:headerReference w:type="default" r:id="rId45"/>
       <w:pgSz w:w="11906" w:h="16838"/>
       <w:pgMar w:top="1417" w:right="1417" w:bottom="1417" w:left="1417" w:header="708" w:footer="708" w:gutter="0"/>
       <w:cols w:space="708"/>

--- a/AD,DHCP,DNS,BACKUP,IIS Windowson.docx
+++ b/AD,DHCP,DNS,BACKUP,IIS Windowson.docx
@@ -30,7 +30,39 @@
           <w:rFonts w:ascii="Times New Roman" w:hAnsi="Times New Roman" w:cs="Times New Roman"/>
           <w:highlight w:val="yellow"/>
         </w:rPr>
-        <w:t>Mi az a címtárszolgáltatás (Active Directory)?</w:t>
+        <w:t>Mi az a címtárszolgáltatás (</w:t>
+      </w:r>
+      <w:proofErr w:type="spellStart"/>
+      <w:r>
+        <w:rPr>
+          <w:rFonts w:ascii="Times New Roman" w:hAnsi="Times New Roman" w:cs="Times New Roman"/>
+          <w:highlight w:val="yellow"/>
+        </w:rPr>
+        <w:t>Active</w:t>
+      </w:r>
+      <w:proofErr w:type="spellEnd"/>
+      <w:r>
+        <w:rPr>
+          <w:rFonts w:ascii="Times New Roman" w:hAnsi="Times New Roman" w:cs="Times New Roman"/>
+          <w:highlight w:val="yellow"/>
+        </w:rPr>
+        <w:t xml:space="preserve"> </w:t>
+      </w:r>
+      <w:proofErr w:type="spellStart"/>
+      <w:r>
+        <w:rPr>
+          <w:rFonts w:ascii="Times New Roman" w:hAnsi="Times New Roman" w:cs="Times New Roman"/>
+          <w:highlight w:val="yellow"/>
+        </w:rPr>
+        <w:t>Directory</w:t>
+      </w:r>
+      <w:proofErr w:type="spellEnd"/>
+      <w:r>
+        <w:rPr>
+          <w:rFonts w:ascii="Times New Roman" w:hAnsi="Times New Roman" w:cs="Times New Roman"/>
+          <w:highlight w:val="yellow"/>
+        </w:rPr>
+        <w:t>)?</w:t>
       </w:r>
     </w:p>
     <w:p>
@@ -98,12 +130,69 @@
         </w:rPr>
         <w:t xml:space="preserve">A Microsoft megoldása erre az </w:t>
       </w:r>
+      <w:proofErr w:type="spellStart"/>
       <w:r>
         <w:rPr>
           <w:rFonts w:ascii="Times New Roman" w:hAnsi="Times New Roman" w:cs="Times New Roman"/>
           <w:color w:val="EE0000"/>
         </w:rPr>
-        <w:t>Active Directory Domain Services (AD DS)</w:t>
+        <w:t>Active</w:t>
+      </w:r>
+      <w:proofErr w:type="spellEnd"/>
+      <w:r>
+        <w:rPr>
+          <w:rFonts w:ascii="Times New Roman" w:hAnsi="Times New Roman" w:cs="Times New Roman"/>
+          <w:color w:val="EE0000"/>
+        </w:rPr>
+        <w:t xml:space="preserve"> </w:t>
+      </w:r>
+      <w:proofErr w:type="spellStart"/>
+      <w:r>
+        <w:rPr>
+          <w:rFonts w:ascii="Times New Roman" w:hAnsi="Times New Roman" w:cs="Times New Roman"/>
+          <w:color w:val="EE0000"/>
+        </w:rPr>
+        <w:t>Directory</w:t>
+      </w:r>
+      <w:proofErr w:type="spellEnd"/>
+      <w:r>
+        <w:rPr>
+          <w:rFonts w:ascii="Times New Roman" w:hAnsi="Times New Roman" w:cs="Times New Roman"/>
+          <w:color w:val="EE0000"/>
+        </w:rPr>
+        <w:t xml:space="preserve"> </w:t>
+      </w:r>
+      <w:proofErr w:type="spellStart"/>
+      <w:r>
+        <w:rPr>
+          <w:rFonts w:ascii="Times New Roman" w:hAnsi="Times New Roman" w:cs="Times New Roman"/>
+          <w:color w:val="EE0000"/>
+        </w:rPr>
+        <w:t>Domain</w:t>
+      </w:r>
+      <w:proofErr w:type="spellEnd"/>
+      <w:r>
+        <w:rPr>
+          <w:rFonts w:ascii="Times New Roman" w:hAnsi="Times New Roman" w:cs="Times New Roman"/>
+          <w:color w:val="EE0000"/>
+        </w:rPr>
+        <w:t xml:space="preserve"> </w:t>
+      </w:r>
+      <w:proofErr w:type="spellStart"/>
+      <w:r>
+        <w:rPr>
+          <w:rFonts w:ascii="Times New Roman" w:hAnsi="Times New Roman" w:cs="Times New Roman"/>
+          <w:color w:val="EE0000"/>
+        </w:rPr>
+        <w:t>Services</w:t>
+      </w:r>
+      <w:proofErr w:type="spellEnd"/>
+      <w:r>
+        <w:rPr>
+          <w:rFonts w:ascii="Times New Roman" w:hAnsi="Times New Roman" w:cs="Times New Roman"/>
+          <w:color w:val="EE0000"/>
+        </w:rPr>
+        <w:t xml:space="preserve"> (AD DS)</w:t>
       </w:r>
     </w:p>
     <w:p>
@@ -136,7 +225,21 @@
         <w:rPr>
           <w:rFonts w:ascii="Times New Roman" w:hAnsi="Times New Roman" w:cs="Times New Roman"/>
         </w:rPr>
-        <w:t xml:space="preserve">Van egy tartomány (domain), amiben van több ezer felhasználó saját fiókkal </w:t>
+        <w:t>Van egy tartomány (</w:t>
+      </w:r>
+      <w:proofErr w:type="spellStart"/>
+      <w:r>
+        <w:rPr>
+          <w:rFonts w:ascii="Times New Roman" w:hAnsi="Times New Roman" w:cs="Times New Roman"/>
+        </w:rPr>
+        <w:t>domain</w:t>
+      </w:r>
+      <w:proofErr w:type="spellEnd"/>
+      <w:r>
+        <w:rPr>
+          <w:rFonts w:ascii="Times New Roman" w:hAnsi="Times New Roman" w:cs="Times New Roman"/>
+        </w:rPr>
+        <w:t xml:space="preserve">), amiben van több ezer felhasználó saját fiókkal </w:t>
       </w:r>
     </w:p>
     <w:p>
@@ -192,6 +295,7 @@
           <w:bCs/>
         </w:rPr>
       </w:pPr>
+      <w:proofErr w:type="spellStart"/>
       <w:r>
         <w:rPr>
           <w:rFonts w:ascii="Times New Roman" w:hAnsi="Times New Roman" w:cs="Times New Roman"/>
@@ -199,7 +303,17 @@
           <w:bCs/>
           <w:highlight w:val="yellow"/>
         </w:rPr>
-        <w:t>Milrt fontos?</w:t>
+        <w:t>Milrt</w:t>
+      </w:r>
+      <w:proofErr w:type="spellEnd"/>
+      <w:r>
+        <w:rPr>
+          <w:rFonts w:ascii="Times New Roman" w:hAnsi="Times New Roman" w:cs="Times New Roman"/>
+          <w:b/>
+          <w:bCs/>
+          <w:highlight w:val="yellow"/>
+        </w:rPr>
+        <w:t xml:space="preserve"> fontos?</w:t>
       </w:r>
       <w:r>
         <w:rPr>
@@ -225,7 +339,21 @@
         <w:rPr>
           <w:rFonts w:ascii="Times New Roman" w:hAnsi="Times New Roman" w:cs="Times New Roman"/>
         </w:rPr>
-        <w:t>Egy helyen kezelhető minden dolgozó fiókja, jelszava, jogosultsága</w:t>
+        <w:t xml:space="preserve">Egy helyen kezelhető minden dolgozó fiókja, </w:t>
+      </w:r>
+      <w:proofErr w:type="spellStart"/>
+      <w:r>
+        <w:rPr>
+          <w:rFonts w:ascii="Times New Roman" w:hAnsi="Times New Roman" w:cs="Times New Roman"/>
+        </w:rPr>
+        <w:t>jelszava</w:t>
+      </w:r>
+      <w:proofErr w:type="spellEnd"/>
+      <w:r>
+        <w:rPr>
+          <w:rFonts w:ascii="Times New Roman" w:hAnsi="Times New Roman" w:cs="Times New Roman"/>
+        </w:rPr>
+        <w:t>, jogosultsága</w:t>
       </w:r>
     </w:p>
     <w:p>
@@ -261,7 +389,21 @@
         <w:rPr>
           <w:rFonts w:ascii="Times New Roman" w:hAnsi="Times New Roman" w:cs="Times New Roman"/>
         </w:rPr>
-        <w:t>GPO-kon keresztül szabályozható, hogy ki mit csinálhat a gépén</w:t>
+        <w:t>GPO-</w:t>
+      </w:r>
+      <w:proofErr w:type="spellStart"/>
+      <w:r>
+        <w:rPr>
+          <w:rFonts w:ascii="Times New Roman" w:hAnsi="Times New Roman" w:cs="Times New Roman"/>
+        </w:rPr>
+        <w:t>kon</w:t>
+      </w:r>
+      <w:proofErr w:type="spellEnd"/>
+      <w:r>
+        <w:rPr>
+          <w:rFonts w:ascii="Times New Roman" w:hAnsi="Times New Roman" w:cs="Times New Roman"/>
+        </w:rPr>
+        <w:t xml:space="preserve"> keresztül szabályozható, hogy ki mit csinálhat a gépén</w:t>
       </w:r>
     </w:p>
     <w:p>
@@ -315,7 +457,21 @@
         <w:rPr>
           <w:rFonts w:ascii="Times New Roman" w:hAnsi="Times New Roman" w:cs="Times New Roman"/>
         </w:rPr>
-        <w:t>Egyszerűbb jelszókezelés, kevesebb helpdesk-hívás</w:t>
+        <w:t xml:space="preserve">Egyszerűbb jelszókezelés, kevesebb </w:t>
+      </w:r>
+      <w:proofErr w:type="spellStart"/>
+      <w:r>
+        <w:rPr>
+          <w:rFonts w:ascii="Times New Roman" w:hAnsi="Times New Roman" w:cs="Times New Roman"/>
+        </w:rPr>
+        <w:t>helpdesk</w:t>
+      </w:r>
+      <w:proofErr w:type="spellEnd"/>
+      <w:r>
+        <w:rPr>
+          <w:rFonts w:ascii="Times New Roman" w:hAnsi="Times New Roman" w:cs="Times New Roman"/>
+        </w:rPr>
+        <w:t>-hívás</w:t>
       </w:r>
     </w:p>
     <w:p>
@@ -333,7 +489,21 @@
         <w:rPr>
           <w:rFonts w:ascii="Times New Roman" w:hAnsi="Times New Roman" w:cs="Times New Roman"/>
         </w:rPr>
-        <w:t>AD integrálható: Office 365, VPN, belső portálok, HR rendszerek, stb.</w:t>
+        <w:t xml:space="preserve">AD integrálható: Office 365, VPN, belső portálok, HR </w:t>
+      </w:r>
+      <w:proofErr w:type="gramStart"/>
+      <w:r>
+        <w:rPr>
+          <w:rFonts w:ascii="Times New Roman" w:hAnsi="Times New Roman" w:cs="Times New Roman"/>
+        </w:rPr>
+        <w:t>rendszerek,</w:t>
+      </w:r>
+      <w:proofErr w:type="gramEnd"/>
+      <w:r>
+        <w:rPr>
+          <w:rFonts w:ascii="Times New Roman" w:hAnsi="Times New Roman" w:cs="Times New Roman"/>
+        </w:rPr>
+        <w:t xml:space="preserve"> stb.</w:t>
       </w:r>
     </w:p>
     <w:p>
@@ -382,6 +552,7 @@
         </w:rPr>
         <w:t xml:space="preserve">A DNS, vagyis a </w:t>
       </w:r>
+      <w:proofErr w:type="spellStart"/>
       <w:r>
         <w:rPr>
           <w:rFonts w:ascii="Times New Roman" w:hAnsi="Times New Roman" w:cs="Times New Roman"/>
@@ -389,106 +560,9 @@
           <w:iCs/>
           <w:color w:val="EE0000"/>
         </w:rPr>
-        <w:t>Domain Name System</w:t>
-      </w:r>
-      <w:r>
-        <w:rPr>
-          <w:rFonts w:ascii="Times New Roman" w:hAnsi="Times New Roman" w:cs="Times New Roman"/>
-          <w:color w:val="EE0000"/>
-        </w:rPr>
-        <w:t xml:space="preserve"> </w:t>
-      </w:r>
-      <w:r>
-        <w:rPr>
-          <w:rFonts w:ascii="Times New Roman" w:hAnsi="Times New Roman" w:cs="Times New Roman"/>
-        </w:rPr>
-        <w:t xml:space="preserve">a modern hálózatok egyik legalapvetőbb szolgáltatása, amely nélkül az internet gyakorlatilag használhatatlan lenne. A DNS feladata, hogy a számunkra könnyen megjegyezhető domainneveket – például </w:t>
-      </w:r>
-      <w:r>
-        <w:rPr>
-          <w:rFonts w:ascii="Times New Roman" w:hAnsi="Times New Roman" w:cs="Times New Roman"/>
-          <w:i/>
-          <w:iCs/>
-        </w:rPr>
-        <w:t>google.com</w:t>
-      </w:r>
-      <w:r>
-        <w:rPr>
-          <w:rFonts w:ascii="Times New Roman" w:hAnsi="Times New Roman" w:cs="Times New Roman"/>
-        </w:rPr>
-        <w:t xml:space="preserve">, </w:t>
-      </w:r>
-      <w:r>
-        <w:rPr>
-          <w:rFonts w:ascii="Times New Roman" w:hAnsi="Times New Roman" w:cs="Times New Roman"/>
-          <w:i/>
-          <w:iCs/>
-        </w:rPr>
-        <w:t>cisco.com</w:t>
-      </w:r>
-      <w:r>
-        <w:rPr>
-          <w:rFonts w:ascii="Times New Roman" w:hAnsi="Times New Roman" w:cs="Times New Roman"/>
-        </w:rPr>
-        <w:t xml:space="preserve">, </w:t>
-      </w:r>
-      <w:r>
-        <w:rPr>
-          <w:rFonts w:ascii="Times New Roman" w:hAnsi="Times New Roman" w:cs="Times New Roman"/>
-          <w:i/>
-          <w:iCs/>
-        </w:rPr>
-        <w:t>youtube.com</w:t>
-      </w:r>
-      <w:r>
-        <w:rPr>
-          <w:rFonts w:ascii="Times New Roman" w:hAnsi="Times New Roman" w:cs="Times New Roman"/>
-        </w:rPr>
-        <w:t xml:space="preserve"> – átalakítsa olyan IP</w:t>
-      </w:r>
-      <w:r>
-        <w:rPr>
-          <w:rFonts w:ascii="Times New Roman" w:hAnsi="Times New Roman" w:cs="Times New Roman"/>
-        </w:rPr>
-        <w:noBreakHyphen/>
-        <w:t>címekké, amelyeket a számítógépek valóban értenek és használni tudnak a kommunikációhoz. A DNS tehát egyfajta „fordító” vagy „telefonkönyv” a felhasználók és a hálózati infrastruktúra között.</w:t>
-      </w:r>
-    </w:p>
-    <w:p>
-      <w:pPr>
-        <w:jc w:val="both"/>
-        <w:rPr>
-          <w:rFonts w:ascii="Times New Roman" w:hAnsi="Times New Roman" w:cs="Times New Roman"/>
-        </w:rPr>
-      </w:pPr>
-      <w:r>
-        <w:rPr>
-          <w:rFonts w:ascii="Times New Roman" w:hAnsi="Times New Roman" w:cs="Times New Roman"/>
-          <w:highlight w:val="yellow"/>
-        </w:rPr>
-        <w:t>Windows-Backup</w:t>
-      </w:r>
-    </w:p>
-    <w:p>
-      <w:pPr>
-        <w:jc w:val="both"/>
-        <w:rPr>
-          <w:rFonts w:ascii="Times New Roman" w:hAnsi="Times New Roman" w:cs="Times New Roman"/>
-        </w:rPr>
-      </w:pPr>
-      <w:r>
-        <w:rPr>
-          <w:rFonts w:ascii="Times New Roman" w:hAnsi="Times New Roman" w:cs="Times New Roman"/>
-        </w:rPr>
-        <w:t xml:space="preserve">A </w:t>
-      </w:r>
-      <w:r>
-        <w:rPr>
-          <w:rFonts w:ascii="Times New Roman" w:hAnsi="Times New Roman" w:cs="Times New Roman"/>
-          <w:color w:val="EE0000"/>
-        </w:rPr>
-        <w:t xml:space="preserve">Windows Backup (magyarul: </w:t>
-      </w:r>
+        <w:t>Domain</w:t>
+      </w:r>
+      <w:proofErr w:type="spellEnd"/>
       <w:r>
         <w:rPr>
           <w:rFonts w:ascii="Times New Roman" w:hAnsi="Times New Roman" w:cs="Times New Roman"/>
@@ -496,6 +570,147 @@
           <w:iCs/>
           <w:color w:val="EE0000"/>
         </w:rPr>
+        <w:t xml:space="preserve"> </w:t>
+      </w:r>
+      <w:proofErr w:type="spellStart"/>
+      <w:r>
+        <w:rPr>
+          <w:rFonts w:ascii="Times New Roman" w:hAnsi="Times New Roman" w:cs="Times New Roman"/>
+          <w:i/>
+          <w:iCs/>
+          <w:color w:val="EE0000"/>
+        </w:rPr>
+        <w:t>Name</w:t>
+      </w:r>
+      <w:proofErr w:type="spellEnd"/>
+      <w:r>
+        <w:rPr>
+          <w:rFonts w:ascii="Times New Roman" w:hAnsi="Times New Roman" w:cs="Times New Roman"/>
+          <w:i/>
+          <w:iCs/>
+          <w:color w:val="EE0000"/>
+        </w:rPr>
+        <w:t xml:space="preserve"> System</w:t>
+      </w:r>
+      <w:r>
+        <w:rPr>
+          <w:rFonts w:ascii="Times New Roman" w:hAnsi="Times New Roman" w:cs="Times New Roman"/>
+          <w:color w:val="EE0000"/>
+        </w:rPr>
+        <w:t xml:space="preserve"> </w:t>
+      </w:r>
+      <w:r>
+        <w:rPr>
+          <w:rFonts w:ascii="Times New Roman" w:hAnsi="Times New Roman" w:cs="Times New Roman"/>
+        </w:rPr>
+        <w:t xml:space="preserve">a modern hálózatok egyik legalapvetőbb szolgáltatása, amely nélkül az internet gyakorlatilag használhatatlan lenne. A DNS feladata, hogy a számunkra könnyen megjegyezhető </w:t>
+      </w:r>
+      <w:proofErr w:type="spellStart"/>
+      <w:r>
+        <w:rPr>
+          <w:rFonts w:ascii="Times New Roman" w:hAnsi="Times New Roman" w:cs="Times New Roman"/>
+        </w:rPr>
+        <w:t>domainneveket</w:t>
+      </w:r>
+      <w:proofErr w:type="spellEnd"/>
+      <w:r>
+        <w:rPr>
+          <w:rFonts w:ascii="Times New Roman" w:hAnsi="Times New Roman" w:cs="Times New Roman"/>
+        </w:rPr>
+        <w:t xml:space="preserve"> – például </w:t>
+      </w:r>
+      <w:r>
+        <w:rPr>
+          <w:rFonts w:ascii="Times New Roman" w:hAnsi="Times New Roman" w:cs="Times New Roman"/>
+          <w:i/>
+          <w:iCs/>
+        </w:rPr>
+        <w:t>google.com</w:t>
+      </w:r>
+      <w:r>
+        <w:rPr>
+          <w:rFonts w:ascii="Times New Roman" w:hAnsi="Times New Roman" w:cs="Times New Roman"/>
+        </w:rPr>
+        <w:t xml:space="preserve">, </w:t>
+      </w:r>
+      <w:r>
+        <w:rPr>
+          <w:rFonts w:ascii="Times New Roman" w:hAnsi="Times New Roman" w:cs="Times New Roman"/>
+          <w:i/>
+          <w:iCs/>
+        </w:rPr>
+        <w:t>cisco.com</w:t>
+      </w:r>
+      <w:r>
+        <w:rPr>
+          <w:rFonts w:ascii="Times New Roman" w:hAnsi="Times New Roman" w:cs="Times New Roman"/>
+        </w:rPr>
+        <w:t xml:space="preserve">, </w:t>
+      </w:r>
+      <w:r>
+        <w:rPr>
+          <w:rFonts w:ascii="Times New Roman" w:hAnsi="Times New Roman" w:cs="Times New Roman"/>
+          <w:i/>
+          <w:iCs/>
+        </w:rPr>
+        <w:t>youtube.com</w:t>
+      </w:r>
+      <w:r>
+        <w:rPr>
+          <w:rFonts w:ascii="Times New Roman" w:hAnsi="Times New Roman" w:cs="Times New Roman"/>
+        </w:rPr>
+        <w:t xml:space="preserve"> – átalakítsa olyan IP</w:t>
+      </w:r>
+      <w:r>
+        <w:rPr>
+          <w:rFonts w:ascii="Times New Roman" w:hAnsi="Times New Roman" w:cs="Times New Roman"/>
+        </w:rPr>
+        <w:noBreakHyphen/>
+        <w:t>címekké, amelyeket a számítógépek valóban értenek és használni tudnak a kommunikációhoz. A DNS tehát egyfajta „fordító” vagy „telefonkönyv” a felhasználók és a hálózati infrastruktúra között.</w:t>
+      </w:r>
+    </w:p>
+    <w:p>
+      <w:pPr>
+        <w:jc w:val="both"/>
+        <w:rPr>
+          <w:rFonts w:ascii="Times New Roman" w:hAnsi="Times New Roman" w:cs="Times New Roman"/>
+        </w:rPr>
+      </w:pPr>
+      <w:r>
+        <w:rPr>
+          <w:rFonts w:ascii="Times New Roman" w:hAnsi="Times New Roman" w:cs="Times New Roman"/>
+          <w:highlight w:val="yellow"/>
+        </w:rPr>
+        <w:t>Windows-Backup</w:t>
+      </w:r>
+    </w:p>
+    <w:p>
+      <w:pPr>
+        <w:jc w:val="both"/>
+        <w:rPr>
+          <w:rFonts w:ascii="Times New Roman" w:hAnsi="Times New Roman" w:cs="Times New Roman"/>
+        </w:rPr>
+      </w:pPr>
+      <w:r>
+        <w:rPr>
+          <w:rFonts w:ascii="Times New Roman" w:hAnsi="Times New Roman" w:cs="Times New Roman"/>
+        </w:rPr>
+        <w:t xml:space="preserve">A </w:t>
+      </w:r>
+      <w:r>
+        <w:rPr>
+          <w:rFonts w:ascii="Times New Roman" w:hAnsi="Times New Roman" w:cs="Times New Roman"/>
+          <w:color w:val="EE0000"/>
+        </w:rPr>
+        <w:t xml:space="preserve">Windows Backup (magyarul: </w:t>
+      </w:r>
+      <w:r>
+        <w:rPr>
+          <w:rFonts w:ascii="Times New Roman" w:hAnsi="Times New Roman" w:cs="Times New Roman"/>
+          <w:i/>
+          <w:iCs/>
+          <w:color w:val="EE0000"/>
+        </w:rPr>
         <w:t>Windows biztonsági mentés</w:t>
       </w:r>
       <w:r>
@@ -547,7 +762,39 @@
           <w:rFonts w:ascii="Times New Roman" w:hAnsi="Times New Roman" w:cs="Times New Roman"/>
           <w:color w:val="EE0000"/>
         </w:rPr>
-        <w:t xml:space="preserve">IIS (Internet Information Services) </w:t>
+        <w:t xml:space="preserve">IIS (Internet </w:t>
+      </w:r>
+      <w:proofErr w:type="spellStart"/>
+      <w:r>
+        <w:rPr>
+          <w:rFonts w:ascii="Times New Roman" w:hAnsi="Times New Roman" w:cs="Times New Roman"/>
+          <w:color w:val="EE0000"/>
+        </w:rPr>
+        <w:t>Information</w:t>
+      </w:r>
+      <w:proofErr w:type="spellEnd"/>
+      <w:r>
+        <w:rPr>
+          <w:rFonts w:ascii="Times New Roman" w:hAnsi="Times New Roman" w:cs="Times New Roman"/>
+          <w:color w:val="EE0000"/>
+        </w:rPr>
+        <w:t xml:space="preserve"> </w:t>
+      </w:r>
+      <w:proofErr w:type="spellStart"/>
+      <w:r>
+        <w:rPr>
+          <w:rFonts w:ascii="Times New Roman" w:hAnsi="Times New Roman" w:cs="Times New Roman"/>
+          <w:color w:val="EE0000"/>
+        </w:rPr>
+        <w:t>Services</w:t>
+      </w:r>
+      <w:proofErr w:type="spellEnd"/>
+      <w:r>
+        <w:rPr>
+          <w:rFonts w:ascii="Times New Roman" w:hAnsi="Times New Roman" w:cs="Times New Roman"/>
+          <w:color w:val="EE0000"/>
+        </w:rPr>
+        <w:t xml:space="preserve">) </w:t>
       </w:r>
       <w:r>
         <w:rPr>
@@ -567,14 +814,69 @@
           <w:rFonts w:ascii="Times New Roman" w:hAnsi="Times New Roman" w:cs="Times New Roman"/>
         </w:rPr>
         <w:noBreakHyphen/>
-        <w:t>kat vagy akár FTP</w:t>
+      </w:r>
+      <w:proofErr w:type="spellStart"/>
+      <w:r>
+        <w:rPr>
+          <w:rFonts w:ascii="Times New Roman" w:hAnsi="Times New Roman" w:cs="Times New Roman"/>
+        </w:rPr>
+        <w:t>kat</w:t>
+      </w:r>
+      <w:proofErr w:type="spellEnd"/>
+      <w:r>
+        <w:rPr>
+          <w:rFonts w:ascii="Times New Roman" w:hAnsi="Times New Roman" w:cs="Times New Roman"/>
+        </w:rPr>
+        <w:t xml:space="preserve"> vagy akár FTP</w:t>
       </w:r>
       <w:r>
         <w:rPr>
           <w:rFonts w:ascii="Times New Roman" w:hAnsi="Times New Roman" w:cs="Times New Roman"/>
         </w:rPr>
         <w:noBreakHyphen/>
-        <w:t>szolgáltatásokat nyújtson a hálózat felé. Az IIS gyakorlatilag a Microsoft saját webkiszolgáló platformja, amely funkcióiban a Linuxos Apache vagy Nginx megfelelője.</w:t>
+        <w:t xml:space="preserve">szolgáltatásokat nyújtson a hálózat felé. Az IIS gyakorlatilag a Microsoft saját webkiszolgáló platformja, amely funkcióiban a </w:t>
+      </w:r>
+      <w:proofErr w:type="spellStart"/>
+      <w:r>
+        <w:rPr>
+          <w:rFonts w:ascii="Times New Roman" w:hAnsi="Times New Roman" w:cs="Times New Roman"/>
+        </w:rPr>
+        <w:t>Linuxos</w:t>
+      </w:r>
+      <w:proofErr w:type="spellEnd"/>
+      <w:r>
+        <w:rPr>
+          <w:rFonts w:ascii="Times New Roman" w:hAnsi="Times New Roman" w:cs="Times New Roman"/>
+        </w:rPr>
+        <w:t xml:space="preserve"> </w:t>
+      </w:r>
+      <w:proofErr w:type="spellStart"/>
+      <w:r>
+        <w:rPr>
+          <w:rFonts w:ascii="Times New Roman" w:hAnsi="Times New Roman" w:cs="Times New Roman"/>
+        </w:rPr>
+        <w:t>Apache</w:t>
+      </w:r>
+      <w:proofErr w:type="spellEnd"/>
+      <w:r>
+        <w:rPr>
+          <w:rFonts w:ascii="Times New Roman" w:hAnsi="Times New Roman" w:cs="Times New Roman"/>
+        </w:rPr>
+        <w:t xml:space="preserve"> vagy </w:t>
+      </w:r>
+      <w:proofErr w:type="spellStart"/>
+      <w:r>
+        <w:rPr>
+          <w:rFonts w:ascii="Times New Roman" w:hAnsi="Times New Roman" w:cs="Times New Roman"/>
+        </w:rPr>
+        <w:t>Nginx</w:t>
+      </w:r>
+      <w:proofErr w:type="spellEnd"/>
+      <w:r>
+        <w:rPr>
+          <w:rFonts w:ascii="Times New Roman" w:hAnsi="Times New Roman" w:cs="Times New Roman"/>
+        </w:rPr>
+        <w:t xml:space="preserve"> megfelelője.</w:t>
       </w:r>
     </w:p>
     <w:p>
@@ -610,7 +912,71 @@
           <w:rFonts w:ascii="Times New Roman" w:hAnsi="Times New Roman" w:cs="Times New Roman"/>
           <w:color w:val="EE0000"/>
         </w:rPr>
-        <w:t xml:space="preserve">DHCP (Dynamic Host Configuration Protocol) </w:t>
+        <w:t>DHCP (</w:t>
+      </w:r>
+      <w:proofErr w:type="spellStart"/>
+      <w:r>
+        <w:rPr>
+          <w:rFonts w:ascii="Times New Roman" w:hAnsi="Times New Roman" w:cs="Times New Roman"/>
+          <w:color w:val="EE0000"/>
+        </w:rPr>
+        <w:t>Dynamic</w:t>
+      </w:r>
+      <w:proofErr w:type="spellEnd"/>
+      <w:r>
+        <w:rPr>
+          <w:rFonts w:ascii="Times New Roman" w:hAnsi="Times New Roman" w:cs="Times New Roman"/>
+          <w:color w:val="EE0000"/>
+        </w:rPr>
+        <w:t xml:space="preserve"> </w:t>
+      </w:r>
+      <w:proofErr w:type="spellStart"/>
+      <w:r>
+        <w:rPr>
+          <w:rFonts w:ascii="Times New Roman" w:hAnsi="Times New Roman" w:cs="Times New Roman"/>
+          <w:color w:val="EE0000"/>
+        </w:rPr>
+        <w:t>Host</w:t>
+      </w:r>
+      <w:proofErr w:type="spellEnd"/>
+      <w:r>
+        <w:rPr>
+          <w:rFonts w:ascii="Times New Roman" w:hAnsi="Times New Roman" w:cs="Times New Roman"/>
+          <w:color w:val="EE0000"/>
+        </w:rPr>
+        <w:t xml:space="preserve"> </w:t>
+      </w:r>
+      <w:proofErr w:type="spellStart"/>
+      <w:r>
+        <w:rPr>
+          <w:rFonts w:ascii="Times New Roman" w:hAnsi="Times New Roman" w:cs="Times New Roman"/>
+          <w:color w:val="EE0000"/>
+        </w:rPr>
+        <w:t>Configuration</w:t>
+      </w:r>
+      <w:proofErr w:type="spellEnd"/>
+      <w:r>
+        <w:rPr>
+          <w:rFonts w:ascii="Times New Roman" w:hAnsi="Times New Roman" w:cs="Times New Roman"/>
+          <w:color w:val="EE0000"/>
+        </w:rPr>
+        <w:t xml:space="preserve"> </w:t>
+      </w:r>
+      <w:proofErr w:type="spellStart"/>
+      <w:r>
+        <w:rPr>
+          <w:rFonts w:ascii="Times New Roman" w:hAnsi="Times New Roman" w:cs="Times New Roman"/>
+          <w:color w:val="EE0000"/>
+        </w:rPr>
+        <w:t>Protocol</w:t>
+      </w:r>
+      <w:proofErr w:type="spellEnd"/>
+      <w:r>
+        <w:rPr>
+          <w:rFonts w:ascii="Times New Roman" w:hAnsi="Times New Roman" w:cs="Times New Roman"/>
+          <w:color w:val="EE0000"/>
+        </w:rPr>
+        <w:t xml:space="preserve">) </w:t>
       </w:r>
       <w:r>
         <w:rPr>
@@ -626,6 +992,7 @@
           <w:rFonts w:ascii="Times New Roman" w:hAnsi="Times New Roman" w:cs="Times New Roman"/>
         </w:rPr>
       </w:pPr>
+      <w:proofErr w:type="spellStart"/>
       <w:r>
         <w:rPr>
           <w:rFonts w:ascii="Times New Roman" w:hAnsi="Times New Roman" w:cs="Times New Roman"/>
@@ -633,6 +1000,7 @@
         </w:rPr>
         <w:t>Mikrotik</w:t>
       </w:r>
+      <w:proofErr w:type="spellEnd"/>
     </w:p>
     <w:p>
       <w:pPr>
@@ -647,25 +1015,76 @@
         </w:rPr>
         <w:t xml:space="preserve">A </w:t>
       </w:r>
+      <w:proofErr w:type="spellStart"/>
       <w:r>
         <w:rPr>
           <w:rFonts w:ascii="Times New Roman" w:hAnsi="Times New Roman" w:cs="Times New Roman"/>
           <w:color w:val="EE0000"/>
         </w:rPr>
-        <w:t>MikroTik router</w:t>
-      </w:r>
-      <w:r>
-        <w:rPr>
-          <w:rFonts w:ascii="Times New Roman" w:hAnsi="Times New Roman" w:cs="Times New Roman"/>
-        </w:rPr>
-        <w:t xml:space="preserve"> egy olyan hálózati eszköz, amelyet arra terveztek, hogy irányítsa, védje és menedzselje a hálózati forgalmat. A MikroTik különlegessége, hogy a rajta futó RouterOS operációs rendszer rendkívül sok funkciót kínál, így egyetlen eszköz képes ellátni mindazokat a feladatokat, amelyeket más gyártóknál külön tűzfalak, VPN</w:t>
+        <w:t>MikroTik</w:t>
+      </w:r>
+      <w:proofErr w:type="spellEnd"/>
+      <w:r>
+        <w:rPr>
+          <w:rFonts w:ascii="Times New Roman" w:hAnsi="Times New Roman" w:cs="Times New Roman"/>
+          <w:color w:val="EE0000"/>
+        </w:rPr>
+        <w:t xml:space="preserve"> router</w:t>
+      </w:r>
+      <w:r>
+        <w:rPr>
+          <w:rFonts w:ascii="Times New Roman" w:hAnsi="Times New Roman" w:cs="Times New Roman"/>
+        </w:rPr>
+        <w:t xml:space="preserve"> egy olyan hálózati eszköz, amelyet arra terveztek, hogy irányítsa, védje és menedzselje a hálózati forgalmat. A </w:t>
+      </w:r>
+      <w:proofErr w:type="spellStart"/>
+      <w:r>
+        <w:rPr>
+          <w:rFonts w:ascii="Times New Roman" w:hAnsi="Times New Roman" w:cs="Times New Roman"/>
+        </w:rPr>
+        <w:t>MikroTik</w:t>
+      </w:r>
+      <w:proofErr w:type="spellEnd"/>
+      <w:r>
+        <w:rPr>
+          <w:rFonts w:ascii="Times New Roman" w:hAnsi="Times New Roman" w:cs="Times New Roman"/>
+        </w:rPr>
+        <w:t xml:space="preserve"> különlegessége, hogy a rajta futó </w:t>
+      </w:r>
+      <w:proofErr w:type="spellStart"/>
+      <w:r>
+        <w:rPr>
+          <w:rFonts w:ascii="Times New Roman" w:hAnsi="Times New Roman" w:cs="Times New Roman"/>
+        </w:rPr>
+        <w:t>RouterOS</w:t>
+      </w:r>
+      <w:proofErr w:type="spellEnd"/>
+      <w:r>
+        <w:rPr>
+          <w:rFonts w:ascii="Times New Roman" w:hAnsi="Times New Roman" w:cs="Times New Roman"/>
+        </w:rPr>
+        <w:t xml:space="preserve"> operációs rendszer rendkívül sok funkciót kínál, így egyetlen eszköz képes ellátni mindazokat a feladatokat, amelyeket más gyártóknál külön tűzfalak, VPN</w:t>
       </w:r>
       <w:r>
         <w:rPr>
           <w:rFonts w:ascii="Times New Roman" w:hAnsi="Times New Roman" w:cs="Times New Roman"/>
         </w:rPr>
         <w:noBreakHyphen/>
-        <w:t>szerverek, menedzselt switchek vagy drága vállalati routerek végeznek.</w:t>
+        <w:t xml:space="preserve">szerverek, menedzselt </w:t>
+      </w:r>
+      <w:proofErr w:type="spellStart"/>
+      <w:r>
+        <w:rPr>
+          <w:rFonts w:ascii="Times New Roman" w:hAnsi="Times New Roman" w:cs="Times New Roman"/>
+        </w:rPr>
+        <w:t>switchek</w:t>
+      </w:r>
+      <w:proofErr w:type="spellEnd"/>
+      <w:r>
+        <w:rPr>
+          <w:rFonts w:ascii="Times New Roman" w:hAnsi="Times New Roman" w:cs="Times New Roman"/>
+        </w:rPr>
+        <w:t xml:space="preserve"> vagy drága vállalati routerek végeznek.</w:t>
       </w:r>
     </w:p>
     <w:p>
@@ -727,60 +1146,37 @@
     </w:p>
     <w:p>
       <w:pPr>
-        <w:jc w:val="center"/>
-        <w:rPr>
-          <w:rFonts w:ascii="Times New Roman" w:hAnsi="Times New Roman" w:cs="Times New Roman"/>
-        </w:rPr>
-      </w:pPr>
-      <w:r>
-        <w:rPr>
-          <w:rFonts w:ascii="Times New Roman" w:hAnsi="Times New Roman" w:cs="Times New Roman"/>
-        </w:rPr>
-        <w:t xml:space="preserve">FONTOS INFORMÁCIÓ: TELEKOM/ADMIN JELSZÓ: </w:t>
-      </w:r>
-      <w:r>
-        <w:rPr>
-          <w:rFonts w:ascii="Times New Roman" w:hAnsi="Times New Roman" w:cs="Times New Roman"/>
-          <w:highlight w:val="red"/>
-        </w:rPr>
-        <w:t>Nincs1</w:t>
-      </w:r>
-    </w:p>
-    <w:p>
-      <w:pPr>
-        <w:jc w:val="both"/>
-        <w:rPr>
-          <w:rFonts w:ascii="Times New Roman" w:hAnsi="Times New Roman" w:cs="Times New Roman"/>
-        </w:rPr>
-      </w:pPr>
-    </w:p>
-    <w:p>
-      <w:pPr>
-        <w:jc w:val="both"/>
-        <w:rPr>
-          <w:rFonts w:ascii="Times New Roman" w:hAnsi="Times New Roman" w:cs="Times New Roman"/>
-        </w:rPr>
-      </w:pPr>
-      <w:r>
-        <w:rPr>
-          <w:rFonts w:ascii="Times New Roman" w:hAnsi="Times New Roman" w:cs="Times New Roman"/>
-          <w:highlight w:val="red"/>
-        </w:rPr>
-        <w:t>Mikrotik config:</w:t>
-      </w:r>
-    </w:p>
-    <w:p>
-      <w:pPr>
-        <w:jc w:val="both"/>
-        <w:rPr>
-          <w:rFonts w:ascii="Times New Roman" w:hAnsi="Times New Roman" w:cs="Times New Roman"/>
-        </w:rPr>
-      </w:pPr>
-      <w:r>
-        <w:rPr>
-          <w:rFonts w:ascii="Times New Roman" w:hAnsi="Times New Roman" w:cs="Times New Roman"/>
-        </w:rPr>
-        <w:t xml:space="preserve">Interfacek beállítása következik. Van egy </w:t>
+        <w:jc w:val="both"/>
+        <w:rPr>
+          <w:rFonts w:ascii="Times New Roman" w:hAnsi="Times New Roman" w:cs="Times New Roman"/>
+        </w:rPr>
+      </w:pPr>
+      <w:r>
+        <w:rPr>
+          <w:rFonts w:ascii="Times New Roman" w:hAnsi="Times New Roman" w:cs="Times New Roman"/>
+          <w:highlight w:val="yellow"/>
+        </w:rPr>
+        <w:t>RAID:</w:t>
+      </w:r>
+      <w:r>
+        <w:rPr>
+          <w:rFonts w:ascii="Times New Roman" w:hAnsi="Times New Roman" w:cs="Times New Roman"/>
+        </w:rPr>
+        <w:t xml:space="preserve"> </w:t>
+      </w:r>
+    </w:p>
+    <w:p>
+      <w:pPr>
+        <w:jc w:val="both"/>
+        <w:rPr>
+          <w:rFonts w:ascii="Times New Roman" w:hAnsi="Times New Roman" w:cs="Times New Roman"/>
+        </w:rPr>
+      </w:pPr>
+      <w:r>
+        <w:rPr>
+          <w:rFonts w:ascii="Times New Roman" w:hAnsi="Times New Roman" w:cs="Times New Roman"/>
+        </w:rPr>
+        <w:t xml:space="preserve">A RAID egy olyan technológia, amit </w:t>
       </w:r>
       <w:r>
         <w:rPr>
@@ -788,31 +1184,13 @@
           <w:b/>
           <w:bCs/>
         </w:rPr>
-        <w:t>Host-Only</w:t>
-      </w:r>
-      <w:r>
-        <w:rPr>
-          <w:rFonts w:ascii="Times New Roman" w:hAnsi="Times New Roman" w:cs="Times New Roman"/>
-        </w:rPr>
-        <w:t xml:space="preserve"> hálózatunk</w:t>
-      </w:r>
-      <w:r>
-        <w:rPr>
-          <w:rFonts w:ascii="Times New Roman" w:hAnsi="Times New Roman" w:cs="Times New Roman"/>
-        </w:rPr>
-        <w:t xml:space="preserve"> </w:t>
-      </w:r>
-      <w:r>
-        <w:rPr>
-          <w:rFonts w:ascii="Times New Roman" w:hAnsi="Times New Roman" w:cs="Times New Roman"/>
-        </w:rPr>
-        <w:t xml:space="preserve">elkülönítve management </w:t>
-      </w:r>
-      <w:r>
-        <w:rPr>
-          <w:rFonts w:ascii="Times New Roman" w:hAnsi="Times New Roman" w:cs="Times New Roman"/>
-        </w:rPr>
-        <w:t xml:space="preserve">szempontjából. Van egy </w:t>
+        <w:t>szervereken és munkaállomásokon használnak a lemezek összefogására</w:t>
+      </w:r>
+      <w:r>
+        <w:rPr>
+          <w:rFonts w:ascii="Times New Roman" w:hAnsi="Times New Roman" w:cs="Times New Roman"/>
+        </w:rPr>
+        <w:t xml:space="preserve">. </w:t>
       </w:r>
       <w:r>
         <w:rPr>
@@ -820,19 +1198,7 @@
           <w:b/>
           <w:bCs/>
         </w:rPr>
-        <w:t>internal</w:t>
-      </w:r>
-      <w:r>
-        <w:rPr>
-          <w:rFonts w:ascii="Times New Roman" w:hAnsi="Times New Roman" w:cs="Times New Roman"/>
-        </w:rPr>
-        <w:t xml:space="preserve"> hálónk, ami</w:t>
-      </w:r>
-      <w:r>
-        <w:rPr>
-          <w:rFonts w:ascii="Times New Roman" w:hAnsi="Times New Roman" w:cs="Times New Roman"/>
-        </w:rPr>
-        <w:t xml:space="preserve">n fut a szerver és kliensgép. Illetve egy </w:t>
+        <w:t>Adatbiztonság</w:t>
       </w:r>
       <w:r>
         <w:rPr>
@@ -840,8 +1206,271 @@
           <w:b/>
           <w:bCs/>
         </w:rPr>
-        <w:t>natolt interface</w:t>
-      </w:r>
+        <w:t xml:space="preserve"> szempontjából elengedhetetlen</w:t>
+      </w:r>
+      <w:r>
+        <w:rPr>
+          <w:rFonts w:ascii="Times New Roman" w:hAnsi="Times New Roman" w:cs="Times New Roman"/>
+          <w:b/>
+          <w:bCs/>
+        </w:rPr>
+        <w:t xml:space="preserve"> cég szinten</w:t>
+      </w:r>
+      <w:r>
+        <w:rPr>
+          <w:rFonts w:ascii="Times New Roman" w:hAnsi="Times New Roman" w:cs="Times New Roman"/>
+          <w:b/>
+          <w:bCs/>
+        </w:rPr>
+        <w:t xml:space="preserve">. </w:t>
+      </w:r>
+      <w:r>
+        <w:rPr>
+          <w:rFonts w:ascii="Times New Roman" w:hAnsi="Times New Roman" w:cs="Times New Roman"/>
+        </w:rPr>
+        <w:t xml:space="preserve">Ha egy lemez meghal, a rendszer </w:t>
+      </w:r>
+      <w:r>
+        <w:rPr>
+          <w:rFonts w:ascii="Times New Roman" w:hAnsi="Times New Roman" w:cs="Times New Roman"/>
+          <w:b/>
+          <w:bCs/>
+        </w:rPr>
+        <w:t>nem áll le</w:t>
+      </w:r>
+      <w:r>
+        <w:rPr>
+          <w:rFonts w:ascii="Times New Roman" w:hAnsi="Times New Roman" w:cs="Times New Roman"/>
+        </w:rPr>
+        <w:t>, és az adatok nem vesznek el.</w:t>
+      </w:r>
+      <w:r>
+        <w:rPr>
+          <w:rFonts w:ascii="Times New Roman" w:hAnsi="Times New Roman" w:cs="Times New Roman"/>
+        </w:rPr>
+        <w:t xml:space="preserve"> </w:t>
+      </w:r>
+      <w:r>
+        <w:rPr>
+          <w:rFonts w:ascii="Times New Roman" w:hAnsi="Times New Roman" w:cs="Times New Roman"/>
+        </w:rPr>
+        <w:t>Azért jó még használni, mert t</w:t>
+      </w:r>
+      <w:r>
+        <w:rPr>
+          <w:rFonts w:ascii="Times New Roman" w:hAnsi="Times New Roman" w:cs="Times New Roman"/>
+        </w:rPr>
+        <w:t>öbb fizikai lemezből egy nagy logikai meghajtót csinál</w:t>
+      </w:r>
+      <w:r>
+        <w:rPr>
+          <w:rFonts w:ascii="Times New Roman" w:hAnsi="Times New Roman" w:cs="Times New Roman"/>
+        </w:rPr>
+        <w:t xml:space="preserve">, ezzel is könnyebbé téve a </w:t>
+      </w:r>
+      <w:proofErr w:type="spellStart"/>
+      <w:r>
+        <w:rPr>
+          <w:rFonts w:ascii="Times New Roman" w:hAnsi="Times New Roman" w:cs="Times New Roman"/>
+        </w:rPr>
+        <w:t>munknánk</w:t>
+      </w:r>
+      <w:proofErr w:type="spellEnd"/>
+      <w:r>
+        <w:rPr>
+          <w:rFonts w:ascii="Times New Roman" w:hAnsi="Times New Roman" w:cs="Times New Roman"/>
+        </w:rPr>
+        <w:t>.</w:t>
+      </w:r>
+    </w:p>
+    <w:p>
+      <w:pPr>
+        <w:jc w:val="both"/>
+        <w:rPr>
+          <w:rFonts w:ascii="Times New Roman" w:hAnsi="Times New Roman" w:cs="Times New Roman"/>
+        </w:rPr>
+      </w:pPr>
+      <w:r>
+        <w:rPr>
+          <w:rFonts w:ascii="Times New Roman" w:hAnsi="Times New Roman" w:cs="Times New Roman"/>
+        </w:rPr>
+        <w:t xml:space="preserve">FONTOS INFORMÁCIÓ: TELEKOM/ADMIN JELSZÓ: </w:t>
+      </w:r>
+      <w:r>
+        <w:rPr>
+          <w:rFonts w:ascii="Times New Roman" w:hAnsi="Times New Roman" w:cs="Times New Roman"/>
+          <w:highlight w:val="red"/>
+        </w:rPr>
+        <w:t>Nincs1</w:t>
+      </w:r>
+    </w:p>
+    <w:p>
+      <w:pPr>
+        <w:jc w:val="both"/>
+        <w:rPr>
+          <w:rFonts w:ascii="Times New Roman" w:hAnsi="Times New Roman" w:cs="Times New Roman"/>
+        </w:rPr>
+      </w:pPr>
+      <w:r>
+        <w:rPr>
+          <w:rFonts w:ascii="Times New Roman" w:hAnsi="Times New Roman" w:cs="Times New Roman"/>
+        </w:rPr>
+        <w:t xml:space="preserve">DOMAIN USEREK JELSZAVAI: alapértelmezett bejelentkezéskor – Cisco123 módosított - </w:t>
+      </w:r>
+      <w:r>
+        <w:rPr>
+          <w:rFonts w:ascii="Times New Roman" w:hAnsi="Times New Roman" w:cs="Times New Roman"/>
+          <w:color w:val="000000" w:themeColor="text1"/>
+          <w:highlight w:val="red"/>
+        </w:rPr>
+        <w:t>Cisco1234</w:t>
+      </w:r>
+    </w:p>
+    <w:p>
+      <w:pPr>
+        <w:jc w:val="both"/>
+        <w:rPr>
+          <w:rFonts w:ascii="Times New Roman" w:hAnsi="Times New Roman" w:cs="Times New Roman"/>
+        </w:rPr>
+      </w:pPr>
+      <w:proofErr w:type="spellStart"/>
+      <w:r>
+        <w:rPr>
+          <w:rFonts w:ascii="Times New Roman" w:hAnsi="Times New Roman" w:cs="Times New Roman"/>
+          <w:highlight w:val="red"/>
+        </w:rPr>
+        <w:t>Mikrotik</w:t>
+      </w:r>
+      <w:proofErr w:type="spellEnd"/>
+      <w:r>
+        <w:rPr>
+          <w:rFonts w:ascii="Times New Roman" w:hAnsi="Times New Roman" w:cs="Times New Roman"/>
+          <w:highlight w:val="red"/>
+        </w:rPr>
+        <w:t xml:space="preserve"> </w:t>
+      </w:r>
+      <w:proofErr w:type="spellStart"/>
+      <w:r>
+        <w:rPr>
+          <w:rFonts w:ascii="Times New Roman" w:hAnsi="Times New Roman" w:cs="Times New Roman"/>
+          <w:highlight w:val="red"/>
+        </w:rPr>
+        <w:t>config</w:t>
+      </w:r>
+      <w:proofErr w:type="spellEnd"/>
+      <w:r>
+        <w:rPr>
+          <w:rFonts w:ascii="Times New Roman" w:hAnsi="Times New Roman" w:cs="Times New Roman"/>
+          <w:highlight w:val="red"/>
+        </w:rPr>
+        <w:t>:</w:t>
+      </w:r>
+    </w:p>
+    <w:p>
+      <w:pPr>
+        <w:jc w:val="both"/>
+        <w:rPr>
+          <w:rFonts w:ascii="Times New Roman" w:hAnsi="Times New Roman" w:cs="Times New Roman"/>
+        </w:rPr>
+      </w:pPr>
+      <w:proofErr w:type="spellStart"/>
+      <w:r>
+        <w:rPr>
+          <w:rFonts w:ascii="Times New Roman" w:hAnsi="Times New Roman" w:cs="Times New Roman"/>
+        </w:rPr>
+        <w:t>Interfacek</w:t>
+      </w:r>
+      <w:proofErr w:type="spellEnd"/>
+      <w:r>
+        <w:rPr>
+          <w:rFonts w:ascii="Times New Roman" w:hAnsi="Times New Roman" w:cs="Times New Roman"/>
+        </w:rPr>
+        <w:t xml:space="preserve"> beállítása következik. Van egy </w:t>
+      </w:r>
+      <w:proofErr w:type="spellStart"/>
+      <w:r>
+        <w:rPr>
+          <w:rFonts w:ascii="Times New Roman" w:hAnsi="Times New Roman" w:cs="Times New Roman"/>
+          <w:b/>
+          <w:bCs/>
+        </w:rPr>
+        <w:t>Host-Only</w:t>
+      </w:r>
+      <w:proofErr w:type="spellEnd"/>
+      <w:r>
+        <w:rPr>
+          <w:rFonts w:ascii="Times New Roman" w:hAnsi="Times New Roman" w:cs="Times New Roman"/>
+        </w:rPr>
+        <w:t xml:space="preserve"> hálózatunk</w:t>
+      </w:r>
+      <w:r>
+        <w:rPr>
+          <w:rFonts w:ascii="Times New Roman" w:hAnsi="Times New Roman" w:cs="Times New Roman"/>
+        </w:rPr>
+        <w:t xml:space="preserve"> </w:t>
+      </w:r>
+      <w:r>
+        <w:rPr>
+          <w:rFonts w:ascii="Times New Roman" w:hAnsi="Times New Roman" w:cs="Times New Roman"/>
+        </w:rPr>
+        <w:t xml:space="preserve">elkülönítve management </w:t>
+      </w:r>
+      <w:r>
+        <w:rPr>
+          <w:rFonts w:ascii="Times New Roman" w:hAnsi="Times New Roman" w:cs="Times New Roman"/>
+        </w:rPr>
+        <w:t xml:space="preserve">szempontjából. Van egy </w:t>
+      </w:r>
+      <w:proofErr w:type="spellStart"/>
+      <w:r>
+        <w:rPr>
+          <w:rFonts w:ascii="Times New Roman" w:hAnsi="Times New Roman" w:cs="Times New Roman"/>
+          <w:b/>
+          <w:bCs/>
+        </w:rPr>
+        <w:t>internal</w:t>
+      </w:r>
+      <w:proofErr w:type="spellEnd"/>
+      <w:r>
+        <w:rPr>
+          <w:rFonts w:ascii="Times New Roman" w:hAnsi="Times New Roman" w:cs="Times New Roman"/>
+        </w:rPr>
+        <w:t xml:space="preserve"> hálónk, ami</w:t>
+      </w:r>
+      <w:r>
+        <w:rPr>
+          <w:rFonts w:ascii="Times New Roman" w:hAnsi="Times New Roman" w:cs="Times New Roman"/>
+        </w:rPr>
+        <w:t xml:space="preserve">n fut a szerver és kliensgép. Illetve egy </w:t>
+      </w:r>
+      <w:proofErr w:type="spellStart"/>
+      <w:r>
+        <w:rPr>
+          <w:rFonts w:ascii="Times New Roman" w:hAnsi="Times New Roman" w:cs="Times New Roman"/>
+          <w:b/>
+          <w:bCs/>
+        </w:rPr>
+        <w:t>natolt</w:t>
+      </w:r>
+      <w:proofErr w:type="spellEnd"/>
+      <w:r>
+        <w:rPr>
+          <w:rFonts w:ascii="Times New Roman" w:hAnsi="Times New Roman" w:cs="Times New Roman"/>
+          <w:b/>
+          <w:bCs/>
+        </w:rPr>
+        <w:t xml:space="preserve"> </w:t>
+      </w:r>
+      <w:proofErr w:type="spellStart"/>
+      <w:r>
+        <w:rPr>
+          <w:rFonts w:ascii="Times New Roman" w:hAnsi="Times New Roman" w:cs="Times New Roman"/>
+          <w:b/>
+          <w:bCs/>
+        </w:rPr>
+        <w:t>interface</w:t>
+      </w:r>
+      <w:proofErr w:type="spellEnd"/>
       <w:r>
         <w:rPr>
           <w:rFonts w:ascii="Times New Roman" w:hAnsi="Times New Roman" w:cs="Times New Roman"/>
@@ -852,7 +1481,21 @@
         <w:rPr>
           <w:rFonts w:ascii="Times New Roman" w:hAnsi="Times New Roman" w:cs="Times New Roman"/>
         </w:rPr>
-        <w:t>z isp fele, innen lesz internetelérés</w:t>
+        <w:t xml:space="preserve">z </w:t>
+      </w:r>
+      <w:proofErr w:type="spellStart"/>
+      <w:r>
+        <w:rPr>
+          <w:rFonts w:ascii="Times New Roman" w:hAnsi="Times New Roman" w:cs="Times New Roman"/>
+        </w:rPr>
+        <w:t>isp</w:t>
+      </w:r>
+      <w:proofErr w:type="spellEnd"/>
+      <w:r>
+        <w:rPr>
+          <w:rFonts w:ascii="Times New Roman" w:hAnsi="Times New Roman" w:cs="Times New Roman"/>
+        </w:rPr>
+        <w:t xml:space="preserve"> fele, innen lesz internetelérés</w:t>
       </w:r>
       <w:r>
         <w:rPr>
@@ -881,9 +1524,9 @@
         </w:rPr>
         <w:lastRenderedPageBreak/>
         <w:drawing>
-          <wp:inline distT="0" distB="0" distL="0" distR="0" wp14:anchorId="1C0506C3" wp14:editId="49C03F6A">
-            <wp:extent cx="4635738" cy="2571882"/>
-            <wp:effectExtent l="152400" t="152400" r="355600" b="361950"/>
+          <wp:inline distT="0" distB="0" distL="0" distR="0" wp14:anchorId="1C0506C3" wp14:editId="2D7817BF">
+            <wp:extent cx="5722838" cy="3175000"/>
+            <wp:effectExtent l="152400" t="152400" r="354330" b="368300"/>
             <wp:docPr id="1759458183" name="Kép 1" descr="A képen szöveg, képernyőkép, szoftver látható&#10;&#10;Előfordulhat, hogy az AI által létrehozott tartalom helytelen."/>
             <wp:cNvGraphicFramePr>
               <a:graphicFrameLocks xmlns:a="http://schemas.openxmlformats.org/drawingml/2006/main" noChangeAspect="1"/>
@@ -904,7 +1547,7 @@
                   <pic:spPr>
                     <a:xfrm>
                       <a:off x="0" y="0"/>
-                      <a:ext cx="4635738" cy="2571882"/>
+                      <a:ext cx="5744424" cy="3186976"/>
                     </a:xfrm>
                     <a:prstGeom prst="rect">
                       <a:avLst/>
@@ -940,8 +1583,8 @@
           <w:noProof/>
         </w:rPr>
         <w:drawing>
-          <wp:inline distT="0" distB="0" distL="0" distR="0" wp14:anchorId="7315F7F2" wp14:editId="004F9AC1">
-            <wp:extent cx="4553184" cy="2559182"/>
+          <wp:inline distT="0" distB="0" distL="0" distR="0" wp14:anchorId="7315F7F2" wp14:editId="79809A29">
+            <wp:extent cx="5761797" cy="3238500"/>
             <wp:effectExtent l="0" t="0" r="0" b="0"/>
             <wp:docPr id="157381595" name="Kép 1" descr="A képen szöveg, képernyőkép, képernyő, szoftver látható&#10;&#10;Előfordulhat, hogy az AI által létrehozott tartalom helytelen."/>
             <wp:cNvGraphicFramePr>
@@ -963,7 +1606,7 @@
                   <pic:spPr>
                     <a:xfrm>
                       <a:off x="0" y="0"/>
-                      <a:ext cx="4553184" cy="2559182"/>
+                      <a:ext cx="5774655" cy="3245727"/>
                     </a:xfrm>
                     <a:prstGeom prst="rect">
                       <a:avLst/>
@@ -989,9 +1632,9 @@
           <w:noProof/>
         </w:rPr>
         <w:drawing>
-          <wp:inline distT="0" distB="0" distL="0" distR="0" wp14:anchorId="46DC2400" wp14:editId="543616DD">
-            <wp:extent cx="4587857" cy="514819"/>
-            <wp:effectExtent l="0" t="0" r="3810" b="0"/>
+          <wp:inline distT="0" distB="0" distL="0" distR="0" wp14:anchorId="46DC2400" wp14:editId="3B8A218A">
+            <wp:extent cx="5772035" cy="647700"/>
+            <wp:effectExtent l="0" t="0" r="635" b="0"/>
             <wp:docPr id="1459895633" name="Kép 1"/>
             <wp:cNvGraphicFramePr>
               <a:graphicFrameLocks xmlns:a="http://schemas.openxmlformats.org/drawingml/2006/main" noChangeAspect="1"/>
@@ -1012,7 +1655,7 @@
                   <pic:spPr>
                     <a:xfrm>
                       <a:off x="0" y="0"/>
-                      <a:ext cx="4693573" cy="526682"/>
+                      <a:ext cx="5916848" cy="663950"/>
                     </a:xfrm>
                     <a:prstGeom prst="rect">
                       <a:avLst/>
@@ -1027,15 +1670,44 @@
     </w:p>
     <w:p>
       <w:pPr>
-        <w:rPr>
-          <w:rFonts w:ascii="Times New Roman" w:hAnsi="Times New Roman" w:cs="Times New Roman"/>
-        </w:rPr>
-      </w:pPr>
-      <w:r>
+        <w:jc w:val="both"/>
         <w:rPr>
           <w:rFonts w:ascii="Times New Roman" w:hAnsi="Times New Roman" w:cs="Times New Roman"/>
           <w:highlight w:val="red"/>
         </w:rPr>
+      </w:pPr>
+    </w:p>
+    <w:p>
+      <w:pPr>
+        <w:jc w:val="both"/>
+        <w:rPr>
+          <w:rFonts w:ascii="Times New Roman" w:hAnsi="Times New Roman" w:cs="Times New Roman"/>
+          <w:highlight w:val="red"/>
+        </w:rPr>
+      </w:pPr>
+    </w:p>
+    <w:p>
+      <w:pPr>
+        <w:jc w:val="both"/>
+        <w:rPr>
+          <w:rFonts w:ascii="Times New Roman" w:hAnsi="Times New Roman" w:cs="Times New Roman"/>
+          <w:highlight w:val="red"/>
+        </w:rPr>
+      </w:pPr>
+    </w:p>
+    <w:p>
+      <w:pPr>
+        <w:jc w:val="both"/>
+        <w:rPr>
+          <w:rFonts w:ascii="Times New Roman" w:hAnsi="Times New Roman" w:cs="Times New Roman"/>
+        </w:rPr>
+      </w:pPr>
+      <w:r>
+        <w:rPr>
+          <w:rFonts w:ascii="Times New Roman" w:hAnsi="Times New Roman" w:cs="Times New Roman"/>
+          <w:highlight w:val="red"/>
+        </w:rPr>
+        <w:lastRenderedPageBreak/>
         <w:t xml:space="preserve">Alapvető beállítások a </w:t>
       </w:r>
       <w:r>
@@ -1076,8 +1748,16 @@
         <w:rPr>
           <w:rFonts w:ascii="Times New Roman" w:hAnsi="Times New Roman" w:cs="Times New Roman"/>
         </w:rPr>
-        <w:t>az Ethernet interfacen</w:t>
-      </w:r>
+        <w:t xml:space="preserve">az Ethernet </w:t>
+      </w:r>
+      <w:proofErr w:type="spellStart"/>
+      <w:r>
+        <w:rPr>
+          <w:rFonts w:ascii="Times New Roman" w:hAnsi="Times New Roman" w:cs="Times New Roman"/>
+        </w:rPr>
+        <w:t>interfacen</w:t>
+      </w:r>
+      <w:proofErr w:type="spellEnd"/>
       <w:r>
         <w:rPr>
           <w:rFonts w:ascii="Times New Roman" w:hAnsi="Times New Roman" w:cs="Times New Roman"/>
@@ -1109,11 +1789,10 @@
           <w:rFonts w:ascii="Times New Roman" w:hAnsi="Times New Roman" w:cs="Times New Roman"/>
           <w:noProof/>
         </w:rPr>
-        <w:lastRenderedPageBreak/>
         <w:drawing>
-          <wp:inline distT="0" distB="0" distL="0" distR="0" wp14:anchorId="1483AACF" wp14:editId="7386B6C9">
-            <wp:extent cx="3468201" cy="2164334"/>
-            <wp:effectExtent l="152400" t="152400" r="361315" b="369570"/>
+          <wp:inline distT="0" distB="0" distL="0" distR="0" wp14:anchorId="1483AACF" wp14:editId="2EF3C348">
+            <wp:extent cx="3960853" cy="2471774"/>
+            <wp:effectExtent l="152400" t="152400" r="363855" b="367030"/>
             <wp:docPr id="938874060" name="Kép 1" descr="A képen szöveg, képernyőkép, Betűtípus, tervezés látható&#10;&#10;Előfordulhat, hogy az AI által létrehozott tartalom helytelen."/>
             <wp:cNvGraphicFramePr>
               <a:graphicFrameLocks xmlns:a="http://schemas.openxmlformats.org/drawingml/2006/main" noChangeAspect="1"/>
@@ -1134,7 +1813,7 @@
                   <pic:spPr>
                     <a:xfrm>
                       <a:off x="0" y="0"/>
-                      <a:ext cx="3499219" cy="2183691"/>
+                      <a:ext cx="3979670" cy="2483517"/>
                     </a:xfrm>
                     <a:prstGeom prst="rect">
                       <a:avLst/>
@@ -1170,9 +1849,9 @@
           <w:noProof/>
         </w:rPr>
         <w:drawing>
-          <wp:inline distT="0" distB="0" distL="0" distR="0" wp14:anchorId="1B52FBF9" wp14:editId="0C6F1DF8">
-            <wp:extent cx="3638737" cy="1320868"/>
-            <wp:effectExtent l="152400" t="152400" r="361950" b="355600"/>
+          <wp:inline distT="0" distB="0" distL="0" distR="0" wp14:anchorId="1B52FBF9" wp14:editId="59B6169E">
+            <wp:extent cx="3970918" cy="1441450"/>
+            <wp:effectExtent l="152400" t="152400" r="353695" b="368300"/>
             <wp:docPr id="1626389599" name="Kép 1"/>
             <wp:cNvGraphicFramePr>
               <a:graphicFrameLocks xmlns:a="http://schemas.openxmlformats.org/drawingml/2006/main" noChangeAspect="1"/>
@@ -1193,7 +1872,7 @@
                   <pic:spPr>
                     <a:xfrm>
                       <a:off x="0" y="0"/>
-                      <a:ext cx="3638737" cy="1320868"/>
+                      <a:ext cx="3970918" cy="1441450"/>
                     </a:xfrm>
                     <a:prstGeom prst="rect">
                       <a:avLst/>
@@ -1218,49 +1897,173 @@
     </w:p>
     <w:p>
       <w:pPr>
+        <w:jc w:val="both"/>
         <w:rPr>
           <w:rFonts w:ascii="Times New Roman" w:hAnsi="Times New Roman" w:cs="Times New Roman"/>
           <w:highlight w:val="red"/>
         </w:rPr>
       </w:pPr>
-      <w:r>
+    </w:p>
+    <w:p>
+      <w:pPr>
+        <w:jc w:val="both"/>
         <w:rPr>
           <w:rFonts w:ascii="Times New Roman" w:hAnsi="Times New Roman" w:cs="Times New Roman"/>
           <w:highlight w:val="red"/>
         </w:rPr>
-        <w:t xml:space="preserve">Szolgáltatások: </w:t>
-      </w:r>
-    </w:p>
-    <w:p>
-      <w:pPr>
-        <w:jc w:val="both"/>
-        <w:rPr>
-          <w:rFonts w:ascii="Times New Roman" w:hAnsi="Times New Roman" w:cs="Times New Roman"/>
-        </w:rPr>
-      </w:pPr>
-      <w:r>
-        <w:rPr>
-          <w:rFonts w:ascii="Times New Roman" w:hAnsi="Times New Roman" w:cs="Times New Roman"/>
-        </w:rPr>
-        <w:t xml:space="preserve">Add Roles and Featuresben hozzáadom a következő szolgáltatásokat: </w:t>
-      </w:r>
-    </w:p>
-    <w:p>
-      <w:pPr>
-        <w:jc w:val="center"/>
+      </w:pPr>
+    </w:p>
+    <w:p>
+      <w:pPr>
+        <w:jc w:val="both"/>
         <w:rPr>
           <w:rFonts w:ascii="Times New Roman" w:hAnsi="Times New Roman" w:cs="Times New Roman"/>
           <w:highlight w:val="red"/>
         </w:rPr>
       </w:pPr>
+    </w:p>
+    <w:p>
+      <w:pPr>
+        <w:jc w:val="both"/>
+        <w:rPr>
+          <w:rFonts w:ascii="Times New Roman" w:hAnsi="Times New Roman" w:cs="Times New Roman"/>
+          <w:highlight w:val="red"/>
+        </w:rPr>
+      </w:pPr>
+    </w:p>
+    <w:p>
+      <w:pPr>
+        <w:jc w:val="both"/>
+        <w:rPr>
+          <w:rFonts w:ascii="Times New Roman" w:hAnsi="Times New Roman" w:cs="Times New Roman"/>
+          <w:highlight w:val="red"/>
+        </w:rPr>
+      </w:pPr>
+    </w:p>
+    <w:p>
+      <w:pPr>
+        <w:jc w:val="both"/>
+        <w:rPr>
+          <w:rFonts w:ascii="Times New Roman" w:hAnsi="Times New Roman" w:cs="Times New Roman"/>
+          <w:highlight w:val="red"/>
+        </w:rPr>
+      </w:pPr>
+    </w:p>
+    <w:p>
+      <w:pPr>
+        <w:jc w:val="both"/>
+        <w:rPr>
+          <w:rFonts w:ascii="Times New Roman" w:hAnsi="Times New Roman" w:cs="Times New Roman"/>
+          <w:highlight w:val="red"/>
+        </w:rPr>
+      </w:pPr>
+    </w:p>
+    <w:p>
+      <w:pPr>
+        <w:jc w:val="both"/>
+        <w:rPr>
+          <w:rFonts w:ascii="Times New Roman" w:hAnsi="Times New Roman" w:cs="Times New Roman"/>
+          <w:highlight w:val="red"/>
+        </w:rPr>
+      </w:pPr>
+    </w:p>
+    <w:p>
+      <w:pPr>
+        <w:jc w:val="both"/>
+        <w:rPr>
+          <w:rFonts w:ascii="Times New Roman" w:hAnsi="Times New Roman" w:cs="Times New Roman"/>
+          <w:highlight w:val="red"/>
+        </w:rPr>
+      </w:pPr>
+    </w:p>
+    <w:p>
+      <w:pPr>
+        <w:jc w:val="both"/>
+        <w:rPr>
+          <w:rFonts w:ascii="Times New Roman" w:hAnsi="Times New Roman" w:cs="Times New Roman"/>
+          <w:highlight w:val="red"/>
+        </w:rPr>
+      </w:pPr>
+      <w:r>
+        <w:rPr>
+          <w:rFonts w:ascii="Times New Roman" w:hAnsi="Times New Roman" w:cs="Times New Roman"/>
+          <w:highlight w:val="red"/>
+        </w:rPr>
+        <w:lastRenderedPageBreak/>
+        <w:t>Szolgáltatások</w:t>
+      </w:r>
+      <w:r>
+        <w:rPr>
+          <w:rFonts w:ascii="Times New Roman" w:hAnsi="Times New Roman" w:cs="Times New Roman"/>
+          <w:highlight w:val="red"/>
+        </w:rPr>
+        <w:t xml:space="preserve"> telepítése</w:t>
+      </w:r>
+      <w:r>
+        <w:rPr>
+          <w:rFonts w:ascii="Times New Roman" w:hAnsi="Times New Roman" w:cs="Times New Roman"/>
+          <w:highlight w:val="red"/>
+        </w:rPr>
+        <w:t xml:space="preserve">: </w:t>
+      </w:r>
+    </w:p>
+    <w:p>
+      <w:pPr>
+        <w:jc w:val="both"/>
+        <w:rPr>
+          <w:rFonts w:ascii="Times New Roman" w:hAnsi="Times New Roman" w:cs="Times New Roman"/>
+        </w:rPr>
+      </w:pPr>
+      <w:r>
+        <w:rPr>
+          <w:rFonts w:ascii="Times New Roman" w:hAnsi="Times New Roman" w:cs="Times New Roman"/>
+        </w:rPr>
+        <w:t xml:space="preserve">Add </w:t>
+      </w:r>
+      <w:proofErr w:type="spellStart"/>
+      <w:r>
+        <w:rPr>
+          <w:rFonts w:ascii="Times New Roman" w:hAnsi="Times New Roman" w:cs="Times New Roman"/>
+        </w:rPr>
+        <w:t>Roles</w:t>
+      </w:r>
+      <w:proofErr w:type="spellEnd"/>
+      <w:r>
+        <w:rPr>
+          <w:rFonts w:ascii="Times New Roman" w:hAnsi="Times New Roman" w:cs="Times New Roman"/>
+        </w:rPr>
+        <w:t xml:space="preserve"> and </w:t>
+      </w:r>
+      <w:proofErr w:type="spellStart"/>
+      <w:r>
+        <w:rPr>
+          <w:rFonts w:ascii="Times New Roman" w:hAnsi="Times New Roman" w:cs="Times New Roman"/>
+        </w:rPr>
+        <w:t>Featuresben</w:t>
+      </w:r>
+      <w:proofErr w:type="spellEnd"/>
+      <w:r>
+        <w:rPr>
+          <w:rFonts w:ascii="Times New Roman" w:hAnsi="Times New Roman" w:cs="Times New Roman"/>
+        </w:rPr>
+        <w:t xml:space="preserve"> hozzáadom a következő szolgáltatásokat: </w:t>
+      </w:r>
+    </w:p>
+    <w:p>
+      <w:pPr>
+        <w:jc w:val="both"/>
+        <w:rPr>
+          <w:rFonts w:ascii="Times New Roman" w:hAnsi="Times New Roman" w:cs="Times New Roman"/>
+          <w:highlight w:val="red"/>
+        </w:rPr>
+      </w:pPr>
       <w:r>
         <w:rPr>
           <w:rFonts w:ascii="Times New Roman" w:hAnsi="Times New Roman" w:cs="Times New Roman"/>
           <w:noProof/>
         </w:rPr>
-        <w:lastRenderedPageBreak/>
         <w:drawing>
-          <wp:inline distT="0" distB="0" distL="0" distR="0" wp14:anchorId="00B12F58" wp14:editId="23843891">
+          <wp:inline distT="0" distB="0" distL="0" distR="0" wp14:anchorId="00B12F58" wp14:editId="592BD6CF">
             <wp:extent cx="5011754" cy="3557174"/>
             <wp:effectExtent l="152400" t="152400" r="360680" b="367665"/>
             <wp:docPr id="365800972" name="Kép 1" descr="A képen szöveg, képernyőkép, szoftver, Weblap látható&#10;&#10;Előfordulhat, hogy az AI által létrehozott tartalom helytelen."/>
@@ -1283,7 +2086,7 @@
                   <pic:spPr>
                     <a:xfrm>
                       <a:off x="0" y="0"/>
-                      <a:ext cx="5026710" cy="3567790"/>
+                      <a:ext cx="5011754" cy="3557174"/>
                     </a:xfrm>
                     <a:prstGeom prst="rect">
                       <a:avLst/>
@@ -1308,7 +2111,7 @@
     </w:p>
     <w:p>
       <w:pPr>
-        <w:jc w:val="center"/>
+        <w:jc w:val="both"/>
         <w:rPr>
           <w:rFonts w:ascii="Times New Roman" w:hAnsi="Times New Roman" w:cs="Times New Roman"/>
           <w:highlight w:val="red"/>
@@ -1368,6 +2171,7 @@
     </w:p>
     <w:p>
       <w:pPr>
+        <w:jc w:val="both"/>
         <w:rPr>
           <w:rFonts w:ascii="Times New Roman" w:hAnsi="Times New Roman" w:cs="Times New Roman"/>
         </w:rPr>
@@ -1377,6 +2181,7 @@
           <w:rFonts w:ascii="Times New Roman" w:hAnsi="Times New Roman" w:cs="Times New Roman"/>
           <w:highlight w:val="red"/>
         </w:rPr>
+        <w:lastRenderedPageBreak/>
         <w:t>DNS beállítások:</w:t>
       </w:r>
     </w:p>
@@ -1391,7 +2196,6 @@
         <w:rPr>
           <w:rFonts w:ascii="Times New Roman" w:hAnsi="Times New Roman" w:cs="Times New Roman"/>
         </w:rPr>
-        <w:lastRenderedPageBreak/>
         <w:t>Telepítem a DNS szolgáltatást, majd l</w:t>
       </w:r>
       <w:r>
@@ -1410,12 +2214,54 @@
         <w:rPr>
           <w:rFonts w:ascii="Times New Roman" w:hAnsi="Times New Roman" w:cs="Times New Roman"/>
         </w:rPr>
-        <w:t xml:space="preserve"> rekordot a forward lookup zoneba.</w:t>
-      </w:r>
-    </w:p>
-    <w:p>
-      <w:pPr>
-        <w:jc w:val="center"/>
+        <w:t xml:space="preserve"> rekordot a </w:t>
+      </w:r>
+      <w:proofErr w:type="spellStart"/>
+      <w:r>
+        <w:rPr>
+          <w:rFonts w:ascii="Times New Roman" w:hAnsi="Times New Roman" w:cs="Times New Roman"/>
+        </w:rPr>
+        <w:t>forward</w:t>
+      </w:r>
+      <w:proofErr w:type="spellEnd"/>
+      <w:r>
+        <w:rPr>
+          <w:rFonts w:ascii="Times New Roman" w:hAnsi="Times New Roman" w:cs="Times New Roman"/>
+        </w:rPr>
+        <w:t xml:space="preserve"> </w:t>
+      </w:r>
+      <w:proofErr w:type="spellStart"/>
+      <w:r>
+        <w:rPr>
+          <w:rFonts w:ascii="Times New Roman" w:hAnsi="Times New Roman" w:cs="Times New Roman"/>
+        </w:rPr>
+        <w:t>lookup</w:t>
+      </w:r>
+      <w:proofErr w:type="spellEnd"/>
+      <w:r>
+        <w:rPr>
+          <w:rFonts w:ascii="Times New Roman" w:hAnsi="Times New Roman" w:cs="Times New Roman"/>
+        </w:rPr>
+        <w:t xml:space="preserve"> </w:t>
+      </w:r>
+      <w:proofErr w:type="spellStart"/>
+      <w:r>
+        <w:rPr>
+          <w:rFonts w:ascii="Times New Roman" w:hAnsi="Times New Roman" w:cs="Times New Roman"/>
+        </w:rPr>
+        <w:t>zoneba</w:t>
+      </w:r>
+      <w:proofErr w:type="spellEnd"/>
+      <w:r>
+        <w:rPr>
+          <w:rFonts w:ascii="Times New Roman" w:hAnsi="Times New Roman" w:cs="Times New Roman"/>
+        </w:rPr>
+        <w:t>.</w:t>
+      </w:r>
+    </w:p>
+    <w:p>
+      <w:pPr>
+        <w:jc w:val="both"/>
         <w:rPr>
           <w:rFonts w:ascii="Times New Roman" w:hAnsi="Times New Roman" w:cs="Times New Roman"/>
         </w:rPr>
@@ -1474,7 +2320,7 @@
     </w:p>
     <w:p>
       <w:pPr>
-        <w:jc w:val="center"/>
+        <w:jc w:val="both"/>
         <w:rPr>
           <w:rFonts w:ascii="Times New Roman" w:hAnsi="Times New Roman" w:cs="Times New Roman"/>
         </w:rPr>
@@ -1533,7 +2379,7 @@
     </w:p>
     <w:p>
       <w:pPr>
-        <w:jc w:val="center"/>
+        <w:jc w:val="both"/>
         <w:rPr>
           <w:rFonts w:ascii="Times New Roman" w:hAnsi="Times New Roman" w:cs="Times New Roman"/>
         </w:rPr>
@@ -1593,6 +2439,7 @@
     </w:p>
     <w:p>
       <w:pPr>
+        <w:jc w:val="both"/>
         <w:rPr>
           <w:rFonts w:ascii="Times New Roman" w:hAnsi="Times New Roman" w:cs="Times New Roman"/>
         </w:rPr>
@@ -1683,6 +2530,14 @@
         </w:rPr>
         <w:t xml:space="preserve">Ennek mi volt az értelme, mit miért csináltunk? </w:t>
       </w:r>
+      <w:r>
+        <w:rPr>
+          <w:rFonts w:ascii="Times New Roman" w:hAnsi="Times New Roman" w:cs="Times New Roman"/>
+          <w:color w:val="000000" w:themeColor="text1"/>
+          <w:highlight w:val="red"/>
+        </w:rPr>
+        <w:t>DNS elmélet</w:t>
+      </w:r>
     </w:p>
     <w:p>
       <w:pPr>
@@ -1711,39 +2566,229 @@
         </w:rPr>
         <w:t xml:space="preserve">A leggyakrabban használt zónatípus a </w:t>
       </w:r>
+      <w:proofErr w:type="spellStart"/>
       <w:r>
         <w:rPr>
           <w:rFonts w:ascii="Times New Roman" w:hAnsi="Times New Roman" w:cs="Times New Roman"/>
           <w:color w:val="EE0000"/>
         </w:rPr>
-        <w:t>Forward Lookup Zone</w:t>
-      </w:r>
-      <w:r>
-        <w:rPr>
-          <w:rFonts w:ascii="Times New Roman" w:hAnsi="Times New Roman" w:cs="Times New Roman"/>
-        </w:rPr>
-        <w:t>, amely a gépneveket IP-címekké alakítja. Például, ha egy kliens azt kérdezi, hogy „mi a win-szerver.telekom.local IP-címe?”, akkor a DNS a telekom.local nevű zónában megkeresi a „win-szerver” nevű A rekordot, és visszaadja a hozzárendelt IP-címet, például 192.168.20.11. Ez a fajta névfeloldás elengedhetetlen az Active Directory működéséhez, mivel a tartományi bejelentkezés, a GPO-k alkalmazása vagy a replikáció is DNS-re épül.</w:t>
-      </w:r>
-    </w:p>
-    <w:p>
-      <w:pPr>
-        <w:jc w:val="both"/>
-        <w:rPr>
-          <w:rFonts w:ascii="Times New Roman" w:hAnsi="Times New Roman" w:cs="Times New Roman"/>
-        </w:rPr>
-      </w:pPr>
-      <w:r>
-        <w:rPr>
-          <w:rFonts w:ascii="Times New Roman" w:hAnsi="Times New Roman" w:cs="Times New Roman"/>
-        </w:rPr>
-        <w:t xml:space="preserve">A másik fontos zónatípus a Reverse Lookup Zone, amely az IP-címekhez tartozó gépneveket adja vissza. Ez akkor hasznos, ha például egy naplófájlban csak IP-cím szerepel, és szeretnénk tudni, hogy az melyik géphez tartozik. A reverse zóna neve a hálózati cím fordított alakja, </w:t>
+        <w:t>Forward</w:t>
+      </w:r>
+      <w:proofErr w:type="spellEnd"/>
+      <w:r>
+        <w:rPr>
+          <w:rFonts w:ascii="Times New Roman" w:hAnsi="Times New Roman" w:cs="Times New Roman"/>
+          <w:color w:val="EE0000"/>
+        </w:rPr>
+        <w:t xml:space="preserve"> </w:t>
+      </w:r>
+      <w:proofErr w:type="spellStart"/>
+      <w:r>
+        <w:rPr>
+          <w:rFonts w:ascii="Times New Roman" w:hAnsi="Times New Roman" w:cs="Times New Roman"/>
+          <w:color w:val="EE0000"/>
+        </w:rPr>
+        <w:t>Lookup</w:t>
+      </w:r>
+      <w:proofErr w:type="spellEnd"/>
+      <w:r>
+        <w:rPr>
+          <w:rFonts w:ascii="Times New Roman" w:hAnsi="Times New Roman" w:cs="Times New Roman"/>
+          <w:color w:val="EE0000"/>
+        </w:rPr>
+        <w:t xml:space="preserve"> </w:t>
+      </w:r>
+      <w:proofErr w:type="spellStart"/>
+      <w:r>
+        <w:rPr>
+          <w:rFonts w:ascii="Times New Roman" w:hAnsi="Times New Roman" w:cs="Times New Roman"/>
+          <w:color w:val="EE0000"/>
+        </w:rPr>
+        <w:t>Zone</w:t>
+      </w:r>
+      <w:proofErr w:type="spellEnd"/>
+      <w:r>
+        <w:rPr>
+          <w:rFonts w:ascii="Times New Roman" w:hAnsi="Times New Roman" w:cs="Times New Roman"/>
+        </w:rPr>
+        <w:t xml:space="preserve">, amely a gépneveket IP-címekké alakítja. Például, ha egy kliens azt kérdezi, hogy „mi a </w:t>
+      </w:r>
+      <w:proofErr w:type="spellStart"/>
+      <w:r>
+        <w:rPr>
+          <w:rFonts w:ascii="Times New Roman" w:hAnsi="Times New Roman" w:cs="Times New Roman"/>
+        </w:rPr>
+        <w:t>win-</w:t>
+      </w:r>
+      <w:proofErr w:type="gramStart"/>
+      <w:r>
+        <w:rPr>
+          <w:rFonts w:ascii="Times New Roman" w:hAnsi="Times New Roman" w:cs="Times New Roman"/>
+        </w:rPr>
+        <w:t>szerver.telekom</w:t>
+      </w:r>
+      <w:proofErr w:type="gramEnd"/>
+      <w:r>
+        <w:rPr>
+          <w:rFonts w:ascii="Times New Roman" w:hAnsi="Times New Roman" w:cs="Times New Roman"/>
+        </w:rPr>
+        <w:t>.local</w:t>
+      </w:r>
+      <w:proofErr w:type="spellEnd"/>
+      <w:r>
+        <w:rPr>
+          <w:rFonts w:ascii="Times New Roman" w:hAnsi="Times New Roman" w:cs="Times New Roman"/>
+        </w:rPr>
+        <w:t xml:space="preserve"> IP-címe?”, akkor a DNS a </w:t>
+      </w:r>
+      <w:proofErr w:type="spellStart"/>
+      <w:proofErr w:type="gramStart"/>
+      <w:r>
+        <w:rPr>
+          <w:rFonts w:ascii="Times New Roman" w:hAnsi="Times New Roman" w:cs="Times New Roman"/>
+        </w:rPr>
+        <w:t>telekom.local</w:t>
+      </w:r>
+      <w:proofErr w:type="spellEnd"/>
+      <w:proofErr w:type="gramEnd"/>
+      <w:r>
+        <w:rPr>
+          <w:rFonts w:ascii="Times New Roman" w:hAnsi="Times New Roman" w:cs="Times New Roman"/>
+        </w:rPr>
+        <w:t xml:space="preserve"> nevű zónában megkeresi a „</w:t>
+      </w:r>
+      <w:proofErr w:type="spellStart"/>
+      <w:r>
+        <w:rPr>
+          <w:rFonts w:ascii="Times New Roman" w:hAnsi="Times New Roman" w:cs="Times New Roman"/>
+        </w:rPr>
+        <w:t>win</w:t>
+      </w:r>
+      <w:proofErr w:type="spellEnd"/>
+      <w:r>
+        <w:rPr>
+          <w:rFonts w:ascii="Times New Roman" w:hAnsi="Times New Roman" w:cs="Times New Roman"/>
+        </w:rPr>
+        <w:t xml:space="preserve">-szerver” nevű A rekordot, és visszaadja a hozzárendelt IP-címet, például 192.168.20.11. Ez a fajta névfeloldás elengedhetetlen az </w:t>
+      </w:r>
+      <w:proofErr w:type="spellStart"/>
+      <w:r>
+        <w:rPr>
+          <w:rFonts w:ascii="Times New Roman" w:hAnsi="Times New Roman" w:cs="Times New Roman"/>
+        </w:rPr>
+        <w:t>Active</w:t>
+      </w:r>
+      <w:proofErr w:type="spellEnd"/>
+      <w:r>
+        <w:rPr>
+          <w:rFonts w:ascii="Times New Roman" w:hAnsi="Times New Roman" w:cs="Times New Roman"/>
+        </w:rPr>
+        <w:t xml:space="preserve"> </w:t>
+      </w:r>
+      <w:proofErr w:type="spellStart"/>
+      <w:r>
+        <w:rPr>
+          <w:rFonts w:ascii="Times New Roman" w:hAnsi="Times New Roman" w:cs="Times New Roman"/>
+        </w:rPr>
+        <w:t>Directory</w:t>
+      </w:r>
+      <w:proofErr w:type="spellEnd"/>
+      <w:r>
+        <w:rPr>
+          <w:rFonts w:ascii="Times New Roman" w:hAnsi="Times New Roman" w:cs="Times New Roman"/>
+        </w:rPr>
+        <w:t xml:space="preserve"> működéséhez, mivel a tartományi bejelentkezés, a GPO-k alkalmazása vagy a replikáció is DNS-re épül.</w:t>
+      </w:r>
+    </w:p>
+    <w:p>
+      <w:pPr>
+        <w:jc w:val="both"/>
+        <w:rPr>
+          <w:rFonts w:ascii="Times New Roman" w:hAnsi="Times New Roman" w:cs="Times New Roman"/>
+        </w:rPr>
+      </w:pPr>
+      <w:r>
+        <w:rPr>
+          <w:rFonts w:ascii="Times New Roman" w:hAnsi="Times New Roman" w:cs="Times New Roman"/>
+        </w:rPr>
+        <w:t xml:space="preserve">A másik fontos zónatípus a </w:t>
+      </w:r>
+      <w:proofErr w:type="spellStart"/>
+      <w:r>
+        <w:rPr>
+          <w:rFonts w:ascii="Times New Roman" w:hAnsi="Times New Roman" w:cs="Times New Roman"/>
+        </w:rPr>
+        <w:t>Reverse</w:t>
+      </w:r>
+      <w:proofErr w:type="spellEnd"/>
+      <w:r>
+        <w:rPr>
+          <w:rFonts w:ascii="Times New Roman" w:hAnsi="Times New Roman" w:cs="Times New Roman"/>
+        </w:rPr>
+        <w:t xml:space="preserve"> </w:t>
+      </w:r>
+      <w:proofErr w:type="spellStart"/>
+      <w:r>
+        <w:rPr>
+          <w:rFonts w:ascii="Times New Roman" w:hAnsi="Times New Roman" w:cs="Times New Roman"/>
+        </w:rPr>
+        <w:t>Lookup</w:t>
+      </w:r>
+      <w:proofErr w:type="spellEnd"/>
+      <w:r>
+        <w:rPr>
+          <w:rFonts w:ascii="Times New Roman" w:hAnsi="Times New Roman" w:cs="Times New Roman"/>
+        </w:rPr>
+        <w:t xml:space="preserve"> </w:t>
+      </w:r>
+      <w:proofErr w:type="spellStart"/>
+      <w:r>
+        <w:rPr>
+          <w:rFonts w:ascii="Times New Roman" w:hAnsi="Times New Roman" w:cs="Times New Roman"/>
+        </w:rPr>
+        <w:t>Zone</w:t>
+      </w:r>
+      <w:proofErr w:type="spellEnd"/>
+      <w:r>
+        <w:rPr>
+          <w:rFonts w:ascii="Times New Roman" w:hAnsi="Times New Roman" w:cs="Times New Roman"/>
+        </w:rPr>
+        <w:t xml:space="preserve">, amely az IP-címekhez tartozó gépneveket adja vissza. Ez akkor hasznos, ha például egy naplófájlban csak IP-cím szerepel, és szeretnénk tudni, hogy az melyik géphez tartozik. A </w:t>
+      </w:r>
+      <w:proofErr w:type="spellStart"/>
+      <w:r>
+        <w:rPr>
+          <w:rFonts w:ascii="Times New Roman" w:hAnsi="Times New Roman" w:cs="Times New Roman"/>
+        </w:rPr>
+        <w:t>reverse</w:t>
+      </w:r>
+      <w:proofErr w:type="spellEnd"/>
+      <w:r>
+        <w:rPr>
+          <w:rFonts w:ascii="Times New Roman" w:hAnsi="Times New Roman" w:cs="Times New Roman"/>
+        </w:rPr>
+        <w:t xml:space="preserve"> zóna neve a hálózati cím fordított alakja, </w:t>
       </w:r>
       <w:r>
         <w:rPr>
           <w:rFonts w:ascii="Times New Roman" w:hAnsi="Times New Roman" w:cs="Times New Roman"/>
         </w:rPr>
         <w:lastRenderedPageBreak/>
-        <w:t>például a 192.168.20.0/24 hálózathoz a 20.168.192.in-addr.arpa zóna tartozik. Ebben a zónában PTR rekordok találhatók, amelyek az IP-címeket gépnevekre fordítják vissza.</w:t>
+        <w:t>például a 192.168.20.0/24 hálózathoz a 20.168.192.in-</w:t>
+      </w:r>
+      <w:proofErr w:type="gramStart"/>
+      <w:r>
+        <w:rPr>
+          <w:rFonts w:ascii="Times New Roman" w:hAnsi="Times New Roman" w:cs="Times New Roman"/>
+        </w:rPr>
+        <w:t>addr.arpa</w:t>
+      </w:r>
+      <w:proofErr w:type="gramEnd"/>
+      <w:r>
+        <w:rPr>
+          <w:rFonts w:ascii="Times New Roman" w:hAnsi="Times New Roman" w:cs="Times New Roman"/>
+        </w:rPr>
+        <w:t xml:space="preserve"> zóna tartozik. Ebben a zónában PTR rekordok találhatók, amelyek az IP-címeket gépnevekre fordítják vissza.</w:t>
       </w:r>
     </w:p>
     <w:p>
@@ -1769,7 +2814,14 @@
         <w:rPr>
           <w:rFonts w:ascii="Times New Roman" w:hAnsi="Times New Roman" w:cs="Times New Roman"/>
         </w:rPr>
-        <w:t>a telekom.l</w:t>
+        <w:t xml:space="preserve">a </w:t>
+      </w:r>
+      <w:proofErr w:type="spellStart"/>
+      <w:r>
+        <w:rPr>
+          <w:rFonts w:ascii="Times New Roman" w:hAnsi="Times New Roman" w:cs="Times New Roman"/>
+        </w:rPr>
+        <w:t>telekom.l</w:t>
       </w:r>
       <w:r>
         <w:rPr>
@@ -1777,25 +2829,91 @@
         </w:rPr>
         <w:t>an</w:t>
       </w:r>
-      <w:r>
-        <w:rPr>
-          <w:rFonts w:ascii="Times New Roman" w:hAnsi="Times New Roman" w:cs="Times New Roman"/>
-        </w:rPr>
-        <w:t xml:space="preserve"> tartománynak, egy másik zónád egy tesztkörnyezethez (pl. teszt.local), és akár egy harmadik zónád egy publikus domainhez (pl. example.com). A DNS-kiszolgáló minden beérkező lekérdezésnél megnézi, hogy melyik zóna felelős az adott névért vagy IP-címért, és ott próbálja megkeresni a választ. Ha nem találja, akkor a lekérdezést továbbküldheti egy másik DNS-kiszolgálónak, ha van beállítva úgynevezett forwarder.</w:t>
-      </w:r>
-    </w:p>
-    <w:p>
-      <w:pPr>
-        <w:jc w:val="both"/>
-        <w:rPr>
-          <w:rFonts w:ascii="Times New Roman" w:hAnsi="Times New Roman" w:cs="Times New Roman"/>
-        </w:rPr>
-      </w:pPr>
-      <w:r>
-        <w:rPr>
-          <w:rFonts w:ascii="Times New Roman" w:hAnsi="Times New Roman" w:cs="Times New Roman"/>
-        </w:rPr>
-        <w:t>A zónák tehát a DNS működésének alapját képezik. Nélkülük a DNS-kiszolgáló nem tudja, milyen neveket vagy IP-címeket kezel, így nem tud válaszolni a lekérdezésekre. Ezért volt kulcsfontosságú, hogy a DNS telepítése után létrehozzuk legalább a telekom.l</w:t>
+      <w:proofErr w:type="spellEnd"/>
+      <w:r>
+        <w:rPr>
+          <w:rFonts w:ascii="Times New Roman" w:hAnsi="Times New Roman" w:cs="Times New Roman"/>
+        </w:rPr>
+        <w:t xml:space="preserve"> tartománynak, egy másik zónád egy tesztkörnyezethez (pl. </w:t>
+      </w:r>
+      <w:proofErr w:type="spellStart"/>
+      <w:proofErr w:type="gramStart"/>
+      <w:r>
+        <w:rPr>
+          <w:rFonts w:ascii="Times New Roman" w:hAnsi="Times New Roman" w:cs="Times New Roman"/>
+        </w:rPr>
+        <w:t>teszt.local</w:t>
+      </w:r>
+      <w:proofErr w:type="spellEnd"/>
+      <w:proofErr w:type="gramEnd"/>
+      <w:r>
+        <w:rPr>
+          <w:rFonts w:ascii="Times New Roman" w:hAnsi="Times New Roman" w:cs="Times New Roman"/>
+        </w:rPr>
+        <w:t xml:space="preserve">), és akár egy harmadik zónád egy publikus </w:t>
+      </w:r>
+      <w:proofErr w:type="spellStart"/>
+      <w:r>
+        <w:rPr>
+          <w:rFonts w:ascii="Times New Roman" w:hAnsi="Times New Roman" w:cs="Times New Roman"/>
+        </w:rPr>
+        <w:t>domainhez</w:t>
+      </w:r>
+      <w:proofErr w:type="spellEnd"/>
+      <w:r>
+        <w:rPr>
+          <w:rFonts w:ascii="Times New Roman" w:hAnsi="Times New Roman" w:cs="Times New Roman"/>
+        </w:rPr>
+        <w:t xml:space="preserve"> (pl. example.com). A DNS-kiszolgáló minden beérkező lekérdezésnél megnézi, hogy melyik zóna felelős az adott névért vagy IP-címért, és ott próbálja megkeresni a választ. Ha nem találja, akkor a lekérdezést </w:t>
+      </w:r>
+      <w:proofErr w:type="spellStart"/>
+      <w:r>
+        <w:rPr>
+          <w:rFonts w:ascii="Times New Roman" w:hAnsi="Times New Roman" w:cs="Times New Roman"/>
+        </w:rPr>
+        <w:t>továbbküldheti</w:t>
+      </w:r>
+      <w:proofErr w:type="spellEnd"/>
+      <w:r>
+        <w:rPr>
+          <w:rFonts w:ascii="Times New Roman" w:hAnsi="Times New Roman" w:cs="Times New Roman"/>
+        </w:rPr>
+        <w:t xml:space="preserve"> egy másik DNS-kiszolgálónak, ha van beállítva úgynevezett </w:t>
+      </w:r>
+      <w:proofErr w:type="spellStart"/>
+      <w:r>
+        <w:rPr>
+          <w:rFonts w:ascii="Times New Roman" w:hAnsi="Times New Roman" w:cs="Times New Roman"/>
+        </w:rPr>
+        <w:t>forwarder</w:t>
+      </w:r>
+      <w:proofErr w:type="spellEnd"/>
+      <w:r>
+        <w:rPr>
+          <w:rFonts w:ascii="Times New Roman" w:hAnsi="Times New Roman" w:cs="Times New Roman"/>
+        </w:rPr>
+        <w:t>.</w:t>
+      </w:r>
+    </w:p>
+    <w:p>
+      <w:pPr>
+        <w:jc w:val="both"/>
+        <w:rPr>
+          <w:rFonts w:ascii="Times New Roman" w:hAnsi="Times New Roman" w:cs="Times New Roman"/>
+        </w:rPr>
+      </w:pPr>
+      <w:r>
+        <w:rPr>
+          <w:rFonts w:ascii="Times New Roman" w:hAnsi="Times New Roman" w:cs="Times New Roman"/>
+        </w:rPr>
+        <w:t xml:space="preserve">A zónák tehát a DNS működésének alapját képezik. Nélkülük a DNS-kiszolgáló nem tudja, milyen neveket vagy IP-címeket kezel, így nem tud válaszolni a lekérdezésekre. Ezért volt kulcsfontosságú, hogy a DNS telepítése után létrehozzuk legalább a </w:t>
+      </w:r>
+      <w:proofErr w:type="spellStart"/>
+      <w:r>
+        <w:rPr>
+          <w:rFonts w:ascii="Times New Roman" w:hAnsi="Times New Roman" w:cs="Times New Roman"/>
+        </w:rPr>
+        <w:t>telekom.l</w:t>
       </w:r>
       <w:r>
         <w:rPr>
@@ -1803,11 +2921,54 @@
         </w:rPr>
         <w:t>an</w:t>
       </w:r>
-      <w:r>
-        <w:rPr>
-          <w:rFonts w:ascii="Times New Roman" w:hAnsi="Times New Roman" w:cs="Times New Roman"/>
-        </w:rPr>
-        <w:t xml:space="preserve"> forward zónát, és benne egy A rekordot a szerver nevével és IP-címével. Ez tette lehetővé, hogy a szerver saját magát is fel tudja oldani, ami elengedhetetlen az Active Directory telepítéséhez és működéséhez.</w:t>
+      <w:proofErr w:type="spellEnd"/>
+      <w:r>
+        <w:rPr>
+          <w:rFonts w:ascii="Times New Roman" w:hAnsi="Times New Roman" w:cs="Times New Roman"/>
+        </w:rPr>
+        <w:t xml:space="preserve"> </w:t>
+      </w:r>
+      <w:proofErr w:type="spellStart"/>
+      <w:r>
+        <w:rPr>
+          <w:rFonts w:ascii="Times New Roman" w:hAnsi="Times New Roman" w:cs="Times New Roman"/>
+        </w:rPr>
+        <w:t>forward</w:t>
+      </w:r>
+      <w:proofErr w:type="spellEnd"/>
+      <w:r>
+        <w:rPr>
+          <w:rFonts w:ascii="Times New Roman" w:hAnsi="Times New Roman" w:cs="Times New Roman"/>
+        </w:rPr>
+        <w:t xml:space="preserve"> zónát, és benne egy A rekordot a szerver nevével és IP-címével. Ez tette lehetővé, hogy a szerver saját magát is fel tudja oldani, ami elengedhetetlen az </w:t>
+      </w:r>
+      <w:proofErr w:type="spellStart"/>
+      <w:r>
+        <w:rPr>
+          <w:rFonts w:ascii="Times New Roman" w:hAnsi="Times New Roman" w:cs="Times New Roman"/>
+        </w:rPr>
+        <w:t>Active</w:t>
+      </w:r>
+      <w:proofErr w:type="spellEnd"/>
+      <w:r>
+        <w:rPr>
+          <w:rFonts w:ascii="Times New Roman" w:hAnsi="Times New Roman" w:cs="Times New Roman"/>
+        </w:rPr>
+        <w:t xml:space="preserve"> </w:t>
+      </w:r>
+      <w:proofErr w:type="spellStart"/>
+      <w:r>
+        <w:rPr>
+          <w:rFonts w:ascii="Times New Roman" w:hAnsi="Times New Roman" w:cs="Times New Roman"/>
+        </w:rPr>
+        <w:t>Directory</w:t>
+      </w:r>
+      <w:proofErr w:type="spellEnd"/>
+      <w:r>
+        <w:rPr>
+          <w:rFonts w:ascii="Times New Roman" w:hAnsi="Times New Roman" w:cs="Times New Roman"/>
+        </w:rPr>
+        <w:t xml:space="preserve"> telepítéséhez és működéséhez.</w:t>
       </w:r>
     </w:p>
     <w:p>
@@ -1845,7 +3006,23 @@
         <w:rPr>
           <w:rFonts w:ascii="Times New Roman" w:hAnsi="Times New Roman" w:cs="Times New Roman"/>
         </w:rPr>
-        <w:t>A DNS csak akkor tud neveket feloldani, ha van zónája, amiben kereshet. A telekom.local zóna például az AD tartományhoz kell.</w:t>
+        <w:t xml:space="preserve">A DNS csak akkor tud neveket feloldani, ha van zónája, amiben kereshet. A </w:t>
+      </w:r>
+      <w:proofErr w:type="spellStart"/>
+      <w:proofErr w:type="gramStart"/>
+      <w:r>
+        <w:rPr>
+          <w:rFonts w:ascii="Times New Roman" w:hAnsi="Times New Roman" w:cs="Times New Roman"/>
+        </w:rPr>
+        <w:t>telekom.local</w:t>
+      </w:r>
+      <w:proofErr w:type="spellEnd"/>
+      <w:proofErr w:type="gramEnd"/>
+      <w:r>
+        <w:rPr>
+          <w:rFonts w:ascii="Times New Roman" w:hAnsi="Times New Roman" w:cs="Times New Roman"/>
+        </w:rPr>
+        <w:t xml:space="preserve"> zóna például az AD tartományhoz kell.</w:t>
       </w:r>
     </w:p>
     <w:p>
@@ -2077,20 +3254,50 @@
         <w:rPr>
           <w:rFonts w:ascii="Times New Roman" w:hAnsi="Times New Roman" w:cs="Times New Roman"/>
         </w:rPr>
-        <w:t xml:space="preserve">Az erdő domain-ja: </w:t>
+        <w:t xml:space="preserve">Az erdő </w:t>
+      </w:r>
+      <w:proofErr w:type="spellStart"/>
+      <w:r>
+        <w:rPr>
+          <w:rFonts w:ascii="Times New Roman" w:hAnsi="Times New Roman" w:cs="Times New Roman"/>
+        </w:rPr>
+        <w:t>domain</w:t>
+      </w:r>
+      <w:proofErr w:type="spellEnd"/>
+      <w:r>
+        <w:rPr>
+          <w:rFonts w:ascii="Times New Roman" w:hAnsi="Times New Roman" w:cs="Times New Roman"/>
+        </w:rPr>
+        <w:t xml:space="preserve">-ja: </w:t>
       </w:r>
       <w:r>
         <w:rPr>
           <w:rFonts w:ascii="Times New Roman" w:hAnsi="Times New Roman" w:cs="Times New Roman"/>
           <w:color w:val="EE0000"/>
         </w:rPr>
-        <w:t>„telekom.lan”</w:t>
-      </w:r>
+        <w:t>„</w:t>
+      </w:r>
+      <w:proofErr w:type="spellStart"/>
       <w:r>
         <w:rPr>
           <w:rFonts w:ascii="Times New Roman" w:hAnsi="Times New Roman" w:cs="Times New Roman"/>
           <w:color w:val="EE0000"/>
         </w:rPr>
+        <w:t>telekom.lan</w:t>
+      </w:r>
+      <w:proofErr w:type="spellEnd"/>
+      <w:r>
+        <w:rPr>
+          <w:rFonts w:ascii="Times New Roman" w:hAnsi="Times New Roman" w:cs="Times New Roman"/>
+          <w:color w:val="EE0000"/>
+        </w:rPr>
+        <w:t>”</w:t>
+      </w:r>
+      <w:r>
+        <w:rPr>
+          <w:rFonts w:ascii="Times New Roman" w:hAnsi="Times New Roman" w:cs="Times New Roman"/>
+          <w:color w:val="EE0000"/>
+        </w:rPr>
         <w:t>.</w:t>
       </w:r>
       <w:r>
@@ -2110,13 +3317,71 @@
         <w:rPr>
           <w:rFonts w:ascii="Times New Roman" w:hAnsi="Times New Roman" w:cs="Times New Roman"/>
         </w:rPr>
-        <w:t xml:space="preserve"> és NetBIOS nevet.</w:t>
-      </w:r>
-      <w:r>
-        <w:rPr>
-          <w:rFonts w:ascii="Times New Roman" w:hAnsi="Times New Roman" w:cs="Times New Roman"/>
-        </w:rPr>
-        <w:t xml:space="preserve"> Amikor ezek megvannak és megadtam az elérési útvonalakat fileoknak, akkor lefut az autómatikus system check ami eldönti, hogy minden jól van-e beállítva és települ a </w:t>
+        <w:t xml:space="preserve"> és </w:t>
+      </w:r>
+      <w:proofErr w:type="spellStart"/>
+      <w:r>
+        <w:rPr>
+          <w:rFonts w:ascii="Times New Roman" w:hAnsi="Times New Roman" w:cs="Times New Roman"/>
+        </w:rPr>
+        <w:t>NetBIOS</w:t>
+      </w:r>
+      <w:proofErr w:type="spellEnd"/>
+      <w:r>
+        <w:rPr>
+          <w:rFonts w:ascii="Times New Roman" w:hAnsi="Times New Roman" w:cs="Times New Roman"/>
+        </w:rPr>
+        <w:t xml:space="preserve"> nevet.</w:t>
+      </w:r>
+      <w:r>
+        <w:rPr>
+          <w:rFonts w:ascii="Times New Roman" w:hAnsi="Times New Roman" w:cs="Times New Roman"/>
+        </w:rPr>
+        <w:t xml:space="preserve"> Amikor ezek megvannak és megadtam az elérési útvonalakat fileoknak, akkor lefut az </w:t>
+      </w:r>
+      <w:proofErr w:type="spellStart"/>
+      <w:r>
+        <w:rPr>
+          <w:rFonts w:ascii="Times New Roman" w:hAnsi="Times New Roman" w:cs="Times New Roman"/>
+        </w:rPr>
+        <w:t>autómatikus</w:t>
+      </w:r>
+      <w:proofErr w:type="spellEnd"/>
+      <w:r>
+        <w:rPr>
+          <w:rFonts w:ascii="Times New Roman" w:hAnsi="Times New Roman" w:cs="Times New Roman"/>
+        </w:rPr>
+        <w:t xml:space="preserve"> </w:t>
+      </w:r>
+      <w:proofErr w:type="spellStart"/>
+      <w:r>
+        <w:rPr>
+          <w:rFonts w:ascii="Times New Roman" w:hAnsi="Times New Roman" w:cs="Times New Roman"/>
+        </w:rPr>
+        <w:t>system</w:t>
+      </w:r>
+      <w:proofErr w:type="spellEnd"/>
+      <w:r>
+        <w:rPr>
+          <w:rFonts w:ascii="Times New Roman" w:hAnsi="Times New Roman" w:cs="Times New Roman"/>
+        </w:rPr>
+        <w:t xml:space="preserve"> </w:t>
+      </w:r>
+      <w:proofErr w:type="spellStart"/>
+      <w:proofErr w:type="gramStart"/>
+      <w:r>
+        <w:rPr>
+          <w:rFonts w:ascii="Times New Roman" w:hAnsi="Times New Roman" w:cs="Times New Roman"/>
+        </w:rPr>
+        <w:t>check</w:t>
+      </w:r>
+      <w:proofErr w:type="spellEnd"/>
+      <w:proofErr w:type="gramEnd"/>
+      <w:r>
+        <w:rPr>
+          <w:rFonts w:ascii="Times New Roman" w:hAnsi="Times New Roman" w:cs="Times New Roman"/>
+        </w:rPr>
+        <w:t xml:space="preserve"> ami eldönti, hogy minden jól van-e beállítva és települ a </w:t>
       </w:r>
       <w:r>
         <w:rPr>
@@ -2154,43 +3419,47 @@
         </w:rPr>
         <w:t>Hogyha ezeket mind beállítottuk és elsütöttük ezt a két parancsot: „</w:t>
       </w:r>
+      <w:proofErr w:type="spellStart"/>
       <w:r>
         <w:rPr>
           <w:rFonts w:ascii="Times New Roman" w:hAnsi="Times New Roman" w:cs="Times New Roman"/>
           <w:i/>
           <w:iCs/>
         </w:rPr>
-        <w:t>ipconfig /registerdns</w:t>
-      </w:r>
+        <w:t>ipconfig</w:t>
+      </w:r>
+      <w:proofErr w:type="spellEnd"/>
       <w:r>
         <w:rPr>
           <w:rFonts w:ascii="Times New Roman" w:hAnsi="Times New Roman" w:cs="Times New Roman"/>
           <w:i/>
           <w:iCs/>
         </w:rPr>
-        <w:t>”</w:t>
-      </w:r>
-      <w:r>
-        <w:rPr>
-          <w:rFonts w:ascii="Times New Roman" w:hAnsi="Times New Roman" w:cs="Times New Roman"/>
-        </w:rPr>
-        <w:t xml:space="preserve"> </w:t>
-      </w:r>
+        <w:t xml:space="preserve"> /</w:t>
+      </w:r>
+      <w:proofErr w:type="spellStart"/>
       <w:r>
         <w:rPr>
           <w:rFonts w:ascii="Times New Roman" w:hAnsi="Times New Roman" w:cs="Times New Roman"/>
           <w:i/>
           <w:iCs/>
         </w:rPr>
-        <w:t>„</w:t>
-      </w:r>
+        <w:t>registerdns</w:t>
+      </w:r>
+      <w:proofErr w:type="spellEnd"/>
       <w:r>
         <w:rPr>
           <w:rFonts w:ascii="Times New Roman" w:hAnsi="Times New Roman" w:cs="Times New Roman"/>
           <w:i/>
           <w:iCs/>
         </w:rPr>
-        <w:t>Restart-Service netlogon</w:t>
+        <w:t>”</w:t>
+      </w:r>
+      <w:r>
+        <w:rPr>
+          <w:rFonts w:ascii="Times New Roman" w:hAnsi="Times New Roman" w:cs="Times New Roman"/>
+        </w:rPr>
+        <w:t xml:space="preserve"> </w:t>
       </w:r>
       <w:r>
         <w:rPr>
@@ -2198,13 +3467,64 @@
           <w:i/>
           <w:iCs/>
         </w:rPr>
+        <w:t>„</w:t>
+      </w:r>
+      <w:r>
+        <w:rPr>
+          <w:rFonts w:ascii="Times New Roman" w:hAnsi="Times New Roman" w:cs="Times New Roman"/>
+          <w:i/>
+          <w:iCs/>
+        </w:rPr>
+        <w:t>Restart-Service netlogon</w:t>
+      </w:r>
+      <w:r>
+        <w:rPr>
+          <w:rFonts w:ascii="Times New Roman" w:hAnsi="Times New Roman" w:cs="Times New Roman"/>
+          <w:i/>
+          <w:iCs/>
+        </w:rPr>
         <w:t xml:space="preserve">”, </w:t>
       </w:r>
       <w:r>
         <w:rPr>
           <w:rFonts w:ascii="Times New Roman" w:hAnsi="Times New Roman" w:cs="Times New Roman"/>
         </w:rPr>
-        <w:t>akkor mostmár megjelennek az SRV recordok a telekom.</w:t>
+        <w:t xml:space="preserve">akkor </w:t>
+      </w:r>
+      <w:proofErr w:type="spellStart"/>
+      <w:r>
+        <w:rPr>
+          <w:rFonts w:ascii="Times New Roman" w:hAnsi="Times New Roman" w:cs="Times New Roman"/>
+        </w:rPr>
+        <w:t>mostmár</w:t>
+      </w:r>
+      <w:proofErr w:type="spellEnd"/>
+      <w:r>
+        <w:rPr>
+          <w:rFonts w:ascii="Times New Roman" w:hAnsi="Times New Roman" w:cs="Times New Roman"/>
+        </w:rPr>
+        <w:t xml:space="preserve"> megjelennek az SRV </w:t>
+      </w:r>
+      <w:proofErr w:type="spellStart"/>
+      <w:r>
+        <w:rPr>
+          <w:rFonts w:ascii="Times New Roman" w:hAnsi="Times New Roman" w:cs="Times New Roman"/>
+        </w:rPr>
+        <w:t>recordok</w:t>
+      </w:r>
+      <w:proofErr w:type="spellEnd"/>
+      <w:r>
+        <w:rPr>
+          <w:rFonts w:ascii="Times New Roman" w:hAnsi="Times New Roman" w:cs="Times New Roman"/>
+        </w:rPr>
+        <w:t xml:space="preserve"> a </w:t>
+      </w:r>
+      <w:proofErr w:type="spellStart"/>
+      <w:r>
+        <w:rPr>
+          <w:rFonts w:ascii="Times New Roman" w:hAnsi="Times New Roman" w:cs="Times New Roman"/>
+        </w:rPr>
+        <w:t>telekom.</w:t>
       </w:r>
       <w:r>
         <w:rPr>
@@ -2212,6 +3532,7 @@
         </w:rPr>
         <w:t>lan</w:t>
       </w:r>
+      <w:proofErr w:type="spellEnd"/>
       <w:r>
         <w:rPr>
           <w:rFonts w:ascii="Times New Roman" w:hAnsi="Times New Roman" w:cs="Times New Roman"/>
@@ -2246,9 +3567,9 @@
           <w:noProof/>
         </w:rPr>
         <w:drawing>
-          <wp:inline distT="0" distB="0" distL="0" distR="0" wp14:anchorId="2BAF313B" wp14:editId="63290CB4">
-            <wp:extent cx="3632575" cy="2342271"/>
-            <wp:effectExtent l="0" t="0" r="6350" b="1270"/>
+          <wp:inline distT="0" distB="0" distL="0" distR="0" wp14:anchorId="2BAF313B" wp14:editId="2FCF01E9">
+            <wp:extent cx="3779948" cy="2437296"/>
+            <wp:effectExtent l="0" t="0" r="0" b="1270"/>
             <wp:docPr id="1878160130" name="Kép 1" descr="A képen szöveg, képernyőkép, Betűtípus, szám látható&#10;&#10;Előfordulhat, hogy az AI által létrehozott tartalom helytelen."/>
             <wp:cNvGraphicFramePr>
               <a:graphicFrameLocks xmlns:a="http://schemas.openxmlformats.org/drawingml/2006/main" noChangeAspect="1"/>
@@ -2269,7 +3590,7 @@
                   <pic:spPr>
                     <a:xfrm>
                       <a:off x="0" y="0"/>
-                      <a:ext cx="3641826" cy="2348236"/>
+                      <a:ext cx="3791301" cy="2444617"/>
                     </a:xfrm>
                     <a:prstGeom prst="rect">
                       <a:avLst/>
@@ -2295,9 +3616,9 @@
           <w:noProof/>
         </w:rPr>
         <w:drawing>
-          <wp:inline distT="0" distB="0" distL="0" distR="0" wp14:anchorId="123EB5CD" wp14:editId="38D94170">
-            <wp:extent cx="3568057" cy="780757"/>
-            <wp:effectExtent l="0" t="0" r="0" b="635"/>
+          <wp:inline distT="0" distB="0" distL="0" distR="0" wp14:anchorId="123EB5CD" wp14:editId="4CEF8E97">
+            <wp:extent cx="3857191" cy="844025"/>
+            <wp:effectExtent l="0" t="0" r="0" b="0"/>
             <wp:docPr id="606260955" name="Kép 1" descr="A képen szöveg, képernyőkép, Betűtípus, sor látható&#10;&#10;Előfordulhat, hogy az AI által létrehozott tartalom helytelen."/>
             <wp:cNvGraphicFramePr>
               <a:graphicFrameLocks xmlns:a="http://schemas.openxmlformats.org/drawingml/2006/main" noChangeAspect="1"/>
@@ -2318,7 +3639,7 @@
                   <pic:spPr>
                     <a:xfrm>
                       <a:off x="0" y="0"/>
-                      <a:ext cx="3600216" cy="787794"/>
+                      <a:ext cx="3902179" cy="853869"/>
                     </a:xfrm>
                     <a:prstGeom prst="rect">
                       <a:avLst/>
@@ -2394,9 +3715,9 @@
         </w:rPr>
         <w:lastRenderedPageBreak/>
         <w:drawing>
-          <wp:inline distT="0" distB="0" distL="0" distR="0" wp14:anchorId="3978006B" wp14:editId="44EAB696">
-            <wp:extent cx="3457630" cy="2467449"/>
-            <wp:effectExtent l="152400" t="152400" r="352425" b="371475"/>
+          <wp:inline distT="0" distB="0" distL="0" distR="0" wp14:anchorId="3978006B" wp14:editId="2B44F4EE">
+            <wp:extent cx="5647209" cy="4029986"/>
+            <wp:effectExtent l="152400" t="152400" r="353695" b="370840"/>
             <wp:docPr id="1914424495" name="Kép 1" descr="A képen szöveg, képernyőkép, szoftver, Számítógépes ikon látható&#10;&#10;Előfordulhat, hogy az AI által létrehozott tartalom helytelen."/>
             <wp:cNvGraphicFramePr>
               <a:graphicFrameLocks xmlns:a="http://schemas.openxmlformats.org/drawingml/2006/main" noChangeAspect="1"/>
@@ -2417,7 +3738,7 @@
                   <pic:spPr>
                     <a:xfrm>
                       <a:off x="0" y="0"/>
-                      <a:ext cx="3467710" cy="2474642"/>
+                      <a:ext cx="5712672" cy="4076702"/>
                     </a:xfrm>
                     <a:prstGeom prst="rect">
                       <a:avLst/>
@@ -2442,6 +3763,7 @@
     </w:p>
     <w:p>
       <w:pPr>
+        <w:jc w:val="both"/>
         <w:rPr>
           <w:rFonts w:ascii="Times New Roman" w:hAnsi="Times New Roman" w:cs="Times New Roman"/>
         </w:rPr>
@@ -2457,6 +3779,12 @@
         <w:rPr>
           <w:rFonts w:ascii="Times New Roman" w:hAnsi="Times New Roman" w:cs="Times New Roman"/>
         </w:rPr>
+        <w:t xml:space="preserve"> Működik az AD? </w:t>
+      </w:r>
+      <w:r>
+        <w:rPr>
+          <w:rFonts w:ascii="Times New Roman" w:hAnsi="Times New Roman" w:cs="Times New Roman"/>
+        </w:rPr>
         <w:t xml:space="preserve"> </w:t>
       </w:r>
     </w:p>
@@ -2473,8 +3801,8 @@
           <w:noProof/>
         </w:rPr>
         <w:drawing>
-          <wp:inline distT="0" distB="0" distL="0" distR="0" wp14:anchorId="6F153F18" wp14:editId="3D86CCA4">
-            <wp:extent cx="5105841" cy="3111794"/>
+          <wp:inline distT="0" distB="0" distL="0" distR="0" wp14:anchorId="6F153F18" wp14:editId="4F50109A">
+            <wp:extent cx="5792656" cy="3530379"/>
             <wp:effectExtent l="0" t="0" r="0" b="0"/>
             <wp:docPr id="1123073615" name="Kép 1" descr="A képen szöveg, képernyőkép, menü, Betűtípus látható&#10;&#10;Előfordulhat, hogy az AI által létrehozott tartalom helytelen."/>
             <wp:cNvGraphicFramePr>
@@ -2496,7 +3824,7 @@
                   <pic:spPr>
                     <a:xfrm>
                       <a:off x="0" y="0"/>
-                      <a:ext cx="5116325" cy="3118184"/>
+                      <a:ext cx="5808472" cy="3540018"/>
                     </a:xfrm>
                     <a:prstGeom prst="rect">
                       <a:avLst/>
@@ -2521,10 +3849,11 @@
           <w:rFonts w:ascii="Times New Roman" w:hAnsi="Times New Roman" w:cs="Times New Roman"/>
           <w:noProof/>
         </w:rPr>
+        <w:lastRenderedPageBreak/>
         <w:drawing>
-          <wp:inline distT="0" distB="0" distL="0" distR="0" wp14:anchorId="13F42F5B" wp14:editId="2B6FE3D5">
-            <wp:extent cx="5095270" cy="1988250"/>
-            <wp:effectExtent l="0" t="0" r="0" b="0"/>
+          <wp:inline distT="0" distB="0" distL="0" distR="0" wp14:anchorId="13F42F5B" wp14:editId="1B0C19C8">
+            <wp:extent cx="5645275" cy="2202870"/>
+            <wp:effectExtent l="0" t="0" r="0" b="6985"/>
             <wp:docPr id="1056924029" name="Kép 1" descr="A képen szöveg, képernyőkép látható&#10;&#10;Előfordulhat, hogy az AI által létrehozott tartalom helytelen."/>
             <wp:cNvGraphicFramePr>
               <a:graphicFrameLocks xmlns:a="http://schemas.openxmlformats.org/drawingml/2006/main" noChangeAspect="1"/>
@@ -2545,7 +3874,7 @@
                   <pic:spPr>
                     <a:xfrm>
                       <a:off x="0" y="0"/>
-                      <a:ext cx="5106600" cy="1992671"/>
+                      <a:ext cx="5673132" cy="2213740"/>
                     </a:xfrm>
                     <a:prstGeom prst="rect">
                       <a:avLst/>
@@ -2570,11 +3899,10 @@
           <w:rFonts w:ascii="Times New Roman" w:hAnsi="Times New Roman" w:cs="Times New Roman"/>
           <w:noProof/>
         </w:rPr>
-        <w:lastRenderedPageBreak/>
         <w:drawing>
-          <wp:inline distT="0" distB="0" distL="0" distR="0" wp14:anchorId="14F5E4B1" wp14:editId="071F4F38">
-            <wp:extent cx="4452246" cy="3139616"/>
-            <wp:effectExtent l="0" t="0" r="5715" b="3810"/>
+          <wp:inline distT="0" distB="0" distL="0" distR="0" wp14:anchorId="14F5E4B1" wp14:editId="1FBE1B71">
+            <wp:extent cx="5626544" cy="3967701"/>
+            <wp:effectExtent l="0" t="0" r="0" b="0"/>
             <wp:docPr id="1176202175" name="Kép 1" descr="A képen szöveg, képernyőkép, szoftver, számítógép látható&#10;&#10;Előfordulhat, hogy az AI által létrehozott tartalom helytelen."/>
             <wp:cNvGraphicFramePr>
               <a:graphicFrameLocks xmlns:a="http://schemas.openxmlformats.org/drawingml/2006/main" noChangeAspect="1"/>
@@ -2595,7 +3923,7 @@
                   <pic:spPr>
                     <a:xfrm>
                       <a:off x="0" y="0"/>
-                      <a:ext cx="4549977" cy="3208533"/>
+                      <a:ext cx="5763616" cy="4064361"/>
                     </a:xfrm>
                     <a:prstGeom prst="rect">
                       <a:avLst/>
@@ -2631,121 +3959,553 @@
           <w:bCs/>
         </w:rPr>
       </w:pPr>
+      <w:proofErr w:type="spellStart"/>
       <w:r>
         <w:rPr>
           <w:rFonts w:ascii="Times New Roman" w:hAnsi="Times New Roman" w:cs="Times New Roman"/>
           <w:b/>
           <w:bCs/>
         </w:rPr>
-        <w:t>Active Directory Domain Services (AD DS) és DNS konfiguráció célja és működése</w:t>
-      </w:r>
-    </w:p>
-    <w:p>
-      <w:pPr>
-        <w:jc w:val="both"/>
-        <w:rPr>
-          <w:rFonts w:ascii="Times New Roman" w:hAnsi="Times New Roman" w:cs="Times New Roman"/>
-        </w:rPr>
-      </w:pPr>
-      <w:r>
-        <w:rPr>
-          <w:rFonts w:ascii="Times New Roman" w:hAnsi="Times New Roman" w:cs="Times New Roman"/>
-        </w:rPr>
-        <w:t>Az Active Directory Domain Services (AD DS) egy központi identitás- és erőforráskezelő szolgáltatás, amely lehetővé teszi a felhasználók, számítógépek, csoportok és házirendek központi kezelését egy Windows-alapú hálózatban. Az AD DS működéséhez elengedhetetlen a megfelelően konfigurált DNS-kiszolgáló, mivel az Active Directory szorosan integrálódik a DNS-sel, és a névfeloldásra építi működését.</w:t>
-      </w:r>
-    </w:p>
-    <w:p>
-      <w:pPr>
-        <w:jc w:val="both"/>
-        <w:rPr>
-          <w:rFonts w:ascii="Times New Roman" w:hAnsi="Times New Roman" w:cs="Times New Roman"/>
-        </w:rPr>
-      </w:pPr>
-      <w:r>
-        <w:rPr>
-          <w:rFonts w:ascii="Times New Roman" w:hAnsi="Times New Roman" w:cs="Times New Roman"/>
-        </w:rPr>
-        <w:t>A rendszer beállítása során először statikus IP-címet kellett rendelnünk a szerverhez, hogy a tartományvezérlő (domain controller) címe állandó maradjon, és a kliensek mindig elérjék azt. Ezután telepítettük a DNS-szerepkört, amely lehetővé teszi, hogy a szerver névfeloldási szolgáltatásokat nyújtson a hálózat többi eszköze számára. A DNS-ben létrehoztuk a telekom.local nevű forward lookup zónát, amely a tartományhoz tartozó gépnevek és IP-címek közötti kapcsolatot tárolja. Ezen kívül létrehoztunk egy reverse lookup zónát is, amely az IP-címek alapján képes visszakeresni a gépneveket.</w:t>
-      </w:r>
-    </w:p>
-    <w:p>
-      <w:pPr>
-        <w:jc w:val="both"/>
-        <w:rPr>
-          <w:rFonts w:ascii="Times New Roman" w:hAnsi="Times New Roman" w:cs="Times New Roman"/>
-        </w:rPr>
-      </w:pPr>
-      <w:r>
-        <w:rPr>
-          <w:rFonts w:ascii="Times New Roman" w:hAnsi="Times New Roman" w:cs="Times New Roman"/>
-        </w:rPr>
-        <w:t>Miután a DNS működött, telepítettük az AD DS szerepkört, majd promótáltuk a szervert tartományvezérlővé, létrehozva a telekom.l</w:t>
-      </w:r>
-      <w:r>
-        <w:rPr>
-          <w:rFonts w:ascii="Times New Roman" w:hAnsi="Times New Roman" w:cs="Times New Roman"/>
-        </w:rPr>
-        <w:t>an</w:t>
-      </w:r>
-      <w:r>
-        <w:rPr>
-          <w:rFonts w:ascii="Times New Roman" w:hAnsi="Times New Roman" w:cs="Times New Roman"/>
-        </w:rPr>
-        <w:t xml:space="preserve"> tartományt. A promóció során az AD DS automatikusan regisztrálta magát a DNS-ben, és létrehozta a szükséges szolgáltatásrekordokat (SRV rekordokat) a telekom.l</w:t>
-      </w:r>
-      <w:r>
-        <w:rPr>
-          <w:rFonts w:ascii="Times New Roman" w:hAnsi="Times New Roman" w:cs="Times New Roman"/>
-        </w:rPr>
-        <w:t>an</w:t>
-      </w:r>
-      <w:r>
-        <w:rPr>
-          <w:rFonts w:ascii="Times New Roman" w:hAnsi="Times New Roman" w:cs="Times New Roman"/>
-        </w:rPr>
-        <w:t xml:space="preserve"> zónában.</w:t>
-      </w:r>
-    </w:p>
-    <w:p>
-      <w:pPr>
-        <w:jc w:val="both"/>
-        <w:rPr>
-          <w:rFonts w:ascii="Times New Roman" w:hAnsi="Times New Roman" w:cs="Times New Roman"/>
-        </w:rPr>
-      </w:pPr>
-      <w:r>
-        <w:rPr>
-          <w:rFonts w:ascii="Times New Roman" w:hAnsi="Times New Roman" w:cs="Times New Roman"/>
-        </w:rPr>
-        <w:t xml:space="preserve">Az </w:t>
-      </w:r>
+        <w:t>Active</w:t>
+      </w:r>
+      <w:proofErr w:type="spellEnd"/>
       <w:r>
         <w:rPr>
           <w:rFonts w:ascii="Times New Roman" w:hAnsi="Times New Roman" w:cs="Times New Roman"/>
           <w:b/>
           <w:bCs/>
         </w:rPr>
+        <w:t xml:space="preserve"> </w:t>
+      </w:r>
+      <w:proofErr w:type="spellStart"/>
+      <w:r>
+        <w:rPr>
+          <w:rFonts w:ascii="Times New Roman" w:hAnsi="Times New Roman" w:cs="Times New Roman"/>
+          <w:b/>
+          <w:bCs/>
+        </w:rPr>
+        <w:t>Directory</w:t>
+      </w:r>
+      <w:proofErr w:type="spellEnd"/>
+      <w:r>
+        <w:rPr>
+          <w:rFonts w:ascii="Times New Roman" w:hAnsi="Times New Roman" w:cs="Times New Roman"/>
+          <w:b/>
+          <w:bCs/>
+        </w:rPr>
+        <w:t xml:space="preserve"> </w:t>
+      </w:r>
+      <w:proofErr w:type="spellStart"/>
+      <w:r>
+        <w:rPr>
+          <w:rFonts w:ascii="Times New Roman" w:hAnsi="Times New Roman" w:cs="Times New Roman"/>
+          <w:b/>
+          <w:bCs/>
+        </w:rPr>
+        <w:t>Domain</w:t>
+      </w:r>
+      <w:proofErr w:type="spellEnd"/>
+      <w:r>
+        <w:rPr>
+          <w:rFonts w:ascii="Times New Roman" w:hAnsi="Times New Roman" w:cs="Times New Roman"/>
+          <w:b/>
+          <w:bCs/>
+        </w:rPr>
+        <w:t xml:space="preserve"> </w:t>
+      </w:r>
+      <w:proofErr w:type="spellStart"/>
+      <w:r>
+        <w:rPr>
+          <w:rFonts w:ascii="Times New Roman" w:hAnsi="Times New Roman" w:cs="Times New Roman"/>
+          <w:b/>
+          <w:bCs/>
+        </w:rPr>
+        <w:t>Services</w:t>
+      </w:r>
+      <w:proofErr w:type="spellEnd"/>
+      <w:r>
+        <w:rPr>
+          <w:rFonts w:ascii="Times New Roman" w:hAnsi="Times New Roman" w:cs="Times New Roman"/>
+          <w:b/>
+          <w:bCs/>
+        </w:rPr>
+        <w:t xml:space="preserve"> (AD DS) és DNS konfiguráció célja és működése</w:t>
+      </w:r>
+    </w:p>
+    <w:p>
+      <w:pPr>
+        <w:jc w:val="both"/>
+        <w:rPr>
+          <w:rFonts w:ascii="Times New Roman" w:hAnsi="Times New Roman" w:cs="Times New Roman"/>
+        </w:rPr>
+      </w:pPr>
+      <w:r>
+        <w:rPr>
+          <w:rFonts w:ascii="Times New Roman" w:hAnsi="Times New Roman" w:cs="Times New Roman"/>
+        </w:rPr>
+        <w:t xml:space="preserve">Az </w:t>
+      </w:r>
+      <w:proofErr w:type="spellStart"/>
+      <w:r>
+        <w:rPr>
+          <w:rFonts w:ascii="Times New Roman" w:hAnsi="Times New Roman" w:cs="Times New Roman"/>
+        </w:rPr>
+        <w:t>Active</w:t>
+      </w:r>
+      <w:proofErr w:type="spellEnd"/>
+      <w:r>
+        <w:rPr>
+          <w:rFonts w:ascii="Times New Roman" w:hAnsi="Times New Roman" w:cs="Times New Roman"/>
+        </w:rPr>
+        <w:t xml:space="preserve"> </w:t>
+      </w:r>
+      <w:proofErr w:type="spellStart"/>
+      <w:r>
+        <w:rPr>
+          <w:rFonts w:ascii="Times New Roman" w:hAnsi="Times New Roman" w:cs="Times New Roman"/>
+        </w:rPr>
+        <w:t>Directory</w:t>
+      </w:r>
+      <w:proofErr w:type="spellEnd"/>
+      <w:r>
+        <w:rPr>
+          <w:rFonts w:ascii="Times New Roman" w:hAnsi="Times New Roman" w:cs="Times New Roman"/>
+        </w:rPr>
+        <w:t xml:space="preserve"> </w:t>
+      </w:r>
+      <w:proofErr w:type="spellStart"/>
+      <w:r>
+        <w:rPr>
+          <w:rFonts w:ascii="Times New Roman" w:hAnsi="Times New Roman" w:cs="Times New Roman"/>
+        </w:rPr>
+        <w:t>Domain</w:t>
+      </w:r>
+      <w:proofErr w:type="spellEnd"/>
+      <w:r>
+        <w:rPr>
+          <w:rFonts w:ascii="Times New Roman" w:hAnsi="Times New Roman" w:cs="Times New Roman"/>
+        </w:rPr>
+        <w:t xml:space="preserve"> </w:t>
+      </w:r>
+      <w:proofErr w:type="spellStart"/>
+      <w:r>
+        <w:rPr>
+          <w:rFonts w:ascii="Times New Roman" w:hAnsi="Times New Roman" w:cs="Times New Roman"/>
+        </w:rPr>
+        <w:t>Services</w:t>
+      </w:r>
+      <w:proofErr w:type="spellEnd"/>
+      <w:r>
+        <w:rPr>
+          <w:rFonts w:ascii="Times New Roman" w:hAnsi="Times New Roman" w:cs="Times New Roman"/>
+        </w:rPr>
+        <w:t xml:space="preserve"> (AD DS) egy központi identitás- és erőforráskezelő szolgáltatás, amely lehetővé teszi a felhasználók, számítógépek, csoportok és házirendek központi kezelését egy Windows-alapú hálózatban. Az AD DS működéséhez elengedhetetlen a megfelelően konfigurált DNS-kiszolgáló, mivel az </w:t>
+      </w:r>
+      <w:proofErr w:type="spellStart"/>
+      <w:r>
+        <w:rPr>
+          <w:rFonts w:ascii="Times New Roman" w:hAnsi="Times New Roman" w:cs="Times New Roman"/>
+        </w:rPr>
+        <w:t>Active</w:t>
+      </w:r>
+      <w:proofErr w:type="spellEnd"/>
+      <w:r>
+        <w:rPr>
+          <w:rFonts w:ascii="Times New Roman" w:hAnsi="Times New Roman" w:cs="Times New Roman"/>
+        </w:rPr>
+        <w:t xml:space="preserve"> </w:t>
+      </w:r>
+      <w:proofErr w:type="spellStart"/>
+      <w:r>
+        <w:rPr>
+          <w:rFonts w:ascii="Times New Roman" w:hAnsi="Times New Roman" w:cs="Times New Roman"/>
+        </w:rPr>
+        <w:t>Directory</w:t>
+      </w:r>
+      <w:proofErr w:type="spellEnd"/>
+      <w:r>
+        <w:rPr>
+          <w:rFonts w:ascii="Times New Roman" w:hAnsi="Times New Roman" w:cs="Times New Roman"/>
+        </w:rPr>
+        <w:t xml:space="preserve"> szorosan integrálódik a DNS-</w:t>
+      </w:r>
+      <w:proofErr w:type="spellStart"/>
+      <w:r>
+        <w:rPr>
+          <w:rFonts w:ascii="Times New Roman" w:hAnsi="Times New Roman" w:cs="Times New Roman"/>
+        </w:rPr>
+        <w:t>sel</w:t>
+      </w:r>
+      <w:proofErr w:type="spellEnd"/>
+      <w:r>
+        <w:rPr>
+          <w:rFonts w:ascii="Times New Roman" w:hAnsi="Times New Roman" w:cs="Times New Roman"/>
+        </w:rPr>
+        <w:t>, és a névfeloldásra építi működését.</w:t>
+      </w:r>
+    </w:p>
+    <w:p>
+      <w:pPr>
+        <w:jc w:val="both"/>
+        <w:rPr>
+          <w:rFonts w:ascii="Times New Roman" w:hAnsi="Times New Roman" w:cs="Times New Roman"/>
+        </w:rPr>
+      </w:pPr>
+      <w:r>
+        <w:rPr>
+          <w:rFonts w:ascii="Times New Roman" w:hAnsi="Times New Roman" w:cs="Times New Roman"/>
+        </w:rPr>
+        <w:t>A rendszer beállítása során először statikus IP-címet kellett rendelnünk a szerverhez, hogy a tartományvezérlő (</w:t>
+      </w:r>
+      <w:proofErr w:type="spellStart"/>
+      <w:r>
+        <w:rPr>
+          <w:rFonts w:ascii="Times New Roman" w:hAnsi="Times New Roman" w:cs="Times New Roman"/>
+        </w:rPr>
+        <w:t>domain</w:t>
+      </w:r>
+      <w:proofErr w:type="spellEnd"/>
+      <w:r>
+        <w:rPr>
+          <w:rFonts w:ascii="Times New Roman" w:hAnsi="Times New Roman" w:cs="Times New Roman"/>
+        </w:rPr>
+        <w:t xml:space="preserve"> </w:t>
+      </w:r>
+      <w:proofErr w:type="spellStart"/>
+      <w:r>
+        <w:rPr>
+          <w:rFonts w:ascii="Times New Roman" w:hAnsi="Times New Roman" w:cs="Times New Roman"/>
+        </w:rPr>
+        <w:t>controller</w:t>
+      </w:r>
+      <w:proofErr w:type="spellEnd"/>
+      <w:r>
+        <w:rPr>
+          <w:rFonts w:ascii="Times New Roman" w:hAnsi="Times New Roman" w:cs="Times New Roman"/>
+        </w:rPr>
+        <w:t xml:space="preserve">) címe állandó maradjon, és a kliensek mindig elérjék azt. Ezután telepítettük a DNS-szerepkört, amely lehetővé teszi, hogy a szerver névfeloldási </w:t>
+      </w:r>
+      <w:r>
+        <w:rPr>
+          <w:rFonts w:ascii="Times New Roman" w:hAnsi="Times New Roman" w:cs="Times New Roman"/>
+        </w:rPr>
+        <w:lastRenderedPageBreak/>
+        <w:t xml:space="preserve">szolgáltatásokat nyújtson a hálózat többi eszköze számára. A DNS-ben létrehoztuk a </w:t>
+      </w:r>
+      <w:proofErr w:type="spellStart"/>
+      <w:proofErr w:type="gramStart"/>
+      <w:r>
+        <w:rPr>
+          <w:rFonts w:ascii="Times New Roman" w:hAnsi="Times New Roman" w:cs="Times New Roman"/>
+        </w:rPr>
+        <w:t>telekom.local</w:t>
+      </w:r>
+      <w:proofErr w:type="spellEnd"/>
+      <w:proofErr w:type="gramEnd"/>
+      <w:r>
+        <w:rPr>
+          <w:rFonts w:ascii="Times New Roman" w:hAnsi="Times New Roman" w:cs="Times New Roman"/>
+        </w:rPr>
+        <w:t xml:space="preserve"> nevű </w:t>
+      </w:r>
+      <w:proofErr w:type="spellStart"/>
+      <w:r>
+        <w:rPr>
+          <w:rFonts w:ascii="Times New Roman" w:hAnsi="Times New Roman" w:cs="Times New Roman"/>
+        </w:rPr>
+        <w:t>forward</w:t>
+      </w:r>
+      <w:proofErr w:type="spellEnd"/>
+      <w:r>
+        <w:rPr>
+          <w:rFonts w:ascii="Times New Roman" w:hAnsi="Times New Roman" w:cs="Times New Roman"/>
+        </w:rPr>
+        <w:t xml:space="preserve"> </w:t>
+      </w:r>
+      <w:proofErr w:type="spellStart"/>
+      <w:r>
+        <w:rPr>
+          <w:rFonts w:ascii="Times New Roman" w:hAnsi="Times New Roman" w:cs="Times New Roman"/>
+        </w:rPr>
+        <w:t>lookup</w:t>
+      </w:r>
+      <w:proofErr w:type="spellEnd"/>
+      <w:r>
+        <w:rPr>
+          <w:rFonts w:ascii="Times New Roman" w:hAnsi="Times New Roman" w:cs="Times New Roman"/>
+        </w:rPr>
+        <w:t xml:space="preserve"> zónát, amely a tartományhoz tartozó gépnevek és IP-címek közötti kapcsolatot tárolja. Ezen kívül létrehoztunk egy </w:t>
+      </w:r>
+      <w:proofErr w:type="spellStart"/>
+      <w:r>
+        <w:rPr>
+          <w:rFonts w:ascii="Times New Roman" w:hAnsi="Times New Roman" w:cs="Times New Roman"/>
+        </w:rPr>
+        <w:t>reverse</w:t>
+      </w:r>
+      <w:proofErr w:type="spellEnd"/>
+      <w:r>
+        <w:rPr>
+          <w:rFonts w:ascii="Times New Roman" w:hAnsi="Times New Roman" w:cs="Times New Roman"/>
+        </w:rPr>
+        <w:t xml:space="preserve"> </w:t>
+      </w:r>
+      <w:proofErr w:type="spellStart"/>
+      <w:r>
+        <w:rPr>
+          <w:rFonts w:ascii="Times New Roman" w:hAnsi="Times New Roman" w:cs="Times New Roman"/>
+        </w:rPr>
+        <w:t>lookup</w:t>
+      </w:r>
+      <w:proofErr w:type="spellEnd"/>
+      <w:r>
+        <w:rPr>
+          <w:rFonts w:ascii="Times New Roman" w:hAnsi="Times New Roman" w:cs="Times New Roman"/>
+        </w:rPr>
+        <w:t xml:space="preserve"> zónát is, amely az IP-címek alapján képes visszakeresni a gépneveket.</w:t>
+      </w:r>
+    </w:p>
+    <w:p>
+      <w:pPr>
+        <w:jc w:val="both"/>
+        <w:rPr>
+          <w:rFonts w:ascii="Times New Roman" w:hAnsi="Times New Roman" w:cs="Times New Roman"/>
+        </w:rPr>
+      </w:pPr>
+      <w:r>
+        <w:rPr>
+          <w:rFonts w:ascii="Times New Roman" w:hAnsi="Times New Roman" w:cs="Times New Roman"/>
+        </w:rPr>
+        <w:t xml:space="preserve">Miután a DNS működött, telepítettük az AD DS szerepkört, majd </w:t>
+      </w:r>
+      <w:proofErr w:type="spellStart"/>
+      <w:r>
+        <w:rPr>
+          <w:rFonts w:ascii="Times New Roman" w:hAnsi="Times New Roman" w:cs="Times New Roman"/>
+        </w:rPr>
+        <w:t>promótáltuk</w:t>
+      </w:r>
+      <w:proofErr w:type="spellEnd"/>
+      <w:r>
+        <w:rPr>
+          <w:rFonts w:ascii="Times New Roman" w:hAnsi="Times New Roman" w:cs="Times New Roman"/>
+        </w:rPr>
+        <w:t xml:space="preserve"> a szervert tartományvezérlővé, létrehozva a </w:t>
+      </w:r>
+      <w:proofErr w:type="spellStart"/>
+      <w:r>
+        <w:rPr>
+          <w:rFonts w:ascii="Times New Roman" w:hAnsi="Times New Roman" w:cs="Times New Roman"/>
+        </w:rPr>
+        <w:t>telekom.l</w:t>
+      </w:r>
+      <w:r>
+        <w:rPr>
+          <w:rFonts w:ascii="Times New Roman" w:hAnsi="Times New Roman" w:cs="Times New Roman"/>
+        </w:rPr>
+        <w:t>an</w:t>
+      </w:r>
+      <w:proofErr w:type="spellEnd"/>
+      <w:r>
+        <w:rPr>
+          <w:rFonts w:ascii="Times New Roman" w:hAnsi="Times New Roman" w:cs="Times New Roman"/>
+        </w:rPr>
+        <w:t xml:space="preserve"> tartományt. A promóció során az AD DS automatikusan regisztrálta magát a DNS-ben, és létrehozta a szükséges szolgáltatásrekordokat (SRV rekordokat) a </w:t>
+      </w:r>
+      <w:proofErr w:type="spellStart"/>
+      <w:r>
+        <w:rPr>
+          <w:rFonts w:ascii="Times New Roman" w:hAnsi="Times New Roman" w:cs="Times New Roman"/>
+        </w:rPr>
+        <w:t>telekom.l</w:t>
+      </w:r>
+      <w:r>
+        <w:rPr>
+          <w:rFonts w:ascii="Times New Roman" w:hAnsi="Times New Roman" w:cs="Times New Roman"/>
+        </w:rPr>
+        <w:t>an</w:t>
+      </w:r>
+      <w:proofErr w:type="spellEnd"/>
+      <w:r>
+        <w:rPr>
+          <w:rFonts w:ascii="Times New Roman" w:hAnsi="Times New Roman" w:cs="Times New Roman"/>
+        </w:rPr>
+        <w:t xml:space="preserve"> zónában.</w:t>
+      </w:r>
+    </w:p>
+    <w:p>
+      <w:pPr>
+        <w:jc w:val="both"/>
+        <w:rPr>
+          <w:rFonts w:ascii="Times New Roman" w:hAnsi="Times New Roman" w:cs="Times New Roman"/>
+        </w:rPr>
+      </w:pPr>
+      <w:r>
+        <w:rPr>
+          <w:rFonts w:ascii="Times New Roman" w:hAnsi="Times New Roman" w:cs="Times New Roman"/>
+        </w:rPr>
+        <w:t xml:space="preserve">Az </w:t>
+      </w:r>
+      <w:r>
+        <w:rPr>
+          <w:rFonts w:ascii="Times New Roman" w:hAnsi="Times New Roman" w:cs="Times New Roman"/>
+          <w:b/>
+          <w:bCs/>
+        </w:rPr>
         <w:t>SRV rekordok (Service Records)</w:t>
       </w:r>
       <w:r>
         <w:rPr>
           <w:rFonts w:ascii="Times New Roman" w:hAnsi="Times New Roman" w:cs="Times New Roman"/>
         </w:rPr>
-        <w:t xml:space="preserve"> speciális DNS-rekordok, amelyek megmondják a klienseknek, hogy hol találják meg az Active Directory szolgáltatásait, például az LDAP (Lightweight Directory Access Protocol) és Kerberos szolgáltatásokat. Ezek a rekordok olyan formátumban jelennek meg, mint például _ldap._tcp.dc._msdcs.telekom.local, és tartalmazzák a tartományvezérlő nevét és IP-címét. Ezek nélkül a kliensek nem tudnák, hová küldjék a bejelentkezési kérelmeket, nem működne a tartományba való beléptetés, a csoportházirendek alkalmazása vagy a replikáció.</w:t>
-      </w:r>
-    </w:p>
-    <w:p>
-      <w:pPr>
-        <w:jc w:val="both"/>
-        <w:rPr>
-          <w:rFonts w:ascii="Times New Roman" w:hAnsi="Times New Roman" w:cs="Times New Roman"/>
-        </w:rPr>
-      </w:pPr>
-      <w:r>
-        <w:rPr>
-          <w:rFonts w:ascii="Times New Roman" w:hAnsi="Times New Roman" w:cs="Times New Roman"/>
-        </w:rPr>
-        <w:lastRenderedPageBreak/>
+        <w:t xml:space="preserve"> speciális DNS-rekordok, amelyek megmondják a klienseknek, hogy hol találják meg az </w:t>
+      </w:r>
+      <w:proofErr w:type="spellStart"/>
+      <w:r>
+        <w:rPr>
+          <w:rFonts w:ascii="Times New Roman" w:hAnsi="Times New Roman" w:cs="Times New Roman"/>
+        </w:rPr>
+        <w:t>Active</w:t>
+      </w:r>
+      <w:proofErr w:type="spellEnd"/>
+      <w:r>
+        <w:rPr>
+          <w:rFonts w:ascii="Times New Roman" w:hAnsi="Times New Roman" w:cs="Times New Roman"/>
+        </w:rPr>
+        <w:t xml:space="preserve"> </w:t>
+      </w:r>
+      <w:proofErr w:type="spellStart"/>
+      <w:r>
+        <w:rPr>
+          <w:rFonts w:ascii="Times New Roman" w:hAnsi="Times New Roman" w:cs="Times New Roman"/>
+        </w:rPr>
+        <w:t>Directory</w:t>
+      </w:r>
+      <w:proofErr w:type="spellEnd"/>
+      <w:r>
+        <w:rPr>
+          <w:rFonts w:ascii="Times New Roman" w:hAnsi="Times New Roman" w:cs="Times New Roman"/>
+        </w:rPr>
+        <w:t xml:space="preserve"> szolgáltatásait, például az LDAP (</w:t>
+      </w:r>
+      <w:proofErr w:type="spellStart"/>
+      <w:r>
+        <w:rPr>
+          <w:rFonts w:ascii="Times New Roman" w:hAnsi="Times New Roman" w:cs="Times New Roman"/>
+        </w:rPr>
+        <w:t>Lightweight</w:t>
+      </w:r>
+      <w:proofErr w:type="spellEnd"/>
+      <w:r>
+        <w:rPr>
+          <w:rFonts w:ascii="Times New Roman" w:hAnsi="Times New Roman" w:cs="Times New Roman"/>
+        </w:rPr>
+        <w:t xml:space="preserve"> </w:t>
+      </w:r>
+      <w:proofErr w:type="spellStart"/>
+      <w:r>
+        <w:rPr>
+          <w:rFonts w:ascii="Times New Roman" w:hAnsi="Times New Roman" w:cs="Times New Roman"/>
+        </w:rPr>
+        <w:t>Directory</w:t>
+      </w:r>
+      <w:proofErr w:type="spellEnd"/>
+      <w:r>
+        <w:rPr>
+          <w:rFonts w:ascii="Times New Roman" w:hAnsi="Times New Roman" w:cs="Times New Roman"/>
+        </w:rPr>
+        <w:t xml:space="preserve"> Access </w:t>
+      </w:r>
+      <w:proofErr w:type="spellStart"/>
+      <w:r>
+        <w:rPr>
+          <w:rFonts w:ascii="Times New Roman" w:hAnsi="Times New Roman" w:cs="Times New Roman"/>
+        </w:rPr>
+        <w:t>Protocol</w:t>
+      </w:r>
+      <w:proofErr w:type="spellEnd"/>
+      <w:r>
+        <w:rPr>
+          <w:rFonts w:ascii="Times New Roman" w:hAnsi="Times New Roman" w:cs="Times New Roman"/>
+        </w:rPr>
+        <w:t xml:space="preserve">) és </w:t>
+      </w:r>
+      <w:proofErr w:type="spellStart"/>
+      <w:r>
+        <w:rPr>
+          <w:rFonts w:ascii="Times New Roman" w:hAnsi="Times New Roman" w:cs="Times New Roman"/>
+        </w:rPr>
+        <w:t>Kerberos</w:t>
+      </w:r>
+      <w:proofErr w:type="spellEnd"/>
+      <w:r>
+        <w:rPr>
+          <w:rFonts w:ascii="Times New Roman" w:hAnsi="Times New Roman" w:cs="Times New Roman"/>
+        </w:rPr>
+        <w:t xml:space="preserve"> szolgáltatásokat. Ezek a rekordok olyan formátumban jelennek meg, mint például _</w:t>
+      </w:r>
+      <w:proofErr w:type="spellStart"/>
+      <w:proofErr w:type="gramStart"/>
+      <w:r>
+        <w:rPr>
+          <w:rFonts w:ascii="Times New Roman" w:hAnsi="Times New Roman" w:cs="Times New Roman"/>
+        </w:rPr>
+        <w:t>ldap</w:t>
+      </w:r>
+      <w:proofErr w:type="spellEnd"/>
+      <w:r>
+        <w:rPr>
+          <w:rFonts w:ascii="Times New Roman" w:hAnsi="Times New Roman" w:cs="Times New Roman"/>
+        </w:rPr>
+        <w:t>._</w:t>
+      </w:r>
+      <w:proofErr w:type="gramEnd"/>
+      <w:r>
+        <w:rPr>
+          <w:rFonts w:ascii="Times New Roman" w:hAnsi="Times New Roman" w:cs="Times New Roman"/>
+        </w:rPr>
+        <w:t>tcp.</w:t>
+      </w:r>
+      <w:proofErr w:type="gramStart"/>
+      <w:r>
+        <w:rPr>
+          <w:rFonts w:ascii="Times New Roman" w:hAnsi="Times New Roman" w:cs="Times New Roman"/>
+        </w:rPr>
+        <w:t>dc._</w:t>
+      </w:r>
+      <w:proofErr w:type="spellStart"/>
+      <w:r>
+        <w:rPr>
+          <w:rFonts w:ascii="Times New Roman" w:hAnsi="Times New Roman" w:cs="Times New Roman"/>
+        </w:rPr>
+        <w:t>msdcs.telekom</w:t>
+      </w:r>
+      <w:proofErr w:type="gramEnd"/>
+      <w:r>
+        <w:rPr>
+          <w:rFonts w:ascii="Times New Roman" w:hAnsi="Times New Roman" w:cs="Times New Roman"/>
+        </w:rPr>
+        <w:t>.local</w:t>
+      </w:r>
+      <w:proofErr w:type="spellEnd"/>
+      <w:r>
+        <w:rPr>
+          <w:rFonts w:ascii="Times New Roman" w:hAnsi="Times New Roman" w:cs="Times New Roman"/>
+        </w:rPr>
+        <w:t>, és tartalmazzák a tartományvezérlő nevét és IP-címét. Ezek nélkül a kliensek nem tudnák, hová küldjék a bejelentkezési kérelmeket, nem működne a tartományba való beléptetés, a csoportházirendek alkalmazása vagy a replikáció.</w:t>
+      </w:r>
+    </w:p>
+    <w:p>
+      <w:pPr>
+        <w:jc w:val="both"/>
+        <w:rPr>
+          <w:rFonts w:ascii="Times New Roman" w:hAnsi="Times New Roman" w:cs="Times New Roman"/>
+        </w:rPr>
+      </w:pPr>
+      <w:r>
+        <w:rPr>
+          <w:rFonts w:ascii="Times New Roman" w:hAnsi="Times New Roman" w:cs="Times New Roman"/>
+        </w:rPr>
         <w:t>Az AD DS működése során a tartományvezérlő szolgáltatásai (pl. hitelesítés, címtár-hozzáférés, GPO-k alkalmazása) a DNS-ben regisztrált SRV rekordokon keresztül válnak elérhetővé. A kliensek a DNS segítségével találják meg a megfelelő szolgáltatásokat, így a DNS és az AD DS közötti kapcsolat kulcsfontosságú a hálózat stabil működéséhez.</w:t>
       </w:r>
     </w:p>
@@ -2807,7 +4567,35 @@
         <w:rPr>
           <w:rFonts w:ascii="Times New Roman" w:hAnsi="Times New Roman" w:cs="Times New Roman"/>
         </w:rPr>
-        <w:t>ahol eddig is a Server Managerben Role-based installation formájában kiválasztom a DHCP szolgáltatást és telepítem</w:t>
+        <w:t xml:space="preserve">ahol eddig is a Server Managerben </w:t>
+      </w:r>
+      <w:proofErr w:type="spellStart"/>
+      <w:r>
+        <w:rPr>
+          <w:rFonts w:ascii="Times New Roman" w:hAnsi="Times New Roman" w:cs="Times New Roman"/>
+        </w:rPr>
+        <w:t>Role-based</w:t>
+      </w:r>
+      <w:proofErr w:type="spellEnd"/>
+      <w:r>
+        <w:rPr>
+          <w:rFonts w:ascii="Times New Roman" w:hAnsi="Times New Roman" w:cs="Times New Roman"/>
+        </w:rPr>
+        <w:t xml:space="preserve"> </w:t>
+      </w:r>
+      <w:proofErr w:type="spellStart"/>
+      <w:r>
+        <w:rPr>
+          <w:rFonts w:ascii="Times New Roman" w:hAnsi="Times New Roman" w:cs="Times New Roman"/>
+        </w:rPr>
+        <w:t>installation</w:t>
+      </w:r>
+      <w:proofErr w:type="spellEnd"/>
+      <w:r>
+        <w:rPr>
+          <w:rFonts w:ascii="Times New Roman" w:hAnsi="Times New Roman" w:cs="Times New Roman"/>
+        </w:rPr>
+        <w:t xml:space="preserve"> formájában kiválasztom a DHCP szolgáltatást és telepítem</w:t>
       </w:r>
       <w:r>
         <w:rPr>
@@ -2882,7 +4670,21 @@
         <w:rPr>
           <w:rFonts w:ascii="Times New Roman" w:hAnsi="Times New Roman" w:cs="Times New Roman"/>
         </w:rPr>
-        <w:t xml:space="preserve"> hogy ezek megvannak létrehozok egy scope-ot, a </w:t>
+        <w:t xml:space="preserve"> hogy ezek megvannak létrehozok egy </w:t>
+      </w:r>
+      <w:proofErr w:type="spellStart"/>
+      <w:r>
+        <w:rPr>
+          <w:rFonts w:ascii="Times New Roman" w:hAnsi="Times New Roman" w:cs="Times New Roman"/>
+        </w:rPr>
+        <w:t>scope</w:t>
+      </w:r>
+      <w:proofErr w:type="spellEnd"/>
+      <w:r>
+        <w:rPr>
+          <w:rFonts w:ascii="Times New Roman" w:hAnsi="Times New Roman" w:cs="Times New Roman"/>
+        </w:rPr>
+        <w:t xml:space="preserve">-ot, a </w:t>
       </w:r>
       <w:r>
         <w:rPr>
@@ -2924,13 +4726,132 @@
         <w:rPr>
           <w:rFonts w:ascii="Times New Roman" w:hAnsi="Times New Roman" w:cs="Times New Roman"/>
         </w:rPr>
-        <w:t>8 címet fogunk tudni kiosztani, ez a lokális lan scopeja. Internal hálókártyával fogunk csatlakozni egy klienseszközzel és megnézzük kap-e címet.</w:t>
-      </w:r>
-      <w:r>
-        <w:rPr>
-          <w:rFonts w:ascii="Times New Roman" w:hAnsi="Times New Roman" w:cs="Times New Roman"/>
-        </w:rPr>
-        <w:t xml:space="preserve"> Excluded addresses: amiket nem oszthat ki a DHCP szolgáltatás a scope-ból az a default gateway és a </w:t>
+        <w:t xml:space="preserve">8 címet fogunk tudni kiosztani, ez a lokális </w:t>
+      </w:r>
+      <w:proofErr w:type="spellStart"/>
+      <w:r>
+        <w:rPr>
+          <w:rFonts w:ascii="Times New Roman" w:hAnsi="Times New Roman" w:cs="Times New Roman"/>
+        </w:rPr>
+        <w:t>lan</w:t>
+      </w:r>
+      <w:proofErr w:type="spellEnd"/>
+      <w:r>
+        <w:rPr>
+          <w:rFonts w:ascii="Times New Roman" w:hAnsi="Times New Roman" w:cs="Times New Roman"/>
+        </w:rPr>
+        <w:t xml:space="preserve"> </w:t>
+      </w:r>
+      <w:proofErr w:type="spellStart"/>
+      <w:r>
+        <w:rPr>
+          <w:rFonts w:ascii="Times New Roman" w:hAnsi="Times New Roman" w:cs="Times New Roman"/>
+        </w:rPr>
+        <w:t>scopeja</w:t>
+      </w:r>
+      <w:proofErr w:type="spellEnd"/>
+      <w:r>
+        <w:rPr>
+          <w:rFonts w:ascii="Times New Roman" w:hAnsi="Times New Roman" w:cs="Times New Roman"/>
+        </w:rPr>
+        <w:t xml:space="preserve">. </w:t>
+      </w:r>
+      <w:proofErr w:type="spellStart"/>
+      <w:r>
+        <w:rPr>
+          <w:rFonts w:ascii="Times New Roman" w:hAnsi="Times New Roman" w:cs="Times New Roman"/>
+        </w:rPr>
+        <w:t>Internal</w:t>
+      </w:r>
+      <w:proofErr w:type="spellEnd"/>
+      <w:r>
+        <w:rPr>
+          <w:rFonts w:ascii="Times New Roman" w:hAnsi="Times New Roman" w:cs="Times New Roman"/>
+        </w:rPr>
+        <w:t xml:space="preserve"> </w:t>
+      </w:r>
+      <w:r>
+        <w:rPr>
+          <w:rFonts w:ascii="Times New Roman" w:hAnsi="Times New Roman" w:cs="Times New Roman"/>
+        </w:rPr>
+        <w:lastRenderedPageBreak/>
+        <w:t>hálókártyával fogunk csatlakozni egy klienseszközzel és megnézzük kap-e címet.</w:t>
+      </w:r>
+      <w:r>
+        <w:rPr>
+          <w:rFonts w:ascii="Times New Roman" w:hAnsi="Times New Roman" w:cs="Times New Roman"/>
+        </w:rPr>
+        <w:t xml:space="preserve"> </w:t>
+      </w:r>
+      <w:proofErr w:type="spellStart"/>
+      <w:r>
+        <w:rPr>
+          <w:rFonts w:ascii="Times New Roman" w:hAnsi="Times New Roman" w:cs="Times New Roman"/>
+        </w:rPr>
+        <w:t>Excluded</w:t>
+      </w:r>
+      <w:proofErr w:type="spellEnd"/>
+      <w:r>
+        <w:rPr>
+          <w:rFonts w:ascii="Times New Roman" w:hAnsi="Times New Roman" w:cs="Times New Roman"/>
+        </w:rPr>
+        <w:t xml:space="preserve"> </w:t>
+      </w:r>
+      <w:proofErr w:type="spellStart"/>
+      <w:r>
+        <w:rPr>
+          <w:rFonts w:ascii="Times New Roman" w:hAnsi="Times New Roman" w:cs="Times New Roman"/>
+        </w:rPr>
+        <w:t>addresses</w:t>
+      </w:r>
+      <w:proofErr w:type="spellEnd"/>
+      <w:r>
+        <w:rPr>
+          <w:rFonts w:ascii="Times New Roman" w:hAnsi="Times New Roman" w:cs="Times New Roman"/>
+        </w:rPr>
+        <w:t xml:space="preserve">: amiket nem oszthat ki a DHCP szolgáltatás a </w:t>
+      </w:r>
+      <w:proofErr w:type="spellStart"/>
+      <w:r>
+        <w:rPr>
+          <w:rFonts w:ascii="Times New Roman" w:hAnsi="Times New Roman" w:cs="Times New Roman"/>
+        </w:rPr>
+        <w:t>scope-ból</w:t>
+      </w:r>
+      <w:proofErr w:type="spellEnd"/>
+      <w:r>
+        <w:rPr>
+          <w:rFonts w:ascii="Times New Roman" w:hAnsi="Times New Roman" w:cs="Times New Roman"/>
+        </w:rPr>
+        <w:t xml:space="preserve"> az a </w:t>
+      </w:r>
+      <w:proofErr w:type="spellStart"/>
+      <w:r>
+        <w:rPr>
+          <w:rFonts w:ascii="Times New Roman" w:hAnsi="Times New Roman" w:cs="Times New Roman"/>
+        </w:rPr>
+        <w:t>default</w:t>
+      </w:r>
+      <w:proofErr w:type="spellEnd"/>
+      <w:r>
+        <w:rPr>
+          <w:rFonts w:ascii="Times New Roman" w:hAnsi="Times New Roman" w:cs="Times New Roman"/>
+        </w:rPr>
+        <w:t xml:space="preserve"> </w:t>
+      </w:r>
+      <w:proofErr w:type="spellStart"/>
+      <w:r>
+        <w:rPr>
+          <w:rFonts w:ascii="Times New Roman" w:hAnsi="Times New Roman" w:cs="Times New Roman"/>
+        </w:rPr>
+        <w:t>gateway</w:t>
+      </w:r>
+      <w:proofErr w:type="spellEnd"/>
+      <w:r>
+        <w:rPr>
+          <w:rFonts w:ascii="Times New Roman" w:hAnsi="Times New Roman" w:cs="Times New Roman"/>
+        </w:rPr>
+        <w:t xml:space="preserve"> és a </w:t>
       </w:r>
       <w:r>
         <w:rPr>
@@ -3000,7 +4921,6 @@
           <w:rFonts w:ascii="Times New Roman" w:hAnsi="Times New Roman" w:cs="Times New Roman"/>
           <w:noProof/>
         </w:rPr>
-        <w:lastRenderedPageBreak/>
         <w:drawing>
           <wp:inline distT="0" distB="0" distL="0" distR="0" wp14:anchorId="61AC3BB4" wp14:editId="26F80D47">
             <wp:extent cx="2098363" cy="1714213"/>
@@ -3055,13 +4975,41 @@
         <w:rPr>
           <w:rFonts w:ascii="Times New Roman" w:hAnsi="Times New Roman" w:cs="Times New Roman"/>
         </w:rPr>
-        <w:t xml:space="preserve">Beállítom a DNS szerver a scope-ban </w:t>
-      </w:r>
-      <w:r>
-        <w:rPr>
-          <w:rFonts w:ascii="Times New Roman" w:hAnsi="Times New Roman" w:cs="Times New Roman"/>
-        </w:rPr>
-        <w:t xml:space="preserve">és létrehozok egy DHCP reservationt a webszervernek, ami Linux alapú és ugyanebben a hálózatban </w:t>
+        <w:t xml:space="preserve">Beállítom a DNS szerver a </w:t>
+      </w:r>
+      <w:proofErr w:type="spellStart"/>
+      <w:r>
+        <w:rPr>
+          <w:rFonts w:ascii="Times New Roman" w:hAnsi="Times New Roman" w:cs="Times New Roman"/>
+        </w:rPr>
+        <w:t>scope</w:t>
+      </w:r>
+      <w:proofErr w:type="spellEnd"/>
+      <w:r>
+        <w:rPr>
+          <w:rFonts w:ascii="Times New Roman" w:hAnsi="Times New Roman" w:cs="Times New Roman"/>
+        </w:rPr>
+        <w:t xml:space="preserve">-ban </w:t>
+      </w:r>
+      <w:r>
+        <w:rPr>
+          <w:rFonts w:ascii="Times New Roman" w:hAnsi="Times New Roman" w:cs="Times New Roman"/>
+        </w:rPr>
+        <w:t xml:space="preserve">és létrehozok egy DHCP </w:t>
+      </w:r>
+      <w:proofErr w:type="spellStart"/>
+      <w:r>
+        <w:rPr>
+          <w:rFonts w:ascii="Times New Roman" w:hAnsi="Times New Roman" w:cs="Times New Roman"/>
+        </w:rPr>
+        <w:t>reservationt</w:t>
+      </w:r>
+      <w:proofErr w:type="spellEnd"/>
+      <w:r>
+        <w:rPr>
+          <w:rFonts w:ascii="Times New Roman" w:hAnsi="Times New Roman" w:cs="Times New Roman"/>
+        </w:rPr>
+        <w:t xml:space="preserve"> a webszervernek, ami Linux alapú és ugyanebben a hálózatban </w:t>
       </w:r>
       <w:r>
         <w:rPr>
@@ -3131,6 +5079,7 @@
           <w:rFonts w:ascii="Times New Roman" w:hAnsi="Times New Roman" w:cs="Times New Roman"/>
           <w:noProof/>
         </w:rPr>
+        <w:lastRenderedPageBreak/>
         <w:drawing>
           <wp:inline distT="0" distB="0" distL="0" distR="0" wp14:anchorId="343E4F79" wp14:editId="5AD73181">
             <wp:extent cx="2631025" cy="2991621"/>
@@ -3180,7 +5129,6 @@
           <w:rFonts w:ascii="Times New Roman" w:hAnsi="Times New Roman" w:cs="Times New Roman"/>
           <w:noProof/>
         </w:rPr>
-        <w:lastRenderedPageBreak/>
         <w:drawing>
           <wp:inline distT="0" distB="0" distL="0" distR="0" wp14:anchorId="1D1A81B6" wp14:editId="2E7F0041">
             <wp:extent cx="5053373" cy="1569808"/>
@@ -3220,6 +5168,7 @@
     </w:p>
     <w:p>
       <w:pPr>
+        <w:jc w:val="both"/>
         <w:rPr>
           <w:rFonts w:ascii="Times New Roman" w:hAnsi="Times New Roman" w:cs="Times New Roman"/>
         </w:rPr>
@@ -3241,15 +5190,44 @@
     </w:p>
     <w:p>
       <w:pPr>
-        <w:rPr>
-          <w:rFonts w:ascii="Times New Roman" w:hAnsi="Times New Roman" w:cs="Times New Roman"/>
-        </w:rPr>
-      </w:pPr>
-      <w:r>
-        <w:rPr>
-          <w:rFonts w:ascii="Times New Roman" w:hAnsi="Times New Roman" w:cs="Times New Roman"/>
-        </w:rPr>
-        <w:t>Egy Windows 11 alapú klienset fogok használni, ami egy internal kártyával rendelkezik.</w:t>
+        <w:jc w:val="both"/>
+        <w:rPr>
+          <w:rFonts w:ascii="Times New Roman" w:hAnsi="Times New Roman" w:cs="Times New Roman"/>
+        </w:rPr>
+      </w:pPr>
+      <w:r>
+        <w:rPr>
+          <w:rFonts w:ascii="Times New Roman" w:hAnsi="Times New Roman" w:cs="Times New Roman"/>
+        </w:rPr>
+        <w:t xml:space="preserve">Egy Windows 11 alapú </w:t>
+      </w:r>
+      <w:proofErr w:type="spellStart"/>
+      <w:r>
+        <w:rPr>
+          <w:rFonts w:ascii="Times New Roman" w:hAnsi="Times New Roman" w:cs="Times New Roman"/>
+        </w:rPr>
+        <w:t>klienset</w:t>
+      </w:r>
+      <w:proofErr w:type="spellEnd"/>
+      <w:r>
+        <w:rPr>
+          <w:rFonts w:ascii="Times New Roman" w:hAnsi="Times New Roman" w:cs="Times New Roman"/>
+        </w:rPr>
+        <w:t xml:space="preserve"> fogok használni, ami egy </w:t>
+      </w:r>
+      <w:proofErr w:type="spellStart"/>
+      <w:r>
+        <w:rPr>
+          <w:rFonts w:ascii="Times New Roman" w:hAnsi="Times New Roman" w:cs="Times New Roman"/>
+        </w:rPr>
+        <w:t>internal</w:t>
+      </w:r>
+      <w:proofErr w:type="spellEnd"/>
+      <w:r>
+        <w:rPr>
+          <w:rFonts w:ascii="Times New Roman" w:hAnsi="Times New Roman" w:cs="Times New Roman"/>
+        </w:rPr>
+        <w:t xml:space="preserve"> kártyával rendelkezik.</w:t>
       </w:r>
       <w:r>
         <w:rPr>
@@ -3319,6 +5297,7 @@
           <w:rFonts w:ascii="Times New Roman" w:hAnsi="Times New Roman" w:cs="Times New Roman"/>
           <w:noProof/>
         </w:rPr>
+        <w:lastRenderedPageBreak/>
         <w:drawing>
           <wp:inline distT="0" distB="0" distL="0" distR="0" wp14:anchorId="38C59126" wp14:editId="4E4B73A6">
             <wp:extent cx="4064209" cy="3048157"/>
@@ -3367,7 +5346,21 @@
         <w:rPr>
           <w:rFonts w:ascii="Times New Roman" w:hAnsi="Times New Roman" w:cs="Times New Roman"/>
         </w:rPr>
-        <w:t>Most pedig tarományba léptetem</w:t>
+        <w:t xml:space="preserve">Most pedig </w:t>
+      </w:r>
+      <w:proofErr w:type="spellStart"/>
+      <w:r>
+        <w:rPr>
+          <w:rFonts w:ascii="Times New Roman" w:hAnsi="Times New Roman" w:cs="Times New Roman"/>
+        </w:rPr>
+        <w:t>tarományba</w:t>
+      </w:r>
+      <w:proofErr w:type="spellEnd"/>
+      <w:r>
+        <w:rPr>
+          <w:rFonts w:ascii="Times New Roman" w:hAnsi="Times New Roman" w:cs="Times New Roman"/>
+        </w:rPr>
+        <w:t xml:space="preserve"> léptetem</w:t>
       </w:r>
       <w:r>
         <w:rPr>
@@ -3397,14 +5390,35 @@
         <w:rPr>
           <w:rFonts w:ascii="Times New Roman" w:hAnsi="Times New Roman" w:cs="Times New Roman"/>
         </w:rPr>
-        <w:t xml:space="preserve">a TELEKOM domainhez adom, amit a tartomány fülben </w:t>
-      </w:r>
-      <w:r>
-        <w:rPr>
-          <w:rFonts w:ascii="Times New Roman" w:hAnsi="Times New Roman" w:cs="Times New Roman"/>
-        </w:rPr>
-        <w:lastRenderedPageBreak/>
-        <w:t xml:space="preserve">adok meg, újraindítom és bejelentkezek – másik felhasználó, TELEKOM\Administrator – Nincs1. </w:t>
+        <w:t xml:space="preserve">a TELEKOM </w:t>
+      </w:r>
+      <w:proofErr w:type="spellStart"/>
+      <w:r>
+        <w:rPr>
+          <w:rFonts w:ascii="Times New Roman" w:hAnsi="Times New Roman" w:cs="Times New Roman"/>
+        </w:rPr>
+        <w:t>domainhez</w:t>
+      </w:r>
+      <w:proofErr w:type="spellEnd"/>
+      <w:r>
+        <w:rPr>
+          <w:rFonts w:ascii="Times New Roman" w:hAnsi="Times New Roman" w:cs="Times New Roman"/>
+        </w:rPr>
+        <w:t xml:space="preserve"> adom, amit a tartomány fülben adok meg, újraindítom és bejelentkezek – másik felhasználó, TELEKOM\</w:t>
+      </w:r>
+      <w:proofErr w:type="spellStart"/>
+      <w:r>
+        <w:rPr>
+          <w:rFonts w:ascii="Times New Roman" w:hAnsi="Times New Roman" w:cs="Times New Roman"/>
+        </w:rPr>
+        <w:t>Administrator</w:t>
+      </w:r>
+      <w:proofErr w:type="spellEnd"/>
+      <w:r>
+        <w:rPr>
+          <w:rFonts w:ascii="Times New Roman" w:hAnsi="Times New Roman" w:cs="Times New Roman"/>
+        </w:rPr>
+        <w:t xml:space="preserve"> – Nincs1. </w:t>
       </w:r>
     </w:p>
     <w:p>
@@ -3507,27 +5521,121 @@
     </w:p>
     <w:p>
       <w:pPr>
-        <w:rPr>
-          <w:rFonts w:ascii="Times New Roman" w:hAnsi="Times New Roman" w:cs="Times New Roman"/>
-        </w:rPr>
-      </w:pPr>
-      <w:r>
-        <w:rPr>
-          <w:rFonts w:ascii="Times New Roman" w:hAnsi="Times New Roman" w:cs="Times New Roman"/>
-        </w:rPr>
-        <w:t xml:space="preserve">Létrehozok a Windows szerveren egy organization unitot, amit elnevezek Administratorsnek és </w:t>
-      </w:r>
-      <w:r>
-        <w:rPr>
-          <w:rFonts w:ascii="Times New Roman" w:hAnsi="Times New Roman" w:cs="Times New Roman"/>
-        </w:rPr>
-        <w:t xml:space="preserve">létrehzok egy csoportot, ahol a legnagyobb jogosultsággal rendelkező adminok vannak: „GodModeAdmin”, amihez </w:t>
-      </w:r>
-      <w:r>
-        <w:rPr>
-          <w:rFonts w:ascii="Times New Roman" w:hAnsi="Times New Roman" w:cs="Times New Roman"/>
-        </w:rPr>
-        <w:t xml:space="preserve">hozzáadok Usereket, minket a csapat tagjait, mint adminokat: Márk, Barnabás, Dénes. </w:t>
+        <w:jc w:val="both"/>
+        <w:rPr>
+          <w:rFonts w:ascii="Times New Roman" w:hAnsi="Times New Roman" w:cs="Times New Roman"/>
+        </w:rPr>
+      </w:pPr>
+      <w:r>
+        <w:rPr>
+          <w:rFonts w:ascii="Times New Roman" w:hAnsi="Times New Roman" w:cs="Times New Roman"/>
+        </w:rPr>
+        <w:lastRenderedPageBreak/>
+        <w:t xml:space="preserve">Létrehozok a Windows szerveren egy </w:t>
+      </w:r>
+      <w:proofErr w:type="spellStart"/>
+      <w:r>
+        <w:rPr>
+          <w:rFonts w:ascii="Times New Roman" w:hAnsi="Times New Roman" w:cs="Times New Roman"/>
+        </w:rPr>
+        <w:t>organization</w:t>
+      </w:r>
+      <w:proofErr w:type="spellEnd"/>
+      <w:r>
+        <w:rPr>
+          <w:rFonts w:ascii="Times New Roman" w:hAnsi="Times New Roman" w:cs="Times New Roman"/>
+        </w:rPr>
+        <w:t xml:space="preserve"> unitot, amit elnevezek </w:t>
+      </w:r>
+      <w:proofErr w:type="spellStart"/>
+      <w:r>
+        <w:rPr>
+          <w:rFonts w:ascii="Times New Roman" w:hAnsi="Times New Roman" w:cs="Times New Roman"/>
+        </w:rPr>
+        <w:t>Administratorsnek</w:t>
+      </w:r>
+      <w:proofErr w:type="spellEnd"/>
+      <w:r>
+        <w:rPr>
+          <w:rFonts w:ascii="Times New Roman" w:hAnsi="Times New Roman" w:cs="Times New Roman"/>
+        </w:rPr>
+        <w:t xml:space="preserve"> és </w:t>
+      </w:r>
+      <w:proofErr w:type="spellStart"/>
+      <w:r>
+        <w:rPr>
+          <w:rFonts w:ascii="Times New Roman" w:hAnsi="Times New Roman" w:cs="Times New Roman"/>
+        </w:rPr>
+        <w:t>létrehzok</w:t>
+      </w:r>
+      <w:proofErr w:type="spellEnd"/>
+      <w:r>
+        <w:rPr>
+          <w:rFonts w:ascii="Times New Roman" w:hAnsi="Times New Roman" w:cs="Times New Roman"/>
+        </w:rPr>
+        <w:t xml:space="preserve"> egy csoportot, ahol a legnagyobb jogosultsággal rendelkező </w:t>
+      </w:r>
+      <w:proofErr w:type="spellStart"/>
+      <w:r>
+        <w:rPr>
+          <w:rFonts w:ascii="Times New Roman" w:hAnsi="Times New Roman" w:cs="Times New Roman"/>
+        </w:rPr>
+        <w:t>adminok</w:t>
+      </w:r>
+      <w:proofErr w:type="spellEnd"/>
+      <w:r>
+        <w:rPr>
+          <w:rFonts w:ascii="Times New Roman" w:hAnsi="Times New Roman" w:cs="Times New Roman"/>
+        </w:rPr>
+        <w:t xml:space="preserve"> vannak: „</w:t>
+      </w:r>
+      <w:proofErr w:type="spellStart"/>
+      <w:r>
+        <w:rPr>
+          <w:rFonts w:ascii="Times New Roman" w:hAnsi="Times New Roman" w:cs="Times New Roman"/>
+        </w:rPr>
+        <w:t>GodModeAdmin</w:t>
+      </w:r>
+      <w:proofErr w:type="spellEnd"/>
+      <w:r>
+        <w:rPr>
+          <w:rFonts w:ascii="Times New Roman" w:hAnsi="Times New Roman" w:cs="Times New Roman"/>
+        </w:rPr>
+        <w:t xml:space="preserve">”, amihez </w:t>
+      </w:r>
+      <w:r>
+        <w:rPr>
+          <w:rFonts w:ascii="Times New Roman" w:hAnsi="Times New Roman" w:cs="Times New Roman"/>
+        </w:rPr>
+        <w:t xml:space="preserve">hozzáadok </w:t>
+      </w:r>
+      <w:proofErr w:type="spellStart"/>
+      <w:r>
+        <w:rPr>
+          <w:rFonts w:ascii="Times New Roman" w:hAnsi="Times New Roman" w:cs="Times New Roman"/>
+        </w:rPr>
+        <w:t>Usereket</w:t>
+      </w:r>
+      <w:proofErr w:type="spellEnd"/>
+      <w:r>
+        <w:rPr>
+          <w:rFonts w:ascii="Times New Roman" w:hAnsi="Times New Roman" w:cs="Times New Roman"/>
+        </w:rPr>
+        <w:t xml:space="preserve">, minket a csapat tagjait, mint </w:t>
+      </w:r>
+      <w:proofErr w:type="spellStart"/>
+      <w:r>
+        <w:rPr>
+          <w:rFonts w:ascii="Times New Roman" w:hAnsi="Times New Roman" w:cs="Times New Roman"/>
+        </w:rPr>
+        <w:t>adminokat</w:t>
+      </w:r>
+      <w:proofErr w:type="spellEnd"/>
+      <w:r>
+        <w:rPr>
+          <w:rFonts w:ascii="Times New Roman" w:hAnsi="Times New Roman" w:cs="Times New Roman"/>
+        </w:rPr>
+        <w:t xml:space="preserve">: Márk, Barnabás, Dénes. </w:t>
       </w:r>
     </w:p>
     <w:p>
@@ -3590,25 +5698,46 @@
         <w:rPr>
           <w:rFonts w:ascii="Times New Roman" w:hAnsi="Times New Roman" w:cs="Times New Roman"/>
         </w:rPr>
-        <w:lastRenderedPageBreak/>
         <w:t xml:space="preserve">Hozzáadtam két darab 100GB-s </w:t>
       </w:r>
-      <w:r>
-        <w:rPr>
-          <w:rFonts w:ascii="Times New Roman" w:hAnsi="Times New Roman" w:cs="Times New Roman"/>
-        </w:rPr>
-        <w:t xml:space="preserve">disket, amin létrehoztam partíciós táblákat. </w:t>
-      </w:r>
-      <w:r>
-        <w:rPr>
-          <w:rFonts w:ascii="Times New Roman" w:hAnsi="Times New Roman" w:cs="Times New Roman"/>
-        </w:rPr>
-        <w:t xml:space="preserve">Létrehozok két volumeot, egyik felhasználói adatok, a másik drives. </w:t>
-      </w:r>
-    </w:p>
-    <w:p>
-      <w:pPr>
-        <w:jc w:val="center"/>
+      <w:proofErr w:type="spellStart"/>
+      <w:r>
+        <w:rPr>
+          <w:rFonts w:ascii="Times New Roman" w:hAnsi="Times New Roman" w:cs="Times New Roman"/>
+        </w:rPr>
+        <w:t>disket</w:t>
+      </w:r>
+      <w:proofErr w:type="spellEnd"/>
+      <w:r>
+        <w:rPr>
+          <w:rFonts w:ascii="Times New Roman" w:hAnsi="Times New Roman" w:cs="Times New Roman"/>
+        </w:rPr>
+        <w:t xml:space="preserve">, amin létrehoztam partíciós táblákat. </w:t>
+      </w:r>
+      <w:r>
+        <w:rPr>
+          <w:rFonts w:ascii="Times New Roman" w:hAnsi="Times New Roman" w:cs="Times New Roman"/>
+        </w:rPr>
+        <w:t xml:space="preserve">Létrehozok két </w:t>
+      </w:r>
+      <w:proofErr w:type="spellStart"/>
+      <w:r>
+        <w:rPr>
+          <w:rFonts w:ascii="Times New Roman" w:hAnsi="Times New Roman" w:cs="Times New Roman"/>
+        </w:rPr>
+        <w:t>volumeot</w:t>
+      </w:r>
+      <w:proofErr w:type="spellEnd"/>
+      <w:r>
+        <w:rPr>
+          <w:rFonts w:ascii="Times New Roman" w:hAnsi="Times New Roman" w:cs="Times New Roman"/>
+        </w:rPr>
+        <w:t xml:space="preserve">, egyik felhasználói adatok, a másik drives. </w:t>
+      </w:r>
+    </w:p>
+    <w:p>
+      <w:pPr>
+        <w:jc w:val="both"/>
         <w:rPr>
           <w:rFonts w:ascii="Times New Roman" w:hAnsi="Times New Roman" w:cs="Times New Roman"/>
         </w:rPr>
@@ -3657,7 +5786,7 @@
     </w:p>
     <w:p>
       <w:pPr>
-        <w:jc w:val="center"/>
+        <w:jc w:val="both"/>
         <w:rPr>
           <w:rFonts w:ascii="Times New Roman" w:hAnsi="Times New Roman" w:cs="Times New Roman"/>
         </w:rPr>
@@ -3667,6 +5796,7 @@
           <w:rFonts w:ascii="Times New Roman" w:hAnsi="Times New Roman" w:cs="Times New Roman"/>
           <w:noProof/>
         </w:rPr>
+        <w:lastRenderedPageBreak/>
         <w:drawing>
           <wp:inline distT="0" distB="0" distL="0" distR="0" wp14:anchorId="6BB1C6FB" wp14:editId="410E47E1">
             <wp:extent cx="5754103" cy="1319916"/>
@@ -3706,7 +5836,7 @@
     </w:p>
     <w:p>
       <w:pPr>
-        <w:jc w:val="center"/>
+        <w:jc w:val="both"/>
         <w:rPr>
           <w:rFonts w:ascii="Times New Roman" w:hAnsi="Times New Roman" w:cs="Times New Roman"/>
         </w:rPr>
@@ -3760,32 +5890,93 @@
           <w:rFonts w:ascii="Times New Roman" w:hAnsi="Times New Roman" w:cs="Times New Roman"/>
         </w:rPr>
       </w:pPr>
-    </w:p>
-    <w:p>
-      <w:pPr>
-        <w:jc w:val="both"/>
-        <w:rPr>
-          <w:rFonts w:ascii="Times New Roman" w:hAnsi="Times New Roman" w:cs="Times New Roman"/>
-        </w:rPr>
-      </w:pPr>
-      <w:r>
-        <w:rPr>
-          <w:rFonts w:ascii="Times New Roman" w:hAnsi="Times New Roman" w:cs="Times New Roman"/>
-        </w:rPr>
-        <w:lastRenderedPageBreak/>
-        <w:t xml:space="preserve">Létrehoztam a volumeon belül a profilok mappát, itt lesz eltárolva az összes eltárolandó profil adat. </w:t>
-      </w:r>
-      <w:r>
-        <w:rPr>
-          <w:rFonts w:ascii="Times New Roman" w:hAnsi="Times New Roman" w:cs="Times New Roman"/>
-        </w:rPr>
-        <w:t>Így véglegesen létrehoztuk a diskeket, megformáztuk azokat és létrehoztuk a megosztásokat</w:t>
-      </w:r>
-      <w:r>
-        <w:rPr>
-          <w:rFonts w:ascii="Times New Roman" w:hAnsi="Times New Roman" w:cs="Times New Roman"/>
-        </w:rPr>
-        <w:t xml:space="preserve">. Most a userek Profilejánál hozzáadom a megfelelő beállításokat. Ezzel azt érjük el, hogy minden usernek lesz lokálisan egy </w:t>
+      <w:r>
+        <w:rPr>
+          <w:rFonts w:ascii="Times New Roman" w:hAnsi="Times New Roman" w:cs="Times New Roman"/>
+        </w:rPr>
+        <w:t xml:space="preserve">Létrehoztam a </w:t>
+      </w:r>
+      <w:proofErr w:type="spellStart"/>
+      <w:r>
+        <w:rPr>
+          <w:rFonts w:ascii="Times New Roman" w:hAnsi="Times New Roman" w:cs="Times New Roman"/>
+        </w:rPr>
+        <w:t>volumeon</w:t>
+      </w:r>
+      <w:proofErr w:type="spellEnd"/>
+      <w:r>
+        <w:rPr>
+          <w:rFonts w:ascii="Times New Roman" w:hAnsi="Times New Roman" w:cs="Times New Roman"/>
+        </w:rPr>
+        <w:t xml:space="preserve"> belül a profilok mappát, itt lesz eltárolva az összes eltárolandó profil adat. </w:t>
+      </w:r>
+      <w:r>
+        <w:rPr>
+          <w:rFonts w:ascii="Times New Roman" w:hAnsi="Times New Roman" w:cs="Times New Roman"/>
+        </w:rPr>
+        <w:t xml:space="preserve">Így véglegesen létrehoztuk a </w:t>
+      </w:r>
+      <w:proofErr w:type="spellStart"/>
+      <w:r>
+        <w:rPr>
+          <w:rFonts w:ascii="Times New Roman" w:hAnsi="Times New Roman" w:cs="Times New Roman"/>
+        </w:rPr>
+        <w:t>diskeket</w:t>
+      </w:r>
+      <w:proofErr w:type="spellEnd"/>
+      <w:r>
+        <w:rPr>
+          <w:rFonts w:ascii="Times New Roman" w:hAnsi="Times New Roman" w:cs="Times New Roman"/>
+        </w:rPr>
+        <w:t>, megformáztuk azokat és létrehoztuk a megosztásokat</w:t>
+      </w:r>
+      <w:r>
+        <w:rPr>
+          <w:rFonts w:ascii="Times New Roman" w:hAnsi="Times New Roman" w:cs="Times New Roman"/>
+        </w:rPr>
+        <w:t xml:space="preserve">. Most a </w:t>
+      </w:r>
+      <w:proofErr w:type="spellStart"/>
+      <w:r>
+        <w:rPr>
+          <w:rFonts w:ascii="Times New Roman" w:hAnsi="Times New Roman" w:cs="Times New Roman"/>
+        </w:rPr>
+        <w:t>userek</w:t>
+      </w:r>
+      <w:proofErr w:type="spellEnd"/>
+      <w:r>
+        <w:rPr>
+          <w:rFonts w:ascii="Times New Roman" w:hAnsi="Times New Roman" w:cs="Times New Roman"/>
+        </w:rPr>
+        <w:t xml:space="preserve"> </w:t>
+      </w:r>
+      <w:proofErr w:type="spellStart"/>
+      <w:r>
+        <w:rPr>
+          <w:rFonts w:ascii="Times New Roman" w:hAnsi="Times New Roman" w:cs="Times New Roman"/>
+        </w:rPr>
+        <w:t>Profilejánál</w:t>
+      </w:r>
+      <w:proofErr w:type="spellEnd"/>
+      <w:r>
+        <w:rPr>
+          <w:rFonts w:ascii="Times New Roman" w:hAnsi="Times New Roman" w:cs="Times New Roman"/>
+        </w:rPr>
+        <w:t xml:space="preserve"> hozzáadom a megfelelő beállításokat. Ezzel azt érjük el, hogy minden </w:t>
+      </w:r>
+      <w:proofErr w:type="spellStart"/>
+      <w:r>
+        <w:rPr>
+          <w:rFonts w:ascii="Times New Roman" w:hAnsi="Times New Roman" w:cs="Times New Roman"/>
+        </w:rPr>
+        <w:t>usernek</w:t>
+      </w:r>
+      <w:proofErr w:type="spellEnd"/>
+      <w:r>
+        <w:rPr>
+          <w:rFonts w:ascii="Times New Roman" w:hAnsi="Times New Roman" w:cs="Times New Roman"/>
+        </w:rPr>
+        <w:t xml:space="preserve"> lesz lokálisan egy </w:t>
       </w:r>
       <w:r>
         <w:rPr>
@@ -3809,7 +6000,77 @@
         <w:rPr>
           <w:rFonts w:ascii="Times New Roman" w:hAnsi="Times New Roman" w:cs="Times New Roman"/>
         </w:rPr>
-        <w:t xml:space="preserve"> user elérési útvonalát állítjuk még be. Ezeket most a csapattagora, adminokra állítottam be. Ezekkel a userekker már be is tudok jelentkezni, hiszen a taromány részei. </w:t>
+        <w:t xml:space="preserve"> </w:t>
+      </w:r>
+      <w:proofErr w:type="spellStart"/>
+      <w:r>
+        <w:rPr>
+          <w:rFonts w:ascii="Times New Roman" w:hAnsi="Times New Roman" w:cs="Times New Roman"/>
+        </w:rPr>
+        <w:t>user</w:t>
+      </w:r>
+      <w:proofErr w:type="spellEnd"/>
+      <w:r>
+        <w:rPr>
+          <w:rFonts w:ascii="Times New Roman" w:hAnsi="Times New Roman" w:cs="Times New Roman"/>
+        </w:rPr>
+        <w:t xml:space="preserve"> elérési útvonalát állítjuk még be. Ezeket most a </w:t>
+      </w:r>
+      <w:proofErr w:type="spellStart"/>
+      <w:r>
+        <w:rPr>
+          <w:rFonts w:ascii="Times New Roman" w:hAnsi="Times New Roman" w:cs="Times New Roman"/>
+        </w:rPr>
+        <w:t>csapattagora</w:t>
+      </w:r>
+      <w:proofErr w:type="spellEnd"/>
+      <w:r>
+        <w:rPr>
+          <w:rFonts w:ascii="Times New Roman" w:hAnsi="Times New Roman" w:cs="Times New Roman"/>
+        </w:rPr>
+        <w:t xml:space="preserve">, </w:t>
+      </w:r>
+      <w:proofErr w:type="spellStart"/>
+      <w:r>
+        <w:rPr>
+          <w:rFonts w:ascii="Times New Roman" w:hAnsi="Times New Roman" w:cs="Times New Roman"/>
+        </w:rPr>
+        <w:t>adminokra</w:t>
+      </w:r>
+      <w:proofErr w:type="spellEnd"/>
+      <w:r>
+        <w:rPr>
+          <w:rFonts w:ascii="Times New Roman" w:hAnsi="Times New Roman" w:cs="Times New Roman"/>
+        </w:rPr>
+        <w:t xml:space="preserve"> állítottam be. Ezekkel a </w:t>
+      </w:r>
+      <w:proofErr w:type="spellStart"/>
+      <w:r>
+        <w:rPr>
+          <w:rFonts w:ascii="Times New Roman" w:hAnsi="Times New Roman" w:cs="Times New Roman"/>
+        </w:rPr>
+        <w:t>userekker</w:t>
+      </w:r>
+      <w:proofErr w:type="spellEnd"/>
+      <w:r>
+        <w:rPr>
+          <w:rFonts w:ascii="Times New Roman" w:hAnsi="Times New Roman" w:cs="Times New Roman"/>
+        </w:rPr>
+        <w:t xml:space="preserve"> már be is tudok jelentkezni, hiszen a </w:t>
+      </w:r>
+      <w:proofErr w:type="spellStart"/>
+      <w:r>
+        <w:rPr>
+          <w:rFonts w:ascii="Times New Roman" w:hAnsi="Times New Roman" w:cs="Times New Roman"/>
+        </w:rPr>
+        <w:t>taromány</w:t>
+      </w:r>
+      <w:proofErr w:type="spellEnd"/>
+      <w:r>
+        <w:rPr>
+          <w:rFonts w:ascii="Times New Roman" w:hAnsi="Times New Roman" w:cs="Times New Roman"/>
+        </w:rPr>
+        <w:t xml:space="preserve"> részei. </w:t>
       </w:r>
     </w:p>
     <w:p>
@@ -3873,6 +6134,7 @@
           <w:rFonts w:ascii="Times New Roman" w:hAnsi="Times New Roman" w:cs="Times New Roman"/>
           <w:noProof/>
         </w:rPr>
+        <w:lastRenderedPageBreak/>
         <w:drawing>
           <wp:inline distT="0" distB="0" distL="0" distR="0" wp14:anchorId="3017D5BD" wp14:editId="2447A986">
             <wp:extent cx="5760720" cy="3335655"/>
@@ -3912,41 +6174,30 @@
     </w:p>
     <w:p>
       <w:pPr>
-        <w:jc w:val="center"/>
-        <w:rPr>
-          <w:rFonts w:ascii="Times New Roman" w:hAnsi="Times New Roman" w:cs="Times New Roman"/>
-        </w:rPr>
-      </w:pPr>
-    </w:p>
-    <w:p>
-      <w:pPr>
-        <w:jc w:val="both"/>
-        <w:rPr>
-          <w:rFonts w:ascii="Times New Roman" w:hAnsi="Times New Roman" w:cs="Times New Roman"/>
-        </w:rPr>
-      </w:pPr>
-    </w:p>
-    <w:p>
-      <w:pPr>
-        <w:jc w:val="center"/>
-        <w:rPr>
-          <w:rFonts w:ascii="Times New Roman" w:hAnsi="Times New Roman" w:cs="Times New Roman"/>
-        </w:rPr>
-      </w:pPr>
-    </w:p>
-    <w:p>
-      <w:pPr>
-        <w:jc w:val="both"/>
-        <w:rPr>
-          <w:rFonts w:ascii="Times New Roman" w:hAnsi="Times New Roman" w:cs="Times New Roman"/>
-        </w:rPr>
-      </w:pPr>
-      <w:r>
-        <w:rPr>
-          <w:rFonts w:ascii="Times New Roman" w:hAnsi="Times New Roman" w:cs="Times New Roman"/>
-        </w:rPr>
-        <w:lastRenderedPageBreak/>
-        <w:t xml:space="preserve">Beléptem Dönci fiókjával. Az új jelszava: Cisco1234. </w:t>
+        <w:jc w:val="both"/>
+        <w:rPr>
+          <w:rFonts w:ascii="Times New Roman" w:hAnsi="Times New Roman" w:cs="Times New Roman"/>
+        </w:rPr>
+      </w:pPr>
+      <w:r>
+        <w:rPr>
+          <w:rFonts w:ascii="Times New Roman" w:hAnsi="Times New Roman" w:cs="Times New Roman"/>
+        </w:rPr>
+        <w:t xml:space="preserve">Beléptem Dönci fiókjával. Az új </w:t>
+      </w:r>
+      <w:proofErr w:type="spellStart"/>
+      <w:r>
+        <w:rPr>
+          <w:rFonts w:ascii="Times New Roman" w:hAnsi="Times New Roman" w:cs="Times New Roman"/>
+        </w:rPr>
+        <w:t>jelszava</w:t>
+      </w:r>
+      <w:proofErr w:type="spellEnd"/>
+      <w:r>
+        <w:rPr>
+          <w:rFonts w:ascii="Times New Roman" w:hAnsi="Times New Roman" w:cs="Times New Roman"/>
+        </w:rPr>
+        <w:t xml:space="preserve">: Cisco1234. </w:t>
       </w:r>
       <w:r>
         <w:rPr>
@@ -4072,6 +6323,68 @@
           <w:rFonts w:ascii="Times New Roman" w:hAnsi="Times New Roman" w:cs="Times New Roman"/>
         </w:rPr>
       </w:pPr>
+    </w:p>
+    <w:p>
+      <w:pPr>
+        <w:jc w:val="both"/>
+        <w:rPr>
+          <w:rFonts w:ascii="Times New Roman" w:hAnsi="Times New Roman" w:cs="Times New Roman"/>
+        </w:rPr>
+      </w:pPr>
+    </w:p>
+    <w:p>
+      <w:pPr>
+        <w:jc w:val="both"/>
+        <w:rPr>
+          <w:rFonts w:ascii="Times New Roman" w:hAnsi="Times New Roman" w:cs="Times New Roman"/>
+        </w:rPr>
+      </w:pPr>
+    </w:p>
+    <w:p>
+      <w:pPr>
+        <w:jc w:val="both"/>
+        <w:rPr>
+          <w:rFonts w:ascii="Times New Roman" w:hAnsi="Times New Roman" w:cs="Times New Roman"/>
+        </w:rPr>
+      </w:pPr>
+    </w:p>
+    <w:p>
+      <w:pPr>
+        <w:jc w:val="both"/>
+        <w:rPr>
+          <w:rFonts w:ascii="Times New Roman" w:hAnsi="Times New Roman" w:cs="Times New Roman"/>
+        </w:rPr>
+      </w:pPr>
+    </w:p>
+    <w:p>
+      <w:pPr>
+        <w:jc w:val="both"/>
+        <w:rPr>
+          <w:rFonts w:ascii="Times New Roman" w:hAnsi="Times New Roman" w:cs="Times New Roman"/>
+        </w:rPr>
+      </w:pPr>
+      <w:r>
+        <w:rPr>
+          <w:rFonts w:ascii="Times New Roman" w:hAnsi="Times New Roman" w:cs="Times New Roman"/>
+          <w:highlight w:val="red"/>
+        </w:rPr>
+        <w:lastRenderedPageBreak/>
+        <w:t>Ütemezett biztonsági mentés:</w:t>
+      </w:r>
+      <w:r>
+        <w:rPr>
+          <w:rFonts w:ascii="Times New Roman" w:hAnsi="Times New Roman" w:cs="Times New Roman"/>
+        </w:rPr>
+        <w:t xml:space="preserve"> </w:t>
+      </w:r>
+    </w:p>
+    <w:p>
+      <w:pPr>
+        <w:jc w:val="both"/>
+        <w:rPr>
+          <w:rFonts w:ascii="Times New Roman" w:hAnsi="Times New Roman" w:cs="Times New Roman"/>
+        </w:rPr>
+      </w:pPr>
       <w:r>
         <w:rPr>
           <w:rFonts w:ascii="Times New Roman" w:hAnsi="Times New Roman" w:cs="Times New Roman"/>
@@ -4186,15 +6499,113 @@
       <w:r>
         <w:rPr>
           <w:rFonts w:ascii="Times New Roman" w:hAnsi="Times New Roman" w:cs="Times New Roman"/>
-        </w:rPr>
-        <w:lastRenderedPageBreak/>
-        <w:t>Az automatizált szoftvertelepítéshez létrehozok egy sharet és ott hozzáad</w:t>
-      </w:r>
-      <w:r>
-        <w:rPr>
-          <w:rFonts w:ascii="Times New Roman" w:hAnsi="Times New Roman" w:cs="Times New Roman"/>
-        </w:rPr>
-        <w:t>om a domain users-t, adminokat és domain computers-t. Áll</w:t>
+          <w:highlight w:val="red"/>
+        </w:rPr>
+        <w:t>Automatizált szoftvertelepítés:</w:t>
+      </w:r>
+    </w:p>
+    <w:p>
+      <w:pPr>
+        <w:jc w:val="both"/>
+        <w:rPr>
+          <w:rFonts w:ascii="Times New Roman" w:hAnsi="Times New Roman" w:cs="Times New Roman"/>
+        </w:rPr>
+      </w:pPr>
+      <w:r>
+        <w:rPr>
+          <w:rFonts w:ascii="Times New Roman" w:hAnsi="Times New Roman" w:cs="Times New Roman"/>
+        </w:rPr>
+        <w:t xml:space="preserve">Az automatizált szoftvertelepítéshez létrehozok egy </w:t>
+      </w:r>
+      <w:proofErr w:type="spellStart"/>
+      <w:r>
+        <w:rPr>
+          <w:rFonts w:ascii="Times New Roman" w:hAnsi="Times New Roman" w:cs="Times New Roman"/>
+        </w:rPr>
+        <w:t>sharet</w:t>
+      </w:r>
+      <w:proofErr w:type="spellEnd"/>
+      <w:r>
+        <w:rPr>
+          <w:rFonts w:ascii="Times New Roman" w:hAnsi="Times New Roman" w:cs="Times New Roman"/>
+        </w:rPr>
+        <w:t xml:space="preserve"> és ott hozzáad</w:t>
+      </w:r>
+      <w:r>
+        <w:rPr>
+          <w:rFonts w:ascii="Times New Roman" w:hAnsi="Times New Roman" w:cs="Times New Roman"/>
+        </w:rPr>
+        <w:t xml:space="preserve">om a </w:t>
+      </w:r>
+      <w:proofErr w:type="spellStart"/>
+      <w:r>
+        <w:rPr>
+          <w:rFonts w:ascii="Times New Roman" w:hAnsi="Times New Roman" w:cs="Times New Roman"/>
+        </w:rPr>
+        <w:t>domain</w:t>
+      </w:r>
+      <w:proofErr w:type="spellEnd"/>
+      <w:r>
+        <w:rPr>
+          <w:rFonts w:ascii="Times New Roman" w:hAnsi="Times New Roman" w:cs="Times New Roman"/>
+        </w:rPr>
+        <w:t xml:space="preserve"> </w:t>
+      </w:r>
+      <w:proofErr w:type="spellStart"/>
+      <w:r>
+        <w:rPr>
+          <w:rFonts w:ascii="Times New Roman" w:hAnsi="Times New Roman" w:cs="Times New Roman"/>
+        </w:rPr>
+        <w:t>users</w:t>
+      </w:r>
+      <w:proofErr w:type="spellEnd"/>
+      <w:r>
+        <w:rPr>
+          <w:rFonts w:ascii="Times New Roman" w:hAnsi="Times New Roman" w:cs="Times New Roman"/>
+        </w:rPr>
+        <w:t xml:space="preserve">-t, </w:t>
+      </w:r>
+      <w:proofErr w:type="spellStart"/>
+      <w:r>
+        <w:rPr>
+          <w:rFonts w:ascii="Times New Roman" w:hAnsi="Times New Roman" w:cs="Times New Roman"/>
+        </w:rPr>
+        <w:t>adminokat</w:t>
+      </w:r>
+      <w:proofErr w:type="spellEnd"/>
+      <w:r>
+        <w:rPr>
+          <w:rFonts w:ascii="Times New Roman" w:hAnsi="Times New Roman" w:cs="Times New Roman"/>
+        </w:rPr>
+        <w:t xml:space="preserve"> és </w:t>
+      </w:r>
+      <w:proofErr w:type="spellStart"/>
+      <w:r>
+        <w:rPr>
+          <w:rFonts w:ascii="Times New Roman" w:hAnsi="Times New Roman" w:cs="Times New Roman"/>
+        </w:rPr>
+        <w:t>domain</w:t>
+      </w:r>
+      <w:proofErr w:type="spellEnd"/>
+      <w:r>
+        <w:rPr>
+          <w:rFonts w:ascii="Times New Roman" w:hAnsi="Times New Roman" w:cs="Times New Roman"/>
+        </w:rPr>
+        <w:t xml:space="preserve"> </w:t>
+      </w:r>
+      <w:proofErr w:type="spellStart"/>
+      <w:r>
+        <w:rPr>
+          <w:rFonts w:ascii="Times New Roman" w:hAnsi="Times New Roman" w:cs="Times New Roman"/>
+        </w:rPr>
+        <w:t>computers</w:t>
+      </w:r>
+      <w:proofErr w:type="spellEnd"/>
+      <w:r>
+        <w:rPr>
+          <w:rFonts w:ascii="Times New Roman" w:hAnsi="Times New Roman" w:cs="Times New Roman"/>
+        </w:rPr>
+        <w:t>-t. Áll</w:t>
       </w:r>
       <w:r>
         <w:rPr>
@@ -4206,12 +6617,26 @@
         <w:rPr>
           <w:rFonts w:ascii="Times New Roman" w:hAnsi="Times New Roman" w:cs="Times New Roman"/>
         </w:rPr>
-        <w:t xml:space="preserve">tok jogosultségokat és mentem. </w:t>
-      </w:r>
-    </w:p>
-    <w:p>
-      <w:pPr>
-        <w:jc w:val="center"/>
+        <w:t xml:space="preserve">tok </w:t>
+      </w:r>
+      <w:proofErr w:type="spellStart"/>
+      <w:r>
+        <w:rPr>
+          <w:rFonts w:ascii="Times New Roman" w:hAnsi="Times New Roman" w:cs="Times New Roman"/>
+        </w:rPr>
+        <w:t>jogosultségokat</w:t>
+      </w:r>
+      <w:proofErr w:type="spellEnd"/>
+      <w:r>
+        <w:rPr>
+          <w:rFonts w:ascii="Times New Roman" w:hAnsi="Times New Roman" w:cs="Times New Roman"/>
+        </w:rPr>
+        <w:t xml:space="preserve"> és mentem. </w:t>
+      </w:r>
+    </w:p>
+    <w:p>
+      <w:pPr>
+        <w:jc w:val="both"/>
         <w:rPr>
           <w:rFonts w:ascii="Times New Roman" w:hAnsi="Times New Roman" w:cs="Times New Roman"/>
         </w:rPr>
@@ -4268,10 +6693,559 @@
     </w:p>
     <w:p>
       <w:pPr>
-        <w:rPr>
-          <w:rFonts w:ascii="Times New Roman" w:hAnsi="Times New Roman" w:cs="Times New Roman"/>
-        </w:rPr>
-      </w:pPr>
+        <w:jc w:val="both"/>
+        <w:rPr>
+          <w:rFonts w:ascii="Times New Roman" w:hAnsi="Times New Roman" w:cs="Times New Roman"/>
+        </w:rPr>
+      </w:pPr>
+      <w:proofErr w:type="spellStart"/>
+      <w:r>
+        <w:rPr>
+          <w:rFonts w:ascii="Times New Roman" w:hAnsi="Times New Roman" w:cs="Times New Roman"/>
+        </w:rPr>
+        <w:t>Mitán</w:t>
+      </w:r>
+      <w:proofErr w:type="spellEnd"/>
+      <w:r>
+        <w:rPr>
+          <w:rFonts w:ascii="Times New Roman" w:hAnsi="Times New Roman" w:cs="Times New Roman"/>
+        </w:rPr>
+        <w:t xml:space="preserve"> </w:t>
+      </w:r>
+      <w:proofErr w:type="spellStart"/>
+      <w:r>
+        <w:rPr>
+          <w:rFonts w:ascii="Times New Roman" w:hAnsi="Times New Roman" w:cs="Times New Roman"/>
+        </w:rPr>
+        <w:t>létrehozuk</w:t>
+      </w:r>
+      <w:proofErr w:type="spellEnd"/>
+      <w:r>
+        <w:rPr>
+          <w:rFonts w:ascii="Times New Roman" w:hAnsi="Times New Roman" w:cs="Times New Roman"/>
+        </w:rPr>
+        <w:t xml:space="preserve"> ezt a </w:t>
+      </w:r>
+      <w:proofErr w:type="spellStart"/>
+      <w:r>
+        <w:rPr>
+          <w:rFonts w:ascii="Times New Roman" w:hAnsi="Times New Roman" w:cs="Times New Roman"/>
+        </w:rPr>
+        <w:t>sharet</w:t>
+      </w:r>
+      <w:proofErr w:type="spellEnd"/>
+      <w:r>
+        <w:rPr>
+          <w:rFonts w:ascii="Times New Roman" w:hAnsi="Times New Roman" w:cs="Times New Roman"/>
+        </w:rPr>
+        <w:t xml:space="preserve"> utána letöltött a </w:t>
+      </w:r>
+      <w:proofErr w:type="spellStart"/>
+      <w:r>
+        <w:rPr>
+          <w:rFonts w:ascii="Times New Roman" w:hAnsi="Times New Roman" w:cs="Times New Roman"/>
+        </w:rPr>
+        <w:t>firefox</w:t>
+      </w:r>
+      <w:proofErr w:type="spellEnd"/>
+      <w:r>
+        <w:rPr>
+          <w:rFonts w:ascii="Times New Roman" w:hAnsi="Times New Roman" w:cs="Times New Roman"/>
+        </w:rPr>
+        <w:t xml:space="preserve"> </w:t>
+      </w:r>
+      <w:proofErr w:type="spellStart"/>
+      <w:r>
+        <w:rPr>
+          <w:rFonts w:ascii="Times New Roman" w:hAnsi="Times New Roman" w:cs="Times New Roman"/>
+        </w:rPr>
+        <w:t>installer</w:t>
+      </w:r>
+      <w:proofErr w:type="spellEnd"/>
+      <w:r>
+        <w:rPr>
+          <w:rFonts w:ascii="Times New Roman" w:hAnsi="Times New Roman" w:cs="Times New Roman"/>
+        </w:rPr>
+        <w:t xml:space="preserve"> </w:t>
+      </w:r>
+      <w:proofErr w:type="spellStart"/>
+      <w:r>
+        <w:rPr>
+          <w:rFonts w:ascii="Times New Roman" w:hAnsi="Times New Roman" w:cs="Times New Roman"/>
+        </w:rPr>
+        <w:t>msi</w:t>
+      </w:r>
+      <w:proofErr w:type="spellEnd"/>
+      <w:r>
+        <w:rPr>
+          <w:rFonts w:ascii="Times New Roman" w:hAnsi="Times New Roman" w:cs="Times New Roman"/>
+        </w:rPr>
+        <w:t xml:space="preserve">-jét az internetről és </w:t>
+      </w:r>
+      <w:r>
+        <w:rPr>
+          <w:rFonts w:ascii="Times New Roman" w:hAnsi="Times New Roman" w:cs="Times New Roman"/>
+        </w:rPr>
+        <w:t xml:space="preserve">bemásoltam az </w:t>
+      </w:r>
+      <w:proofErr w:type="spellStart"/>
+      <w:r>
+        <w:rPr>
+          <w:rFonts w:ascii="Times New Roman" w:hAnsi="Times New Roman" w:cs="Times New Roman"/>
+        </w:rPr>
+        <w:t>installers</w:t>
+      </w:r>
+      <w:proofErr w:type="spellEnd"/>
+      <w:r>
+        <w:rPr>
+          <w:rFonts w:ascii="Times New Roman" w:hAnsi="Times New Roman" w:cs="Times New Roman"/>
+        </w:rPr>
+        <w:t xml:space="preserve"> </w:t>
+      </w:r>
+      <w:proofErr w:type="spellStart"/>
+      <w:r>
+        <w:rPr>
+          <w:rFonts w:ascii="Times New Roman" w:hAnsi="Times New Roman" w:cs="Times New Roman"/>
+        </w:rPr>
+        <w:t>folderbe</w:t>
+      </w:r>
+      <w:proofErr w:type="spellEnd"/>
+      <w:r>
+        <w:rPr>
+          <w:rFonts w:ascii="Times New Roman" w:hAnsi="Times New Roman" w:cs="Times New Roman"/>
+        </w:rPr>
+        <w:t xml:space="preserve"> hozzáadom a </w:t>
+      </w:r>
+      <w:proofErr w:type="spellStart"/>
+      <w:r>
+        <w:rPr>
+          <w:rFonts w:ascii="Times New Roman" w:hAnsi="Times New Roman" w:cs="Times New Roman"/>
+        </w:rPr>
+        <w:t>domain</w:t>
+      </w:r>
+      <w:proofErr w:type="spellEnd"/>
+      <w:r>
+        <w:rPr>
+          <w:rFonts w:ascii="Times New Roman" w:hAnsi="Times New Roman" w:cs="Times New Roman"/>
+        </w:rPr>
+        <w:t xml:space="preserve"> </w:t>
+      </w:r>
+      <w:proofErr w:type="spellStart"/>
+      <w:r>
+        <w:rPr>
+          <w:rFonts w:ascii="Times New Roman" w:hAnsi="Times New Roman" w:cs="Times New Roman"/>
+        </w:rPr>
+        <w:t>usert</w:t>
+      </w:r>
+      <w:proofErr w:type="spellEnd"/>
+      <w:r>
+        <w:rPr>
+          <w:rFonts w:ascii="Times New Roman" w:hAnsi="Times New Roman" w:cs="Times New Roman"/>
+        </w:rPr>
+        <w:t xml:space="preserve"> és </w:t>
+      </w:r>
+      <w:proofErr w:type="spellStart"/>
+      <w:r>
+        <w:rPr>
+          <w:rFonts w:ascii="Times New Roman" w:hAnsi="Times New Roman" w:cs="Times New Roman"/>
+        </w:rPr>
+        <w:t>computers</w:t>
+      </w:r>
+      <w:proofErr w:type="spellEnd"/>
+      <w:r>
+        <w:rPr>
+          <w:rFonts w:ascii="Times New Roman" w:hAnsi="Times New Roman" w:cs="Times New Roman"/>
+        </w:rPr>
+        <w:t xml:space="preserve"> ezeknek </w:t>
+      </w:r>
+      <w:proofErr w:type="spellStart"/>
+      <w:r>
+        <w:rPr>
+          <w:rFonts w:ascii="Times New Roman" w:hAnsi="Times New Roman" w:cs="Times New Roman"/>
+        </w:rPr>
+        <w:t>read</w:t>
+      </w:r>
+      <w:proofErr w:type="spellEnd"/>
+      <w:r>
+        <w:rPr>
+          <w:rFonts w:ascii="Times New Roman" w:hAnsi="Times New Roman" w:cs="Times New Roman"/>
+        </w:rPr>
+        <w:t xml:space="preserve"> jogot állítok</w:t>
+      </w:r>
+      <w:r>
+        <w:rPr>
+          <w:rFonts w:ascii="Times New Roman" w:hAnsi="Times New Roman" w:cs="Times New Roman"/>
+        </w:rPr>
+        <w:t xml:space="preserve">, az </w:t>
+      </w:r>
+      <w:proofErr w:type="spellStart"/>
+      <w:r>
+        <w:rPr>
+          <w:rFonts w:ascii="Times New Roman" w:hAnsi="Times New Roman" w:cs="Times New Roman"/>
+        </w:rPr>
+        <w:t>Admin</w:t>
+      </w:r>
+      <w:proofErr w:type="spellEnd"/>
+      <w:r>
+        <w:rPr>
+          <w:rFonts w:ascii="Times New Roman" w:hAnsi="Times New Roman" w:cs="Times New Roman"/>
+        </w:rPr>
+        <w:t xml:space="preserve"> </w:t>
+      </w:r>
+      <w:proofErr w:type="spellStart"/>
+      <w:r>
+        <w:rPr>
+          <w:rFonts w:ascii="Times New Roman" w:hAnsi="Times New Roman" w:cs="Times New Roman"/>
+        </w:rPr>
+        <w:t>usereknek</w:t>
+      </w:r>
+      <w:proofErr w:type="spellEnd"/>
+      <w:r>
+        <w:rPr>
+          <w:rFonts w:ascii="Times New Roman" w:hAnsi="Times New Roman" w:cs="Times New Roman"/>
+        </w:rPr>
+        <w:t xml:space="preserve"> </w:t>
+      </w:r>
+      <w:proofErr w:type="spellStart"/>
+      <w:r>
+        <w:rPr>
+          <w:rFonts w:ascii="Times New Roman" w:hAnsi="Times New Roman" w:cs="Times New Roman"/>
+        </w:rPr>
+        <w:t>full</w:t>
+      </w:r>
+      <w:proofErr w:type="spellEnd"/>
+      <w:r>
+        <w:rPr>
+          <w:rFonts w:ascii="Times New Roman" w:hAnsi="Times New Roman" w:cs="Times New Roman"/>
+        </w:rPr>
+        <w:t xml:space="preserve"> </w:t>
+      </w:r>
+      <w:proofErr w:type="spellStart"/>
+      <w:r>
+        <w:rPr>
+          <w:rFonts w:ascii="Times New Roman" w:hAnsi="Times New Roman" w:cs="Times New Roman"/>
+        </w:rPr>
+        <w:t>controlt</w:t>
+      </w:r>
+      <w:proofErr w:type="spellEnd"/>
+      <w:r>
+        <w:rPr>
+          <w:rFonts w:ascii="Times New Roman" w:hAnsi="Times New Roman" w:cs="Times New Roman"/>
+        </w:rPr>
+        <w:t xml:space="preserve"> állítottunk</w:t>
+      </w:r>
+      <w:r>
+        <w:rPr>
+          <w:rFonts w:ascii="Times New Roman" w:hAnsi="Times New Roman" w:cs="Times New Roman"/>
+        </w:rPr>
+        <w:t xml:space="preserve">. </w:t>
+      </w:r>
+      <w:r>
+        <w:rPr>
+          <w:rFonts w:ascii="Times New Roman" w:hAnsi="Times New Roman" w:cs="Times New Roman"/>
+        </w:rPr>
+        <w:t xml:space="preserve">Utána az </w:t>
+      </w:r>
+      <w:proofErr w:type="spellStart"/>
+      <w:r>
+        <w:rPr>
+          <w:rFonts w:ascii="Times New Roman" w:hAnsi="Times New Roman" w:cs="Times New Roman"/>
+        </w:rPr>
+        <w:t>Administrators</w:t>
+      </w:r>
+      <w:proofErr w:type="spellEnd"/>
+      <w:r>
+        <w:rPr>
+          <w:rFonts w:ascii="Times New Roman" w:hAnsi="Times New Roman" w:cs="Times New Roman"/>
+        </w:rPr>
+        <w:t xml:space="preserve"> Organization Unit-</w:t>
+      </w:r>
+      <w:proofErr w:type="spellStart"/>
+      <w:r>
+        <w:rPr>
+          <w:rFonts w:ascii="Times New Roman" w:hAnsi="Times New Roman" w:cs="Times New Roman"/>
+        </w:rPr>
+        <w:t>ba</w:t>
+      </w:r>
+      <w:proofErr w:type="spellEnd"/>
+      <w:r>
+        <w:rPr>
+          <w:rFonts w:ascii="Times New Roman" w:hAnsi="Times New Roman" w:cs="Times New Roman"/>
+        </w:rPr>
+        <w:t xml:space="preserve"> létrehozok egy új Group Policyt</w:t>
+      </w:r>
+      <w:r>
+        <w:rPr>
+          <w:rFonts w:ascii="Times New Roman" w:hAnsi="Times New Roman" w:cs="Times New Roman"/>
+        </w:rPr>
+        <w:t xml:space="preserve"> </w:t>
+      </w:r>
+      <w:proofErr w:type="spellStart"/>
+      <w:r>
+        <w:rPr>
+          <w:rFonts w:ascii="Times New Roman" w:hAnsi="Times New Roman" w:cs="Times New Roman"/>
+        </w:rPr>
+        <w:t>firefox</w:t>
+      </w:r>
+      <w:proofErr w:type="spellEnd"/>
+      <w:r>
+        <w:rPr>
+          <w:rFonts w:ascii="Times New Roman" w:hAnsi="Times New Roman" w:cs="Times New Roman"/>
+        </w:rPr>
+        <w:t xml:space="preserve"> </w:t>
+      </w:r>
+      <w:proofErr w:type="spellStart"/>
+      <w:r>
+        <w:rPr>
+          <w:rFonts w:ascii="Times New Roman" w:hAnsi="Times New Roman" w:cs="Times New Roman"/>
+        </w:rPr>
+        <w:t>installers</w:t>
+      </w:r>
+      <w:proofErr w:type="spellEnd"/>
+      <w:r>
+        <w:rPr>
+          <w:rFonts w:ascii="Times New Roman" w:hAnsi="Times New Roman" w:cs="Times New Roman"/>
+        </w:rPr>
+        <w:t xml:space="preserve"> néven</w:t>
+      </w:r>
+      <w:r>
+        <w:rPr>
+          <w:rFonts w:ascii="Times New Roman" w:hAnsi="Times New Roman" w:cs="Times New Roman"/>
+        </w:rPr>
+        <w:t>.</w:t>
+      </w:r>
+      <w:r>
+        <w:rPr>
+          <w:rFonts w:ascii="Times New Roman" w:hAnsi="Times New Roman" w:cs="Times New Roman"/>
+        </w:rPr>
+        <w:t xml:space="preserve"> </w:t>
+      </w:r>
+      <w:r>
+        <w:rPr>
+          <w:rFonts w:ascii="Times New Roman" w:hAnsi="Times New Roman" w:cs="Times New Roman"/>
+        </w:rPr>
+        <w:t xml:space="preserve">Beillesztjük </w:t>
+      </w:r>
+      <w:r>
+        <w:rPr>
+          <w:rFonts w:ascii="Times New Roman" w:hAnsi="Times New Roman" w:cs="Times New Roman"/>
+        </w:rPr>
+        <w:t xml:space="preserve">a Software </w:t>
+      </w:r>
+      <w:proofErr w:type="spellStart"/>
+      <w:r>
+        <w:rPr>
+          <w:rFonts w:ascii="Times New Roman" w:hAnsi="Times New Roman" w:cs="Times New Roman"/>
+        </w:rPr>
+        <w:t>Installation</w:t>
+      </w:r>
+      <w:proofErr w:type="spellEnd"/>
+      <w:r>
+        <w:rPr>
+          <w:rFonts w:ascii="Times New Roman" w:hAnsi="Times New Roman" w:cs="Times New Roman"/>
+        </w:rPr>
+        <w:t xml:space="preserve">-él </w:t>
+      </w:r>
+      <w:r>
+        <w:rPr>
+          <w:rFonts w:ascii="Times New Roman" w:hAnsi="Times New Roman" w:cs="Times New Roman"/>
+        </w:rPr>
+        <w:t>a</w:t>
+      </w:r>
+      <w:r>
+        <w:rPr>
+          <w:rFonts w:ascii="Times New Roman" w:hAnsi="Times New Roman" w:cs="Times New Roman"/>
+        </w:rPr>
+        <w:t>z</w:t>
+      </w:r>
+      <w:r>
+        <w:rPr>
+          <w:rFonts w:ascii="Times New Roman" w:hAnsi="Times New Roman" w:cs="Times New Roman"/>
+        </w:rPr>
+        <w:t xml:space="preserve"> </w:t>
+      </w:r>
+      <w:proofErr w:type="spellStart"/>
+      <w:r>
+        <w:rPr>
+          <w:rFonts w:ascii="Times New Roman" w:hAnsi="Times New Roman" w:cs="Times New Roman"/>
+        </w:rPr>
+        <w:t>installers</w:t>
+      </w:r>
+      <w:proofErr w:type="spellEnd"/>
+      <w:r>
+        <w:rPr>
+          <w:rFonts w:ascii="Times New Roman" w:hAnsi="Times New Roman" w:cs="Times New Roman"/>
+        </w:rPr>
+        <w:t xml:space="preserve"> mappából a </w:t>
+      </w:r>
+      <w:proofErr w:type="spellStart"/>
+      <w:r>
+        <w:rPr>
+          <w:rFonts w:ascii="Times New Roman" w:hAnsi="Times New Roman" w:cs="Times New Roman"/>
+        </w:rPr>
+        <w:t>firefox</w:t>
+      </w:r>
+      <w:proofErr w:type="spellEnd"/>
+      <w:r>
+        <w:rPr>
+          <w:rFonts w:ascii="Times New Roman" w:hAnsi="Times New Roman" w:cs="Times New Roman"/>
+        </w:rPr>
+        <w:t xml:space="preserve"> </w:t>
+      </w:r>
+      <w:proofErr w:type="spellStart"/>
+      <w:r>
+        <w:rPr>
+          <w:rFonts w:ascii="Times New Roman" w:hAnsi="Times New Roman" w:cs="Times New Roman"/>
+        </w:rPr>
+        <w:t>installer</w:t>
+      </w:r>
+      <w:proofErr w:type="spellEnd"/>
+      <w:r>
+        <w:rPr>
+          <w:rFonts w:ascii="Times New Roman" w:hAnsi="Times New Roman" w:cs="Times New Roman"/>
+        </w:rPr>
+        <w:t xml:space="preserve"> </w:t>
+      </w:r>
+      <w:proofErr w:type="spellStart"/>
+      <w:r>
+        <w:rPr>
+          <w:rFonts w:ascii="Times New Roman" w:hAnsi="Times New Roman" w:cs="Times New Roman"/>
+        </w:rPr>
+        <w:t>msi</w:t>
+      </w:r>
+      <w:proofErr w:type="spellEnd"/>
+      <w:r>
+        <w:rPr>
+          <w:rFonts w:ascii="Times New Roman" w:hAnsi="Times New Roman" w:cs="Times New Roman"/>
+        </w:rPr>
+        <w:t xml:space="preserve"> csomagot</w:t>
+      </w:r>
+      <w:r>
+        <w:rPr>
+          <w:rFonts w:ascii="Times New Roman" w:hAnsi="Times New Roman" w:cs="Times New Roman"/>
+        </w:rPr>
+        <w:t xml:space="preserve">, ez azt jelenti, hogy </w:t>
+      </w:r>
+      <w:proofErr w:type="spellStart"/>
+      <w:r>
+        <w:rPr>
+          <w:rFonts w:ascii="Times New Roman" w:hAnsi="Times New Roman" w:cs="Times New Roman"/>
+        </w:rPr>
+        <w:t>most</w:t>
+      </w:r>
+      <w:r>
+        <w:rPr>
+          <w:rFonts w:ascii="Times New Roman" w:hAnsi="Times New Roman" w:cs="Times New Roman"/>
+        </w:rPr>
+        <w:t>m</w:t>
+      </w:r>
+      <w:r>
+        <w:rPr>
+          <w:rFonts w:ascii="Times New Roman" w:hAnsi="Times New Roman" w:cs="Times New Roman"/>
+        </w:rPr>
+        <w:t>ár</w:t>
+      </w:r>
+      <w:proofErr w:type="spellEnd"/>
+      <w:r>
+        <w:rPr>
+          <w:rFonts w:ascii="Times New Roman" w:hAnsi="Times New Roman" w:cs="Times New Roman"/>
+        </w:rPr>
+        <w:t xml:space="preserve"> hálózati megosztáson van az </w:t>
+      </w:r>
+      <w:proofErr w:type="spellStart"/>
+      <w:r>
+        <w:rPr>
+          <w:rFonts w:ascii="Times New Roman" w:hAnsi="Times New Roman" w:cs="Times New Roman"/>
+        </w:rPr>
+        <w:t>installerünk</w:t>
+      </w:r>
+      <w:proofErr w:type="spellEnd"/>
+      <w:r>
+        <w:rPr>
+          <w:rFonts w:ascii="Times New Roman" w:hAnsi="Times New Roman" w:cs="Times New Roman"/>
+        </w:rPr>
+        <w:t xml:space="preserve">. </w:t>
+      </w:r>
+      <w:proofErr w:type="spellStart"/>
+      <w:r>
+        <w:rPr>
+          <w:rFonts w:ascii="Times New Roman" w:hAnsi="Times New Roman" w:cs="Times New Roman"/>
+        </w:rPr>
+        <w:t>Assignesre</w:t>
+      </w:r>
+      <w:proofErr w:type="spellEnd"/>
+      <w:r>
+        <w:rPr>
+          <w:rFonts w:ascii="Times New Roman" w:hAnsi="Times New Roman" w:cs="Times New Roman"/>
+        </w:rPr>
+        <w:t xml:space="preserve"> </w:t>
+      </w:r>
+      <w:r>
+        <w:rPr>
+          <w:rFonts w:ascii="Times New Roman" w:hAnsi="Times New Roman" w:cs="Times New Roman"/>
+        </w:rPr>
+        <w:t>állítjuk</w:t>
+      </w:r>
+      <w:r>
+        <w:rPr>
+          <w:rFonts w:ascii="Times New Roman" w:hAnsi="Times New Roman" w:cs="Times New Roman"/>
+        </w:rPr>
+        <w:t xml:space="preserve"> és beállítjuk a kikényszerítést.</w:t>
+      </w:r>
+      <w:r>
+        <w:rPr>
+          <w:rFonts w:ascii="Times New Roman" w:hAnsi="Times New Roman" w:cs="Times New Roman"/>
+        </w:rPr>
+        <w:t xml:space="preserve"> Bepipálom a tulajdonságoknál, hogy bejelentkezéskor installálja, e</w:t>
+      </w:r>
+      <w:r>
+        <w:rPr>
+          <w:rFonts w:ascii="Times New Roman" w:hAnsi="Times New Roman" w:cs="Times New Roman"/>
+        </w:rPr>
+        <w:t xml:space="preserve">zzel létrejött </w:t>
+      </w:r>
+      <w:r>
+        <w:rPr>
+          <w:rFonts w:ascii="Times New Roman" w:hAnsi="Times New Roman" w:cs="Times New Roman"/>
+        </w:rPr>
+        <w:t>az automatikus klien</w:t>
+      </w:r>
+      <w:r>
+        <w:rPr>
+          <w:rFonts w:ascii="Times New Roman" w:hAnsi="Times New Roman" w:cs="Times New Roman"/>
+        </w:rPr>
+        <w:t>s</w:t>
+      </w:r>
+      <w:r>
+        <w:rPr>
+          <w:rFonts w:ascii="Times New Roman" w:hAnsi="Times New Roman" w:cs="Times New Roman"/>
+        </w:rPr>
+        <w:t xml:space="preserve">program telepítés </w:t>
+      </w:r>
+      <w:r>
+        <w:rPr>
+          <w:rFonts w:ascii="Times New Roman" w:hAnsi="Times New Roman" w:cs="Times New Roman"/>
+        </w:rPr>
+        <w:t xml:space="preserve">és </w:t>
+      </w:r>
+      <w:r>
+        <w:rPr>
+          <w:rFonts w:ascii="Times New Roman" w:hAnsi="Times New Roman" w:cs="Times New Roman"/>
+        </w:rPr>
+        <w:t xml:space="preserve">ezt </w:t>
+      </w:r>
+      <w:r>
+        <w:rPr>
+          <w:rFonts w:ascii="Times New Roman" w:hAnsi="Times New Roman" w:cs="Times New Roman"/>
+        </w:rPr>
+        <w:t>Windows 11 kliens oldalon fogom tesztelni.</w:t>
+      </w:r>
+      <w:r>
+        <w:rPr>
+          <w:rFonts w:ascii="Times New Roman" w:hAnsi="Times New Roman" w:cs="Times New Roman"/>
+        </w:rPr>
+        <w:t xml:space="preserve"> </w:t>
+      </w:r>
     </w:p>
     <w:p>
       <w:pPr>
@@ -4280,6 +7254,47 @@
           <w:rFonts w:ascii="Times New Roman" w:hAnsi="Times New Roman" w:cs="Times New Roman"/>
         </w:rPr>
       </w:pPr>
+      <w:r>
+        <w:rPr>
+          <w:rFonts w:ascii="Times New Roman" w:hAnsi="Times New Roman" w:cs="Times New Roman"/>
+          <w:noProof/>
+        </w:rPr>
+        <w:drawing>
+          <wp:inline distT="0" distB="0" distL="0" distR="0" wp14:anchorId="7F4F40F2" wp14:editId="7B78C9E3">
+            <wp:extent cx="5851986" cy="4238045"/>
+            <wp:effectExtent l="0" t="0" r="0" b="0"/>
+            <wp:docPr id="848090932" name="Kép 1"/>
+            <wp:cNvGraphicFramePr>
+              <a:graphicFrameLocks xmlns:a="http://schemas.openxmlformats.org/drawingml/2006/main" noChangeAspect="1"/>
+            </wp:cNvGraphicFramePr>
+            <a:graphic xmlns:a="http://schemas.openxmlformats.org/drawingml/2006/main">
+              <a:graphicData uri="http://schemas.openxmlformats.org/drawingml/2006/picture">
+                <pic:pic xmlns:pic="http://schemas.openxmlformats.org/drawingml/2006/picture">
+                  <pic:nvPicPr>
+                    <pic:cNvPr id="848090932" name=""/>
+                    <pic:cNvPicPr/>
+                  </pic:nvPicPr>
+                  <pic:blipFill>
+                    <a:blip r:embed="rId45"/>
+                    <a:stretch>
+                      <a:fillRect/>
+                    </a:stretch>
+                  </pic:blipFill>
+                  <pic:spPr>
+                    <a:xfrm>
+                      <a:off x="0" y="0"/>
+                      <a:ext cx="5881671" cy="4259543"/>
+                    </a:xfrm>
+                    <a:prstGeom prst="rect">
+                      <a:avLst/>
+                    </a:prstGeom>
+                  </pic:spPr>
+                </pic:pic>
+              </a:graphicData>
+            </a:graphic>
+          </wp:inline>
+        </w:drawing>
+      </w:r>
     </w:p>
     <w:p>
       <w:pPr>
@@ -4288,78 +7303,48 @@
           <w:rFonts w:ascii="Times New Roman" w:hAnsi="Times New Roman" w:cs="Times New Roman"/>
         </w:rPr>
       </w:pPr>
-    </w:p>
-    <w:p>
-      <w:pPr>
-        <w:jc w:val="both"/>
-        <w:rPr>
-          <w:rFonts w:ascii="Times New Roman" w:hAnsi="Times New Roman" w:cs="Times New Roman"/>
-        </w:rPr>
-      </w:pPr>
-    </w:p>
-    <w:p>
-      <w:pPr>
-        <w:jc w:val="both"/>
-        <w:rPr>
-          <w:rFonts w:ascii="Times New Roman" w:hAnsi="Times New Roman" w:cs="Times New Roman"/>
-        </w:rPr>
-      </w:pPr>
-    </w:p>
-    <w:p>
-      <w:pPr>
-        <w:jc w:val="both"/>
-        <w:rPr>
-          <w:rFonts w:ascii="Times New Roman" w:hAnsi="Times New Roman" w:cs="Times New Roman"/>
-        </w:rPr>
-      </w:pPr>
-    </w:p>
-    <w:p>
-      <w:pPr>
-        <w:jc w:val="both"/>
-        <w:rPr>
-          <w:rFonts w:ascii="Times New Roman" w:hAnsi="Times New Roman" w:cs="Times New Roman"/>
-        </w:rPr>
-      </w:pPr>
-    </w:p>
-    <w:p>
-      <w:pPr>
-        <w:jc w:val="both"/>
-        <w:rPr>
-          <w:rFonts w:ascii="Times New Roman" w:hAnsi="Times New Roman" w:cs="Times New Roman"/>
-        </w:rPr>
-      </w:pPr>
-    </w:p>
-    <w:p>
-      <w:pPr>
-        <w:jc w:val="both"/>
-        <w:rPr>
-          <w:rFonts w:ascii="Times New Roman" w:hAnsi="Times New Roman" w:cs="Times New Roman"/>
-        </w:rPr>
-      </w:pPr>
-    </w:p>
-    <w:p>
-      <w:pPr>
-        <w:jc w:val="both"/>
-        <w:rPr>
-          <w:rFonts w:ascii="Times New Roman" w:hAnsi="Times New Roman" w:cs="Times New Roman"/>
-        </w:rPr>
-      </w:pPr>
-    </w:p>
-    <w:p>
-      <w:pPr>
-        <w:jc w:val="both"/>
-        <w:rPr>
-          <w:rFonts w:ascii="Times New Roman" w:hAnsi="Times New Roman" w:cs="Times New Roman"/>
-        </w:rPr>
-      </w:pPr>
-    </w:p>
-    <w:p>
-      <w:pPr>
-        <w:jc w:val="both"/>
-        <w:rPr>
-          <w:rFonts w:ascii="Times New Roman" w:hAnsi="Times New Roman" w:cs="Times New Roman"/>
-        </w:rPr>
-      </w:pPr>
+      <w:r>
+        <w:rPr>
+          <w:rFonts w:ascii="Times New Roman" w:hAnsi="Times New Roman" w:cs="Times New Roman"/>
+          <w:noProof/>
+        </w:rPr>
+        <w:lastRenderedPageBreak/>
+        <w:drawing>
+          <wp:inline distT="0" distB="0" distL="0" distR="0" wp14:anchorId="0F6BF6AD" wp14:editId="7076AF83">
+            <wp:extent cx="5760720" cy="3963035"/>
+            <wp:effectExtent l="0" t="0" r="0" b="0"/>
+            <wp:docPr id="989663984" name="Kép 1"/>
+            <wp:cNvGraphicFramePr>
+              <a:graphicFrameLocks xmlns:a="http://schemas.openxmlformats.org/drawingml/2006/main" noChangeAspect="1"/>
+            </wp:cNvGraphicFramePr>
+            <a:graphic xmlns:a="http://schemas.openxmlformats.org/drawingml/2006/main">
+              <a:graphicData uri="http://schemas.openxmlformats.org/drawingml/2006/picture">
+                <pic:pic xmlns:pic="http://schemas.openxmlformats.org/drawingml/2006/picture">
+                  <pic:nvPicPr>
+                    <pic:cNvPr id="989663984" name=""/>
+                    <pic:cNvPicPr/>
+                  </pic:nvPicPr>
+                  <pic:blipFill>
+                    <a:blip r:embed="rId46"/>
+                    <a:stretch>
+                      <a:fillRect/>
+                    </a:stretch>
+                  </pic:blipFill>
+                  <pic:spPr>
+                    <a:xfrm>
+                      <a:off x="0" y="0"/>
+                      <a:ext cx="5760720" cy="3963035"/>
+                    </a:xfrm>
+                    <a:prstGeom prst="rect">
+                      <a:avLst/>
+                    </a:prstGeom>
+                  </pic:spPr>
+                </pic:pic>
+              </a:graphicData>
+            </a:graphic>
+          </wp:inline>
+        </w:drawing>
+      </w:r>
     </w:p>
     <w:p>
       <w:pPr>
@@ -4368,6 +7353,228 @@
           <w:rFonts w:ascii="Times New Roman" w:hAnsi="Times New Roman" w:cs="Times New Roman"/>
         </w:rPr>
       </w:pPr>
+      <w:r>
+        <w:rPr>
+          <w:rFonts w:ascii="Times New Roman" w:hAnsi="Times New Roman" w:cs="Times New Roman"/>
+          <w:noProof/>
+        </w:rPr>
+        <w:drawing>
+          <wp:inline distT="0" distB="0" distL="0" distR="0" wp14:anchorId="683685DB" wp14:editId="0EBA00AC">
+            <wp:extent cx="3111660" cy="3568883"/>
+            <wp:effectExtent l="0" t="0" r="0" b="0"/>
+            <wp:docPr id="678886564" name="Kép 1"/>
+            <wp:cNvGraphicFramePr>
+              <a:graphicFrameLocks xmlns:a="http://schemas.openxmlformats.org/drawingml/2006/main" noChangeAspect="1"/>
+            </wp:cNvGraphicFramePr>
+            <a:graphic xmlns:a="http://schemas.openxmlformats.org/drawingml/2006/main">
+              <a:graphicData uri="http://schemas.openxmlformats.org/drawingml/2006/picture">
+                <pic:pic xmlns:pic="http://schemas.openxmlformats.org/drawingml/2006/picture">
+                  <pic:nvPicPr>
+                    <pic:cNvPr id="678886564" name=""/>
+                    <pic:cNvPicPr/>
+                  </pic:nvPicPr>
+                  <pic:blipFill>
+                    <a:blip r:embed="rId47"/>
+                    <a:stretch>
+                      <a:fillRect/>
+                    </a:stretch>
+                  </pic:blipFill>
+                  <pic:spPr>
+                    <a:xfrm>
+                      <a:off x="0" y="0"/>
+                      <a:ext cx="3111660" cy="3568883"/>
+                    </a:xfrm>
+                    <a:prstGeom prst="rect">
+                      <a:avLst/>
+                    </a:prstGeom>
+                  </pic:spPr>
+                </pic:pic>
+              </a:graphicData>
+            </a:graphic>
+          </wp:inline>
+        </w:drawing>
+      </w:r>
+    </w:p>
+    <w:p>
+      <w:pPr>
+        <w:jc w:val="both"/>
+        <w:rPr>
+          <w:rFonts w:ascii="Times New Roman" w:hAnsi="Times New Roman" w:cs="Times New Roman"/>
+        </w:rPr>
+      </w:pPr>
+      <w:r>
+        <w:rPr>
+          <w:rFonts w:ascii="Times New Roman" w:hAnsi="Times New Roman" w:cs="Times New Roman"/>
+        </w:rPr>
+        <w:t xml:space="preserve">Mi az az MSI? </w:t>
+      </w:r>
+    </w:p>
+    <w:p>
+      <w:pPr>
+        <w:jc w:val="both"/>
+        <w:rPr>
+          <w:rFonts w:ascii="Times New Roman" w:hAnsi="Times New Roman" w:cs="Times New Roman"/>
+        </w:rPr>
+      </w:pPr>
+      <w:r>
+        <w:rPr>
+          <w:rFonts w:ascii="Times New Roman" w:hAnsi="Times New Roman" w:cs="Times New Roman"/>
+          <w:b/>
+          <w:bCs/>
+        </w:rPr>
+        <w:t xml:space="preserve">Microsoft </w:t>
+      </w:r>
+      <w:proofErr w:type="spellStart"/>
+      <w:r>
+        <w:rPr>
+          <w:rFonts w:ascii="Times New Roman" w:hAnsi="Times New Roman" w:cs="Times New Roman"/>
+          <w:b/>
+          <w:bCs/>
+        </w:rPr>
+        <w:t>Installer</w:t>
+      </w:r>
+      <w:proofErr w:type="spellEnd"/>
+      <w:r>
+        <w:rPr>
+          <w:rFonts w:ascii="Times New Roman" w:hAnsi="Times New Roman" w:cs="Times New Roman"/>
+          <w:b/>
+          <w:bCs/>
+        </w:rPr>
+        <w:t xml:space="preserve"> fájl</w:t>
+      </w:r>
+      <w:r>
+        <w:rPr>
+          <w:rFonts w:ascii="Times New Roman" w:hAnsi="Times New Roman" w:cs="Times New Roman"/>
+          <w:b/>
+          <w:bCs/>
+        </w:rPr>
+        <w:t xml:space="preserve">. </w:t>
+      </w:r>
+      <w:r>
+        <w:rPr>
+          <w:rFonts w:ascii="Times New Roman" w:hAnsi="Times New Roman" w:cs="Times New Roman"/>
+        </w:rPr>
+        <w:t>A .</w:t>
+      </w:r>
+      <w:proofErr w:type="spellStart"/>
+      <w:r>
+        <w:rPr>
+          <w:rFonts w:ascii="Times New Roman" w:hAnsi="Times New Roman" w:cs="Times New Roman"/>
+        </w:rPr>
+        <w:t>msi</w:t>
+      </w:r>
+      <w:proofErr w:type="spellEnd"/>
+      <w:r>
+        <w:rPr>
+          <w:rFonts w:ascii="Times New Roman" w:hAnsi="Times New Roman" w:cs="Times New Roman"/>
+        </w:rPr>
+        <w:t xml:space="preserve"> egy </w:t>
+      </w:r>
+      <w:r>
+        <w:rPr>
+          <w:rFonts w:ascii="Times New Roman" w:hAnsi="Times New Roman" w:cs="Times New Roman"/>
+          <w:b/>
+          <w:bCs/>
+        </w:rPr>
+        <w:t>telepítőfájl</w:t>
+      </w:r>
+      <w:r>
+        <w:rPr>
+          <w:rFonts w:ascii="Times New Roman" w:hAnsi="Times New Roman" w:cs="Times New Roman"/>
+        </w:rPr>
+        <w:t xml:space="preserve"> Windowsra.</w:t>
+      </w:r>
+      <w:r>
+        <w:rPr>
+          <w:rFonts w:ascii="Times New Roman" w:hAnsi="Times New Roman" w:cs="Times New Roman"/>
+          <w:b/>
+          <w:bCs/>
+        </w:rPr>
+        <w:t xml:space="preserve"> </w:t>
+      </w:r>
+      <w:r>
+        <w:rPr>
+          <w:rFonts w:ascii="Times New Roman" w:hAnsi="Times New Roman" w:cs="Times New Roman"/>
+        </w:rPr>
+        <w:t>Programok, driverek, játékok telepítésére használják.</w:t>
+      </w:r>
+    </w:p>
+    <w:p>
+      <w:pPr>
+        <w:jc w:val="both"/>
+        <w:rPr>
+          <w:rFonts w:ascii="Times New Roman" w:hAnsi="Times New Roman" w:cs="Times New Roman"/>
+        </w:rPr>
+      </w:pPr>
+      <w:r>
+        <w:rPr>
+          <w:rFonts w:ascii="Times New Roman" w:hAnsi="Times New Roman" w:cs="Times New Roman"/>
+        </w:rPr>
+        <w:lastRenderedPageBreak/>
+        <w:t xml:space="preserve">Amint beléptünk a </w:t>
+      </w:r>
+      <w:proofErr w:type="spellStart"/>
+      <w:r>
+        <w:rPr>
+          <w:rFonts w:ascii="Times New Roman" w:hAnsi="Times New Roman" w:cs="Times New Roman"/>
+        </w:rPr>
+        <w:t>Domain</w:t>
+      </w:r>
+      <w:proofErr w:type="spellEnd"/>
+      <w:r>
+        <w:rPr>
+          <w:rFonts w:ascii="Times New Roman" w:hAnsi="Times New Roman" w:cs="Times New Roman"/>
+        </w:rPr>
+        <w:t xml:space="preserve"> </w:t>
+      </w:r>
+      <w:proofErr w:type="spellStart"/>
+      <w:r>
+        <w:rPr>
+          <w:rFonts w:ascii="Times New Roman" w:hAnsi="Times New Roman" w:cs="Times New Roman"/>
+        </w:rPr>
+        <w:t>Userünkbe</w:t>
+      </w:r>
+      <w:proofErr w:type="spellEnd"/>
+      <w:r>
+        <w:rPr>
+          <w:rFonts w:ascii="Times New Roman" w:hAnsi="Times New Roman" w:cs="Times New Roman"/>
+        </w:rPr>
+        <w:t xml:space="preserve"> egy </w:t>
+      </w:r>
+      <w:proofErr w:type="spellStart"/>
+      <w:r>
+        <w:rPr>
+          <w:rFonts w:ascii="Times New Roman" w:hAnsi="Times New Roman" w:cs="Times New Roman"/>
+        </w:rPr>
+        <w:t>parancsal</w:t>
+      </w:r>
+      <w:proofErr w:type="spellEnd"/>
+      <w:r>
+        <w:rPr>
+          <w:rFonts w:ascii="Times New Roman" w:hAnsi="Times New Roman" w:cs="Times New Roman"/>
+        </w:rPr>
+        <w:t xml:space="preserve"> a GPO-k azonnali frissítését kikényszerítjük. </w:t>
+      </w:r>
+      <w:r>
+        <w:rPr>
+          <w:rFonts w:ascii="Times New Roman" w:hAnsi="Times New Roman" w:cs="Times New Roman"/>
+        </w:rPr>
+        <w:t xml:space="preserve">Újraindul a gép és mire megnyitom a </w:t>
+      </w:r>
+      <w:proofErr w:type="spellStart"/>
+      <w:r>
+        <w:rPr>
+          <w:rFonts w:ascii="Times New Roman" w:hAnsi="Times New Roman" w:cs="Times New Roman"/>
+        </w:rPr>
+        <w:t>firefox</w:t>
+      </w:r>
+      <w:proofErr w:type="spellEnd"/>
+      <w:r>
+        <w:rPr>
+          <w:rFonts w:ascii="Times New Roman" w:hAnsi="Times New Roman" w:cs="Times New Roman"/>
+        </w:rPr>
+        <w:t xml:space="preserve"> böngésző automatikus települt. </w:t>
+      </w:r>
     </w:p>
     <w:p>
       <w:pPr>
@@ -4376,14 +7583,511 @@
           <w:rFonts w:ascii="Times New Roman" w:hAnsi="Times New Roman" w:cs="Times New Roman"/>
         </w:rPr>
       </w:pPr>
-    </w:p>
-    <w:p>
-      <w:pPr>
-        <w:jc w:val="both"/>
-        <w:rPr>
-          <w:rFonts w:ascii="Times New Roman" w:hAnsi="Times New Roman" w:cs="Times New Roman"/>
-        </w:rPr>
-      </w:pPr>
+      <w:r>
+        <w:rPr>
+          <w:rFonts w:ascii="Times New Roman" w:hAnsi="Times New Roman" w:cs="Times New Roman"/>
+          <w:noProof/>
+        </w:rPr>
+        <w:drawing>
+          <wp:inline distT="0" distB="0" distL="0" distR="0" wp14:anchorId="3E1B844A" wp14:editId="0A2F67CB">
+            <wp:extent cx="5760720" cy="3052445"/>
+            <wp:effectExtent l="0" t="0" r="0" b="0"/>
+            <wp:docPr id="936201297" name="Kép 1"/>
+            <wp:cNvGraphicFramePr>
+              <a:graphicFrameLocks xmlns:a="http://schemas.openxmlformats.org/drawingml/2006/main" noChangeAspect="1"/>
+            </wp:cNvGraphicFramePr>
+            <a:graphic xmlns:a="http://schemas.openxmlformats.org/drawingml/2006/main">
+              <a:graphicData uri="http://schemas.openxmlformats.org/drawingml/2006/picture">
+                <pic:pic xmlns:pic="http://schemas.openxmlformats.org/drawingml/2006/picture">
+                  <pic:nvPicPr>
+                    <pic:cNvPr id="936201297" name=""/>
+                    <pic:cNvPicPr/>
+                  </pic:nvPicPr>
+                  <pic:blipFill>
+                    <a:blip r:embed="rId48"/>
+                    <a:stretch>
+                      <a:fillRect/>
+                    </a:stretch>
+                  </pic:blipFill>
+                  <pic:spPr>
+                    <a:xfrm>
+                      <a:off x="0" y="0"/>
+                      <a:ext cx="5760720" cy="3052445"/>
+                    </a:xfrm>
+                    <a:prstGeom prst="rect">
+                      <a:avLst/>
+                    </a:prstGeom>
+                  </pic:spPr>
+                </pic:pic>
+              </a:graphicData>
+            </a:graphic>
+          </wp:inline>
+        </w:drawing>
+      </w:r>
+    </w:p>
+    <w:p>
+      <w:pPr>
+        <w:jc w:val="both"/>
+        <w:rPr>
+          <w:rFonts w:ascii="Times New Roman" w:hAnsi="Times New Roman" w:cs="Times New Roman"/>
+        </w:rPr>
+      </w:pPr>
+      <w:r>
+        <w:rPr>
+          <w:rFonts w:ascii="Times New Roman" w:hAnsi="Times New Roman" w:cs="Times New Roman"/>
+        </w:rPr>
+        <w:t xml:space="preserve">Összefoglaló elmélet: </w:t>
+      </w:r>
+    </w:p>
+    <w:p>
+      <w:pPr>
+        <w:jc w:val="both"/>
+        <w:rPr>
+          <w:rFonts w:ascii="Times New Roman" w:hAnsi="Times New Roman" w:cs="Times New Roman"/>
+        </w:rPr>
+      </w:pPr>
+      <w:r>
+        <w:rPr>
+          <w:rFonts w:ascii="Times New Roman" w:hAnsi="Times New Roman" w:cs="Times New Roman"/>
+        </w:rPr>
+        <w:t>Az automatizált szoftvertelepítés célja, hogy a kliensekre a szükséges programok emberi beavatkozás nélkül, központilag kerüljenek fel. Ehhez először létrehozunk egy hálózati megosztást (</w:t>
+      </w:r>
+      <w:proofErr w:type="spellStart"/>
+      <w:r>
+        <w:rPr>
+          <w:rFonts w:ascii="Times New Roman" w:hAnsi="Times New Roman" w:cs="Times New Roman"/>
+        </w:rPr>
+        <w:t>share</w:t>
+      </w:r>
+      <w:proofErr w:type="spellEnd"/>
+      <w:r>
+        <w:rPr>
+          <w:rFonts w:ascii="Times New Roman" w:hAnsi="Times New Roman" w:cs="Times New Roman"/>
+        </w:rPr>
+        <w:t xml:space="preserve">), amelyben tároljuk a telepítőcsomagokat. A megosztáson megfelelő jogosultságokat állítunk be: a </w:t>
+      </w:r>
+      <w:proofErr w:type="spellStart"/>
+      <w:r>
+        <w:rPr>
+          <w:rFonts w:ascii="Times New Roman" w:hAnsi="Times New Roman" w:cs="Times New Roman"/>
+          <w:i/>
+          <w:iCs/>
+        </w:rPr>
+        <w:t>Domain</w:t>
+      </w:r>
+      <w:proofErr w:type="spellEnd"/>
+      <w:r>
+        <w:rPr>
+          <w:rFonts w:ascii="Times New Roman" w:hAnsi="Times New Roman" w:cs="Times New Roman"/>
+          <w:i/>
+          <w:iCs/>
+        </w:rPr>
+        <w:t xml:space="preserve"> </w:t>
+      </w:r>
+      <w:proofErr w:type="spellStart"/>
+      <w:r>
+        <w:rPr>
+          <w:rFonts w:ascii="Times New Roman" w:hAnsi="Times New Roman" w:cs="Times New Roman"/>
+          <w:i/>
+          <w:iCs/>
+        </w:rPr>
+        <w:t>Users</w:t>
+      </w:r>
+      <w:proofErr w:type="spellEnd"/>
+      <w:r>
+        <w:rPr>
+          <w:rFonts w:ascii="Times New Roman" w:hAnsi="Times New Roman" w:cs="Times New Roman"/>
+        </w:rPr>
+        <w:t xml:space="preserve"> és </w:t>
+      </w:r>
+      <w:proofErr w:type="spellStart"/>
+      <w:r>
+        <w:rPr>
+          <w:rFonts w:ascii="Times New Roman" w:hAnsi="Times New Roman" w:cs="Times New Roman"/>
+          <w:i/>
+          <w:iCs/>
+        </w:rPr>
+        <w:t>Domain</w:t>
+      </w:r>
+      <w:proofErr w:type="spellEnd"/>
+      <w:r>
+        <w:rPr>
+          <w:rFonts w:ascii="Times New Roman" w:hAnsi="Times New Roman" w:cs="Times New Roman"/>
+          <w:i/>
+          <w:iCs/>
+        </w:rPr>
+        <w:t xml:space="preserve"> </w:t>
+      </w:r>
+      <w:proofErr w:type="spellStart"/>
+      <w:r>
+        <w:rPr>
+          <w:rFonts w:ascii="Times New Roman" w:hAnsi="Times New Roman" w:cs="Times New Roman"/>
+          <w:i/>
+          <w:iCs/>
+        </w:rPr>
+        <w:t>Computers</w:t>
+      </w:r>
+      <w:proofErr w:type="spellEnd"/>
+      <w:r>
+        <w:rPr>
+          <w:rFonts w:ascii="Times New Roman" w:hAnsi="Times New Roman" w:cs="Times New Roman"/>
+        </w:rPr>
+        <w:t xml:space="preserve"> csoportok olvasási jogot kapnak, az adminisztrátorok pedig teljes hozzáférést. Ez biztosítja, hogy a kliensek el tudják érni a telepítőfájlokat, de nem tudják módosítani azokat.</w:t>
+      </w:r>
+    </w:p>
+    <w:p>
+      <w:pPr>
+        <w:jc w:val="both"/>
+        <w:rPr>
+          <w:rFonts w:ascii="Times New Roman" w:hAnsi="Times New Roman" w:cs="Times New Roman"/>
+        </w:rPr>
+      </w:pPr>
+      <w:r>
+        <w:rPr>
+          <w:rFonts w:ascii="Times New Roman" w:hAnsi="Times New Roman" w:cs="Times New Roman"/>
+        </w:rPr>
+        <w:t>A Firefox telepítéséhez letöltjük a hivatalos MSI telepítőcsomagot, majd elhelyezzük az „</w:t>
+      </w:r>
+      <w:proofErr w:type="spellStart"/>
+      <w:r>
+        <w:rPr>
+          <w:rFonts w:ascii="Times New Roman" w:hAnsi="Times New Roman" w:cs="Times New Roman"/>
+        </w:rPr>
+        <w:t>installers</w:t>
+      </w:r>
+      <w:proofErr w:type="spellEnd"/>
+      <w:r>
+        <w:rPr>
+          <w:rFonts w:ascii="Times New Roman" w:hAnsi="Times New Roman" w:cs="Times New Roman"/>
+        </w:rPr>
+        <w:t xml:space="preserve">” mappában. Az MSI (Microsoft </w:t>
+      </w:r>
+      <w:proofErr w:type="spellStart"/>
+      <w:r>
+        <w:rPr>
+          <w:rFonts w:ascii="Times New Roman" w:hAnsi="Times New Roman" w:cs="Times New Roman"/>
+        </w:rPr>
+        <w:t>Installer</w:t>
+      </w:r>
+      <w:proofErr w:type="spellEnd"/>
+      <w:r>
+        <w:rPr>
+          <w:rFonts w:ascii="Times New Roman" w:hAnsi="Times New Roman" w:cs="Times New Roman"/>
+        </w:rPr>
+        <w:t>) egy Windows által támogatott telepítőformátum, amely lehetővé teszi, hogy a szoftverek csendesen, felhasználói beavatkozás nélkül települjenek.</w:t>
+      </w:r>
+    </w:p>
+    <w:p>
+      <w:pPr>
+        <w:jc w:val="both"/>
+        <w:rPr>
+          <w:rFonts w:ascii="Times New Roman" w:hAnsi="Times New Roman" w:cs="Times New Roman"/>
+        </w:rPr>
+      </w:pPr>
+      <w:r>
+        <w:rPr>
+          <w:rFonts w:ascii="Times New Roman" w:hAnsi="Times New Roman" w:cs="Times New Roman"/>
+        </w:rPr>
+        <w:t xml:space="preserve">Ezután az </w:t>
+      </w:r>
+      <w:proofErr w:type="spellStart"/>
+      <w:r>
+        <w:rPr>
+          <w:rFonts w:ascii="Times New Roman" w:hAnsi="Times New Roman" w:cs="Times New Roman"/>
+        </w:rPr>
+        <w:t>Active</w:t>
+      </w:r>
+      <w:proofErr w:type="spellEnd"/>
+      <w:r>
+        <w:rPr>
+          <w:rFonts w:ascii="Times New Roman" w:hAnsi="Times New Roman" w:cs="Times New Roman"/>
+        </w:rPr>
+        <w:t xml:space="preserve"> </w:t>
+      </w:r>
+      <w:proofErr w:type="spellStart"/>
+      <w:r>
+        <w:rPr>
+          <w:rFonts w:ascii="Times New Roman" w:hAnsi="Times New Roman" w:cs="Times New Roman"/>
+        </w:rPr>
+        <w:t>Directory</w:t>
+      </w:r>
+      <w:proofErr w:type="spellEnd"/>
+      <w:r>
+        <w:rPr>
+          <w:rFonts w:ascii="Times New Roman" w:hAnsi="Times New Roman" w:cs="Times New Roman"/>
+        </w:rPr>
+        <w:t xml:space="preserve">-ban létrehozunk egy új csoportházirendet (GPO) az </w:t>
+      </w:r>
+      <w:proofErr w:type="spellStart"/>
+      <w:r>
+        <w:rPr>
+          <w:rFonts w:ascii="Times New Roman" w:hAnsi="Times New Roman" w:cs="Times New Roman"/>
+          <w:i/>
+          <w:iCs/>
+        </w:rPr>
+        <w:t>Administrators</w:t>
+      </w:r>
+      <w:proofErr w:type="spellEnd"/>
+      <w:r>
+        <w:rPr>
+          <w:rFonts w:ascii="Times New Roman" w:hAnsi="Times New Roman" w:cs="Times New Roman"/>
+        </w:rPr>
+        <w:t xml:space="preserve"> OU alatt, például „Firefox </w:t>
+      </w:r>
+      <w:proofErr w:type="spellStart"/>
+      <w:r>
+        <w:rPr>
+          <w:rFonts w:ascii="Times New Roman" w:hAnsi="Times New Roman" w:cs="Times New Roman"/>
+        </w:rPr>
+        <w:t>Installers</w:t>
+      </w:r>
+      <w:proofErr w:type="spellEnd"/>
+      <w:r>
+        <w:rPr>
+          <w:rFonts w:ascii="Times New Roman" w:hAnsi="Times New Roman" w:cs="Times New Roman"/>
+        </w:rPr>
+        <w:t xml:space="preserve">” néven. A GPO-n belül a </w:t>
+      </w:r>
+      <w:r>
+        <w:rPr>
+          <w:rFonts w:ascii="Times New Roman" w:hAnsi="Times New Roman" w:cs="Times New Roman"/>
+          <w:i/>
+          <w:iCs/>
+        </w:rPr>
+        <w:t xml:space="preserve">Computer </w:t>
+      </w:r>
+      <w:proofErr w:type="spellStart"/>
+      <w:r>
+        <w:rPr>
+          <w:rFonts w:ascii="Times New Roman" w:hAnsi="Times New Roman" w:cs="Times New Roman"/>
+          <w:i/>
+          <w:iCs/>
+        </w:rPr>
+        <w:t>Configuration</w:t>
+      </w:r>
+      <w:proofErr w:type="spellEnd"/>
+      <w:r>
+        <w:rPr>
+          <w:rFonts w:ascii="Times New Roman" w:hAnsi="Times New Roman" w:cs="Times New Roman"/>
+          <w:i/>
+          <w:iCs/>
+        </w:rPr>
+        <w:t xml:space="preserve"> → </w:t>
+      </w:r>
+      <w:proofErr w:type="spellStart"/>
+      <w:r>
+        <w:rPr>
+          <w:rFonts w:ascii="Times New Roman" w:hAnsi="Times New Roman" w:cs="Times New Roman"/>
+          <w:i/>
+          <w:iCs/>
+        </w:rPr>
+        <w:t>Policies</w:t>
+      </w:r>
+      <w:proofErr w:type="spellEnd"/>
+      <w:r>
+        <w:rPr>
+          <w:rFonts w:ascii="Times New Roman" w:hAnsi="Times New Roman" w:cs="Times New Roman"/>
+          <w:i/>
+          <w:iCs/>
+        </w:rPr>
+        <w:t xml:space="preserve"> → Software </w:t>
+      </w:r>
+      <w:proofErr w:type="spellStart"/>
+      <w:r>
+        <w:rPr>
+          <w:rFonts w:ascii="Times New Roman" w:hAnsi="Times New Roman" w:cs="Times New Roman"/>
+          <w:i/>
+          <w:iCs/>
+        </w:rPr>
+        <w:t>Settings</w:t>
+      </w:r>
+      <w:proofErr w:type="spellEnd"/>
+      <w:r>
+        <w:rPr>
+          <w:rFonts w:ascii="Times New Roman" w:hAnsi="Times New Roman" w:cs="Times New Roman"/>
+          <w:i/>
+          <w:iCs/>
+        </w:rPr>
+        <w:t xml:space="preserve"> → Software </w:t>
+      </w:r>
+      <w:proofErr w:type="spellStart"/>
+      <w:r>
+        <w:rPr>
+          <w:rFonts w:ascii="Times New Roman" w:hAnsi="Times New Roman" w:cs="Times New Roman"/>
+          <w:i/>
+          <w:iCs/>
+        </w:rPr>
+        <w:t>Installation</w:t>
+      </w:r>
+      <w:proofErr w:type="spellEnd"/>
+      <w:r>
+        <w:rPr>
+          <w:rFonts w:ascii="Times New Roman" w:hAnsi="Times New Roman" w:cs="Times New Roman"/>
+        </w:rPr>
+        <w:t xml:space="preserve"> részben hozzáadjuk a hálózati megosztáson található Firefox MSI csomagot. A csomagot </w:t>
+      </w:r>
+      <w:proofErr w:type="spellStart"/>
+      <w:r>
+        <w:rPr>
+          <w:rFonts w:ascii="Times New Roman" w:hAnsi="Times New Roman" w:cs="Times New Roman"/>
+          <w:i/>
+          <w:iCs/>
+        </w:rPr>
+        <w:t>Assigned</w:t>
+      </w:r>
+      <w:proofErr w:type="spellEnd"/>
+      <w:r>
+        <w:rPr>
+          <w:rFonts w:ascii="Times New Roman" w:hAnsi="Times New Roman" w:cs="Times New Roman"/>
+        </w:rPr>
+        <w:t xml:space="preserve"> módba állítjuk, ami azt jelenti, hogy a rendszer automatikusan telepíti a szoftvert a számítógépre, még a bejelentkezés előtt. A házirendet kikényszerítjük, és beállítjuk, hogy a telepítés bejelentkezéskor történjen meg.</w:t>
+      </w:r>
+    </w:p>
+    <w:p>
+      <w:pPr>
+        <w:jc w:val="both"/>
+        <w:rPr>
+          <w:rFonts w:ascii="Times New Roman" w:hAnsi="Times New Roman" w:cs="Times New Roman"/>
+        </w:rPr>
+      </w:pPr>
+      <w:r>
+        <w:rPr>
+          <w:rFonts w:ascii="Times New Roman" w:hAnsi="Times New Roman" w:cs="Times New Roman"/>
+        </w:rPr>
+        <w:t xml:space="preserve">A kliens oldalon a felhasználó bejelentkezése után a GPO-k frissítése automatikusan megtörténik, de szükség esetén azonnal is kikényszeríthető. A számítógép újraindítása után a Windows felismeri, hogy a gépre </w:t>
+      </w:r>
+      <w:proofErr w:type="spellStart"/>
+      <w:r>
+        <w:rPr>
+          <w:rFonts w:ascii="Times New Roman" w:hAnsi="Times New Roman" w:cs="Times New Roman"/>
+        </w:rPr>
+        <w:t>Assigned</w:t>
+      </w:r>
+      <w:proofErr w:type="spellEnd"/>
+      <w:r>
+        <w:rPr>
+          <w:rFonts w:ascii="Times New Roman" w:hAnsi="Times New Roman" w:cs="Times New Roman"/>
+        </w:rPr>
+        <w:t xml:space="preserve"> szoftver van kiosztva, és a Firefox automatikusan települ a háttérben, felhasználói beavatkozás nélkül.</w:t>
+      </w:r>
+    </w:p>
+    <w:p>
+      <w:pPr>
+        <w:jc w:val="both"/>
+        <w:rPr>
+          <w:rFonts w:ascii="Times New Roman" w:hAnsi="Times New Roman" w:cs="Times New Roman"/>
+        </w:rPr>
+      </w:pPr>
+    </w:p>
+    <w:p>
+      <w:pPr>
+        <w:jc w:val="both"/>
+        <w:rPr>
+          <w:rFonts w:ascii="Times New Roman" w:hAnsi="Times New Roman" w:cs="Times New Roman"/>
+        </w:rPr>
+      </w:pPr>
+      <w:r>
+        <w:rPr>
+          <w:rFonts w:ascii="Times New Roman" w:hAnsi="Times New Roman" w:cs="Times New Roman"/>
+          <w:highlight w:val="red"/>
+        </w:rPr>
+        <w:lastRenderedPageBreak/>
+        <w:t>RAID:</w:t>
+      </w:r>
+    </w:p>
+    <w:p>
+      <w:pPr>
+        <w:jc w:val="both"/>
+        <w:rPr>
+          <w:rFonts w:ascii="Times New Roman" w:hAnsi="Times New Roman" w:cs="Times New Roman"/>
+        </w:rPr>
+      </w:pPr>
+      <w:r>
+        <w:rPr>
+          <w:rFonts w:ascii="Times New Roman" w:hAnsi="Times New Roman" w:cs="Times New Roman"/>
+        </w:rPr>
+        <w:t xml:space="preserve">Hatékonyság </w:t>
+      </w:r>
+      <w:r>
+        <w:rPr>
+          <w:rFonts w:ascii="Times New Roman" w:hAnsi="Times New Roman" w:cs="Times New Roman"/>
+        </w:rPr>
+        <w:t xml:space="preserve">és a rendszer gyorsaságának </w:t>
+      </w:r>
+      <w:r>
+        <w:rPr>
+          <w:rFonts w:ascii="Times New Roman" w:hAnsi="Times New Roman" w:cs="Times New Roman"/>
+        </w:rPr>
+        <w:t>szempontjából RAID-</w:t>
+      </w:r>
+      <w:proofErr w:type="spellStart"/>
+      <w:r>
+        <w:rPr>
+          <w:rFonts w:ascii="Times New Roman" w:hAnsi="Times New Roman" w:cs="Times New Roman"/>
+        </w:rPr>
+        <w:t>et</w:t>
+      </w:r>
+      <w:proofErr w:type="spellEnd"/>
+      <w:r>
+        <w:rPr>
+          <w:rFonts w:ascii="Times New Roman" w:hAnsi="Times New Roman" w:cs="Times New Roman"/>
+        </w:rPr>
+        <w:t xml:space="preserve"> fogok létrehozni a Windows Serveren. Hozzá is adok két 200 GB-s </w:t>
+      </w:r>
+      <w:proofErr w:type="spellStart"/>
+      <w:r>
+        <w:rPr>
+          <w:rFonts w:ascii="Times New Roman" w:hAnsi="Times New Roman" w:cs="Times New Roman"/>
+        </w:rPr>
+        <w:t>disket</w:t>
+      </w:r>
+      <w:proofErr w:type="spellEnd"/>
+      <w:r>
+        <w:rPr>
+          <w:rFonts w:ascii="Times New Roman" w:hAnsi="Times New Roman" w:cs="Times New Roman"/>
+        </w:rPr>
+        <w:t xml:space="preserve"> elsősorban. </w:t>
+      </w:r>
+      <w:r>
+        <w:rPr>
+          <w:rFonts w:ascii="Times New Roman" w:hAnsi="Times New Roman" w:cs="Times New Roman"/>
+        </w:rPr>
+        <w:t xml:space="preserve">Ezeken létrehozzuk az új partíciós táblákat. </w:t>
+      </w:r>
+      <w:r>
+        <w:rPr>
+          <w:rFonts w:ascii="Times New Roman" w:hAnsi="Times New Roman" w:cs="Times New Roman"/>
+        </w:rPr>
+        <w:t xml:space="preserve">Létrehozok egy tükrözést a két </w:t>
+      </w:r>
+      <w:proofErr w:type="spellStart"/>
+      <w:r>
+        <w:rPr>
+          <w:rFonts w:ascii="Times New Roman" w:hAnsi="Times New Roman" w:cs="Times New Roman"/>
+        </w:rPr>
+        <w:t>partícionált</w:t>
+      </w:r>
+      <w:proofErr w:type="spellEnd"/>
+      <w:r>
+        <w:rPr>
+          <w:rFonts w:ascii="Times New Roman" w:hAnsi="Times New Roman" w:cs="Times New Roman"/>
+        </w:rPr>
+        <w:t xml:space="preserve"> </w:t>
+      </w:r>
+      <w:proofErr w:type="spellStart"/>
+      <w:r>
+        <w:rPr>
+          <w:rFonts w:ascii="Times New Roman" w:hAnsi="Times New Roman" w:cs="Times New Roman"/>
+        </w:rPr>
+        <w:t>disken</w:t>
+      </w:r>
+      <w:proofErr w:type="spellEnd"/>
+      <w:r>
+        <w:rPr>
+          <w:rFonts w:ascii="Times New Roman" w:hAnsi="Times New Roman" w:cs="Times New Roman"/>
+        </w:rPr>
+        <w:t>.</w:t>
+      </w:r>
     </w:p>
     <w:p>
       <w:pPr>
@@ -4392,6 +8096,47 @@
           <w:rFonts w:ascii="Times New Roman" w:hAnsi="Times New Roman" w:cs="Times New Roman"/>
         </w:rPr>
       </w:pPr>
+      <w:r>
+        <w:rPr>
+          <w:rFonts w:ascii="Times New Roman" w:hAnsi="Times New Roman" w:cs="Times New Roman"/>
+          <w:noProof/>
+        </w:rPr>
+        <w:drawing>
+          <wp:inline distT="0" distB="0" distL="0" distR="0" wp14:anchorId="3FFEBC7B" wp14:editId="13CE0273">
+            <wp:extent cx="2019300" cy="1537141"/>
+            <wp:effectExtent l="0" t="0" r="0" b="6350"/>
+            <wp:docPr id="1494604016" name="Kép 1"/>
+            <wp:cNvGraphicFramePr>
+              <a:graphicFrameLocks xmlns:a="http://schemas.openxmlformats.org/drawingml/2006/main" noChangeAspect="1"/>
+            </wp:cNvGraphicFramePr>
+            <a:graphic xmlns:a="http://schemas.openxmlformats.org/drawingml/2006/main">
+              <a:graphicData uri="http://schemas.openxmlformats.org/drawingml/2006/picture">
+                <pic:pic xmlns:pic="http://schemas.openxmlformats.org/drawingml/2006/picture">
+                  <pic:nvPicPr>
+                    <pic:cNvPr id="1494604016" name=""/>
+                    <pic:cNvPicPr/>
+                  </pic:nvPicPr>
+                  <pic:blipFill>
+                    <a:blip r:embed="rId49"/>
+                    <a:stretch>
+                      <a:fillRect/>
+                    </a:stretch>
+                  </pic:blipFill>
+                  <pic:spPr>
+                    <a:xfrm>
+                      <a:off x="0" y="0"/>
+                      <a:ext cx="2035638" cy="1549578"/>
+                    </a:xfrm>
+                    <a:prstGeom prst="rect">
+                      <a:avLst/>
+                    </a:prstGeom>
+                  </pic:spPr>
+                </pic:pic>
+              </a:graphicData>
+            </a:graphic>
+          </wp:inline>
+        </w:drawing>
+      </w:r>
     </w:p>
     <w:p>
       <w:pPr>
@@ -4400,6 +8145,125 @@
           <w:rFonts w:ascii="Times New Roman" w:hAnsi="Times New Roman" w:cs="Times New Roman"/>
         </w:rPr>
       </w:pPr>
+      <w:r>
+        <w:rPr>
+          <w:rFonts w:ascii="Times New Roman" w:hAnsi="Times New Roman" w:cs="Times New Roman"/>
+          <w:noProof/>
+        </w:rPr>
+        <w:drawing>
+          <wp:inline distT="0" distB="0" distL="0" distR="0" wp14:anchorId="58D173F5" wp14:editId="18FD36F7">
+            <wp:extent cx="2948142" cy="2413000"/>
+            <wp:effectExtent l="0" t="0" r="5080" b="6350"/>
+            <wp:docPr id="773813105" name="Kép 1"/>
+            <wp:cNvGraphicFramePr>
+              <a:graphicFrameLocks xmlns:a="http://schemas.openxmlformats.org/drawingml/2006/main" noChangeAspect="1"/>
+            </wp:cNvGraphicFramePr>
+            <a:graphic xmlns:a="http://schemas.openxmlformats.org/drawingml/2006/main">
+              <a:graphicData uri="http://schemas.openxmlformats.org/drawingml/2006/picture">
+                <pic:pic xmlns:pic="http://schemas.openxmlformats.org/drawingml/2006/picture">
+                  <pic:nvPicPr>
+                    <pic:cNvPr id="773813105" name=""/>
+                    <pic:cNvPicPr/>
+                  </pic:nvPicPr>
+                  <pic:blipFill>
+                    <a:blip r:embed="rId50"/>
+                    <a:stretch>
+                      <a:fillRect/>
+                    </a:stretch>
+                  </pic:blipFill>
+                  <pic:spPr>
+                    <a:xfrm>
+                      <a:off x="0" y="0"/>
+                      <a:ext cx="2978525" cy="2437868"/>
+                    </a:xfrm>
+                    <a:prstGeom prst="rect">
+                      <a:avLst/>
+                    </a:prstGeom>
+                  </pic:spPr>
+                </pic:pic>
+              </a:graphicData>
+            </a:graphic>
+          </wp:inline>
+        </w:drawing>
+      </w:r>
+    </w:p>
+    <w:p>
+      <w:pPr>
+        <w:jc w:val="both"/>
+        <w:rPr>
+          <w:rFonts w:ascii="Times New Roman" w:hAnsi="Times New Roman" w:cs="Times New Roman"/>
+        </w:rPr>
+      </w:pPr>
+    </w:p>
+    <w:p>
+      <w:pPr>
+        <w:jc w:val="both"/>
+        <w:rPr>
+          <w:rFonts w:ascii="Times New Roman" w:hAnsi="Times New Roman" w:cs="Times New Roman"/>
+        </w:rPr>
+      </w:pPr>
+      <w:r>
+        <w:rPr>
+          <w:rFonts w:ascii="Times New Roman" w:hAnsi="Times New Roman" w:cs="Times New Roman"/>
+        </w:rPr>
+        <w:t xml:space="preserve">Pirossal meg is jelentek a </w:t>
+      </w:r>
+      <w:proofErr w:type="spellStart"/>
+      <w:r>
+        <w:rPr>
+          <w:rFonts w:ascii="Times New Roman" w:hAnsi="Times New Roman" w:cs="Times New Roman"/>
+        </w:rPr>
+        <w:t>Mirrored</w:t>
+      </w:r>
+      <w:proofErr w:type="spellEnd"/>
+      <w:r>
+        <w:rPr>
+          <w:rFonts w:ascii="Times New Roman" w:hAnsi="Times New Roman" w:cs="Times New Roman"/>
+        </w:rPr>
+        <w:t xml:space="preserve"> </w:t>
+      </w:r>
+      <w:proofErr w:type="spellStart"/>
+      <w:r>
+        <w:rPr>
+          <w:rFonts w:ascii="Times New Roman" w:hAnsi="Times New Roman" w:cs="Times New Roman"/>
+        </w:rPr>
+        <w:t>Volumeok</w:t>
+      </w:r>
+      <w:proofErr w:type="spellEnd"/>
+      <w:r>
+        <w:rPr>
+          <w:rFonts w:ascii="Times New Roman" w:hAnsi="Times New Roman" w:cs="Times New Roman"/>
+        </w:rPr>
+        <w:t xml:space="preserve"> a </w:t>
+      </w:r>
+      <w:proofErr w:type="spellStart"/>
+      <w:r>
+        <w:rPr>
+          <w:rFonts w:ascii="Times New Roman" w:hAnsi="Times New Roman" w:cs="Times New Roman"/>
+        </w:rPr>
+        <w:t>disk</w:t>
+      </w:r>
+      <w:proofErr w:type="spellEnd"/>
+      <w:r>
+        <w:rPr>
+          <w:rFonts w:ascii="Times New Roman" w:hAnsi="Times New Roman" w:cs="Times New Roman"/>
+        </w:rPr>
+        <w:t xml:space="preserve"> </w:t>
+      </w:r>
+      <w:proofErr w:type="spellStart"/>
+      <w:r>
+        <w:rPr>
+          <w:rFonts w:ascii="Times New Roman" w:hAnsi="Times New Roman" w:cs="Times New Roman"/>
+        </w:rPr>
+        <w:t>managerben</w:t>
+      </w:r>
+      <w:proofErr w:type="spellEnd"/>
+      <w:r>
+        <w:rPr>
+          <w:rFonts w:ascii="Times New Roman" w:hAnsi="Times New Roman" w:cs="Times New Roman"/>
+        </w:rPr>
+        <w:t xml:space="preserve">: </w:t>
+      </w:r>
     </w:p>
     <w:p>
       <w:pPr>
@@ -4408,6 +8272,253 @@
           <w:rFonts w:ascii="Times New Roman" w:hAnsi="Times New Roman" w:cs="Times New Roman"/>
         </w:rPr>
       </w:pPr>
+      <w:r>
+        <w:rPr>
+          <w:rFonts w:ascii="Times New Roman" w:hAnsi="Times New Roman" w:cs="Times New Roman"/>
+          <w:noProof/>
+        </w:rPr>
+        <w:drawing>
+          <wp:inline distT="0" distB="0" distL="0" distR="0" wp14:anchorId="15820F38" wp14:editId="033A1C28">
+            <wp:extent cx="4201708" cy="2983619"/>
+            <wp:effectExtent l="0" t="0" r="8890" b="7620"/>
+            <wp:docPr id="86046255" name="Kép 1"/>
+            <wp:cNvGraphicFramePr>
+              <a:graphicFrameLocks xmlns:a="http://schemas.openxmlformats.org/drawingml/2006/main" noChangeAspect="1"/>
+            </wp:cNvGraphicFramePr>
+            <a:graphic xmlns:a="http://schemas.openxmlformats.org/drawingml/2006/main">
+              <a:graphicData uri="http://schemas.openxmlformats.org/drawingml/2006/picture">
+                <pic:pic xmlns:pic="http://schemas.openxmlformats.org/drawingml/2006/picture">
+                  <pic:nvPicPr>
+                    <pic:cNvPr id="86046255" name=""/>
+                    <pic:cNvPicPr/>
+                  </pic:nvPicPr>
+                  <pic:blipFill>
+                    <a:blip r:embed="rId51"/>
+                    <a:stretch>
+                      <a:fillRect/>
+                    </a:stretch>
+                  </pic:blipFill>
+                  <pic:spPr>
+                    <a:xfrm>
+                      <a:off x="0" y="0"/>
+                      <a:ext cx="4203155" cy="2984647"/>
+                    </a:xfrm>
+                    <a:prstGeom prst="rect">
+                      <a:avLst/>
+                    </a:prstGeom>
+                  </pic:spPr>
+                </pic:pic>
+              </a:graphicData>
+            </a:graphic>
+          </wp:inline>
+        </w:drawing>
+      </w:r>
+    </w:p>
+    <w:p>
+      <w:pPr>
+        <w:jc w:val="both"/>
+        <w:rPr>
+          <w:rFonts w:ascii="Times New Roman" w:hAnsi="Times New Roman" w:cs="Times New Roman"/>
+        </w:rPr>
+      </w:pPr>
+      <w:r>
+        <w:rPr>
+          <w:rFonts w:ascii="Times New Roman" w:hAnsi="Times New Roman" w:cs="Times New Roman"/>
+          <w:highlight w:val="red"/>
+        </w:rPr>
+        <w:lastRenderedPageBreak/>
+        <w:t>IIS WEBSZERVER:</w:t>
+      </w:r>
+    </w:p>
+    <w:p>
+      <w:pPr>
+        <w:jc w:val="both"/>
+        <w:rPr>
+          <w:rFonts w:ascii="Times New Roman" w:hAnsi="Times New Roman" w:cs="Times New Roman"/>
+        </w:rPr>
+      </w:pPr>
+      <w:r>
+        <w:rPr>
+          <w:rFonts w:ascii="Times New Roman" w:hAnsi="Times New Roman" w:cs="Times New Roman"/>
+        </w:rPr>
+        <w:t>Az Windows Serverünk IIS egy belső, harmadik felek számára nem elérhető weboldalt fog kiszolgálni, amihez csak a dolgozók férhetnek hozzá és segíti az a mindennapi munkájukat</w:t>
+      </w:r>
+      <w:r>
+        <w:rPr>
+          <w:rFonts w:ascii="Times New Roman" w:hAnsi="Times New Roman" w:cs="Times New Roman"/>
+        </w:rPr>
+        <w:t xml:space="preserve">. </w:t>
+      </w:r>
+      <w:r>
+        <w:rPr>
+          <w:rFonts w:ascii="Times New Roman" w:hAnsi="Times New Roman" w:cs="Times New Roman"/>
+        </w:rPr>
+        <w:t xml:space="preserve">Mi egy HTTPS alapú webszervert üzemeltünk. </w:t>
+      </w:r>
+      <w:r>
+        <w:rPr>
+          <w:rFonts w:ascii="Times New Roman" w:hAnsi="Times New Roman" w:cs="Times New Roman"/>
+        </w:rPr>
+        <w:t xml:space="preserve">A </w:t>
+      </w:r>
+      <w:r>
+        <w:rPr>
+          <w:rFonts w:ascii="Times New Roman" w:hAnsi="Times New Roman" w:cs="Times New Roman"/>
+        </w:rPr>
+        <w:t xml:space="preserve">IIS webszolgáltatás kezelőfelülteére beléptek hozzáadok egy új </w:t>
+      </w:r>
+      <w:proofErr w:type="spellStart"/>
+      <w:r>
+        <w:rPr>
+          <w:rFonts w:ascii="Times New Roman" w:hAnsi="Times New Roman" w:cs="Times New Roman"/>
+        </w:rPr>
+        <w:t>filet</w:t>
+      </w:r>
+      <w:proofErr w:type="spellEnd"/>
+      <w:r>
+        <w:rPr>
+          <w:rFonts w:ascii="Times New Roman" w:hAnsi="Times New Roman" w:cs="Times New Roman"/>
+        </w:rPr>
+        <w:t xml:space="preserve"> – a telekomworkforce.hu-t -. </w:t>
+      </w:r>
+      <w:r>
+        <w:rPr>
+          <w:rFonts w:ascii="Times New Roman" w:hAnsi="Times New Roman" w:cs="Times New Roman"/>
+        </w:rPr>
+        <w:t>Létrehozom az index.html-t,</w:t>
+      </w:r>
+      <w:r>
+        <w:rPr>
+          <w:rFonts w:ascii="Times New Roman" w:hAnsi="Times New Roman" w:cs="Times New Roman"/>
+        </w:rPr>
+        <w:t xml:space="preserve"> </w:t>
+      </w:r>
+      <w:r>
+        <w:rPr>
+          <w:rFonts w:ascii="Times New Roman" w:hAnsi="Times New Roman" w:cs="Times New Roman"/>
+        </w:rPr>
+        <w:t>ezt látják és</w:t>
+      </w:r>
+      <w:r>
+        <w:rPr>
+          <w:rFonts w:ascii="Times New Roman" w:hAnsi="Times New Roman" w:cs="Times New Roman"/>
+        </w:rPr>
+        <w:t xml:space="preserve"> itt</w:t>
+      </w:r>
+      <w:r>
+        <w:rPr>
+          <w:rFonts w:ascii="Times New Roman" w:hAnsi="Times New Roman" w:cs="Times New Roman"/>
+        </w:rPr>
+        <w:t xml:space="preserve"> intézik céges </w:t>
+      </w:r>
+      <w:r>
+        <w:rPr>
+          <w:rFonts w:ascii="Times New Roman" w:hAnsi="Times New Roman" w:cs="Times New Roman"/>
+        </w:rPr>
+        <w:t xml:space="preserve">ügyeiket a </w:t>
+      </w:r>
+      <w:r>
+        <w:rPr>
+          <w:rFonts w:ascii="Times New Roman" w:hAnsi="Times New Roman" w:cs="Times New Roman"/>
+        </w:rPr>
+        <w:t>dolgozók</w:t>
+      </w:r>
+      <w:r>
+        <w:rPr>
+          <w:rFonts w:ascii="Times New Roman" w:hAnsi="Times New Roman" w:cs="Times New Roman"/>
+        </w:rPr>
+        <w:t>.</w:t>
+      </w:r>
+      <w:r>
+        <w:rPr>
+          <w:rFonts w:ascii="Times New Roman" w:hAnsi="Times New Roman" w:cs="Times New Roman"/>
+        </w:rPr>
+        <w:t xml:space="preserve"> Először is ehhez kell nekünk </w:t>
+      </w:r>
+      <w:r>
+        <w:rPr>
+          <w:rFonts w:ascii="Times New Roman" w:hAnsi="Times New Roman" w:cs="Times New Roman"/>
+        </w:rPr>
+        <w:t>a</w:t>
+      </w:r>
+      <w:r>
+        <w:rPr>
+          <w:rFonts w:ascii="Times New Roman" w:hAnsi="Times New Roman" w:cs="Times New Roman"/>
+        </w:rPr>
+        <w:t>z</w:t>
+      </w:r>
+      <w:r>
+        <w:rPr>
+          <w:rFonts w:ascii="Times New Roman" w:hAnsi="Times New Roman" w:cs="Times New Roman"/>
+        </w:rPr>
+        <w:t xml:space="preserve"> AD CS szolgáltatás</w:t>
+      </w:r>
+      <w:r>
+        <w:rPr>
+          <w:rFonts w:ascii="Times New Roman" w:hAnsi="Times New Roman" w:cs="Times New Roman"/>
+        </w:rPr>
+        <w:t>.</w:t>
+      </w:r>
+      <w:r>
+        <w:rPr>
+          <w:rFonts w:ascii="Times New Roman" w:hAnsi="Times New Roman" w:cs="Times New Roman"/>
+        </w:rPr>
+        <w:t xml:space="preserve"> A </w:t>
+      </w:r>
+      <w:proofErr w:type="spellStart"/>
+      <w:r>
+        <w:rPr>
+          <w:rFonts w:ascii="Times New Roman" w:hAnsi="Times New Roman" w:cs="Times New Roman"/>
+        </w:rPr>
+        <w:t>tanusítványkiadó</w:t>
+      </w:r>
+      <w:proofErr w:type="spellEnd"/>
+      <w:r>
+        <w:rPr>
+          <w:rFonts w:ascii="Times New Roman" w:hAnsi="Times New Roman" w:cs="Times New Roman"/>
+        </w:rPr>
+        <w:t xml:space="preserve"> öt évig lesz érvényes. </w:t>
+      </w:r>
+      <w:r>
+        <w:rPr>
+          <w:rFonts w:ascii="Times New Roman" w:hAnsi="Times New Roman" w:cs="Times New Roman"/>
+        </w:rPr>
+        <w:t xml:space="preserve"> </w:t>
+      </w:r>
+      <w:proofErr w:type="spellStart"/>
+      <w:r>
+        <w:rPr>
+          <w:rFonts w:ascii="Times New Roman" w:hAnsi="Times New Roman" w:cs="Times New Roman"/>
+        </w:rPr>
+        <w:t>Legalapabb</w:t>
+      </w:r>
+      <w:proofErr w:type="spellEnd"/>
+      <w:r>
+        <w:rPr>
+          <w:rFonts w:ascii="Times New Roman" w:hAnsi="Times New Roman" w:cs="Times New Roman"/>
+        </w:rPr>
+        <w:t xml:space="preserve"> </w:t>
+      </w:r>
+      <w:proofErr w:type="spellStart"/>
+      <w:r>
+        <w:rPr>
+          <w:rFonts w:ascii="Times New Roman" w:hAnsi="Times New Roman" w:cs="Times New Roman"/>
+        </w:rPr>
+        <w:t>ssh</w:t>
+      </w:r>
+      <w:proofErr w:type="spellEnd"/>
+      <w:r>
+        <w:rPr>
+          <w:rFonts w:ascii="Times New Roman" w:hAnsi="Times New Roman" w:cs="Times New Roman"/>
+        </w:rPr>
+        <w:t xml:space="preserve"> beállításokat hajtottuk végre a tesztelés érdekében. </w:t>
+      </w:r>
+      <w:r>
+        <w:rPr>
+          <w:rFonts w:ascii="Times New Roman" w:hAnsi="Times New Roman" w:cs="Times New Roman"/>
+        </w:rPr>
+        <w:t>A HTTPS működéséhez kell egy privát kulcs, egy publikus és egy CA.</w:t>
+      </w:r>
     </w:p>
     <w:p>
       <w:pPr>
@@ -4416,9 +8527,2235 @@
           <w:rFonts w:ascii="Times New Roman" w:hAnsi="Times New Roman" w:cs="Times New Roman"/>
         </w:rPr>
       </w:pPr>
-    </w:p>
-    <w:p>
-      <w:pPr>
+      <w:r>
+        <w:rPr>
+          <w:rFonts w:ascii="Times New Roman" w:hAnsi="Times New Roman" w:cs="Times New Roman"/>
+          <w:noProof/>
+        </w:rPr>
+        <w:drawing>
+          <wp:inline distT="0" distB="0" distL="0" distR="0" wp14:anchorId="6351A25A" wp14:editId="4DCE4238">
+            <wp:extent cx="3276768" cy="3429176"/>
+            <wp:effectExtent l="0" t="0" r="0" b="0"/>
+            <wp:docPr id="1266381223" name="Kép 1"/>
+            <wp:cNvGraphicFramePr>
+              <a:graphicFrameLocks xmlns:a="http://schemas.openxmlformats.org/drawingml/2006/main" noChangeAspect="1"/>
+            </wp:cNvGraphicFramePr>
+            <a:graphic xmlns:a="http://schemas.openxmlformats.org/drawingml/2006/main">
+              <a:graphicData uri="http://schemas.openxmlformats.org/drawingml/2006/picture">
+                <pic:pic xmlns:pic="http://schemas.openxmlformats.org/drawingml/2006/picture">
+                  <pic:nvPicPr>
+                    <pic:cNvPr id="1266381223" name=""/>
+                    <pic:cNvPicPr/>
+                  </pic:nvPicPr>
+                  <pic:blipFill>
+                    <a:blip r:embed="rId52"/>
+                    <a:stretch>
+                      <a:fillRect/>
+                    </a:stretch>
+                  </pic:blipFill>
+                  <pic:spPr>
+                    <a:xfrm>
+                      <a:off x="0" y="0"/>
+                      <a:ext cx="3276768" cy="3429176"/>
+                    </a:xfrm>
+                    <a:prstGeom prst="rect">
+                      <a:avLst/>
+                    </a:prstGeom>
+                  </pic:spPr>
+                </pic:pic>
+              </a:graphicData>
+            </a:graphic>
+          </wp:inline>
+        </w:drawing>
+      </w:r>
+    </w:p>
+    <w:p>
+      <w:pPr>
+        <w:jc w:val="center"/>
+        <w:rPr>
+          <w:rFonts w:ascii="Times New Roman" w:hAnsi="Times New Roman" w:cs="Times New Roman"/>
+        </w:rPr>
+      </w:pPr>
+    </w:p>
+    <w:p>
+      <w:pPr>
+        <w:jc w:val="center"/>
+        <w:rPr>
+          <w:rFonts w:ascii="Times New Roman" w:hAnsi="Times New Roman" w:cs="Times New Roman"/>
+        </w:rPr>
+      </w:pPr>
+      <w:r>
+        <w:rPr>
+          <w:rFonts w:ascii="Times New Roman" w:hAnsi="Times New Roman" w:cs="Times New Roman"/>
+          <w:noProof/>
+        </w:rPr>
+        <w:drawing>
+          <wp:inline distT="0" distB="0" distL="0" distR="0" wp14:anchorId="69E5B6ED" wp14:editId="11038984">
+            <wp:extent cx="4166483" cy="3062861"/>
+            <wp:effectExtent l="0" t="0" r="5715" b="4445"/>
+            <wp:docPr id="935871669" name="Kép 1"/>
+            <wp:cNvGraphicFramePr>
+              <a:graphicFrameLocks xmlns:a="http://schemas.openxmlformats.org/drawingml/2006/main" noChangeAspect="1"/>
+            </wp:cNvGraphicFramePr>
+            <a:graphic xmlns:a="http://schemas.openxmlformats.org/drawingml/2006/main">
+              <a:graphicData uri="http://schemas.openxmlformats.org/drawingml/2006/picture">
+                <pic:pic xmlns:pic="http://schemas.openxmlformats.org/drawingml/2006/picture">
+                  <pic:nvPicPr>
+                    <pic:cNvPr id="935871669" name=""/>
+                    <pic:cNvPicPr/>
+                  </pic:nvPicPr>
+                  <pic:blipFill>
+                    <a:blip r:embed="rId53"/>
+                    <a:stretch>
+                      <a:fillRect/>
+                    </a:stretch>
+                  </pic:blipFill>
+                  <pic:spPr>
+                    <a:xfrm>
+                      <a:off x="0" y="0"/>
+                      <a:ext cx="4190862" cy="3080782"/>
+                    </a:xfrm>
+                    <a:prstGeom prst="rect">
+                      <a:avLst/>
+                    </a:prstGeom>
+                  </pic:spPr>
+                </pic:pic>
+              </a:graphicData>
+            </a:graphic>
+          </wp:inline>
+        </w:drawing>
+      </w:r>
+    </w:p>
+    <w:p>
+      <w:pPr>
+        <w:jc w:val="both"/>
+        <w:rPr>
+          <w:rFonts w:ascii="Times New Roman" w:hAnsi="Times New Roman" w:cs="Times New Roman"/>
+          <w:b/>
+          <w:bCs/>
+          <w:color w:val="D86DCB" w:themeColor="accent5" w:themeTint="99"/>
+        </w:rPr>
+      </w:pPr>
+      <w:r>
+        <w:rPr>
+          <w:rFonts w:ascii="Times New Roman" w:hAnsi="Times New Roman" w:cs="Times New Roman"/>
+          <w:b/>
+          <w:bCs/>
+        </w:rPr>
+        <w:lastRenderedPageBreak/>
+        <w:t xml:space="preserve">Most létrehozok egy új DNS zónát, ami a szervert szolgálja ki: itt hozzáadtuk a </w:t>
+      </w:r>
+      <w:proofErr w:type="spellStart"/>
+      <w:r>
+        <w:rPr>
+          <w:rFonts w:ascii="Times New Roman" w:hAnsi="Times New Roman" w:cs="Times New Roman"/>
+          <w:b/>
+          <w:bCs/>
+        </w:rPr>
+        <w:t>hostot</w:t>
+      </w:r>
+      <w:proofErr w:type="spellEnd"/>
+      <w:r>
+        <w:rPr>
+          <w:rFonts w:ascii="Times New Roman" w:hAnsi="Times New Roman" w:cs="Times New Roman"/>
+          <w:b/>
+          <w:bCs/>
+        </w:rPr>
+        <w:t xml:space="preserve"> és a c-nevet. </w:t>
+      </w:r>
+      <w:r>
+        <w:rPr>
+          <w:rFonts w:ascii="Times New Roman" w:hAnsi="Times New Roman" w:cs="Times New Roman"/>
+          <w:b/>
+          <w:bCs/>
+          <w:color w:val="D86DCB" w:themeColor="accent5" w:themeTint="99"/>
+        </w:rPr>
+        <w:t xml:space="preserve">telekomworkforce.hu </w:t>
+      </w:r>
+      <w:proofErr w:type="spellStart"/>
+      <w:r>
+        <w:rPr>
+          <w:rFonts w:ascii="Times New Roman" w:hAnsi="Times New Roman" w:cs="Times New Roman"/>
+          <w:b/>
+          <w:bCs/>
+          <w:color w:val="D86DCB" w:themeColor="accent5" w:themeTint="99"/>
+        </w:rPr>
+        <w:t>domain</w:t>
+      </w:r>
+      <w:proofErr w:type="spellEnd"/>
+      <w:r>
+        <w:rPr>
+          <w:rFonts w:ascii="Times New Roman" w:hAnsi="Times New Roman" w:cs="Times New Roman"/>
+          <w:b/>
+          <w:bCs/>
+        </w:rPr>
+        <w:t xml:space="preserve">: ha ezt beállítom, akkor erre a </w:t>
+      </w:r>
+      <w:proofErr w:type="spellStart"/>
+      <w:r>
+        <w:rPr>
+          <w:rFonts w:ascii="Times New Roman" w:hAnsi="Times New Roman" w:cs="Times New Roman"/>
+          <w:b/>
+          <w:bCs/>
+        </w:rPr>
+        <w:t>domainra</w:t>
+      </w:r>
+      <w:proofErr w:type="spellEnd"/>
+      <w:r>
+        <w:rPr>
+          <w:rFonts w:ascii="Times New Roman" w:hAnsi="Times New Roman" w:cs="Times New Roman"/>
+          <w:b/>
+          <w:bCs/>
+        </w:rPr>
+        <w:t xml:space="preserve"> be fog jönni a weboldal. </w:t>
+      </w:r>
+      <w:r>
+        <w:rPr>
+          <w:rFonts w:ascii="Times New Roman" w:hAnsi="Times New Roman" w:cs="Times New Roman"/>
+          <w:b/>
+          <w:bCs/>
+        </w:rPr>
+        <w:t>CNAME-</w:t>
+      </w:r>
+      <w:proofErr w:type="spellStart"/>
+      <w:r>
+        <w:rPr>
+          <w:rFonts w:ascii="Times New Roman" w:hAnsi="Times New Roman" w:cs="Times New Roman"/>
+          <w:b/>
+          <w:bCs/>
+        </w:rPr>
+        <w:t>et</w:t>
+      </w:r>
+      <w:proofErr w:type="spellEnd"/>
+      <w:r>
+        <w:rPr>
+          <w:rFonts w:ascii="Times New Roman" w:hAnsi="Times New Roman" w:cs="Times New Roman"/>
+          <w:b/>
+          <w:bCs/>
+        </w:rPr>
+        <w:t xml:space="preserve"> és A </w:t>
+      </w:r>
+      <w:proofErr w:type="spellStart"/>
+      <w:r>
+        <w:rPr>
+          <w:rFonts w:ascii="Times New Roman" w:hAnsi="Times New Roman" w:cs="Times New Roman"/>
+          <w:b/>
+          <w:bCs/>
+        </w:rPr>
+        <w:t>recordokat</w:t>
+      </w:r>
+      <w:proofErr w:type="spellEnd"/>
+      <w:r>
+        <w:rPr>
+          <w:rFonts w:ascii="Times New Roman" w:hAnsi="Times New Roman" w:cs="Times New Roman"/>
+          <w:b/>
+          <w:bCs/>
+        </w:rPr>
+        <w:t xml:space="preserve"> hozok létre a </w:t>
+      </w:r>
+      <w:proofErr w:type="spellStart"/>
+      <w:r>
+        <w:rPr>
+          <w:rFonts w:ascii="Times New Roman" w:hAnsi="Times New Roman" w:cs="Times New Roman"/>
+          <w:b/>
+          <w:bCs/>
+        </w:rPr>
+        <w:t>forward</w:t>
+      </w:r>
+      <w:proofErr w:type="spellEnd"/>
+      <w:r>
+        <w:rPr>
+          <w:rFonts w:ascii="Times New Roman" w:hAnsi="Times New Roman" w:cs="Times New Roman"/>
+          <w:b/>
+          <w:bCs/>
+        </w:rPr>
+        <w:t xml:space="preserve"> </w:t>
+      </w:r>
+      <w:proofErr w:type="spellStart"/>
+      <w:r>
+        <w:rPr>
+          <w:rFonts w:ascii="Times New Roman" w:hAnsi="Times New Roman" w:cs="Times New Roman"/>
+          <w:b/>
+          <w:bCs/>
+        </w:rPr>
+        <w:t>lookup</w:t>
+      </w:r>
+      <w:proofErr w:type="spellEnd"/>
+      <w:r>
+        <w:rPr>
+          <w:rFonts w:ascii="Times New Roman" w:hAnsi="Times New Roman" w:cs="Times New Roman"/>
+          <w:b/>
+          <w:bCs/>
+        </w:rPr>
+        <w:t xml:space="preserve"> </w:t>
+      </w:r>
+      <w:proofErr w:type="spellStart"/>
+      <w:r>
+        <w:rPr>
+          <w:rFonts w:ascii="Times New Roman" w:hAnsi="Times New Roman" w:cs="Times New Roman"/>
+          <w:b/>
+          <w:bCs/>
+        </w:rPr>
+        <w:t>zone</w:t>
+      </w:r>
+      <w:proofErr w:type="spellEnd"/>
+      <w:r>
+        <w:rPr>
+          <w:rFonts w:ascii="Times New Roman" w:hAnsi="Times New Roman" w:cs="Times New Roman"/>
+          <w:b/>
+          <w:bCs/>
+        </w:rPr>
+        <w:t>-ban:</w:t>
+      </w:r>
+    </w:p>
+    <w:p>
+      <w:pPr>
+        <w:jc w:val="center"/>
+        <w:rPr>
+          <w:rFonts w:ascii="Times New Roman" w:hAnsi="Times New Roman" w:cs="Times New Roman"/>
+          <w:b/>
+          <w:bCs/>
+        </w:rPr>
+      </w:pPr>
+      <w:r>
+        <w:rPr>
+          <w:rFonts w:ascii="Times New Roman" w:hAnsi="Times New Roman" w:cs="Times New Roman"/>
+          <w:b/>
+          <w:bCs/>
+          <w:noProof/>
+        </w:rPr>
+        <w:drawing>
+          <wp:inline distT="0" distB="0" distL="0" distR="0" wp14:anchorId="6AFD7A2A" wp14:editId="19447C92">
+            <wp:extent cx="5778500" cy="866265"/>
+            <wp:effectExtent l="0" t="0" r="0" b="0"/>
+            <wp:docPr id="1644167846" name="Kép 1"/>
+            <wp:cNvGraphicFramePr>
+              <a:graphicFrameLocks xmlns:a="http://schemas.openxmlformats.org/drawingml/2006/main" noChangeAspect="1"/>
+            </wp:cNvGraphicFramePr>
+            <a:graphic xmlns:a="http://schemas.openxmlformats.org/drawingml/2006/main">
+              <a:graphicData uri="http://schemas.openxmlformats.org/drawingml/2006/picture">
+                <pic:pic xmlns:pic="http://schemas.openxmlformats.org/drawingml/2006/picture">
+                  <pic:nvPicPr>
+                    <pic:cNvPr id="1644167846" name=""/>
+                    <pic:cNvPicPr/>
+                  </pic:nvPicPr>
+                  <pic:blipFill>
+                    <a:blip r:embed="rId54"/>
+                    <a:stretch>
+                      <a:fillRect/>
+                    </a:stretch>
+                  </pic:blipFill>
+                  <pic:spPr>
+                    <a:xfrm>
+                      <a:off x="0" y="0"/>
+                      <a:ext cx="5787667" cy="867639"/>
+                    </a:xfrm>
+                    <a:prstGeom prst="rect">
+                      <a:avLst/>
+                    </a:prstGeom>
+                  </pic:spPr>
+                </pic:pic>
+              </a:graphicData>
+            </a:graphic>
+          </wp:inline>
+        </w:drawing>
+      </w:r>
+    </w:p>
+    <w:p>
+      <w:pPr>
+        <w:jc w:val="both"/>
+        <w:rPr>
+          <w:rFonts w:ascii="Times New Roman" w:hAnsi="Times New Roman" w:cs="Times New Roman"/>
+        </w:rPr>
+      </w:pPr>
+      <w:r>
+        <w:rPr>
+          <w:rFonts w:ascii="Times New Roman" w:hAnsi="Times New Roman" w:cs="Times New Roman"/>
+        </w:rPr>
+        <w:t>Kell nekünk egy tanúsítvány, hogy a böngésző megbízzon a szerverben</w:t>
+      </w:r>
+      <w:r>
+        <w:rPr>
+          <w:rFonts w:ascii="Times New Roman" w:hAnsi="Times New Roman" w:cs="Times New Roman"/>
+        </w:rPr>
+        <w:t>, ehhez létrehoztunk egy CA-t</w:t>
+      </w:r>
+      <w:r>
+        <w:rPr>
+          <w:rFonts w:ascii="Times New Roman" w:hAnsi="Times New Roman" w:cs="Times New Roman"/>
+        </w:rPr>
+        <w:t>.</w:t>
+      </w:r>
+      <w:r>
+        <w:rPr>
+          <w:rFonts w:ascii="Times New Roman" w:hAnsi="Times New Roman" w:cs="Times New Roman"/>
+        </w:rPr>
+        <w:t xml:space="preserve"> Először a tanúsítvány kérelmet hozom létre:</w:t>
+      </w:r>
+      <w:r>
+        <w:rPr>
+          <w:rFonts w:ascii="Times New Roman" w:hAnsi="Times New Roman" w:cs="Times New Roman"/>
+        </w:rPr>
+        <w:t xml:space="preserve"> Hozzáadom </w:t>
+      </w:r>
+      <w:r>
+        <w:rPr>
+          <w:rFonts w:ascii="Times New Roman" w:hAnsi="Times New Roman" w:cs="Times New Roman"/>
+        </w:rPr>
+        <w:t xml:space="preserve">a lokális géphez a </w:t>
+      </w:r>
+      <w:proofErr w:type="spellStart"/>
+      <w:r>
+        <w:rPr>
+          <w:rFonts w:ascii="Times New Roman" w:hAnsi="Times New Roman" w:cs="Times New Roman"/>
+        </w:rPr>
+        <w:t>certificates</w:t>
+      </w:r>
+      <w:proofErr w:type="spellEnd"/>
+      <w:r>
+        <w:rPr>
+          <w:rFonts w:ascii="Times New Roman" w:hAnsi="Times New Roman" w:cs="Times New Roman"/>
+        </w:rPr>
+        <w:t xml:space="preserve"> </w:t>
+      </w:r>
+      <w:proofErr w:type="spellStart"/>
+      <w:r>
+        <w:rPr>
+          <w:rFonts w:ascii="Times New Roman" w:hAnsi="Times New Roman" w:cs="Times New Roman"/>
+        </w:rPr>
+        <w:t>snap</w:t>
+      </w:r>
+      <w:proofErr w:type="spellEnd"/>
+      <w:r>
+        <w:rPr>
+          <w:rFonts w:ascii="Times New Roman" w:hAnsi="Times New Roman" w:cs="Times New Roman"/>
+        </w:rPr>
+        <w:t>-int, amivel</w:t>
+      </w:r>
+      <w:r>
+        <w:rPr>
+          <w:rFonts w:ascii="Times New Roman" w:hAnsi="Times New Roman" w:cs="Times New Roman"/>
+        </w:rPr>
+        <w:t xml:space="preserve"> a</w:t>
+      </w:r>
+      <w:r>
+        <w:rPr>
+          <w:rFonts w:ascii="Times New Roman" w:hAnsi="Times New Roman" w:cs="Times New Roman"/>
+        </w:rPr>
+        <w:t xml:space="preserve"> szerver összes tanúsítványtárát látom és tudom kezelni majd</w:t>
+      </w:r>
+      <w:r>
+        <w:rPr>
+          <w:rFonts w:ascii="Times New Roman" w:hAnsi="Times New Roman" w:cs="Times New Roman"/>
+        </w:rPr>
+        <w:t xml:space="preserve">. </w:t>
+      </w:r>
+      <w:r>
+        <w:rPr>
+          <w:rFonts w:ascii="Times New Roman" w:hAnsi="Times New Roman" w:cs="Times New Roman"/>
+        </w:rPr>
+        <w:t xml:space="preserve">Létrehozunk utána egy </w:t>
+      </w:r>
+      <w:proofErr w:type="spellStart"/>
+      <w:r>
+        <w:rPr>
+          <w:rFonts w:ascii="Times New Roman" w:hAnsi="Times New Roman" w:cs="Times New Roman"/>
+        </w:rPr>
+        <w:t>certificate</w:t>
+      </w:r>
+      <w:proofErr w:type="spellEnd"/>
+      <w:r>
+        <w:rPr>
+          <w:rFonts w:ascii="Times New Roman" w:hAnsi="Times New Roman" w:cs="Times New Roman"/>
+        </w:rPr>
+        <w:t xml:space="preserve"> kérelmet, amiben benne lesz a https </w:t>
+      </w:r>
+      <w:r>
+        <w:rPr>
+          <w:rFonts w:ascii="Times New Roman" w:hAnsi="Times New Roman" w:cs="Times New Roman"/>
+        </w:rPr>
+        <w:t>tanúsítványunknak</w:t>
+      </w:r>
+      <w:r>
+        <w:rPr>
+          <w:rFonts w:ascii="Times New Roman" w:hAnsi="Times New Roman" w:cs="Times New Roman"/>
+        </w:rPr>
+        <w:t xml:space="preserve"> a kérelme</w:t>
+      </w:r>
+      <w:r>
+        <w:rPr>
+          <w:rFonts w:ascii="Times New Roman" w:hAnsi="Times New Roman" w:cs="Times New Roman"/>
+        </w:rPr>
+        <w:t xml:space="preserve">, </w:t>
+      </w:r>
+      <w:r>
+        <w:rPr>
+          <w:rFonts w:ascii="Times New Roman" w:hAnsi="Times New Roman" w:cs="Times New Roman"/>
+        </w:rPr>
+        <w:t xml:space="preserve">utána megadjuk, hogy egy webszerver </w:t>
+      </w:r>
+      <w:proofErr w:type="spellStart"/>
+      <w:r>
+        <w:rPr>
+          <w:rFonts w:ascii="Times New Roman" w:hAnsi="Times New Roman" w:cs="Times New Roman"/>
+        </w:rPr>
+        <w:t>certificatet</w:t>
+      </w:r>
+      <w:proofErr w:type="spellEnd"/>
+      <w:r>
+        <w:rPr>
+          <w:rFonts w:ascii="Times New Roman" w:hAnsi="Times New Roman" w:cs="Times New Roman"/>
+        </w:rPr>
+        <w:t xml:space="preserve"> szeretnénk</w:t>
+      </w:r>
+      <w:r>
+        <w:rPr>
+          <w:rFonts w:ascii="Times New Roman" w:hAnsi="Times New Roman" w:cs="Times New Roman"/>
+        </w:rPr>
+        <w:t>.</w:t>
+      </w:r>
+      <w:r>
+        <w:rPr>
+          <w:rFonts w:ascii="Times New Roman" w:hAnsi="Times New Roman" w:cs="Times New Roman"/>
+        </w:rPr>
+        <w:t xml:space="preserve"> Megadjuk a beállításait, </w:t>
+      </w:r>
+      <w:r>
+        <w:rPr>
+          <w:rFonts w:ascii="Times New Roman" w:hAnsi="Times New Roman" w:cs="Times New Roman"/>
+        </w:rPr>
+        <w:t>DNS-</w:t>
+      </w:r>
+      <w:proofErr w:type="spellStart"/>
+      <w:r>
+        <w:rPr>
+          <w:rFonts w:ascii="Times New Roman" w:hAnsi="Times New Roman" w:cs="Times New Roman"/>
+        </w:rPr>
+        <w:t>eket</w:t>
+      </w:r>
+      <w:proofErr w:type="spellEnd"/>
+      <w:r>
+        <w:rPr>
+          <w:rFonts w:ascii="Times New Roman" w:hAnsi="Times New Roman" w:cs="Times New Roman"/>
+        </w:rPr>
+        <w:t xml:space="preserve"> megadjuk neki (</w:t>
+      </w:r>
+      <w:r>
+        <w:rPr>
+          <w:rFonts w:ascii="Times New Roman" w:hAnsi="Times New Roman" w:cs="Times New Roman"/>
+          <w:color w:val="E59EDC" w:themeColor="accent5" w:themeTint="66"/>
+        </w:rPr>
+        <w:t xml:space="preserve">telekomworkforce.hu </w:t>
+      </w:r>
+      <w:r>
+        <w:rPr>
+          <w:rFonts w:ascii="Times New Roman" w:hAnsi="Times New Roman" w:cs="Times New Roman"/>
+          <w:color w:val="000000" w:themeColor="text1"/>
+        </w:rPr>
+        <w:t xml:space="preserve">és </w:t>
+      </w:r>
+      <w:r>
+        <w:rPr>
+          <w:rFonts w:ascii="Times New Roman" w:hAnsi="Times New Roman" w:cs="Times New Roman"/>
+          <w:color w:val="E59EDC" w:themeColor="accent5" w:themeTint="66"/>
+        </w:rPr>
+        <w:t>www.telekomworkforce.hu</w:t>
+      </w:r>
+      <w:r>
+        <w:rPr>
+          <w:rFonts w:ascii="Times New Roman" w:hAnsi="Times New Roman" w:cs="Times New Roman"/>
+        </w:rPr>
+        <w:t>)</w:t>
+      </w:r>
+      <w:r>
+        <w:rPr>
+          <w:rFonts w:ascii="Times New Roman" w:hAnsi="Times New Roman" w:cs="Times New Roman"/>
+        </w:rPr>
+        <w:t xml:space="preserve">. </w:t>
+      </w:r>
+    </w:p>
+    <w:p>
+      <w:pPr>
+        <w:jc w:val="center"/>
+        <w:rPr>
+          <w:rFonts w:ascii="Times New Roman" w:hAnsi="Times New Roman" w:cs="Times New Roman"/>
+        </w:rPr>
+      </w:pPr>
+      <w:r>
+        <w:rPr>
+          <w:rFonts w:ascii="Times New Roman" w:hAnsi="Times New Roman" w:cs="Times New Roman"/>
+          <w:noProof/>
+        </w:rPr>
+        <w:drawing>
+          <wp:inline distT="0" distB="0" distL="0" distR="0" wp14:anchorId="10232CAF" wp14:editId="72EAFDC4">
+            <wp:extent cx="4730750" cy="3336003"/>
+            <wp:effectExtent l="0" t="0" r="0" b="0"/>
+            <wp:docPr id="31314766" name="Kép 1"/>
+            <wp:cNvGraphicFramePr>
+              <a:graphicFrameLocks xmlns:a="http://schemas.openxmlformats.org/drawingml/2006/main" noChangeAspect="1"/>
+            </wp:cNvGraphicFramePr>
+            <a:graphic xmlns:a="http://schemas.openxmlformats.org/drawingml/2006/main">
+              <a:graphicData uri="http://schemas.openxmlformats.org/drawingml/2006/picture">
+                <pic:pic xmlns:pic="http://schemas.openxmlformats.org/drawingml/2006/picture">
+                  <pic:nvPicPr>
+                    <pic:cNvPr id="31314766" name=""/>
+                    <pic:cNvPicPr/>
+                  </pic:nvPicPr>
+                  <pic:blipFill>
+                    <a:blip r:embed="rId55"/>
+                    <a:stretch>
+                      <a:fillRect/>
+                    </a:stretch>
+                  </pic:blipFill>
+                  <pic:spPr>
+                    <a:xfrm>
+                      <a:off x="0" y="0"/>
+                      <a:ext cx="4751415" cy="3350576"/>
+                    </a:xfrm>
+                    <a:prstGeom prst="rect">
+                      <a:avLst/>
+                    </a:prstGeom>
+                  </pic:spPr>
+                </pic:pic>
+              </a:graphicData>
+            </a:graphic>
+          </wp:inline>
+        </w:drawing>
+      </w:r>
+    </w:p>
+    <w:p>
+      <w:pPr>
+        <w:jc w:val="both"/>
+        <w:rPr>
+          <w:rFonts w:ascii="Times New Roman" w:hAnsi="Times New Roman" w:cs="Times New Roman"/>
+        </w:rPr>
+      </w:pPr>
+      <w:r>
+        <w:rPr>
+          <w:rFonts w:ascii="Times New Roman" w:hAnsi="Times New Roman" w:cs="Times New Roman"/>
+        </w:rPr>
+        <w:t xml:space="preserve">Ez a Windows </w:t>
+      </w:r>
+      <w:proofErr w:type="spellStart"/>
+      <w:r>
+        <w:rPr>
+          <w:rFonts w:ascii="Times New Roman" w:hAnsi="Times New Roman" w:cs="Times New Roman"/>
+        </w:rPr>
+        <w:t>Certificate</w:t>
+      </w:r>
+      <w:proofErr w:type="spellEnd"/>
+      <w:r>
+        <w:rPr>
+          <w:rFonts w:ascii="Times New Roman" w:hAnsi="Times New Roman" w:cs="Times New Roman"/>
+        </w:rPr>
+        <w:t xml:space="preserve"> </w:t>
+      </w:r>
+      <w:proofErr w:type="spellStart"/>
+      <w:r>
+        <w:rPr>
+          <w:rFonts w:ascii="Times New Roman" w:hAnsi="Times New Roman" w:cs="Times New Roman"/>
+        </w:rPr>
+        <w:t>Enrollment</w:t>
+      </w:r>
+      <w:proofErr w:type="spellEnd"/>
+      <w:r>
+        <w:rPr>
+          <w:rFonts w:ascii="Times New Roman" w:hAnsi="Times New Roman" w:cs="Times New Roman"/>
+        </w:rPr>
+        <w:t xml:space="preserve"> varázsló </w:t>
+      </w:r>
+      <w:proofErr w:type="spellStart"/>
+      <w:r>
+        <w:rPr>
+          <w:rFonts w:ascii="Times New Roman" w:hAnsi="Times New Roman" w:cs="Times New Roman"/>
+          <w:b/>
+          <w:bCs/>
+        </w:rPr>
+        <w:t>Custom</w:t>
+      </w:r>
+      <w:proofErr w:type="spellEnd"/>
+      <w:r>
+        <w:rPr>
+          <w:rFonts w:ascii="Times New Roman" w:hAnsi="Times New Roman" w:cs="Times New Roman"/>
+          <w:b/>
+          <w:bCs/>
+        </w:rPr>
+        <w:t xml:space="preserve"> </w:t>
+      </w:r>
+      <w:proofErr w:type="spellStart"/>
+      <w:r>
+        <w:rPr>
+          <w:rFonts w:ascii="Times New Roman" w:hAnsi="Times New Roman" w:cs="Times New Roman"/>
+          <w:b/>
+          <w:bCs/>
+        </w:rPr>
+        <w:t>request</w:t>
+      </w:r>
+      <w:proofErr w:type="spellEnd"/>
+      <w:r>
+        <w:rPr>
+          <w:rFonts w:ascii="Times New Roman" w:hAnsi="Times New Roman" w:cs="Times New Roman"/>
+        </w:rPr>
+        <w:t xml:space="preserve"> része.</w:t>
+      </w:r>
+      <w:r>
+        <w:rPr>
+          <w:rFonts w:ascii="Times New Roman" w:hAnsi="Times New Roman" w:cs="Times New Roman"/>
+        </w:rPr>
+        <w:t xml:space="preserve"> Itt választom ki, hogy milyen tanúsítványt szeretnék </w:t>
+      </w:r>
+      <w:r>
+        <w:rPr>
+          <w:rFonts w:ascii="Times New Roman" w:hAnsi="Times New Roman" w:cs="Times New Roman"/>
+        </w:rPr>
+        <w:t>(Web Server) és hogy milyen formátumban készüljön el a kérés</w:t>
+      </w:r>
+      <w:r>
+        <w:rPr>
+          <w:rFonts w:ascii="Times New Roman" w:hAnsi="Times New Roman" w:cs="Times New Roman"/>
+        </w:rPr>
+        <w:t>:</w:t>
+      </w:r>
+    </w:p>
+    <w:p>
+      <w:pPr>
+        <w:jc w:val="center"/>
+        <w:rPr>
+          <w:rFonts w:ascii="Times New Roman" w:hAnsi="Times New Roman" w:cs="Times New Roman"/>
+        </w:rPr>
+      </w:pPr>
+      <w:r>
+        <w:rPr>
+          <w:rFonts w:ascii="Times New Roman" w:hAnsi="Times New Roman" w:cs="Times New Roman"/>
+          <w:noProof/>
+        </w:rPr>
+        <w:drawing>
+          <wp:inline distT="0" distB="0" distL="0" distR="0" wp14:anchorId="4AAB9B44" wp14:editId="0707181E">
+            <wp:extent cx="4940554" cy="1847945"/>
+            <wp:effectExtent l="0" t="0" r="0" b="0"/>
+            <wp:docPr id="870280595" name="Kép 1"/>
+            <wp:cNvGraphicFramePr>
+              <a:graphicFrameLocks xmlns:a="http://schemas.openxmlformats.org/drawingml/2006/main" noChangeAspect="1"/>
+            </wp:cNvGraphicFramePr>
+            <a:graphic xmlns:a="http://schemas.openxmlformats.org/drawingml/2006/main">
+              <a:graphicData uri="http://schemas.openxmlformats.org/drawingml/2006/picture">
+                <pic:pic xmlns:pic="http://schemas.openxmlformats.org/drawingml/2006/picture">
+                  <pic:nvPicPr>
+                    <pic:cNvPr id="870280595" name=""/>
+                    <pic:cNvPicPr/>
+                  </pic:nvPicPr>
+                  <pic:blipFill>
+                    <a:blip r:embed="rId56"/>
+                    <a:stretch>
+                      <a:fillRect/>
+                    </a:stretch>
+                  </pic:blipFill>
+                  <pic:spPr>
+                    <a:xfrm>
+                      <a:off x="0" y="0"/>
+                      <a:ext cx="4940554" cy="1847945"/>
+                    </a:xfrm>
+                    <a:prstGeom prst="rect">
+                      <a:avLst/>
+                    </a:prstGeom>
+                  </pic:spPr>
+                </pic:pic>
+              </a:graphicData>
+            </a:graphic>
+          </wp:inline>
+        </w:drawing>
+      </w:r>
+    </w:p>
+    <w:p>
+      <w:pPr>
+        <w:jc w:val="center"/>
+        <w:rPr>
+          <w:rFonts w:ascii="Times New Roman" w:hAnsi="Times New Roman" w:cs="Times New Roman"/>
+        </w:rPr>
+      </w:pPr>
+      <w:r>
+        <w:rPr>
+          <w:rFonts w:ascii="Times New Roman" w:hAnsi="Times New Roman" w:cs="Times New Roman"/>
+          <w:noProof/>
+        </w:rPr>
+        <w:lastRenderedPageBreak/>
+        <w:drawing>
+          <wp:inline distT="0" distB="0" distL="0" distR="0" wp14:anchorId="39D5C919" wp14:editId="5A576FAC">
+            <wp:extent cx="4984376" cy="1765300"/>
+            <wp:effectExtent l="0" t="0" r="6985" b="6350"/>
+            <wp:docPr id="1573199897" name="Kép 1"/>
+            <wp:cNvGraphicFramePr>
+              <a:graphicFrameLocks xmlns:a="http://schemas.openxmlformats.org/drawingml/2006/main" noChangeAspect="1"/>
+            </wp:cNvGraphicFramePr>
+            <a:graphic xmlns:a="http://schemas.openxmlformats.org/drawingml/2006/main">
+              <a:graphicData uri="http://schemas.openxmlformats.org/drawingml/2006/picture">
+                <pic:pic xmlns:pic="http://schemas.openxmlformats.org/drawingml/2006/picture">
+                  <pic:nvPicPr>
+                    <pic:cNvPr id="1573199897" name=""/>
+                    <pic:cNvPicPr/>
+                  </pic:nvPicPr>
+                  <pic:blipFill>
+                    <a:blip r:embed="rId57"/>
+                    <a:stretch>
+                      <a:fillRect/>
+                    </a:stretch>
+                  </pic:blipFill>
+                  <pic:spPr>
+                    <a:xfrm>
+                      <a:off x="0" y="0"/>
+                      <a:ext cx="4988814" cy="1766872"/>
+                    </a:xfrm>
+                    <a:prstGeom prst="rect">
+                      <a:avLst/>
+                    </a:prstGeom>
+                  </pic:spPr>
+                </pic:pic>
+              </a:graphicData>
+            </a:graphic>
+          </wp:inline>
+        </w:drawing>
+      </w:r>
+    </w:p>
+    <w:p>
+      <w:pPr>
+        <w:jc w:val="both"/>
+        <w:rPr>
+          <w:rFonts w:ascii="Times New Roman" w:hAnsi="Times New Roman" w:cs="Times New Roman"/>
+        </w:rPr>
+      </w:pPr>
+      <w:r>
+        <w:rPr>
+          <w:rFonts w:ascii="Times New Roman" w:hAnsi="Times New Roman" w:cs="Times New Roman"/>
+        </w:rPr>
+        <w:t>Így néz ki a webszerver tanúsítvá</w:t>
+      </w:r>
+      <w:r>
+        <w:rPr>
+          <w:rFonts w:ascii="Times New Roman" w:hAnsi="Times New Roman" w:cs="Times New Roman"/>
+        </w:rPr>
+        <w:t>nykérelme</w:t>
+      </w:r>
+      <w:r>
+        <w:rPr>
+          <w:rFonts w:ascii="Times New Roman" w:hAnsi="Times New Roman" w:cs="Times New Roman"/>
+        </w:rPr>
+        <w:t xml:space="preserve">, </w:t>
+      </w:r>
+      <w:r>
+        <w:rPr>
+          <w:rFonts w:ascii="Times New Roman" w:hAnsi="Times New Roman" w:cs="Times New Roman"/>
+        </w:rPr>
+        <w:t xml:space="preserve">amivel a tanúsítványt fogjuk létrehozni: </w:t>
+      </w:r>
+      <w:r>
+        <w:rPr>
+          <w:rFonts w:ascii="Times New Roman" w:hAnsi="Times New Roman" w:cs="Times New Roman"/>
+        </w:rPr>
+        <w:t>ebben van a szerver neve, a publikus kulcs és a tanúsítvány típusa</w:t>
+      </w:r>
+      <w:r>
+        <w:rPr>
+          <w:rFonts w:ascii="Times New Roman" w:hAnsi="Times New Roman" w:cs="Times New Roman"/>
+        </w:rPr>
+        <w:t>. Ezt beküldtem a</w:t>
+      </w:r>
+      <w:r>
+        <w:rPr>
+          <w:rFonts w:ascii="Times New Roman" w:hAnsi="Times New Roman" w:cs="Times New Roman"/>
+        </w:rPr>
+        <w:t>z</w:t>
+      </w:r>
+      <w:r>
+        <w:rPr>
+          <w:rFonts w:ascii="Times New Roman" w:hAnsi="Times New Roman" w:cs="Times New Roman"/>
+        </w:rPr>
+        <w:t xml:space="preserve"> AD CS-</w:t>
+      </w:r>
+      <w:proofErr w:type="spellStart"/>
+      <w:r>
+        <w:rPr>
+          <w:rFonts w:ascii="Times New Roman" w:hAnsi="Times New Roman" w:cs="Times New Roman"/>
+        </w:rPr>
+        <w:t>nek</w:t>
+      </w:r>
+      <w:proofErr w:type="spellEnd"/>
+      <w:r>
+        <w:rPr>
+          <w:rFonts w:ascii="Times New Roman" w:hAnsi="Times New Roman" w:cs="Times New Roman"/>
+        </w:rPr>
+        <w:t xml:space="preserve">, aki </w:t>
+      </w:r>
+      <w:r>
+        <w:rPr>
+          <w:rFonts w:ascii="Times New Roman" w:hAnsi="Times New Roman" w:cs="Times New Roman"/>
+        </w:rPr>
+        <w:t xml:space="preserve">a </w:t>
+      </w:r>
+      <w:r>
+        <w:rPr>
+          <w:rFonts w:ascii="Times New Roman" w:hAnsi="Times New Roman" w:cs="Times New Roman"/>
+          <w:b/>
+          <w:bCs/>
+        </w:rPr>
+        <w:t>saját vállalati tanúsítványkiadó</w:t>
+      </w:r>
+      <w:r>
+        <w:rPr>
+          <w:rFonts w:ascii="Times New Roman" w:hAnsi="Times New Roman" w:cs="Times New Roman"/>
+          <w:b/>
+          <w:bCs/>
+        </w:rPr>
+        <w:t xml:space="preserve">nk. </w:t>
+      </w:r>
+      <w:r>
+        <w:rPr>
+          <w:rFonts w:ascii="Times New Roman" w:hAnsi="Times New Roman" w:cs="Times New Roman"/>
+          <w:b/>
+          <w:bCs/>
+        </w:rPr>
+        <w:t>Az AD CD kiállította a tanúsítványt</w:t>
+      </w:r>
+      <w:r>
+        <w:rPr>
+          <w:rFonts w:ascii="Times New Roman" w:hAnsi="Times New Roman" w:cs="Times New Roman"/>
+          <w:b/>
+          <w:bCs/>
+        </w:rPr>
+        <w:t xml:space="preserve">, ami hozzá van rendelve a saját </w:t>
+      </w:r>
+      <w:proofErr w:type="spellStart"/>
+      <w:r>
+        <w:rPr>
+          <w:rFonts w:ascii="Times New Roman" w:hAnsi="Times New Roman" w:cs="Times New Roman"/>
+          <w:b/>
+          <w:bCs/>
+        </w:rPr>
+        <w:t>Domain</w:t>
+      </w:r>
+      <w:proofErr w:type="spellEnd"/>
+      <w:r>
+        <w:rPr>
+          <w:rFonts w:ascii="Times New Roman" w:hAnsi="Times New Roman" w:cs="Times New Roman"/>
+          <w:b/>
+          <w:bCs/>
+        </w:rPr>
+        <w:t xml:space="preserve"> nevéhez: </w:t>
+      </w:r>
+      <w:r>
+        <w:rPr>
+          <w:rFonts w:ascii="Times New Roman" w:hAnsi="Times New Roman" w:cs="Times New Roman"/>
+          <w:b/>
+          <w:bCs/>
+          <w:color w:val="E59EDC" w:themeColor="accent5" w:themeTint="66"/>
+        </w:rPr>
+        <w:t>telekomworkforce.hu</w:t>
+      </w:r>
+      <w:r>
+        <w:rPr>
+          <w:rFonts w:ascii="Times New Roman" w:hAnsi="Times New Roman" w:cs="Times New Roman"/>
+          <w:b/>
+          <w:bCs/>
+          <w:color w:val="E59EDC" w:themeColor="accent5" w:themeTint="66"/>
+        </w:rPr>
+        <w:t xml:space="preserve"> </w:t>
+      </w:r>
+    </w:p>
+    <w:p>
+      <w:pPr>
+        <w:jc w:val="center"/>
+        <w:rPr>
+          <w:rFonts w:ascii="Times New Roman" w:hAnsi="Times New Roman" w:cs="Times New Roman"/>
+        </w:rPr>
+      </w:pPr>
+      <w:r>
+        <w:rPr>
+          <w:rFonts w:ascii="Times New Roman" w:hAnsi="Times New Roman" w:cs="Times New Roman"/>
+          <w:noProof/>
+        </w:rPr>
+        <w:drawing>
+          <wp:inline distT="0" distB="0" distL="0" distR="0" wp14:anchorId="47E5E210" wp14:editId="0AEA66DB">
+            <wp:extent cx="2552368" cy="2474314"/>
+            <wp:effectExtent l="0" t="0" r="635" b="2540"/>
+            <wp:docPr id="1686061342" name="Kép 1"/>
+            <wp:cNvGraphicFramePr>
+              <a:graphicFrameLocks xmlns:a="http://schemas.openxmlformats.org/drawingml/2006/main" noChangeAspect="1"/>
+            </wp:cNvGraphicFramePr>
+            <a:graphic xmlns:a="http://schemas.openxmlformats.org/drawingml/2006/main">
+              <a:graphicData uri="http://schemas.openxmlformats.org/drawingml/2006/picture">
+                <pic:pic xmlns:pic="http://schemas.openxmlformats.org/drawingml/2006/picture">
+                  <pic:nvPicPr>
+                    <pic:cNvPr id="1686061342" name=""/>
+                    <pic:cNvPicPr/>
+                  </pic:nvPicPr>
+                  <pic:blipFill>
+                    <a:blip r:embed="rId58"/>
+                    <a:stretch>
+                      <a:fillRect/>
+                    </a:stretch>
+                  </pic:blipFill>
+                  <pic:spPr>
+                    <a:xfrm>
+                      <a:off x="0" y="0"/>
+                      <a:ext cx="2576790" cy="2497989"/>
+                    </a:xfrm>
+                    <a:prstGeom prst="rect">
+                      <a:avLst/>
+                    </a:prstGeom>
+                  </pic:spPr>
+                </pic:pic>
+              </a:graphicData>
+            </a:graphic>
+          </wp:inline>
+        </w:drawing>
+      </w:r>
+    </w:p>
+    <w:p>
+      <w:pPr>
+        <w:jc w:val="center"/>
+        <w:rPr>
+          <w:rFonts w:ascii="Times New Roman" w:hAnsi="Times New Roman" w:cs="Times New Roman"/>
+        </w:rPr>
+      </w:pPr>
+      <w:r>
+        <w:rPr>
+          <w:rFonts w:ascii="Times New Roman" w:hAnsi="Times New Roman" w:cs="Times New Roman"/>
+          <w:noProof/>
+        </w:rPr>
+        <mc:AlternateContent>
+          <mc:Choice Requires="wps">
+            <w:drawing>
+              <wp:anchor distT="0" distB="0" distL="114300" distR="114300" simplePos="0" relativeHeight="251661312" behindDoc="0" locked="0" layoutInCell="1" allowOverlap="1" wp14:anchorId="48501D38" wp14:editId="170C4BC5">
+                <wp:simplePos x="0" y="0"/>
+                <wp:positionH relativeFrom="margin">
+                  <wp:posOffset>1773555</wp:posOffset>
+                </wp:positionH>
+                <wp:positionV relativeFrom="paragraph">
+                  <wp:posOffset>1652905</wp:posOffset>
+                </wp:positionV>
+                <wp:extent cx="1377950" cy="209550"/>
+                <wp:effectExtent l="19050" t="19050" r="31750" b="38100"/>
+                <wp:wrapNone/>
+                <wp:docPr id="881298729" name="Téglalap 1"/>
+                <wp:cNvGraphicFramePr/>
+                <a:graphic xmlns:a="http://schemas.openxmlformats.org/drawingml/2006/main">
+                  <a:graphicData uri="http://schemas.microsoft.com/office/word/2010/wordprocessingShape">
+                    <wps:wsp>
+                      <wps:cNvSpPr/>
+                      <wps:spPr>
+                        <a:xfrm>
+                          <a:off x="0" y="0"/>
+                          <a:ext cx="1377950" cy="209550"/>
+                        </a:xfrm>
+                        <a:prstGeom prst="rect">
+                          <a:avLst/>
+                        </a:prstGeom>
+                        <a:noFill/>
+                        <a:ln w="57150">
+                          <a:solidFill>
+                            <a:srgbClr val="C00000"/>
+                          </a:solidFill>
+                        </a:ln>
+                      </wps:spPr>
+                      <wps:style>
+                        <a:lnRef idx="2">
+                          <a:schemeClr val="accent1">
+                            <a:shade val="15000"/>
+                          </a:schemeClr>
+                        </a:lnRef>
+                        <a:fillRef idx="1">
+                          <a:schemeClr val="accent1"/>
+                        </a:fillRef>
+                        <a:effectRef idx="0">
+                          <a:schemeClr val="accent1"/>
+                        </a:effectRef>
+                        <a:fontRef idx="minor">
+                          <a:schemeClr val="lt1"/>
+                        </a:fontRef>
+                      </wps:style>
+                      <wps:bodyPr rot="0" spcFirstLastPara="0" vertOverflow="overflow" horzOverflow="overflow" vert="horz" wrap="square" lIns="91440" tIns="45720" rIns="91440" bIns="45720" numCol="1" spcCol="0" rtlCol="0" fromWordArt="0" anchor="ctr" anchorCtr="0" forceAA="0" compatLnSpc="1">
+                        <a:prstTxWarp prst="textNoShape">
+                          <a:avLst/>
+                        </a:prstTxWarp>
+                        <a:noAutofit/>
+                      </wps:bodyPr>
+                    </wps:wsp>
+                  </a:graphicData>
+                </a:graphic>
+                <wp14:sizeRelH relativeFrom="margin">
+                  <wp14:pctWidth>0</wp14:pctWidth>
+                </wp14:sizeRelH>
+                <wp14:sizeRelV relativeFrom="margin">
+                  <wp14:pctHeight>0</wp14:pctHeight>
+                </wp14:sizeRelV>
+              </wp:anchor>
+            </w:drawing>
+          </mc:Choice>
+          <mc:Fallback>
+            <w:pict>
+              <v:rect w14:anchorId="2CEA0EE2" id="Téglalap 1" o:spid="_x0000_s1026" style="position:absolute;margin-left:139.65pt;margin-top:130.15pt;width:108.5pt;height:16.5pt;z-index:251661312;visibility:visible;mso-wrap-style:square;mso-width-percent:0;mso-height-percent:0;mso-wrap-distance-left:9pt;mso-wrap-distance-top:0;mso-wrap-distance-right:9pt;mso-wrap-distance-bottom:0;mso-position-horizontal:absolute;mso-position-horizontal-relative:margin;mso-position-vertical:absolute;mso-position-vertical-relative:text;mso-width-percent:0;mso-height-percent:0;mso-width-relative:margin;mso-height-relative:margin;v-text-anchor:middle" o:gfxdata="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" filled="f" strokecolor="#c00000" strokeweight="4.5pt">
+                <w10:wrap anchorx="margin"/>
+              </v:rect>
+            </w:pict>
+          </mc:Fallback>
+        </mc:AlternateContent>
+      </w:r>
+      <w:r>
+        <w:rPr>
+          <w:rFonts w:ascii="Times New Roman" w:hAnsi="Times New Roman" w:cs="Times New Roman"/>
+          <w:noProof/>
+        </w:rPr>
+        <w:drawing>
+          <wp:inline distT="0" distB="0" distL="0" distR="0" wp14:anchorId="34904650" wp14:editId="52B83884">
+            <wp:extent cx="2691130" cy="3393163"/>
+            <wp:effectExtent l="0" t="0" r="0" b="0"/>
+            <wp:docPr id="1327528148" name="Kép 1"/>
+            <wp:cNvGraphicFramePr>
+              <a:graphicFrameLocks xmlns:a="http://schemas.openxmlformats.org/drawingml/2006/main" noChangeAspect="1"/>
+            </wp:cNvGraphicFramePr>
+            <a:graphic xmlns:a="http://schemas.openxmlformats.org/drawingml/2006/main">
+              <a:graphicData uri="http://schemas.openxmlformats.org/drawingml/2006/picture">
+                <pic:pic xmlns:pic="http://schemas.openxmlformats.org/drawingml/2006/picture">
+                  <pic:nvPicPr>
+                    <pic:cNvPr id="1327528148" name=""/>
+                    <pic:cNvPicPr/>
+                  </pic:nvPicPr>
+                  <pic:blipFill>
+                    <a:blip r:embed="rId59"/>
+                    <a:stretch>
+                      <a:fillRect/>
+                    </a:stretch>
+                  </pic:blipFill>
+                  <pic:spPr>
+                    <a:xfrm>
+                      <a:off x="0" y="0"/>
+                      <a:ext cx="2691784" cy="3393987"/>
+                    </a:xfrm>
+                    <a:prstGeom prst="rect">
+                      <a:avLst/>
+                    </a:prstGeom>
+                  </pic:spPr>
+                </pic:pic>
+              </a:graphicData>
+            </a:graphic>
+          </wp:inline>
+        </w:drawing>
+      </w:r>
+    </w:p>
+    <w:p>
+      <w:pPr>
+        <w:jc w:val="both"/>
+        <w:rPr>
+          <w:rFonts w:ascii="Times New Roman" w:hAnsi="Times New Roman" w:cs="Times New Roman"/>
+        </w:rPr>
+      </w:pPr>
+      <w:r>
+        <w:rPr>
+          <w:rFonts w:ascii="Times New Roman" w:hAnsi="Times New Roman" w:cs="Times New Roman"/>
+        </w:rPr>
+        <w:lastRenderedPageBreak/>
+        <w:t xml:space="preserve">Most, hogy ezek megvannak létrehozom a </w:t>
+      </w:r>
+      <w:proofErr w:type="spellStart"/>
+      <w:r>
+        <w:rPr>
+          <w:rFonts w:ascii="Times New Roman" w:hAnsi="Times New Roman" w:cs="Times New Roman"/>
+        </w:rPr>
+        <w:t>telekomworkforce</w:t>
+      </w:r>
+      <w:proofErr w:type="spellEnd"/>
+      <w:r>
+        <w:rPr>
+          <w:rFonts w:ascii="Times New Roman" w:hAnsi="Times New Roman" w:cs="Times New Roman"/>
+        </w:rPr>
+        <w:t xml:space="preserve"> weboldalát és beállítom az </w:t>
+      </w:r>
+      <w:proofErr w:type="spellStart"/>
+      <w:r>
+        <w:rPr>
+          <w:rFonts w:ascii="Times New Roman" w:hAnsi="Times New Roman" w:cs="Times New Roman"/>
+        </w:rPr>
+        <w:t>ssl</w:t>
+      </w:r>
+      <w:proofErr w:type="spellEnd"/>
+      <w:r>
+        <w:rPr>
+          <w:rFonts w:ascii="Times New Roman" w:hAnsi="Times New Roman" w:cs="Times New Roman"/>
+        </w:rPr>
+        <w:t xml:space="preserve"> </w:t>
+      </w:r>
+      <w:proofErr w:type="spellStart"/>
+      <w:r>
+        <w:rPr>
+          <w:rFonts w:ascii="Times New Roman" w:hAnsi="Times New Roman" w:cs="Times New Roman"/>
+        </w:rPr>
+        <w:t>requestet</w:t>
+      </w:r>
+      <w:proofErr w:type="spellEnd"/>
+      <w:r>
+        <w:rPr>
+          <w:rFonts w:ascii="Times New Roman" w:hAnsi="Times New Roman" w:cs="Times New Roman"/>
+        </w:rPr>
+        <w:t>,</w:t>
+      </w:r>
+      <w:r>
+        <w:rPr>
+          <w:rFonts w:ascii="Times New Roman" w:hAnsi="Times New Roman" w:cs="Times New Roman"/>
+        </w:rPr>
+        <w:t xml:space="preserve"> mindig</w:t>
+      </w:r>
+      <w:r>
+        <w:rPr>
+          <w:rFonts w:ascii="Times New Roman" w:hAnsi="Times New Roman" w:cs="Times New Roman"/>
+        </w:rPr>
+        <w:t xml:space="preserve"> használni fogja a </w:t>
+      </w:r>
+      <w:r>
+        <w:rPr>
+          <w:rFonts w:ascii="Times New Roman" w:hAnsi="Times New Roman" w:cs="Times New Roman"/>
+        </w:rPr>
+        <w:t>tanúsítványt</w:t>
+      </w:r>
+      <w:r>
+        <w:rPr>
+          <w:rFonts w:ascii="Times New Roman" w:hAnsi="Times New Roman" w:cs="Times New Roman"/>
+        </w:rPr>
+        <w:t xml:space="preserve">. </w:t>
+      </w:r>
+      <w:r>
+        <w:rPr>
+          <w:rFonts w:ascii="Times New Roman" w:hAnsi="Times New Roman" w:cs="Times New Roman"/>
+        </w:rPr>
+        <w:t xml:space="preserve">Beállítom a HTTPS-t és hozzáadom a </w:t>
+      </w:r>
+      <w:proofErr w:type="spellStart"/>
+      <w:r>
+        <w:rPr>
+          <w:rFonts w:ascii="Times New Roman" w:hAnsi="Times New Roman" w:cs="Times New Roman"/>
+        </w:rPr>
+        <w:t>certificatet</w:t>
+      </w:r>
+      <w:proofErr w:type="spellEnd"/>
+      <w:r>
+        <w:rPr>
+          <w:rFonts w:ascii="Times New Roman" w:hAnsi="Times New Roman" w:cs="Times New Roman"/>
+        </w:rPr>
+        <w:t>, amit csináltam.</w:t>
+      </w:r>
+      <w:r>
+        <w:rPr>
+          <w:rFonts w:ascii="Times New Roman" w:hAnsi="Times New Roman" w:cs="Times New Roman"/>
+        </w:rPr>
+        <w:t xml:space="preserve"> Ehhez kell az</w:t>
+      </w:r>
+      <w:r>
+        <w:rPr>
+          <w:rFonts w:ascii="Times New Roman" w:hAnsi="Times New Roman" w:cs="Times New Roman"/>
+        </w:rPr>
+        <w:t>,</w:t>
+      </w:r>
+      <w:r>
+        <w:rPr>
+          <w:rFonts w:ascii="Times New Roman" w:hAnsi="Times New Roman" w:cs="Times New Roman"/>
+        </w:rPr>
+        <w:t xml:space="preserve"> hogy először kimásolom a tanúsítványt egy olyan állományba, amivel aztán tud</w:t>
+      </w:r>
+      <w:r>
+        <w:rPr>
+          <w:rFonts w:ascii="Times New Roman" w:hAnsi="Times New Roman" w:cs="Times New Roman"/>
+        </w:rPr>
+        <w:t xml:space="preserve">unk dolgozni </w:t>
+      </w:r>
+      <w:r>
+        <w:rPr>
+          <w:rFonts w:ascii="Times New Roman" w:hAnsi="Times New Roman" w:cs="Times New Roman"/>
+        </w:rPr>
+        <w:t>(</w:t>
+      </w:r>
+      <w:r>
+        <w:rPr>
+          <w:rFonts w:ascii="Times New Roman" w:hAnsi="Times New Roman" w:cs="Times New Roman"/>
+        </w:rPr>
+        <w:t>.CER</w:t>
+      </w:r>
+      <w:r>
+        <w:rPr>
+          <w:rFonts w:ascii="Times New Roman" w:hAnsi="Times New Roman" w:cs="Times New Roman"/>
+        </w:rPr>
+        <w:t>).</w:t>
+      </w:r>
+      <w:r>
+        <w:rPr>
+          <w:rFonts w:ascii="Times New Roman" w:hAnsi="Times New Roman" w:cs="Times New Roman"/>
+        </w:rPr>
+        <w:t xml:space="preserve"> </w:t>
+      </w:r>
+      <w:r>
+        <w:rPr>
+          <w:rFonts w:ascii="Times New Roman" w:hAnsi="Times New Roman" w:cs="Times New Roman"/>
+        </w:rPr>
+        <w:t xml:space="preserve">Ezt a </w:t>
+      </w:r>
+      <w:proofErr w:type="spellStart"/>
+      <w:r>
+        <w:rPr>
+          <w:rFonts w:ascii="Times New Roman" w:hAnsi="Times New Roman" w:cs="Times New Roman"/>
+        </w:rPr>
+        <w:t>filet</w:t>
+      </w:r>
+      <w:proofErr w:type="spellEnd"/>
+      <w:r>
+        <w:rPr>
+          <w:rFonts w:ascii="Times New Roman" w:hAnsi="Times New Roman" w:cs="Times New Roman"/>
+        </w:rPr>
+        <w:t xml:space="preserve"> pedig felm</w:t>
+      </w:r>
+      <w:r>
+        <w:rPr>
+          <w:rFonts w:ascii="Times New Roman" w:hAnsi="Times New Roman" w:cs="Times New Roman"/>
+        </w:rPr>
+        <w:t>á</w:t>
+      </w:r>
+      <w:r>
+        <w:rPr>
+          <w:rFonts w:ascii="Times New Roman" w:hAnsi="Times New Roman" w:cs="Times New Roman"/>
+        </w:rPr>
+        <w:t xml:space="preserve">solom a </w:t>
+      </w:r>
+      <w:proofErr w:type="spellStart"/>
+      <w:r>
+        <w:rPr>
+          <w:rFonts w:ascii="Times New Roman" w:hAnsi="Times New Roman" w:cs="Times New Roman"/>
+        </w:rPr>
+        <w:t>certificates</w:t>
+      </w:r>
+      <w:proofErr w:type="spellEnd"/>
+      <w:r>
+        <w:rPr>
+          <w:rFonts w:ascii="Times New Roman" w:hAnsi="Times New Roman" w:cs="Times New Roman"/>
+        </w:rPr>
+        <w:t xml:space="preserve"> </w:t>
+      </w:r>
+      <w:r>
+        <w:rPr>
+          <w:rFonts w:ascii="Times New Roman" w:hAnsi="Times New Roman" w:cs="Times New Roman"/>
+        </w:rPr>
+        <w:t>közé, ezzel megszületett a működő két évre kiállított tanúsítványunk a webszerverhez.</w:t>
+      </w:r>
+    </w:p>
+    <w:p>
+      <w:pPr>
+        <w:jc w:val="center"/>
+        <w:rPr>
+          <w:rFonts w:ascii="Times New Roman" w:hAnsi="Times New Roman" w:cs="Times New Roman"/>
+        </w:rPr>
+      </w:pPr>
+      <w:r>
+        <w:rPr>
+          <w:rFonts w:ascii="Times New Roman" w:hAnsi="Times New Roman" w:cs="Times New Roman"/>
+          <w:noProof/>
+        </w:rPr>
+        <w:drawing>
+          <wp:inline distT="0" distB="0" distL="0" distR="0" wp14:anchorId="310B4D7E" wp14:editId="19A8A674">
+            <wp:extent cx="4963218" cy="1657581"/>
+            <wp:effectExtent l="0" t="0" r="8890" b="0"/>
+            <wp:docPr id="1047120664" name="Kép 1"/>
+            <wp:cNvGraphicFramePr>
+              <a:graphicFrameLocks xmlns:a="http://schemas.openxmlformats.org/drawingml/2006/main" noChangeAspect="1"/>
+            </wp:cNvGraphicFramePr>
+            <a:graphic xmlns:a="http://schemas.openxmlformats.org/drawingml/2006/main">
+              <a:graphicData uri="http://schemas.openxmlformats.org/drawingml/2006/picture">
+                <pic:pic xmlns:pic="http://schemas.openxmlformats.org/drawingml/2006/picture">
+                  <pic:nvPicPr>
+                    <pic:cNvPr id="1047120664" name=""/>
+                    <pic:cNvPicPr/>
+                  </pic:nvPicPr>
+                  <pic:blipFill>
+                    <a:blip r:embed="rId60"/>
+                    <a:stretch>
+                      <a:fillRect/>
+                    </a:stretch>
+                  </pic:blipFill>
+                  <pic:spPr>
+                    <a:xfrm>
+                      <a:off x="0" y="0"/>
+                      <a:ext cx="4963218" cy="1657581"/>
+                    </a:xfrm>
+                    <a:prstGeom prst="rect">
+                      <a:avLst/>
+                    </a:prstGeom>
+                  </pic:spPr>
+                </pic:pic>
+              </a:graphicData>
+            </a:graphic>
+          </wp:inline>
+        </w:drawing>
+      </w:r>
+    </w:p>
+    <w:p>
+      <w:pPr>
+        <w:jc w:val="center"/>
+        <w:rPr>
+          <w:rFonts w:ascii="Times New Roman" w:hAnsi="Times New Roman" w:cs="Times New Roman"/>
+        </w:rPr>
+      </w:pPr>
+      <w:r>
+        <w:rPr>
+          <w:rFonts w:ascii="Times New Roman" w:hAnsi="Times New Roman" w:cs="Times New Roman"/>
+          <w:noProof/>
+        </w:rPr>
+        <mc:AlternateContent>
+          <mc:Choice Requires="wps">
+            <w:drawing>
+              <wp:anchor distT="0" distB="0" distL="114300" distR="114300" simplePos="0" relativeHeight="251659264" behindDoc="0" locked="0" layoutInCell="1" allowOverlap="1" wp14:anchorId="0A34225C" wp14:editId="4C15945F">
+                <wp:simplePos x="0" y="0"/>
+                <wp:positionH relativeFrom="column">
+                  <wp:posOffset>420011</wp:posOffset>
+                </wp:positionH>
+                <wp:positionV relativeFrom="paragraph">
+                  <wp:posOffset>461341</wp:posOffset>
+                </wp:positionV>
+                <wp:extent cx="4898004" cy="318053"/>
+                <wp:effectExtent l="19050" t="19050" r="36195" b="44450"/>
+                <wp:wrapNone/>
+                <wp:docPr id="1753753851" name="Téglalap 1"/>
+                <wp:cNvGraphicFramePr/>
+                <a:graphic xmlns:a="http://schemas.openxmlformats.org/drawingml/2006/main">
+                  <a:graphicData uri="http://schemas.microsoft.com/office/word/2010/wordprocessingShape">
+                    <wps:wsp>
+                      <wps:cNvSpPr/>
+                      <wps:spPr>
+                        <a:xfrm>
+                          <a:off x="0" y="0"/>
+                          <a:ext cx="4898004" cy="318053"/>
+                        </a:xfrm>
+                        <a:prstGeom prst="rect">
+                          <a:avLst/>
+                        </a:prstGeom>
+                        <a:noFill/>
+                        <a:ln w="57150">
+                          <a:solidFill>
+                            <a:srgbClr val="C00000"/>
+                          </a:solidFill>
+                        </a:ln>
+                      </wps:spPr>
+                      <wps:style>
+                        <a:lnRef idx="2">
+                          <a:schemeClr val="accent1">
+                            <a:shade val="15000"/>
+                          </a:schemeClr>
+                        </a:lnRef>
+                        <a:fillRef idx="1">
+                          <a:schemeClr val="accent1"/>
+                        </a:fillRef>
+                        <a:effectRef idx="0">
+                          <a:schemeClr val="accent1"/>
+                        </a:effectRef>
+                        <a:fontRef idx="minor">
+                          <a:schemeClr val="lt1"/>
+                        </a:fontRef>
+                      </wps:style>
+                      <wps:bodyPr rot="0" spcFirstLastPara="0" vertOverflow="overflow" horzOverflow="overflow" vert="horz" wrap="square" lIns="91440" tIns="45720" rIns="91440" bIns="45720" numCol="1" spcCol="0" rtlCol="0" fromWordArt="0" anchor="ctr" anchorCtr="0" forceAA="0" compatLnSpc="1">
+                        <a:prstTxWarp prst="textNoShape">
+                          <a:avLst/>
+                        </a:prstTxWarp>
+                        <a:noAutofit/>
+                      </wps:bodyPr>
+                    </wps:wsp>
+                  </a:graphicData>
+                </a:graphic>
+              </wp:anchor>
+            </w:drawing>
+          </mc:Choice>
+          <mc:Fallback>
+            <w:pict>
+              <v:rect w14:anchorId="23B557DB" id="Téglalap 1" o:spid="_x0000_s1026" style="position:absolute;margin-left:33.05pt;margin-top:36.35pt;width:385.65pt;height:25.05pt;z-index:251659264;visibility:visible;mso-wrap-style:square;mso-wrap-distance-left:9pt;mso-wrap-distance-top:0;mso-wrap-distance-right:9pt;mso-wrap-distance-bottom:0;mso-position-horizontal:absolute;mso-position-horizontal-relative:text;mso-position-vertical:absolute;mso-position-vertical-relative:text;v-text-anchor:middle" o:gfxdata="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" filled="f" strokecolor="#c00000" strokeweight="4.5pt"/>
+            </w:pict>
+          </mc:Fallback>
+        </mc:AlternateContent>
+      </w:r>
+      <w:r>
+        <w:rPr>
+          <w:rFonts w:ascii="Times New Roman" w:hAnsi="Times New Roman" w:cs="Times New Roman"/>
+          <w:noProof/>
+        </w:rPr>
+        <w:drawing>
+          <wp:inline distT="0" distB="0" distL="0" distR="0" wp14:anchorId="3EED86DA" wp14:editId="04AD5090">
+            <wp:extent cx="4969565" cy="993913"/>
+            <wp:effectExtent l="0" t="0" r="2540" b="0"/>
+            <wp:docPr id="1798392571" name="Kép 1"/>
+            <wp:cNvGraphicFramePr>
+              <a:graphicFrameLocks xmlns:a="http://schemas.openxmlformats.org/drawingml/2006/main" noChangeAspect="1"/>
+            </wp:cNvGraphicFramePr>
+            <a:graphic xmlns:a="http://schemas.openxmlformats.org/drawingml/2006/main">
+              <a:graphicData uri="http://schemas.openxmlformats.org/drawingml/2006/picture">
+                <pic:pic xmlns:pic="http://schemas.openxmlformats.org/drawingml/2006/picture">
+                  <pic:nvPicPr>
+                    <pic:cNvPr id="1798392571" name=""/>
+                    <pic:cNvPicPr/>
+                  </pic:nvPicPr>
+                  <pic:blipFill>
+                    <a:blip r:embed="rId61"/>
+                    <a:stretch>
+                      <a:fillRect/>
+                    </a:stretch>
+                  </pic:blipFill>
+                  <pic:spPr>
+                    <a:xfrm>
+                      <a:off x="0" y="0"/>
+                      <a:ext cx="4989263" cy="997853"/>
+                    </a:xfrm>
+                    <a:prstGeom prst="rect">
+                      <a:avLst/>
+                    </a:prstGeom>
+                  </pic:spPr>
+                </pic:pic>
+              </a:graphicData>
+            </a:graphic>
+          </wp:inline>
+        </w:drawing>
+      </w:r>
+    </w:p>
+    <w:p>
+      <w:pPr>
+        <w:jc w:val="both"/>
+        <w:rPr>
+          <w:rFonts w:ascii="Times New Roman" w:hAnsi="Times New Roman" w:cs="Times New Roman"/>
+        </w:rPr>
+      </w:pPr>
+      <w:r>
+        <w:rPr>
+          <w:rFonts w:ascii="Times New Roman" w:hAnsi="Times New Roman" w:cs="Times New Roman"/>
+        </w:rPr>
+        <w:t>Most létrehozok egy olyan formátumot (PFX), amit fel tudok másolni a webszerverhez, ezzel biztosítva, hogy azt használja.</w:t>
+      </w:r>
+      <w:r>
+        <w:rPr>
+          <w:rFonts w:ascii="Times New Roman" w:hAnsi="Times New Roman" w:cs="Times New Roman"/>
+        </w:rPr>
+        <w:t xml:space="preserve"> </w:t>
+      </w:r>
+      <w:r>
+        <w:rPr>
+          <w:rFonts w:ascii="Times New Roman" w:hAnsi="Times New Roman" w:cs="Times New Roman"/>
+        </w:rPr>
+        <w:t xml:space="preserve">Privát kulcsot tartalmazza ez az állomány szóval egy jelszót állítok neki és titkosítási módszert. </w:t>
+      </w:r>
+      <w:r>
+        <w:rPr>
+          <w:rFonts w:ascii="Times New Roman" w:hAnsi="Times New Roman" w:cs="Times New Roman"/>
+        </w:rPr>
+        <w:t xml:space="preserve">A PFX (más néven PKCS#12) egy olyan tanúsítványfájl, amely </w:t>
+      </w:r>
+      <w:r>
+        <w:rPr>
+          <w:rFonts w:ascii="Times New Roman" w:hAnsi="Times New Roman" w:cs="Times New Roman"/>
+          <w:b/>
+          <w:bCs/>
+        </w:rPr>
+        <w:t>minden szükséges elemet egyben tartalmaz</w:t>
+      </w:r>
+      <w:r>
+        <w:rPr>
+          <w:rFonts w:ascii="Times New Roman" w:hAnsi="Times New Roman" w:cs="Times New Roman"/>
+        </w:rPr>
+        <w:t xml:space="preserve"> ahhoz, hogy egy webszerver teljes értékű HTTPS kapcsolatot tudjon létrehozni. </w:t>
+      </w:r>
+      <w:r>
+        <w:rPr>
+          <w:rFonts w:ascii="Times New Roman" w:hAnsi="Times New Roman" w:cs="Times New Roman"/>
+        </w:rPr>
+        <w:t xml:space="preserve">Ezt most hozzáillesztjük a webszerverhez. </w:t>
+      </w:r>
+      <w:r>
+        <w:rPr>
+          <w:rFonts w:ascii="Times New Roman" w:hAnsi="Times New Roman" w:cs="Times New Roman"/>
+        </w:rPr>
+        <w:t xml:space="preserve">Amikor már a szerverhez hozzá lett adva a weboldal </w:t>
+      </w:r>
+      <w:proofErr w:type="spellStart"/>
+      <w:r>
+        <w:rPr>
+          <w:rFonts w:ascii="Times New Roman" w:hAnsi="Times New Roman" w:cs="Times New Roman"/>
+        </w:rPr>
+        <w:t>bindings</w:t>
+      </w:r>
+      <w:proofErr w:type="spellEnd"/>
+      <w:r>
+        <w:rPr>
+          <w:rFonts w:ascii="Times New Roman" w:hAnsi="Times New Roman" w:cs="Times New Roman"/>
+        </w:rPr>
+        <w:t xml:space="preserve"> beállításában is a https </w:t>
+      </w:r>
+      <w:proofErr w:type="spellStart"/>
+      <w:r>
+        <w:rPr>
+          <w:rFonts w:ascii="Times New Roman" w:hAnsi="Times New Roman" w:cs="Times New Roman"/>
+        </w:rPr>
+        <w:t>bindinghoz</w:t>
+      </w:r>
+      <w:proofErr w:type="spellEnd"/>
+      <w:r>
+        <w:rPr>
+          <w:rFonts w:ascii="Times New Roman" w:hAnsi="Times New Roman" w:cs="Times New Roman"/>
+        </w:rPr>
+        <w:t xml:space="preserve"> hozzáadom.</w:t>
+      </w:r>
+    </w:p>
+    <w:p>
+      <w:pPr>
+        <w:jc w:val="center"/>
+        <w:rPr>
+          <w:rFonts w:ascii="Times New Roman" w:hAnsi="Times New Roman" w:cs="Times New Roman"/>
+        </w:rPr>
+      </w:pPr>
+      <w:r>
+        <w:rPr>
+          <w:rFonts w:ascii="Times New Roman" w:hAnsi="Times New Roman" w:cs="Times New Roman"/>
+          <w:noProof/>
+        </w:rPr>
+        <w:drawing>
+          <wp:inline distT="0" distB="0" distL="0" distR="0" wp14:anchorId="78334573" wp14:editId="023E3BB7">
+            <wp:extent cx="3013544" cy="854038"/>
+            <wp:effectExtent l="0" t="0" r="0" b="3810"/>
+            <wp:docPr id="689082504" name="Kép 1"/>
+            <wp:cNvGraphicFramePr>
+              <a:graphicFrameLocks xmlns:a="http://schemas.openxmlformats.org/drawingml/2006/main" noChangeAspect="1"/>
+            </wp:cNvGraphicFramePr>
+            <a:graphic xmlns:a="http://schemas.openxmlformats.org/drawingml/2006/main">
+              <a:graphicData uri="http://schemas.openxmlformats.org/drawingml/2006/picture">
+                <pic:pic xmlns:pic="http://schemas.openxmlformats.org/drawingml/2006/picture">
+                  <pic:nvPicPr>
+                    <pic:cNvPr id="689082504" name=""/>
+                    <pic:cNvPicPr/>
+                  </pic:nvPicPr>
+                  <pic:blipFill>
+                    <a:blip r:embed="rId62"/>
+                    <a:stretch>
+                      <a:fillRect/>
+                    </a:stretch>
+                  </pic:blipFill>
+                  <pic:spPr>
+                    <a:xfrm>
+                      <a:off x="0" y="0"/>
+                      <a:ext cx="3105058" cy="879973"/>
+                    </a:xfrm>
+                    <a:prstGeom prst="rect">
+                      <a:avLst/>
+                    </a:prstGeom>
+                  </pic:spPr>
+                </pic:pic>
+              </a:graphicData>
+            </a:graphic>
+          </wp:inline>
+        </w:drawing>
+      </w:r>
+    </w:p>
+    <w:p>
+      <w:pPr>
+        <w:jc w:val="center"/>
+        <w:rPr>
+          <w:rFonts w:ascii="Times New Roman" w:hAnsi="Times New Roman" w:cs="Times New Roman"/>
+        </w:rPr>
+      </w:pPr>
+      <w:r>
+        <w:rPr>
+          <w:rFonts w:ascii="Times New Roman" w:hAnsi="Times New Roman" w:cs="Times New Roman"/>
+          <w:noProof/>
+        </w:rPr>
+        <mc:AlternateContent>
+          <mc:Choice Requires="wps">
+            <w:drawing>
+              <wp:anchor distT="0" distB="0" distL="114300" distR="114300" simplePos="0" relativeHeight="251663360" behindDoc="0" locked="0" layoutInCell="1" allowOverlap="1" wp14:anchorId="2A030517" wp14:editId="22C4FE8E">
+                <wp:simplePos x="0" y="0"/>
+                <wp:positionH relativeFrom="margin">
+                  <wp:align>center</wp:align>
+                </wp:positionH>
+                <wp:positionV relativeFrom="paragraph">
+                  <wp:posOffset>1757045</wp:posOffset>
+                </wp:positionV>
+                <wp:extent cx="3067050" cy="336550"/>
+                <wp:effectExtent l="19050" t="19050" r="38100" b="44450"/>
+                <wp:wrapNone/>
+                <wp:docPr id="1975337553" name="Téglalap 1"/>
+                <wp:cNvGraphicFramePr/>
+                <a:graphic xmlns:a="http://schemas.openxmlformats.org/drawingml/2006/main">
+                  <a:graphicData uri="http://schemas.microsoft.com/office/word/2010/wordprocessingShape">
+                    <wps:wsp>
+                      <wps:cNvSpPr/>
+                      <wps:spPr>
+                        <a:xfrm>
+                          <a:off x="0" y="0"/>
+                          <a:ext cx="3067050" cy="336550"/>
+                        </a:xfrm>
+                        <a:prstGeom prst="rect">
+                          <a:avLst/>
+                        </a:prstGeom>
+                        <a:noFill/>
+                        <a:ln w="57150">
+                          <a:solidFill>
+                            <a:srgbClr val="C00000"/>
+                          </a:solidFill>
+                        </a:ln>
+                      </wps:spPr>
+                      <wps:style>
+                        <a:lnRef idx="2">
+                          <a:schemeClr val="accent1">
+                            <a:shade val="15000"/>
+                          </a:schemeClr>
+                        </a:lnRef>
+                        <a:fillRef idx="1">
+                          <a:schemeClr val="accent1"/>
+                        </a:fillRef>
+                        <a:effectRef idx="0">
+                          <a:schemeClr val="accent1"/>
+                        </a:effectRef>
+                        <a:fontRef idx="minor">
+                          <a:schemeClr val="lt1"/>
+                        </a:fontRef>
+                      </wps:style>
+                      <wps:bodyPr rot="0" spcFirstLastPara="0" vertOverflow="overflow" horzOverflow="overflow" vert="horz" wrap="square" lIns="91440" tIns="45720" rIns="91440" bIns="45720" numCol="1" spcCol="0" rtlCol="0" fromWordArt="0" anchor="ctr" anchorCtr="0" forceAA="0" compatLnSpc="1">
+                        <a:prstTxWarp prst="textNoShape">
+                          <a:avLst/>
+                        </a:prstTxWarp>
+                        <a:noAutofit/>
+                      </wps:bodyPr>
+                    </wps:wsp>
+                  </a:graphicData>
+                </a:graphic>
+                <wp14:sizeRelH relativeFrom="margin">
+                  <wp14:pctWidth>0</wp14:pctWidth>
+                </wp14:sizeRelH>
+                <wp14:sizeRelV relativeFrom="margin">
+                  <wp14:pctHeight>0</wp14:pctHeight>
+                </wp14:sizeRelV>
+              </wp:anchor>
+            </w:drawing>
+          </mc:Choice>
+          <mc:Fallback>
+            <w:pict>
+              <v:rect w14:anchorId="22A8AF93" id="Téglalap 1" o:spid="_x0000_s1026" style="position:absolute;margin-left:0;margin-top:138.35pt;width:241.5pt;height:26.5pt;z-index:251663360;visibility:visible;mso-wrap-style:square;mso-width-percent:0;mso-height-percent:0;mso-wrap-distance-left:9pt;mso-wrap-distance-top:0;mso-wrap-distance-right:9pt;mso-wrap-distance-bottom:0;mso-position-horizontal:center;mso-position-horizontal-relative:margin;mso-position-vertical:absolute;mso-position-vertical-relative:text;mso-width-percent:0;mso-height-percent:0;mso-width-relative:margin;mso-height-relative:margin;v-text-anchor:middle" o:gfxdata="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" filled="f" strokecolor="#c00000" strokeweight="4.5pt">
+                <w10:wrap anchorx="margin"/>
+              </v:rect>
+            </w:pict>
+          </mc:Fallback>
+        </mc:AlternateContent>
+      </w:r>
+      <w:r>
+        <w:rPr>
+          <w:rFonts w:ascii="Times New Roman" w:hAnsi="Times New Roman" w:cs="Times New Roman"/>
+          <w:noProof/>
+        </w:rPr>
+        <w:drawing>
+          <wp:inline distT="0" distB="0" distL="0" distR="0" wp14:anchorId="336FF1B9" wp14:editId="291AB8FA">
+            <wp:extent cx="3040975" cy="2449002"/>
+            <wp:effectExtent l="0" t="0" r="7620" b="8890"/>
+            <wp:docPr id="1325332637" name="Kép 1"/>
+            <wp:cNvGraphicFramePr>
+              <a:graphicFrameLocks xmlns:a="http://schemas.openxmlformats.org/drawingml/2006/main" noChangeAspect="1"/>
+            </wp:cNvGraphicFramePr>
+            <a:graphic xmlns:a="http://schemas.openxmlformats.org/drawingml/2006/main">
+              <a:graphicData uri="http://schemas.openxmlformats.org/drawingml/2006/picture">
+                <pic:pic xmlns:pic="http://schemas.openxmlformats.org/drawingml/2006/picture">
+                  <pic:nvPicPr>
+                    <pic:cNvPr id="1325332637" name=""/>
+                    <pic:cNvPicPr/>
+                  </pic:nvPicPr>
+                  <pic:blipFill>
+                    <a:blip r:embed="rId63"/>
+                    <a:stretch>
+                      <a:fillRect/>
+                    </a:stretch>
+                  </pic:blipFill>
+                  <pic:spPr>
+                    <a:xfrm>
+                      <a:off x="0" y="0"/>
+                      <a:ext cx="3105182" cy="2500710"/>
+                    </a:xfrm>
+                    <a:prstGeom prst="rect">
+                      <a:avLst/>
+                    </a:prstGeom>
+                  </pic:spPr>
+                </pic:pic>
+              </a:graphicData>
+            </a:graphic>
+          </wp:inline>
+        </w:drawing>
+      </w:r>
+    </w:p>
+    <w:p>
+      <w:pPr>
+        <w:jc w:val="both"/>
+        <w:rPr>
+          <w:rFonts w:ascii="Times New Roman" w:hAnsi="Times New Roman" w:cs="Times New Roman"/>
+        </w:rPr>
+      </w:pPr>
+      <w:r>
+        <w:rPr>
+          <w:rFonts w:ascii="Times New Roman" w:hAnsi="Times New Roman" w:cs="Times New Roman"/>
+        </w:rPr>
+        <w:lastRenderedPageBreak/>
+        <w:t xml:space="preserve">Ha ezeket mind megcsináltam és a tanúsítvány megfelelően működik, akkor </w:t>
+      </w:r>
+      <w:r>
+        <w:rPr>
+          <w:rFonts w:ascii="Times New Roman" w:hAnsi="Times New Roman" w:cs="Times New Roman"/>
+        </w:rPr>
+        <w:t xml:space="preserve">a weboldal hitelesítve lesz és biztonságosnak írja ki böngésző. Itt található a </w:t>
+      </w:r>
+      <w:r>
+        <w:rPr>
+          <w:rFonts w:ascii="Times New Roman" w:hAnsi="Times New Roman" w:cs="Times New Roman"/>
+          <w:color w:val="D86DCB" w:themeColor="accent5" w:themeTint="99"/>
+        </w:rPr>
+        <w:t>telekomworkforce.hu</w:t>
+      </w:r>
+      <w:r>
+        <w:rPr>
+          <w:rFonts w:ascii="Times New Roman" w:hAnsi="Times New Roman" w:cs="Times New Roman"/>
+        </w:rPr>
+        <w:t>, ami a dolgozók saját weboldala vállalati ügyek kezelésére fenntartva</w:t>
+      </w:r>
+      <w:r>
+        <w:rPr>
+          <w:rFonts w:ascii="Times New Roman" w:hAnsi="Times New Roman" w:cs="Times New Roman"/>
+        </w:rPr>
+        <w:t xml:space="preserve"> és az elérési útja</w:t>
+      </w:r>
+      <w:r>
+        <w:rPr>
+          <w:rFonts w:ascii="Times New Roman" w:hAnsi="Times New Roman" w:cs="Times New Roman"/>
+        </w:rPr>
+        <w:t xml:space="preserve">: </w:t>
+      </w:r>
+    </w:p>
+    <w:p>
+      <w:pPr>
+        <w:jc w:val="center"/>
+        <w:rPr>
+          <w:rFonts w:ascii="Times New Roman" w:hAnsi="Times New Roman" w:cs="Times New Roman"/>
+        </w:rPr>
+      </w:pPr>
+      <w:r>
+        <w:rPr>
+          <w:rFonts w:ascii="Times New Roman" w:hAnsi="Times New Roman" w:cs="Times New Roman"/>
+          <w:noProof/>
+        </w:rPr>
+        <mc:AlternateContent>
+          <mc:Choice Requires="wps">
+            <w:drawing>
+              <wp:anchor distT="0" distB="0" distL="114300" distR="114300" simplePos="0" relativeHeight="251664384" behindDoc="0" locked="0" layoutInCell="1" allowOverlap="1" wp14:anchorId="7BFBB82D" wp14:editId="423D3688">
+                <wp:simplePos x="0" y="0"/>
+                <wp:positionH relativeFrom="column">
+                  <wp:posOffset>345049</wp:posOffset>
+                </wp:positionH>
+                <wp:positionV relativeFrom="paragraph">
+                  <wp:posOffset>219612</wp:posOffset>
+                </wp:positionV>
+                <wp:extent cx="1463040" cy="239151"/>
+                <wp:effectExtent l="19050" t="19050" r="22860" b="27940"/>
+                <wp:wrapNone/>
+                <wp:docPr id="1488854456" name="Ellipszis 2"/>
+                <wp:cNvGraphicFramePr/>
+                <a:graphic xmlns:a="http://schemas.openxmlformats.org/drawingml/2006/main">
+                  <a:graphicData uri="http://schemas.microsoft.com/office/word/2010/wordprocessingShape">
+                    <wps:wsp>
+                      <wps:cNvSpPr/>
+                      <wps:spPr>
+                        <a:xfrm>
+                          <a:off x="0" y="0"/>
+                          <a:ext cx="1463040" cy="239151"/>
+                        </a:xfrm>
+                        <a:prstGeom prst="ellipse">
+                          <a:avLst/>
+                        </a:prstGeom>
+                        <a:noFill/>
+                        <a:ln w="38100">
+                          <a:solidFill>
+                            <a:srgbClr val="C00000"/>
+                          </a:solidFill>
+                        </a:ln>
+                      </wps:spPr>
+                      <wps:style>
+                        <a:lnRef idx="2">
+                          <a:schemeClr val="accent1">
+                            <a:shade val="15000"/>
+                          </a:schemeClr>
+                        </a:lnRef>
+                        <a:fillRef idx="1">
+                          <a:schemeClr val="accent1"/>
+                        </a:fillRef>
+                        <a:effectRef idx="0">
+                          <a:schemeClr val="accent1"/>
+                        </a:effectRef>
+                        <a:fontRef idx="minor">
+                          <a:schemeClr val="lt1"/>
+                        </a:fontRef>
+                      </wps:style>
+                      <wps:bodyPr rot="0" spcFirstLastPara="0" vertOverflow="overflow" horzOverflow="overflow" vert="horz" wrap="square" lIns="91440" tIns="45720" rIns="91440" bIns="45720" numCol="1" spcCol="0" rtlCol="0" fromWordArt="0" anchor="ctr" anchorCtr="0" forceAA="0" compatLnSpc="1">
+                        <a:prstTxWarp prst="textNoShape">
+                          <a:avLst/>
+                        </a:prstTxWarp>
+                        <a:noAutofit/>
+                      </wps:bodyPr>
+                    </wps:wsp>
+                  </a:graphicData>
+                </a:graphic>
+              </wp:anchor>
+            </w:drawing>
+          </mc:Choice>
+          <mc:Fallback>
+            <w:pict>
+              <v:oval w14:anchorId="79CBFEB1" id="Ellipszis 2" o:spid="_x0000_s1026" style="position:absolute;margin-left:27.15pt;margin-top:17.3pt;width:115.2pt;height:18.85pt;z-index:251664384;visibility:visible;mso-wrap-style:square;mso-wrap-distance-left:9pt;mso-wrap-distance-top:0;mso-wrap-distance-right:9pt;mso-wrap-distance-bottom:0;mso-position-horizontal:absolute;mso-position-horizontal-relative:text;mso-position-vertical:absolute;mso-position-vertical-relative:text;v-text-anchor:middle" o:gfxdata="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" filled="f" strokecolor="#c00000" strokeweight="3pt">
+                <v:stroke joinstyle="miter"/>
+              </v:oval>
+            </w:pict>
+          </mc:Fallback>
+        </mc:AlternateContent>
+      </w:r>
+      <w:r>
+        <w:rPr>
+          <w:rFonts w:ascii="Times New Roman" w:hAnsi="Times New Roman" w:cs="Times New Roman"/>
+          <w:noProof/>
+        </w:rPr>
+        <w:drawing>
+          <wp:inline distT="0" distB="0" distL="0" distR="0" wp14:anchorId="71B27F28" wp14:editId="2BBB7BA2">
+            <wp:extent cx="5760720" cy="4074795"/>
+            <wp:effectExtent l="0" t="0" r="0" b="1905"/>
+            <wp:docPr id="1115070978" name="Kép 1"/>
+            <wp:cNvGraphicFramePr>
+              <a:graphicFrameLocks xmlns:a="http://schemas.openxmlformats.org/drawingml/2006/main" noChangeAspect="1"/>
+            </wp:cNvGraphicFramePr>
+            <a:graphic xmlns:a="http://schemas.openxmlformats.org/drawingml/2006/main">
+              <a:graphicData uri="http://schemas.openxmlformats.org/drawingml/2006/picture">
+                <pic:pic xmlns:pic="http://schemas.openxmlformats.org/drawingml/2006/picture">
+                  <pic:nvPicPr>
+                    <pic:cNvPr id="1115070978" name=""/>
+                    <pic:cNvPicPr/>
+                  </pic:nvPicPr>
+                  <pic:blipFill>
+                    <a:blip r:embed="rId64"/>
+                    <a:stretch>
+                      <a:fillRect/>
+                    </a:stretch>
+                  </pic:blipFill>
+                  <pic:spPr>
+                    <a:xfrm>
+                      <a:off x="0" y="0"/>
+                      <a:ext cx="5760720" cy="4074795"/>
+                    </a:xfrm>
+                    <a:prstGeom prst="rect">
+                      <a:avLst/>
+                    </a:prstGeom>
+                  </pic:spPr>
+                </pic:pic>
+              </a:graphicData>
+            </a:graphic>
+          </wp:inline>
+        </w:drawing>
+      </w:r>
+    </w:p>
+    <w:p>
+      <w:pPr>
+        <w:jc w:val="center"/>
+        <w:rPr>
+          <w:rFonts w:ascii="Times New Roman" w:hAnsi="Times New Roman" w:cs="Times New Roman"/>
+        </w:rPr>
+      </w:pPr>
+      <w:r>
+        <w:rPr>
+          <w:rFonts w:ascii="Times New Roman" w:hAnsi="Times New Roman" w:cs="Times New Roman"/>
+          <w:noProof/>
+        </w:rPr>
+        <w:drawing>
+          <wp:inline distT="0" distB="0" distL="0" distR="0" wp14:anchorId="2B41C9AB" wp14:editId="083158BC">
+            <wp:extent cx="5760720" cy="1311275"/>
+            <wp:effectExtent l="0" t="0" r="0" b="3175"/>
+            <wp:docPr id="121719793" name="Kép 1"/>
+            <wp:cNvGraphicFramePr>
+              <a:graphicFrameLocks xmlns:a="http://schemas.openxmlformats.org/drawingml/2006/main" noChangeAspect="1"/>
+            </wp:cNvGraphicFramePr>
+            <a:graphic xmlns:a="http://schemas.openxmlformats.org/drawingml/2006/main">
+              <a:graphicData uri="http://schemas.openxmlformats.org/drawingml/2006/picture">
+                <pic:pic xmlns:pic="http://schemas.openxmlformats.org/drawingml/2006/picture">
+                  <pic:nvPicPr>
+                    <pic:cNvPr id="121719793" name=""/>
+                    <pic:cNvPicPr/>
+                  </pic:nvPicPr>
+                  <pic:blipFill>
+                    <a:blip r:embed="rId65"/>
+                    <a:stretch>
+                      <a:fillRect/>
+                    </a:stretch>
+                  </pic:blipFill>
+                  <pic:spPr>
+                    <a:xfrm>
+                      <a:off x="0" y="0"/>
+                      <a:ext cx="5760720" cy="1311275"/>
+                    </a:xfrm>
+                    <a:prstGeom prst="rect">
+                      <a:avLst/>
+                    </a:prstGeom>
+                  </pic:spPr>
+                </pic:pic>
+              </a:graphicData>
+            </a:graphic>
+          </wp:inline>
+        </w:drawing>
+      </w:r>
+    </w:p>
+    <w:p>
+      <w:pPr>
+        <w:jc w:val="both"/>
+        <w:rPr>
+          <w:rFonts w:ascii="Times New Roman" w:hAnsi="Times New Roman" w:cs="Times New Roman"/>
+          <w:color w:val="C00000"/>
+        </w:rPr>
+      </w:pPr>
+      <w:r>
+        <w:rPr>
+          <w:rFonts w:ascii="Times New Roman" w:hAnsi="Times New Roman" w:cs="Times New Roman"/>
+          <w:color w:val="C00000"/>
+        </w:rPr>
+        <w:t xml:space="preserve">Összefoglaló elmélet: </w:t>
+      </w:r>
+    </w:p>
+    <w:p>
+      <w:pPr>
+        <w:jc w:val="both"/>
+        <w:rPr>
+          <w:rFonts w:ascii="Times New Roman" w:hAnsi="Times New Roman" w:cs="Times New Roman"/>
+          <w:color w:val="000000" w:themeColor="text1"/>
+        </w:rPr>
+      </w:pPr>
+      <w:r>
+        <w:rPr>
+          <w:rFonts w:ascii="Times New Roman" w:hAnsi="Times New Roman" w:cs="Times New Roman"/>
+          <w:color w:val="000000" w:themeColor="text1"/>
+        </w:rPr>
+        <w:t>A tanúsítvány két részből áll: egy publikus kulcsból és egy privát kulcsból. A publikus kulcsot bárki láthatja, ez kerül bele a tanúsítványba (.CER). A privát kulcs viszont kizárólag a szerveren létezik, és titokban kell maradnia.</w:t>
+      </w:r>
+    </w:p>
+    <w:p>
+      <w:pPr>
+        <w:jc w:val="both"/>
+        <w:rPr>
+          <w:rFonts w:ascii="Times New Roman" w:hAnsi="Times New Roman" w:cs="Times New Roman"/>
+          <w:color w:val="000000" w:themeColor="text1"/>
+        </w:rPr>
+      </w:pPr>
+      <w:r>
+        <w:rPr>
+          <w:rFonts w:ascii="Times New Roman" w:hAnsi="Times New Roman" w:cs="Times New Roman"/>
+          <w:color w:val="000000" w:themeColor="text1"/>
+        </w:rPr>
+        <w:t>Amikor a szerveren létrehozzuk a tanúsítványkérelmet (CSR), akkor a rendszer automatikusan létrehozza a privát kulcsot is. A CA (tanúsítványkiadó) csak a publikus részt állítja ki, ezért a CA-tól kapott tanúsítvány nem tartalmaz privát kulcsot. A tanúsítványt vissza kell importálni arra a szerverre, ahol a CSR készült, hogy a publikus tanúsítvány és a privát kulcs újra összepárosodjon.</w:t>
+      </w:r>
+    </w:p>
+    <w:p>
+      <w:pPr>
+        <w:jc w:val="both"/>
+        <w:rPr>
+          <w:rFonts w:ascii="Times New Roman" w:hAnsi="Times New Roman" w:cs="Times New Roman"/>
+          <w:color w:val="000000" w:themeColor="text1"/>
+        </w:rPr>
+      </w:pPr>
+      <w:r>
+        <w:rPr>
+          <w:rFonts w:ascii="Times New Roman" w:hAnsi="Times New Roman" w:cs="Times New Roman"/>
+          <w:color w:val="000000" w:themeColor="text1"/>
+        </w:rPr>
+        <w:lastRenderedPageBreak/>
+        <w:t xml:space="preserve">A privát kulcsra azért van szükség, mert a HTTPS kapcsolat biztonsága ezen alapul. A szerver ezzel a kulccsal tudja bizonyítani a böngésző felé, hogy valóban ő a </w:t>
+      </w:r>
+      <w:proofErr w:type="spellStart"/>
+      <w:r>
+        <w:rPr>
+          <w:rFonts w:ascii="Times New Roman" w:hAnsi="Times New Roman" w:cs="Times New Roman"/>
+          <w:color w:val="000000" w:themeColor="text1"/>
+        </w:rPr>
+        <w:t>domain</w:t>
+      </w:r>
+      <w:proofErr w:type="spellEnd"/>
+      <w:r>
+        <w:rPr>
+          <w:rFonts w:ascii="Times New Roman" w:hAnsi="Times New Roman" w:cs="Times New Roman"/>
+          <w:color w:val="000000" w:themeColor="text1"/>
+        </w:rPr>
+        <w:t xml:space="preserve"> tulajdonosa, és ezzel tudja </w:t>
+      </w:r>
+      <w:proofErr w:type="spellStart"/>
+      <w:r>
+        <w:rPr>
+          <w:rFonts w:ascii="Times New Roman" w:hAnsi="Times New Roman" w:cs="Times New Roman"/>
+          <w:color w:val="000000" w:themeColor="text1"/>
+        </w:rPr>
+        <w:t>titkosítani</w:t>
+      </w:r>
+      <w:proofErr w:type="spellEnd"/>
+      <w:r>
+        <w:rPr>
+          <w:rFonts w:ascii="Times New Roman" w:hAnsi="Times New Roman" w:cs="Times New Roman"/>
+          <w:color w:val="000000" w:themeColor="text1"/>
+        </w:rPr>
+        <w:t xml:space="preserve"> a kommunikációt. Ha a privát kulcs nem lenne jelen, a tanúsítvány használhatatlan lenne, és a böngésző nem fogadná el a kapcsolatot.</w:t>
+      </w:r>
+    </w:p>
+    <w:p>
+      <w:pPr>
+        <w:jc w:val="both"/>
+        <w:rPr>
+          <w:rFonts w:ascii="Times New Roman" w:hAnsi="Times New Roman" w:cs="Times New Roman"/>
+          <w:color w:val="000000" w:themeColor="text1"/>
+        </w:rPr>
+      </w:pPr>
+      <w:r>
+        <w:rPr>
+          <w:rFonts w:ascii="Times New Roman" w:hAnsi="Times New Roman" w:cs="Times New Roman"/>
+          <w:color w:val="000000" w:themeColor="text1"/>
+        </w:rPr>
+        <w:t>Ezért kell a tanúsítványt végül PFX formátumban exportálni: a PFX tartalmazza a tanúsítványt és a hozzá tartozó privát kulcsot is, így az IIS vagy más webszerver képes lesz teljes értékű, hiteles HTTPS kapcsolatot létrehozni.</w:t>
+      </w:r>
+    </w:p>
+    <w:p>
+      <w:pPr>
+        <w:jc w:val="both"/>
+        <w:rPr>
+          <w:rFonts w:ascii="Times New Roman" w:hAnsi="Times New Roman" w:cs="Times New Roman"/>
+          <w:color w:val="C00000"/>
+        </w:rPr>
+      </w:pPr>
+    </w:p>
+    <w:p>
+      <w:pPr>
+        <w:jc w:val="both"/>
+        <w:rPr>
+          <w:rFonts w:ascii="Times New Roman" w:hAnsi="Times New Roman" w:cs="Times New Roman"/>
+        </w:rPr>
+      </w:pPr>
+    </w:p>
+    <w:p>
+      <w:pPr>
+        <w:jc w:val="both"/>
+        <w:rPr>
+          <w:rFonts w:ascii="Times New Roman" w:hAnsi="Times New Roman" w:cs="Times New Roman"/>
+        </w:rPr>
+      </w:pPr>
+    </w:p>
+    <w:p>
+      <w:pPr>
+        <w:jc w:val="both"/>
+        <w:rPr>
+          <w:rFonts w:ascii="Times New Roman" w:hAnsi="Times New Roman" w:cs="Times New Roman"/>
+        </w:rPr>
+      </w:pPr>
+    </w:p>
+    <w:p>
+      <w:pPr>
+        <w:jc w:val="both"/>
+        <w:rPr>
+          <w:rFonts w:ascii="Times New Roman" w:hAnsi="Times New Roman" w:cs="Times New Roman"/>
+        </w:rPr>
+      </w:pPr>
+    </w:p>
+    <w:p>
+      <w:pPr>
+        <w:jc w:val="both"/>
+        <w:rPr>
+          <w:rFonts w:ascii="Times New Roman" w:hAnsi="Times New Roman" w:cs="Times New Roman"/>
+        </w:rPr>
+      </w:pPr>
+    </w:p>
+    <w:p>
+      <w:pPr>
+        <w:jc w:val="both"/>
+        <w:rPr>
+          <w:rFonts w:ascii="Times New Roman" w:hAnsi="Times New Roman" w:cs="Times New Roman"/>
+        </w:rPr>
+      </w:pPr>
+    </w:p>
+    <w:p>
+      <w:pPr>
+        <w:jc w:val="both"/>
+        <w:rPr>
+          <w:rFonts w:ascii="Times New Roman" w:hAnsi="Times New Roman" w:cs="Times New Roman"/>
+        </w:rPr>
+      </w:pPr>
+    </w:p>
+    <w:p>
+      <w:pPr>
+        <w:jc w:val="both"/>
+        <w:rPr>
+          <w:rFonts w:ascii="Times New Roman" w:hAnsi="Times New Roman" w:cs="Times New Roman"/>
+        </w:rPr>
+      </w:pPr>
+    </w:p>
+    <w:p>
+      <w:pPr>
+        <w:jc w:val="both"/>
+        <w:rPr>
+          <w:rFonts w:ascii="Times New Roman" w:hAnsi="Times New Roman" w:cs="Times New Roman"/>
+        </w:rPr>
+      </w:pPr>
+    </w:p>
+    <w:p>
+      <w:pPr>
+        <w:jc w:val="both"/>
+        <w:rPr>
+          <w:rFonts w:ascii="Times New Roman" w:hAnsi="Times New Roman" w:cs="Times New Roman"/>
+        </w:rPr>
+      </w:pPr>
+    </w:p>
+    <w:p>
+      <w:pPr>
+        <w:jc w:val="both"/>
+        <w:rPr>
+          <w:rFonts w:ascii="Times New Roman" w:hAnsi="Times New Roman" w:cs="Times New Roman"/>
+        </w:rPr>
+      </w:pPr>
+    </w:p>
+    <w:p>
+      <w:pPr>
+        <w:jc w:val="both"/>
+        <w:rPr>
+          <w:rFonts w:ascii="Times New Roman" w:hAnsi="Times New Roman" w:cs="Times New Roman"/>
+        </w:rPr>
+      </w:pPr>
+    </w:p>
+    <w:p>
+      <w:pPr>
+        <w:jc w:val="both"/>
+        <w:rPr>
+          <w:rFonts w:ascii="Times New Roman" w:hAnsi="Times New Roman" w:cs="Times New Roman"/>
+        </w:rPr>
+      </w:pPr>
+    </w:p>
+    <w:p>
+      <w:pPr>
+        <w:jc w:val="both"/>
+        <w:rPr>
+          <w:rFonts w:ascii="Times New Roman" w:hAnsi="Times New Roman" w:cs="Times New Roman"/>
+        </w:rPr>
+      </w:pPr>
+    </w:p>
+    <w:p>
+      <w:pPr>
+        <w:jc w:val="both"/>
+        <w:rPr>
+          <w:rFonts w:ascii="Times New Roman" w:hAnsi="Times New Roman" w:cs="Times New Roman"/>
+        </w:rPr>
+      </w:pPr>
+    </w:p>
+    <w:p>
+      <w:pPr>
+        <w:jc w:val="both"/>
+        <w:rPr>
+          <w:rFonts w:ascii="Times New Roman" w:hAnsi="Times New Roman" w:cs="Times New Roman"/>
+        </w:rPr>
+      </w:pPr>
+    </w:p>
+    <w:p>
+      <w:pPr>
+        <w:jc w:val="both"/>
         <w:rPr>
           <w:rFonts w:ascii="Times New Roman" w:hAnsi="Times New Roman" w:cs="Times New Roman"/>
         </w:rPr>
@@ -4441,7 +10778,7 @@
       </w:pPr>
     </w:p>
     <w:sectPr>
-      <w:headerReference w:type="default" r:id="rId45"/>
+      <w:headerReference w:type="default" r:id="rId66"/>
       <w:pgSz w:w="11906" w:h="16838"/>
       <w:pgMar w:top="1417" w:right="1417" w:bottom="1417" w:left="1417" w:header="708" w:footer="708" w:gutter="0"/>
       <w:cols w:space="708"/>
@@ -4706,9 +11043,9 @@
     </w:lvl>
   </w:abstractNum>
   <w:abstractNum w:abstractNumId="1" w15:restartNumberingAfterBreak="0">
-    <w:nsid w:val="0E632E9A"/>
+    <w:nsid w:val="0D330405"/>
     <w:multiLevelType w:val="multilevel"/>
-    <w:tmpl w:val="1BA86EAC"/>
+    <w:tmpl w:val="BA2479C4"/>
     <w:lvl w:ilvl="0">
       <w:start w:val="1"/>
       <w:numFmt w:val="bullet"/>
@@ -4855,6 +11192,155 @@
     </w:lvl>
   </w:abstractNum>
   <w:abstractNum w:abstractNumId="2" w15:restartNumberingAfterBreak="0">
+    <w:nsid w:val="0E632E9A"/>
+    <w:multiLevelType w:val="multilevel"/>
+    <w:tmpl w:val="1BA86EAC"/>
+    <w:lvl w:ilvl="0">
+      <w:start w:val="1"/>
+      <w:numFmt w:val="bullet"/>
+      <w:lvlText w:val=""/>
+      <w:lvlJc w:val="left"/>
+      <w:pPr>
+        <w:tabs>
+          <w:tab w:val="num" w:pos="720"/>
+        </w:tabs>
+        <w:ind w:left="720" w:hanging="360"/>
+      </w:pPr>
+      <w:rPr>
+        <w:rFonts w:ascii="Symbol" w:hAnsi="Symbol" w:hint="default"/>
+        <w:sz w:val="20"/>
+      </w:rPr>
+    </w:lvl>
+    <w:lvl w:ilvl="1" w:tentative="1">
+      <w:start w:val="1"/>
+      <w:numFmt w:val="bullet"/>
+      <w:lvlText w:val="o"/>
+      <w:lvlJc w:val="left"/>
+      <w:pPr>
+        <w:tabs>
+          <w:tab w:val="num" w:pos="1440"/>
+        </w:tabs>
+        <w:ind w:left="1440" w:hanging="360"/>
+      </w:pPr>
+      <w:rPr>
+        <w:rFonts w:ascii="Courier New" w:hAnsi="Courier New" w:hint="default"/>
+        <w:sz w:val="20"/>
+      </w:rPr>
+    </w:lvl>
+    <w:lvl w:ilvl="2" w:tentative="1">
+      <w:start w:val="1"/>
+      <w:numFmt w:val="bullet"/>
+      <w:lvlText w:val=""/>
+      <w:lvlJc w:val="left"/>
+      <w:pPr>
+        <w:tabs>
+          <w:tab w:val="num" w:pos="2160"/>
+        </w:tabs>
+        <w:ind w:left="2160" w:hanging="360"/>
+      </w:pPr>
+      <w:rPr>
+        <w:rFonts w:ascii="Wingdings" w:hAnsi="Wingdings" w:hint="default"/>
+        <w:sz w:val="20"/>
+      </w:rPr>
+    </w:lvl>
+    <w:lvl w:ilvl="3" w:tentative="1">
+      <w:start w:val="1"/>
+      <w:numFmt w:val="bullet"/>
+      <w:lvlText w:val=""/>
+      <w:lvlJc w:val="left"/>
+      <w:pPr>
+        <w:tabs>
+          <w:tab w:val="num" w:pos="2880"/>
+        </w:tabs>
+        <w:ind w:left="2880" w:hanging="360"/>
+      </w:pPr>
+      <w:rPr>
+        <w:rFonts w:ascii="Wingdings" w:hAnsi="Wingdings" w:hint="default"/>
+        <w:sz w:val="20"/>
+      </w:rPr>
+    </w:lvl>
+    <w:lvl w:ilvl="4" w:tentative="1">
+      <w:start w:val="1"/>
+      <w:numFmt w:val="bullet"/>
+      <w:lvlText w:val=""/>
+      <w:lvlJc w:val="left"/>
+      <w:pPr>
+        <w:tabs>
+          <w:tab w:val="num" w:pos="3600"/>
+        </w:tabs>
+        <w:ind w:left="3600" w:hanging="360"/>
+      </w:pPr>
+      <w:rPr>
+        <w:rFonts w:ascii="Wingdings" w:hAnsi="Wingdings" w:hint="default"/>
+        <w:sz w:val="20"/>
+      </w:rPr>
+    </w:lvl>
+    <w:lvl w:ilvl="5" w:tentative="1">
+      <w:start w:val="1"/>
+      <w:numFmt w:val="bullet"/>
+      <w:lvlText w:val=""/>
+      <w:lvlJc w:val="left"/>
+      <w:pPr>
+        <w:tabs>
+          <w:tab w:val="num" w:pos="4320"/>
+        </w:tabs>
+        <w:ind w:left="4320" w:hanging="360"/>
+      </w:pPr>
+      <w:rPr>
+        <w:rFonts w:ascii="Wingdings" w:hAnsi="Wingdings" w:hint="default"/>
+        <w:sz w:val="20"/>
+      </w:rPr>
+    </w:lvl>
+    <w:lvl w:ilvl="6" w:tentative="1">
+      <w:start w:val="1"/>
+      <w:numFmt w:val="bullet"/>
+      <w:lvlText w:val=""/>
+      <w:lvlJc w:val="left"/>
+      <w:pPr>
+        <w:tabs>
+          <w:tab w:val="num" w:pos="5040"/>
+        </w:tabs>
+        <w:ind w:left="5040" w:hanging="360"/>
+      </w:pPr>
+      <w:rPr>
+        <w:rFonts w:ascii="Wingdings" w:hAnsi="Wingdings" w:hint="default"/>
+        <w:sz w:val="20"/>
+      </w:rPr>
+    </w:lvl>
+    <w:lvl w:ilvl="7" w:tentative="1">
+      <w:start w:val="1"/>
+      <w:numFmt w:val="bullet"/>
+      <w:lvlText w:val=""/>
+      <w:lvlJc w:val="left"/>
+      <w:pPr>
+        <w:tabs>
+          <w:tab w:val="num" w:pos="5760"/>
+        </w:tabs>
+        <w:ind w:left="5760" w:hanging="360"/>
+      </w:pPr>
+      <w:rPr>
+        <w:rFonts w:ascii="Wingdings" w:hAnsi="Wingdings" w:hint="default"/>
+        <w:sz w:val="20"/>
+      </w:rPr>
+    </w:lvl>
+    <w:lvl w:ilvl="8" w:tentative="1">
+      <w:start w:val="1"/>
+      <w:numFmt w:val="bullet"/>
+      <w:lvlText w:val=""/>
+      <w:lvlJc w:val="left"/>
+      <w:pPr>
+        <w:tabs>
+          <w:tab w:val="num" w:pos="6480"/>
+        </w:tabs>
+        <w:ind w:left="6480" w:hanging="360"/>
+      </w:pPr>
+      <w:rPr>
+        <w:rFonts w:ascii="Wingdings" w:hAnsi="Wingdings" w:hint="default"/>
+        <w:sz w:val="20"/>
+      </w:rPr>
+    </w:lvl>
+  </w:abstractNum>
+  <w:abstractNum w:abstractNumId="3" w15:restartNumberingAfterBreak="0">
     <w:nsid w:val="2B940B33"/>
     <w:multiLevelType w:val="hybridMultilevel"/>
     <w:tmpl w:val="A7841030"/>
@@ -4940,7 +11426,7 @@
       </w:pPr>
     </w:lvl>
   </w:abstractNum>
-  <w:abstractNum w:abstractNumId="3" w15:restartNumberingAfterBreak="0">
+  <w:abstractNum w:abstractNumId="4" w15:restartNumberingAfterBreak="0">
     <w:nsid w:val="48CB49F7"/>
     <w:multiLevelType w:val="hybridMultilevel"/>
     <w:tmpl w:val="18945528"/>
@@ -5029,7 +11515,7 @@
       </w:pPr>
     </w:lvl>
   </w:abstractNum>
-  <w:abstractNum w:abstractNumId="4" w15:restartNumberingAfterBreak="0">
+  <w:abstractNum w:abstractNumId="5" w15:restartNumberingAfterBreak="0">
     <w:nsid w:val="4B44261F"/>
     <w:multiLevelType w:val="hybridMultilevel"/>
     <w:tmpl w:val="CE2625C6"/>
@@ -5141,7 +11627,7 @@
       </w:rPr>
     </w:lvl>
   </w:abstractNum>
-  <w:abstractNum w:abstractNumId="5" w15:restartNumberingAfterBreak="0">
+  <w:abstractNum w:abstractNumId="6" w15:restartNumberingAfterBreak="0">
     <w:nsid w:val="7A82181E"/>
     <w:multiLevelType w:val="multilevel"/>
     <w:tmpl w:val="ABBE0A4C"/>
@@ -5286,7 +11772,7 @@
       </w:rPr>
     </w:lvl>
   </w:abstractNum>
-  <w:abstractNum w:abstractNumId="6" w15:restartNumberingAfterBreak="0">
+  <w:abstractNum w:abstractNumId="7" w15:restartNumberingAfterBreak="0">
     <w:nsid w:val="7AA85AEE"/>
     <w:multiLevelType w:val="hybridMultilevel"/>
     <w:tmpl w:val="3688492A"/>
@@ -5399,7 +11885,7 @@
       </w:rPr>
     </w:lvl>
   </w:abstractNum>
-  <w:abstractNum w:abstractNumId="7" w15:restartNumberingAfterBreak="0">
+  <w:abstractNum w:abstractNumId="8" w15:restartNumberingAfterBreak="0">
     <w:nsid w:val="7E43135B"/>
     <w:multiLevelType w:val="multilevel"/>
     <w:tmpl w:val="936E7D6A"/>
@@ -5549,28 +12035,31 @@
     </w:lvl>
   </w:abstractNum>
   <w:num w:numId="1" w16cid:durableId="869100658">
-    <w:abstractNumId w:val="2"/>
+    <w:abstractNumId w:val="3"/>
   </w:num>
   <w:num w:numId="2" w16cid:durableId="1476484726">
-    <w:abstractNumId w:val="3"/>
+    <w:abstractNumId w:val="4"/>
   </w:num>
   <w:num w:numId="3" w16cid:durableId="1005549825">
-    <w:abstractNumId w:val="6"/>
+    <w:abstractNumId w:val="7"/>
   </w:num>
   <w:num w:numId="4" w16cid:durableId="1191869380">
-    <w:abstractNumId w:val="4"/>
+    <w:abstractNumId w:val="5"/>
   </w:num>
   <w:num w:numId="5" w16cid:durableId="596526955">
     <w:abstractNumId w:val="0"/>
   </w:num>
   <w:num w:numId="6" w16cid:durableId="722096669">
-    <w:abstractNumId w:val="1"/>
+    <w:abstractNumId w:val="2"/>
   </w:num>
   <w:num w:numId="7" w16cid:durableId="933592522">
-    <w:abstractNumId w:val="5"/>
+    <w:abstractNumId w:val="6"/>
   </w:num>
   <w:num w:numId="8" w16cid:durableId="1443263463">
-    <w:abstractNumId w:val="7"/>
+    <w:abstractNumId w:val="8"/>
+  </w:num>
+  <w:num w:numId="9" w16cid:durableId="1762943373">
+    <w:abstractNumId w:val="1"/>
   </w:num>
 </w:numbering>
 </file>
